--- a/index.docx
+++ b/index.docx
@@ -31,7 +31,7 @@
         <w:pStyle w:val="Date"/>
       </w:pPr>
       <w:r>
-        <w:t xml:space="preserve">2025-12-04</w:t>
+        <w:t xml:space="preserve">2026-01-20</w:t>
       </w:r>
     </w:p>
     <w:p>
@@ -47,19 +47,46 @@
         <w:pStyle w:val="Abstract"/>
       </w:pPr>
       <w:r>
-        <w:t xml:space="preserve">This course provides students with essential skills and practical knowledge to harness machine learning techniques for accelerating materials discovery and design. Specifically tailored for students interested in the new BSc program</w:t>
+        <w:t xml:space="preserve">This course teaches how machine learning can be applied to experimental data</w:t>
       </w:r>
       <w:r>
         <w:t xml:space="preserve"> </w:t>
       </w:r>
       <w:r>
-        <w:t xml:space="preserve">“KI-Materialtechnologie”</w:t>
-      </w:r>
-      <w:r>
-        <w:t xml:space="preserve">/AI for materials technology”, it provides hands-on experience with core and advanced machine learning methods—including neural networks, optimization strategies, and generative modelling—to tackle real-world materials science problems. The course focuses on experimental data: microstructures, images, spectra, and processing parameters, connecting the messy, nonlinear world of processing and characterization signals with machine learning tools.</w:t>
-      </w:r>
-    </w:p>
-    <w:bookmarkStart w:id="45" w:name="X0a56b0bd4838ab784e68624d8ff4509bda60416"/>
+        <w:t xml:space="preserve">from materials processing and characterization. The focus lies on images,</w:t>
+      </w:r>
+      <w:r>
+        <w:t xml:space="preserve"> </w:t>
+      </w:r>
+      <w:r>
+        <w:t xml:space="preserve">spectra, time-series, and processing parameters, and on understanding how</w:t>
+      </w:r>
+      <w:r>
+        <w:t xml:space="preserve"> </w:t>
+      </w:r>
+      <w:r>
+        <w:t xml:space="preserve">physical data formation interacts with learning algorithms. Students learn to</w:t>
+      </w:r>
+      <w:r>
+        <w:t xml:space="preserve"> </w:t>
+      </w:r>
+      <w:r>
+        <w:t xml:space="preserve">build robust, uncertainty-aware ML pipelines for real experimental workflows,</w:t>
+      </w:r>
+      <w:r>
+        <w:t xml:space="preserve"> </w:t>
+      </w:r>
+      <w:r>
+        <w:t xml:space="preserve">avoiding common pitfalls such as data leakage, overfitting, and spurious</w:t>
+      </w:r>
+      <w:r>
+        <w:t xml:space="preserve"> </w:t>
+      </w:r>
+      <w:r>
+        <w:t xml:space="preserve">correlations.</w:t>
+      </w:r>
+    </w:p>
+    <w:bookmarkStart w:id="43" w:name="X0a56b0bd4838ab784e68624d8ff4509bda60416"/>
     <w:p>
       <w:pPr>
         <w:pStyle w:val="Heading1"/>
@@ -77,7 +104,90 @@
           <w:b/>
           <w:bCs/>
         </w:rPr>
-        <w:t xml:space="preserve">4th Semester – 5 ECTS, 2h lecture + 2h exercises per week</w:t>
+        <w:t xml:space="preserve">4th/5th Semester – 5 ECTS · 2h lecture + 2h exercises per week</w:t>
+      </w:r>
+      <w:r>
+        <w:br/>
+      </w:r>
+      <w:r>
+        <w:rPr>
+          <w:i/>
+          <w:iCs/>
+        </w:rPr>
+        <w:t xml:space="preserve">Coordinated with</w:t>
+      </w:r>
+      <w:r>
+        <w:rPr>
+          <w:i/>
+          <w:iCs/>
+        </w:rPr>
+        <w:t xml:space="preserve"> </w:t>
+      </w:r>
+      <w:r>
+        <w:rPr>
+          <w:i/>
+          <w:iCs/>
+        </w:rPr>
+        <w:t xml:space="preserve">“Mathematical Foundations of AI &amp; ML”</w:t>
+      </w:r>
+      <w:r>
+        <w:rPr>
+          <w:i/>
+          <w:iCs/>
+        </w:rPr>
+        <w:t xml:space="preserve"> </w:t>
+      </w:r>
+      <w:r>
+        <w:rPr>
+          <w:i/>
+          <w:iCs/>
+        </w:rPr>
+        <w:t xml:space="preserve">(MFML)</w:t>
+      </w:r>
+      <w:r>
+        <w:br/>
+      </w:r>
+      <w:r>
+        <w:rPr>
+          <w:i/>
+          <w:iCs/>
+        </w:rPr>
+        <w:t xml:space="preserve">and</w:t>
+      </w:r>
+      <w:r>
+        <w:rPr>
+          <w:i/>
+          <w:iCs/>
+        </w:rPr>
+        <w:t xml:space="preserve"> </w:t>
+      </w:r>
+      <w:r>
+        <w:rPr>
+          <w:i/>
+          <w:iCs/>
+        </w:rPr>
+        <w:t xml:space="preserve">“Materials Genomics”</w:t>
+      </w:r>
+      <w:r>
+        <w:rPr>
+          <w:i/>
+          <w:iCs/>
+        </w:rPr>
+        <w:t xml:space="preserve"> </w:t>
+      </w:r>
+      <w:r>
+        <w:rPr>
+          <w:i/>
+          <w:iCs/>
+        </w:rPr>
+        <w:t xml:space="preserve">(MG)</w:t>
+      </w:r>
+    </w:p>
+    <w:p>
+      <w:r>
+        <w:pict>
+          <v:rect style="width:0;height:1.5pt" o:hralign="center" o:hrstd="t" o:hr="t"/>
+        </w:pict>
       </w:r>
     </w:p>
     <w:bookmarkStart w:id="20" w:name="synergy-map"/>
@@ -91,6 +201,7 @@
     </w:p>
     <w:p>
       <w:pPr>
+        <w:pStyle w:val="Compact"/>
         <w:numPr>
           <w:ilvl w:val="0"/>
           <w:numId w:val="1001"/>
@@ -101,14 +212,24 @@
           <w:b/>
           <w:bCs/>
         </w:rPr>
-        <w:t xml:space="preserve">This course</w:t>
-      </w:r>
-      <w:r>
-        <w:t xml:space="preserve">: What ML can do with experimental data: microstructures, images, spectra, processing parameters.</w:t>
-      </w:r>
-    </w:p>
-    <w:p>
-      <w:pPr>
+        <w:t xml:space="preserve">MFML</w:t>
+      </w:r>
+      <w:r>
+        <w:t xml:space="preserve"> </w:t>
+      </w:r>
+      <w:r>
+        <w:t xml:space="preserve">provides the mathematical spine:</w:t>
+      </w:r>
+      <w:r>
+        <w:t xml:space="preserve"> </w:t>
+      </w:r>
+      <w:r>
+        <w:t xml:space="preserve">loss functions, neural networks, generalization, uncertainty, Gaussian Processes.</w:t>
+      </w:r>
+    </w:p>
+    <w:p>
+      <w:pPr>
+        <w:pStyle w:val="Compact"/>
         <w:numPr>
           <w:ilvl w:val="0"/>
           <w:numId w:val="1001"/>
@@ -119,14 +240,40 @@
           <w:b/>
           <w:bCs/>
         </w:rPr>
-        <w:t xml:space="preserve">Parallel ML intro course</w:t>
-      </w:r>
-      <w:r>
-        <w:t xml:space="preserve">: Teaches generic ML algorithms and image processing foundations (skimage, Fourier, wavelets, SVMs, Bayes classifiers).</w:t>
-      </w:r>
-    </w:p>
-    <w:p>
-      <w:pPr>
+        <w:t xml:space="preserve">This course (ML-PC)</w:t>
+      </w:r>
+      <w:r>
+        <w:t xml:space="preserve"> </w:t>
+      </w:r>
+      <w:r>
+        <w:t xml:space="preserve">applies these concepts to</w:t>
+      </w:r>
+      <w:r>
+        <w:t xml:space="preserve"> </w:t>
+      </w:r>
+      <w:r>
+        <w:rPr>
+          <w:i/>
+          <w:iCs/>
+        </w:rPr>
+        <w:t xml:space="preserve">experimental</w:t>
+      </w:r>
+      <w:r>
+        <w:t xml:space="preserve"> </w:t>
+      </w:r>
+      <w:r>
+        <w:t xml:space="preserve">data:</w:t>
+      </w:r>
+      <w:r>
+        <w:t xml:space="preserve"> </w:t>
+      </w:r>
+      <w:r>
+        <w:t xml:space="preserve">images, spectra, and processing signals.</w:t>
+      </w:r>
+    </w:p>
+    <w:p>
+      <w:pPr>
+        <w:pStyle w:val="Compact"/>
         <w:numPr>
           <w:ilvl w:val="0"/>
           <w:numId w:val="1001"/>
@@ -137,144 +284,252 @@
           <w:b/>
           <w:bCs/>
         </w:rPr>
-        <w:t xml:space="preserve">“Materials Genomics”</w:t>
+        <w:t xml:space="preserve">Materials Genomics</w:t>
+      </w:r>
+      <w:r>
+        <w:t xml:space="preserve"> </w:t>
+      </w:r>
+      <w:r>
+        <w:t xml:space="preserve">focuses on crystal structures, databases, and discovery.</w:t>
+      </w:r>
+    </w:p>
+    <w:p>
+      <w:pPr>
+        <w:pStyle w:val="FirstParagraph"/>
+      </w:pPr>
+      <w:r>
+        <w:t xml:space="preserve">ML-PC is therefore</w:t>
+      </w:r>
+      <w:r>
+        <w:t xml:space="preserve"> </w:t>
       </w:r>
       <w:r>
         <w:rPr>
           <w:b/>
           <w:bCs/>
         </w:rPr>
+        <w:t xml:space="preserve">application-driven</w:t>
+      </w:r>
+      <w:r>
+        <w:t xml:space="preserve">, not algorithm-driven.</w:t>
+      </w:r>
+    </w:p>
+    <w:p>
+      <w:r>
+        <w:pict>
+          <v:rect style="width:0;height:1.5pt" o:hralign="center" o:hrstd="t" o:hr="t"/>
+        </w:pict>
+      </w:r>
+    </w:p>
+    <w:bookmarkEnd w:id="20"/>
+    <w:bookmarkStart w:id="40" w:name="week-by-week-curriculum-14-weeks"/>
+    <w:p>
+      <w:pPr>
+        <w:pStyle w:val="Heading2"/>
+      </w:pPr>
+      <w:r>
+        <w:t xml:space="preserve">1.2 Week-by-Week Curriculum (14 weeks)</w:t>
+      </w:r>
+    </w:p>
+    <w:bookmarkStart w:id="24" w:name="Xd24e737216ad7c0a709fc0bdf9367074e8fbe43"/>
+    <w:p>
+      <w:pPr>
+        <w:pStyle w:val="Heading3"/>
+      </w:pPr>
+      <w:r>
+        <w:t xml:space="preserve">1.2.1 Unit I — Experimental Data as a Learning Problem (Weeks 1–3)</w:t>
+      </w:r>
+    </w:p>
+    <w:bookmarkStart w:id="21" w:name="week-1-what-makes-materials-data-special"/>
+    <w:p>
+      <w:pPr>
+        <w:pStyle w:val="Heading4"/>
+      </w:pPr>
+      <w:r>
+        <w:t xml:space="preserve">1.2.1.1 Week 1 – What makes materials data special?</w:t>
+      </w:r>
+    </w:p>
+    <w:p>
+      <w:pPr>
+        <w:pStyle w:val="Compact"/>
+        <w:numPr>
+          <w:ilvl w:val="0"/>
+          <w:numId w:val="1002"/>
+        </w:numPr>
+      </w:pPr>
+      <w:r>
+        <w:t xml:space="preserve">Types of experimental data:</w:t>
+      </w:r>
+      <w:r>
         <w:t xml:space="preserve"> </w:t>
       </w:r>
+      <w:r>
+        <w:t xml:space="preserve">micrographs, EBSD, EDS, EELS, XRD, process logs, thermal histories.</w:t>
+      </w:r>
+    </w:p>
+    <w:p>
+      <w:pPr>
+        <w:pStyle w:val="Compact"/>
+        <w:numPr>
+          <w:ilvl w:val="0"/>
+          <w:numId w:val="1002"/>
+        </w:numPr>
+      </w:pPr>
+      <w:r>
+        <w:t xml:space="preserve">PSPP (Processing–Structure–Property–Performance) as a</w:t>
+      </w:r>
+      <w:r>
+        <w:t xml:space="preserve"> </w:t>
+      </w:r>
+      <w:r>
+        <w:rPr>
+          <w:i/>
+          <w:iCs/>
+        </w:rPr>
+        <w:t xml:space="preserve">data dependency graph</w:t>
+      </w:r>
+      <w:r>
+        <w:t xml:space="preserve">.</w:t>
+      </w:r>
+    </w:p>
+    <w:p>
+      <w:pPr>
+        <w:pStyle w:val="Compact"/>
+        <w:numPr>
+          <w:ilvl w:val="0"/>
+          <w:numId w:val="1002"/>
+        </w:numPr>
+      </w:pPr>
+      <w:r>
+        <w:t xml:space="preserve">Why ML failure modes are common in experimental science.</w:t>
+      </w:r>
+    </w:p>
+    <w:p>
+      <w:pPr>
+        <w:pStyle w:val="FirstParagraph"/>
+      </w:pPr>
       <w:r>
         <w:rPr>
           <w:b/>
           <w:bCs/>
         </w:rPr>
-        <w:t xml:space="preserve">course</w:t>
-      </w:r>
-      <w:r>
-        <w:t xml:space="preserve">: Focuses on materials databases, descriptors, crystal graph representations, DFT data, high-throughput workflows, surrogate models.</w:t>
-      </w:r>
-    </w:p>
-    <w:bookmarkEnd w:id="20"/>
-    <w:bookmarkStart w:id="40" w:name="week-by-week-curriculum-14-weeks"/>
-    <w:p>
-      <w:pPr>
-        <w:pStyle w:val="Heading2"/>
-      </w:pPr>
-      <w:r>
-        <w:t xml:space="preserve">1.2 Week-by-Week Curriculum (14 weeks)</w:t>
-      </w:r>
-    </w:p>
-    <w:bookmarkStart w:id="24" w:name="X774782ae772eee4b3c2b21d2b576cd66d79dc9f"/>
-    <w:p>
-      <w:pPr>
-        <w:pStyle w:val="Heading3"/>
-      </w:pPr>
-      <w:r>
-        <w:t xml:space="preserve">1.2.1 Unit I — Foundations: From Materials Signals to Machine Learning (Weeks 1–3)</w:t>
-      </w:r>
-    </w:p>
-    <w:bookmarkStart w:id="21" w:name="week-1-what-makes-materials-data-special"/>
+        <w:t xml:space="preserve">Exercise:</w:t>
+      </w:r>
+      <w:r>
+        <w:br/>
+      </w:r>
+      <w:r>
+        <w:t xml:space="preserve">Inspect real microscopy and process datasets; identify sources of bias and noise.</w:t>
+      </w:r>
+    </w:p>
+    <w:p>
+      <w:r>
+        <w:pict>
+          <v:rect style="width:0;height:1.5pt" o:hralign="center" o:hrstd="t" o:hr="t"/>
+        </w:pict>
+      </w:r>
+    </w:p>
+    <w:bookmarkEnd w:id="21"/>
+    <w:bookmarkStart w:id="22" w:name="week-2-physics-of-data-formation"/>
     <w:p>
       <w:pPr>
         <w:pStyle w:val="Heading4"/>
       </w:pPr>
       <w:r>
-        <w:t xml:space="preserve">1.2.1.1 Week 1 – What makes materials data special?</w:t>
-      </w:r>
-    </w:p>
-    <w:p>
-      <w:pPr>
-        <w:pStyle w:val="Compact"/>
-        <w:numPr>
-          <w:ilvl w:val="0"/>
-          <w:numId w:val="1002"/>
-        </w:numPr>
-      </w:pPr>
-      <w:r>
-        <w:t xml:space="preserve">Types of data: micrographs, EBSD, EDS, EELS, XRD, process logs, thermal profiles, deformation curves.</w:t>
-      </w:r>
-    </w:p>
-    <w:p>
-      <w:pPr>
-        <w:pStyle w:val="Compact"/>
-        <w:numPr>
-          <w:ilvl w:val="0"/>
-          <w:numId w:val="1002"/>
-        </w:numPr>
-      </w:pPr>
-      <w:r>
-        <w:t xml:space="preserve">PSPP (Processing–Structure–Property–Performance) as a data graph.</w:t>
-      </w:r>
-    </w:p>
-    <w:p>
-      <w:pPr>
-        <w:pStyle w:val="Compact"/>
-        <w:numPr>
-          <w:ilvl w:val="0"/>
-          <w:numId w:val="1002"/>
-        </w:numPr>
-      </w:pPr>
-      <w:r>
-        <w:t xml:space="preserve">Why vision-based ML and time-series ML are central to processing &amp; characterization.</w:t>
-      </w:r>
-    </w:p>
-    <w:bookmarkEnd w:id="21"/>
-    <w:bookmarkStart w:id="22" w:name="Xda340c5e41adfaed48cd699a472f01e2aa52998"/>
+        <w:t xml:space="preserve">1.2.1.2 Week 2 – Physics of data formation</w:t>
+      </w:r>
+    </w:p>
+    <w:p>
+      <w:pPr>
+        <w:pStyle w:val="Compact"/>
+        <w:numPr>
+          <w:ilvl w:val="0"/>
+          <w:numId w:val="1003"/>
+        </w:numPr>
+      </w:pPr>
+      <w:r>
+        <w:t xml:space="preserve">Image and signal formation in characterization:</w:t>
+      </w:r>
+      <w:r>
+        <w:t xml:space="preserve"> </w:t>
+      </w:r>
+      <w:r>
+        <w:t xml:space="preserve">resolution, contrast, artifacts.</w:t>
+      </w:r>
+    </w:p>
+    <w:p>
+      <w:pPr>
+        <w:pStyle w:val="Compact"/>
+        <w:numPr>
+          <w:ilvl w:val="0"/>
+          <w:numId w:val="1003"/>
+        </w:numPr>
+      </w:pPr>
+      <w:r>
+        <w:t xml:space="preserve">Sampling, aliasing, noise as</w:t>
+      </w:r>
+      <w:r>
+        <w:t xml:space="preserve"> </w:t>
+      </w:r>
+      <w:r>
+        <w:rPr>
+          <w:i/>
+          <w:iCs/>
+        </w:rPr>
+        <w:t xml:space="preserve">physical priors</w:t>
+      </w:r>
+      <w:r>
+        <w:t xml:space="preserve"> </w:t>
+      </w:r>
+      <w:r>
+        <w:t xml:space="preserve">(not preprocessing tricks).</w:t>
+      </w:r>
+    </w:p>
+    <w:p>
+      <w:pPr>
+        <w:pStyle w:val="Compact"/>
+        <w:numPr>
+          <w:ilvl w:val="0"/>
+          <w:numId w:val="1003"/>
+        </w:numPr>
+      </w:pPr>
+      <w:r>
+        <w:t xml:space="preserve">Relation to MFML refresher on PCA and covariance.</w:t>
+      </w:r>
+    </w:p>
+    <w:p>
+      <w:pPr>
+        <w:pStyle w:val="FirstParagraph"/>
+      </w:pPr>
+      <w:r>
+        <w:rPr>
+          <w:b/>
+          <w:bCs/>
+        </w:rPr>
+        <w:t xml:space="preserve">Exercise:</w:t>
+      </w:r>
+      <w:r>
+        <w:br/>
+      </w:r>
+      <w:r>
+        <w:t xml:space="preserve">Fourier inspection of micrographs; effects of sampling and filtering.</w:t>
+      </w:r>
+    </w:p>
+    <w:p>
+      <w:r>
+        <w:pict>
+          <v:rect style="width:0;height:1.5pt" o:hralign="center" o:hrstd="t" o:hr="t"/>
+        </w:pict>
+      </w:r>
+    </w:p>
+    <w:bookmarkEnd w:id="22"/>
+    <w:bookmarkStart w:id="23" w:name="week-3-data-quality-labels-and-leakage"/>
     <w:p>
       <w:pPr>
         <w:pStyle w:val="Heading4"/>
       </w:pPr>
       <w:r>
-        <w:t xml:space="preserve">1.2.1.2 Week 2 – Image formation &amp; the physics of data</w:t>
-      </w:r>
-    </w:p>
-    <w:p>
-      <w:pPr>
-        <w:pStyle w:val="Compact"/>
-        <w:numPr>
-          <w:ilvl w:val="0"/>
-          <w:numId w:val="1003"/>
-        </w:numPr>
-      </w:pPr>
-      <w:r>
-        <w:t xml:space="preserve">How characterization creates data: resolution, contrast mechanisms, artifacts.</w:t>
-      </w:r>
-    </w:p>
-    <w:p>
-      <w:pPr>
-        <w:pStyle w:val="Compact"/>
-        <w:numPr>
-          <w:ilvl w:val="0"/>
-          <w:numId w:val="1003"/>
-        </w:numPr>
-      </w:pPr>
-      <w:r>
-        <w:t xml:space="preserve">Fourier optics intuition for students with their ML-intro foundations.</w:t>
-      </w:r>
-    </w:p>
-    <w:p>
-      <w:pPr>
-        <w:pStyle w:val="Compact"/>
-        <w:numPr>
-          <w:ilvl w:val="0"/>
-          <w:numId w:val="1003"/>
-        </w:numPr>
-      </w:pPr>
-      <w:r>
-        <w:t xml:space="preserve">Sampling, aliasing, denoising as model-based priors.</w:t>
-      </w:r>
-    </w:p>
-    <w:bookmarkEnd w:id="22"/>
-    <w:bookmarkStart w:id="23" w:name="Xdc9419537b09302794bc6480f51eaa08894938a"/>
-    <w:p>
-      <w:pPr>
-        <w:pStyle w:val="Heading4"/>
-      </w:pPr>
-      <w:r>
-        <w:t xml:space="preserve">1.2.1.3 Week 3 – Experimental data quality &amp; ML-readiness</w:t>
+        <w:t xml:space="preserve">1.2.1.3 Week 3 – Data quality, labels, and leakage</w:t>
       </w:r>
     </w:p>
     <w:p>
@@ -286,7 +541,7 @@
         </w:numPr>
       </w:pPr>
       <w:r>
-        <w:t xml:space="preserve">Annotation, segmentation, inter-annotator variance.</w:t>
+        <w:t xml:space="preserve">Annotation uncertainty and inter-annotator variance.</w:t>
       </w:r>
     </w:p>
     <w:p>
@@ -299,26 +554,87 @@
       </w:pPr>
       <w:r>
         <w:t xml:space="preserve">Train/test leakage in materials workflows.</w:t>
+      </w:r>
+    </w:p>
+    <w:p>
+      <w:pPr>
+        <w:pStyle w:val="Compact"/>
+        <w:numPr>
+          <w:ilvl w:val="0"/>
+          <w:numId w:val="1004"/>
+        </w:numPr>
+      </w:pPr>
+      <w:r>
+        <w:t xml:space="preserve">Why</w:t>
+      </w:r>
+      <w:r>
+        <w:t xml:space="preserve"> </w:t>
+      </w:r>
+      <w:r>
+        <w:t xml:space="preserve">“good accuracy”</w:t>
+      </w:r>
+      <w:r>
+        <w:t xml:space="preserve"> </w:t>
+      </w:r>
+      <w:r>
+        <w:t xml:space="preserve">often means a broken pipeline.</w:t>
+      </w:r>
+    </w:p>
+    <w:p>
+      <w:pPr>
+        <w:pStyle w:val="FirstParagraph"/>
+      </w:pPr>
+      <w:r>
+        <w:rPr>
+          <w:b/>
+          <w:bCs/>
+        </w:rPr>
+        <w:t xml:space="preserve">Exercise:</w:t>
+      </w:r>
+      <w:r>
+        <w:br/>
+      </w:r>
+      <w:r>
+        <w:t xml:space="preserve">Construct a deliberately flawed ML pipeline and diagnose its failure.</w:t>
+      </w:r>
+    </w:p>
+    <w:p>
+      <w:r>
+        <w:pict>
+          <v:rect style="width:0;height:1.5pt" o:hralign="center" o:hrstd="t" o:hr="t"/>
+        </w:pict>
       </w:r>
     </w:p>
     <w:bookmarkEnd w:id="23"/>
     <w:bookmarkEnd w:id="24"/>
-    <w:bookmarkStart w:id="28" w:name="Xc9baacf45866c4c42673e1d1f3aeed80560ede2"/>
+    <w:bookmarkStart w:id="28" w:name="X2fb6f3dcbe166ecafcf0a6da168c0a768811813"/>
     <w:p>
       <w:pPr>
         <w:pStyle w:val="Heading3"/>
       </w:pPr>
       <w:r>
-        <w:t xml:space="preserve">1.2.2 Unit II — ML for Microstructure: Vision &amp; Representation (Weeks 4–6)</w:t>
-      </w:r>
-    </w:p>
-    <w:bookmarkStart w:id="25" w:name="X6c37a4d26fadb32dcbadb801363c60a4acdaefb"/>
+        <w:t xml:space="preserve">1.2.2 Unit II — Representation Learning for Microstructures (Weeks 4–6)</w:t>
+      </w:r>
+    </w:p>
+    <w:p>
+      <w:pPr>
+        <w:pStyle w:val="FirstParagraph"/>
+      </w:pPr>
+      <w:r>
+        <w:rPr>
+          <w:i/>
+          <w:iCs/>
+        </w:rPr>
+        <w:t xml:space="preserve">(Aligned with early neural networks in MFML)</w:t>
+      </w:r>
+    </w:p>
+    <w:bookmarkStart w:id="25" w:name="X9162385235e20fbf78675009f9b868501fc00c5"/>
     <w:p>
       <w:pPr>
         <w:pStyle w:val="Heading4"/>
       </w:pPr>
       <w:r>
-        <w:t xml:space="preserve">1.2.2.1 Week 4 – Classical microstructure quantification &amp; its ML extension</w:t>
+        <w:t xml:space="preserve">1.2.2.1 Week 4 – From classical microstructure metrics to learned representations</w:t>
       </w:r>
     </w:p>
     <w:p>
@@ -330,7 +646,7 @@
         </w:numPr>
       </w:pPr>
       <w:r>
-        <w:t xml:space="preserve">Grain size, phase fractions, orientation maps, lineal intercepts.</w:t>
+        <w:t xml:space="preserve">Grain size, phase fractions, orientation maps.</w:t>
       </w:r>
     </w:p>
     <w:p>
@@ -342,17 +658,54 @@
         </w:numPr>
       </w:pPr>
       <w:r>
-        <w:t xml:space="preserve">From hand-crafted features → learned representations.</w:t>
+        <w:t xml:space="preserve">Limits of hand-crafted microstructure features.</w:t>
+      </w:r>
+    </w:p>
+    <w:p>
+      <w:pPr>
+        <w:pStyle w:val="Compact"/>
+        <w:numPr>
+          <w:ilvl w:val="0"/>
+          <w:numId w:val="1005"/>
+        </w:numPr>
+      </w:pPr>
+      <w:r>
+        <w:t xml:space="preserve">Transition to learned representations.</w:t>
+      </w:r>
+    </w:p>
+    <w:p>
+      <w:pPr>
+        <w:pStyle w:val="FirstParagraph"/>
+      </w:pPr>
+      <w:r>
+        <w:rPr>
+          <w:b/>
+          <w:bCs/>
+        </w:rPr>
+        <w:t xml:space="preserve">Exercise:</w:t>
+      </w:r>
+      <w:r>
+        <w:br/>
+      </w:r>
+      <w:r>
+        <w:t xml:space="preserve">Compare classical features vs simple NN-based features for microstructure tasks.</w:t>
+      </w:r>
+    </w:p>
+    <w:p>
+      <w:r>
+        <w:pict>
+          <v:rect style="width:0;height:1.5pt" o:hralign="center" o:hrstd="t" o:hr="t"/>
+        </w:pict>
       </w:r>
     </w:p>
     <w:bookmarkEnd w:id="25"/>
-    <w:bookmarkStart w:id="26" w:name="X6e13b54f9e37e3731f70bc6918cd19034dfbe03"/>
+    <w:bookmarkStart w:id="26" w:name="Xa75b8e53448ea520fb31b5b07bcc5a6ae0edfbe"/>
     <w:p>
       <w:pPr>
         <w:pStyle w:val="Heading4"/>
       </w:pPr>
       <w:r>
-        <w:t xml:space="preserve">1.2.2.2 Week 5 – Convolutional Neural Networks for microstructure classification</w:t>
+        <w:t xml:space="preserve">1.2.2.2 Week 5 – Neural networks for microstructure images</w:t>
       </w:r>
     </w:p>
     <w:p>
@@ -364,7 +717,7 @@
         </w:numPr>
       </w:pPr>
       <w:r>
-        <w:t xml:space="preserve">CNN filters as microstructure interpreters.</w:t>
+        <w:t xml:space="preserve">CNN intuition: filters as structure detectors.</w:t>
       </w:r>
     </w:p>
     <w:p>
@@ -376,17 +729,60 @@
         </w:numPr>
       </w:pPr>
       <w:r>
-        <w:t xml:space="preserve">Example tasks: grain-boundary segmentation, precipitate detection, melt pool defects.</w:t>
+        <w:t xml:space="preserve">Example tasks:</w:t>
+      </w:r>
+      <w:r>
+        <w:t xml:space="preserve"> </w:t>
+      </w:r>
+      <w:r>
+        <w:t xml:space="preserve">phase segmentation, defect detection, porosity identification.</w:t>
+      </w:r>
+    </w:p>
+    <w:p>
+      <w:pPr>
+        <w:pStyle w:val="Compact"/>
+        <w:numPr>
+          <w:ilvl w:val="0"/>
+          <w:numId w:val="1006"/>
+        </w:numPr>
+      </w:pPr>
+      <w:r>
+        <w:t xml:space="preserve">Overfitting risks with small datasets.</w:t>
+      </w:r>
+    </w:p>
+    <w:p>
+      <w:pPr>
+        <w:pStyle w:val="FirstParagraph"/>
+      </w:pPr>
+      <w:r>
+        <w:rPr>
+          <w:b/>
+          <w:bCs/>
+        </w:rPr>
+        <w:t xml:space="preserve">Exercise:</w:t>
+      </w:r>
+      <w:r>
+        <w:br/>
+      </w:r>
+      <w:r>
+        <w:t xml:space="preserve">Train a small CNN on microstructure images; analyze failure cases.</w:t>
+      </w:r>
+    </w:p>
+    <w:p>
+      <w:r>
+        <w:pict>
+          <v:rect style="width:0;height:1.5pt" o:hralign="center" o:hrstd="t" o:hr="t"/>
+        </w:pict>
       </w:r>
     </w:p>
     <w:bookmarkEnd w:id="26"/>
-    <w:bookmarkStart w:id="27" w:name="Xdceb2350c1f3595cc2f532f985128d963fb1b0c"/>
+    <w:bookmarkStart w:id="27" w:name="week-6-data-scarcity-transfer-learning"/>
     <w:p>
       <w:pPr>
         <w:pStyle w:val="Heading4"/>
       </w:pPr>
       <w:r>
-        <w:t xml:space="preserve">1.2.2.3 Week 6 – Transfer learning &amp; data scarcity in materials characterization</w:t>
+        <w:t xml:space="preserve">1.2.2.3 Week 6 – Data scarcity &amp; transfer learning</w:t>
       </w:r>
     </w:p>
     <w:p>
@@ -398,7 +794,7 @@
         </w:numPr>
       </w:pPr>
       <w:r>
-        <w:t xml:space="preserve">How to train a model with 200 images instead of 200k.</w:t>
+        <w:t xml:space="preserve">Why materials datasets are small.</w:t>
       </w:r>
     </w:p>
     <w:p>
@@ -410,27 +806,64 @@
         </w:numPr>
       </w:pPr>
       <w:r>
-        <w:t xml:space="preserve">Representations from ImageNet vs self-supervised pretraining on microstructures.</w:t>
+        <w:t xml:space="preserve">Transfer learning from natural images vs self-supervised pretraining.</w:t>
+      </w:r>
+    </w:p>
+    <w:p>
+      <w:pPr>
+        <w:pStyle w:val="Compact"/>
+        <w:numPr>
+          <w:ilvl w:val="0"/>
+          <w:numId w:val="1007"/>
+        </w:numPr>
+      </w:pPr>
+      <w:r>
+        <w:t xml:space="preserve">When transfer learning helps—and when it does not.</w:t>
+      </w:r>
+    </w:p>
+    <w:p>
+      <w:pPr>
+        <w:pStyle w:val="FirstParagraph"/>
+      </w:pPr>
+      <w:r>
+        <w:rPr>
+          <w:b/>
+          <w:bCs/>
+        </w:rPr>
+        <w:t xml:space="preserve">Exercise:</w:t>
+      </w:r>
+      <w:r>
+        <w:br/>
+      </w:r>
+      <w:r>
+        <w:t xml:space="preserve">Fine-tune a pretrained model; compare against training from scratch.</w:t>
+      </w:r>
+    </w:p>
+    <w:p>
+      <w:r>
+        <w:pict>
+          <v:rect style="width:0;height:1.5pt" o:hralign="center" o:hrstd="t" o:hr="t"/>
+        </w:pict>
       </w:r>
     </w:p>
     <w:bookmarkEnd w:id="27"/>
     <w:bookmarkEnd w:id="28"/>
-    <w:bookmarkStart w:id="32" w:name="Xe2c62c40537f502c1f76becf8db5281803cb956"/>
+    <w:bookmarkStart w:id="32" w:name="X4f1002164fc292531b1d0e94a300b0a4a87fabe"/>
     <w:p>
       <w:pPr>
         <w:pStyle w:val="Heading3"/>
       </w:pPr>
       <w:r>
-        <w:t xml:space="preserve">1.2.3 Unit III — ML in Processing: Time-Series, Optimization, Thermal/Mechanical Data (Weeks 7–9)</w:t>
-      </w:r>
-    </w:p>
-    <w:bookmarkStart w:id="29" w:name="week-7-process-monitoring-time-series-ml"/>
+        <w:t xml:space="preserve">1.2.3 Unit III — Learning from Processing Data (Weeks 7–9)</w:t>
+      </w:r>
+    </w:p>
+    <w:bookmarkStart w:id="29" w:name="Xbb124ebc6c6dce8b1ee3692f0ea7044e53b6cc0"/>
     <w:p>
       <w:pPr>
         <w:pStyle w:val="Heading4"/>
       </w:pPr>
       <w:r>
-        <w:t xml:space="preserve">1.2.3.1 Week 7 – Process monitoring &amp; time-series ML</w:t>
+        <w:t xml:space="preserve">1.2.3.1 Week 7 – Time-series and process monitoring</w:t>
       </w:r>
     </w:p>
     <w:p>
@@ -442,7 +875,13 @@
         </w:numPr>
       </w:pPr>
       <w:r>
-        <w:t xml:space="preserve">Process logs: temperature cycles, additive manufacturing melt pool monitoring, SPS, rolling, heat treatment.</w:t>
+        <w:t xml:space="preserve">Processing signals:</w:t>
+      </w:r>
+      <w:r>
+        <w:t xml:space="preserve"> </w:t>
+      </w:r>
+      <w:r>
+        <w:t xml:space="preserve">temperature cycles, AM melt pool signals, SPS, rolling.</w:t>
       </w:r>
     </w:p>
     <w:p>
@@ -454,17 +893,54 @@
         </w:numPr>
       </w:pPr>
       <w:r>
-        <w:t xml:space="preserve">Hidden Markov models, ARIMA, random forest regressors, RNNs (light introduction).</w:t>
+        <w:t xml:space="preserve">Regression and sequence models as surrogates.</w:t>
+      </w:r>
+    </w:p>
+    <w:p>
+      <w:pPr>
+        <w:pStyle w:val="Compact"/>
+        <w:numPr>
+          <w:ilvl w:val="0"/>
+          <w:numId w:val="1008"/>
+        </w:numPr>
+      </w:pPr>
+      <w:r>
+        <w:t xml:space="preserve">Relation to MFML concepts of generalization.</w:t>
+      </w:r>
+    </w:p>
+    <w:p>
+      <w:pPr>
+        <w:pStyle w:val="FirstParagraph"/>
+      </w:pPr>
+      <w:r>
+        <w:rPr>
+          <w:b/>
+          <w:bCs/>
+        </w:rPr>
+        <w:t xml:space="preserve">Exercise:</w:t>
+      </w:r>
+      <w:r>
+        <w:br/>
+      </w:r>
+      <w:r>
+        <w:t xml:space="preserve">Predict a process outcome from time-series data using regression or simple RNNs.</w:t>
+      </w:r>
+    </w:p>
+    <w:p>
+      <w:r>
+        <w:pict>
+          <v:rect style="width:0;height:1.5pt" o:hralign="center" o:hrstd="t" o:hr="t"/>
+        </w:pict>
       </w:r>
     </w:p>
     <w:bookmarkEnd w:id="29"/>
-    <w:bookmarkStart w:id="30" w:name="X5e5f0529aee6408e6e55e7bd9b30b00299ffd14"/>
+    <w:bookmarkStart w:id="30" w:name="X2fd33b544e0950154ff2b5227c4006756a86d28"/>
     <w:p>
       <w:pPr>
         <w:pStyle w:val="Heading4"/>
       </w:pPr>
       <w:r>
-        <w:t xml:space="preserve">1.2.3.2 Week 8 – Process → structure regression &amp; uncertainty</w:t>
+        <w:t xml:space="preserve">1.2.3.2 Week 8 – Generalization, robustness, and process windows</w:t>
       </w:r>
     </w:p>
     <w:p>
@@ -476,7 +952,7 @@
         </w:numPr>
       </w:pPr>
       <w:r>
-        <w:t xml:space="preserve">Gaussian Processes (synergy with Materials Genomics’ surrogate models, but here linked to experimental data).</w:t>
+        <w:t xml:space="preserve">Sensitivity to noise and parameter drift.</w:t>
       </w:r>
     </w:p>
     <w:p>
@@ -488,17 +964,54 @@
         </w:numPr>
       </w:pPr>
       <w:r>
-        <w:t xml:space="preserve">Uncertainty as a tool for process design.</w:t>
+        <w:t xml:space="preserve">Overfitting in process–property models.</w:t>
+      </w:r>
+    </w:p>
+    <w:p>
+      <w:pPr>
+        <w:pStyle w:val="Compact"/>
+        <w:numPr>
+          <w:ilvl w:val="0"/>
+          <w:numId w:val="1009"/>
+        </w:numPr>
+      </w:pPr>
+      <w:r>
+        <w:t xml:space="preserve">Robustness as a design criterion.</w:t>
+      </w:r>
+    </w:p>
+    <w:p>
+      <w:pPr>
+        <w:pStyle w:val="FirstParagraph"/>
+      </w:pPr>
+      <w:r>
+        <w:rPr>
+          <w:b/>
+          <w:bCs/>
+        </w:rPr>
+        <w:t xml:space="preserve">Exercise:</w:t>
+      </w:r>
+      <w:r>
+        <w:br/>
+      </w:r>
+      <w:r>
+        <w:t xml:space="preserve">Analyze model robustness under perturbed process conditions.</w:t>
+      </w:r>
+    </w:p>
+    <w:p>
+      <w:r>
+        <w:pict>
+          <v:rect style="width:0;height:1.5pt" o:hralign="center" o:hrstd="t" o:hr="t"/>
+        </w:pict>
       </w:r>
     </w:p>
     <w:bookmarkEnd w:id="30"/>
-    <w:bookmarkStart w:id="31" w:name="week-9-inverse-problems-in-processing"/>
+    <w:bookmarkStart w:id="31" w:name="week-9-inverse-problems-and-process-maps"/>
     <w:p>
       <w:pPr>
         <w:pStyle w:val="Heading4"/>
       </w:pPr>
       <w:r>
-        <w:t xml:space="preserve">1.2.3.3 Week 9 – Inverse problems in processing</w:t>
+        <w:t xml:space="preserve">1.2.3.3 Week 9 – Inverse problems and process maps</w:t>
       </w:r>
     </w:p>
     <w:p>
@@ -510,7 +1023,7 @@
         </w:numPr>
       </w:pPr>
       <w:r>
-        <w:t xml:space="preserve">ML-guided process maps (AM: laser power vs scan speed; metallurgy: TTT/CCT approximations).</w:t>
+        <w:t xml:space="preserve">Process → structure inverse problems.</w:t>
       </w:r>
     </w:p>
     <w:p>
@@ -522,27 +1035,64 @@
         </w:numPr>
       </w:pPr>
       <w:r>
-        <w:t xml:space="preserve">Physics-informed ML vs naive regression.</w:t>
+        <w:t xml:space="preserve">ML-guided process maps (e.g. AM laser power vs scan speed).</w:t>
+      </w:r>
+    </w:p>
+    <w:p>
+      <w:pPr>
+        <w:pStyle w:val="Compact"/>
+        <w:numPr>
+          <w:ilvl w:val="0"/>
+          <w:numId w:val="1010"/>
+        </w:numPr>
+      </w:pPr>
+      <w:r>
+        <w:t xml:space="preserve">Physics-informed vs unconstrained regression.</w:t>
+      </w:r>
+    </w:p>
+    <w:p>
+      <w:pPr>
+        <w:pStyle w:val="FirstParagraph"/>
+      </w:pPr>
+      <w:r>
+        <w:rPr>
+          <w:b/>
+          <w:bCs/>
+        </w:rPr>
+        <w:t xml:space="preserve">Exercise:</w:t>
+      </w:r>
+      <w:r>
+        <w:br/>
+      </w:r>
+      <w:r>
+        <w:t xml:space="preserve">Construct a simple ML-based process map; compare constrained vs unconstrained models.</w:t>
+      </w:r>
+    </w:p>
+    <w:p>
+      <w:r>
+        <w:pict>
+          <v:rect style="width:0;height:1.5pt" o:hralign="center" o:hrstd="t" o:hr="t"/>
+        </w:pict>
       </w:r>
     </w:p>
     <w:bookmarkEnd w:id="31"/>
     <w:bookmarkEnd w:id="32"/>
-    <w:bookmarkStart w:id="36" w:name="Xde25a2bc4d5a3ba6d9c443ce860201d55caa662"/>
+    <w:bookmarkStart w:id="36" w:name="X54a755cfeb27214e1d576f10d5809c3c94c28eb"/>
     <w:p>
       <w:pPr>
         <w:pStyle w:val="Heading3"/>
       </w:pPr>
       <w:r>
-        <w:t xml:space="preserve">1.2.4 Unit IV — ML for Characterization Signals (Weeks 10–12)</w:t>
-      </w:r>
-    </w:p>
-    <w:bookmarkStart w:id="33" w:name="X82f4deda9132cc2451f0e6631ba1aae01ea6afb"/>
+        <w:t xml:space="preserve">1.2.4 Unit IV — Uncertainty, Surrogates, and Automation (Weeks 10–12)</w:t>
+      </w:r>
+    </w:p>
+    <w:bookmarkStart w:id="33" w:name="week-10-ml-for-characterization-signals"/>
     <w:p>
       <w:pPr>
         <w:pStyle w:val="Heading4"/>
       </w:pPr>
       <w:r>
-        <w:t xml:space="preserve">1.2.4.1 Week 10 – Spectral data: ML for XRD, EELS, EDS</w:t>
+        <w:t xml:space="preserve">1.2.4.1 Week 10 – ML for characterization signals</w:t>
       </w:r>
     </w:p>
     <w:p>
@@ -554,7 +1104,7 @@
         </w:numPr>
       </w:pPr>
       <w:r>
-        <w:t xml:space="preserve">Peak detection, denoising, background removal.</w:t>
+        <w:t xml:space="preserve">Spectral data: XRD, EELS, EDS.</w:t>
       </w:r>
     </w:p>
     <w:p>
@@ -566,17 +1116,54 @@
         </w:numPr>
       </w:pPr>
       <w:r>
-        <w:t xml:space="preserve">Dimensionality reduction (PCA, NMF, ICA).</w:t>
+        <w:t xml:space="preserve">Denoising, peak finding, dimensionality reduction.</w:t>
+      </w:r>
+    </w:p>
+    <w:p>
+      <w:pPr>
+        <w:pStyle w:val="Compact"/>
+        <w:numPr>
+          <w:ilvl w:val="0"/>
+          <w:numId w:val="1011"/>
+        </w:numPr>
+      </w:pPr>
+      <w:r>
+        <w:t xml:space="preserve">Using ML without destroying physical meaning.</w:t>
+      </w:r>
+    </w:p>
+    <w:p>
+      <w:pPr>
+        <w:pStyle w:val="FirstParagraph"/>
+      </w:pPr>
+      <w:r>
+        <w:rPr>
+          <w:b/>
+          <w:bCs/>
+        </w:rPr>
+        <w:t xml:space="preserve">Exercise:</w:t>
+      </w:r>
+      <w:r>
+        <w:br/>
+      </w:r>
+      <w:r>
+        <w:t xml:space="preserve">Apply PCA/NMF to spectral datasets; interpret components physically.</w:t>
+      </w:r>
+    </w:p>
+    <w:p>
+      <w:r>
+        <w:pict>
+          <v:rect style="width:0;height:1.5pt" o:hralign="center" o:hrstd="t" o:hr="t"/>
+        </w:pict>
       </w:r>
     </w:p>
     <w:bookmarkEnd w:id="33"/>
-    <w:bookmarkStart w:id="34" w:name="week-11-ml-for-microscopy-automation"/>
+    <w:bookmarkStart w:id="34" w:name="X38535ab5e2f3e947d4a5b1dadf751b90cdc270e"/>
     <w:p>
       <w:pPr>
         <w:pStyle w:val="Heading4"/>
       </w:pPr>
       <w:r>
-        <w:t xml:space="preserve">1.2.4.2 Week 11 – ML for microscopy automation</w:t>
+        <w:t xml:space="preserve">1.2.4.2 Week 11 – Automation in microscopy and characterization</w:t>
       </w:r>
     </w:p>
     <w:p>
@@ -588,7 +1175,7 @@
         </w:numPr>
       </w:pPr>
       <w:r>
-        <w:t xml:space="preserve">Auto-focusing, drift correction, parameter selection.</w:t>
+        <w:t xml:space="preserve">Autofocus, drift correction, parameter selection.</w:t>
       </w:r>
     </w:p>
     <w:p>
@@ -600,17 +1187,42 @@
         </w:numPr>
       </w:pPr>
       <w:r>
-        <w:t xml:space="preserve">Vision-based defect detection in EBSD or TEM.</w:t>
+        <w:t xml:space="preserve">ML as a control component, not just a predictor.</w:t>
+      </w:r>
+    </w:p>
+    <w:p>
+      <w:pPr>
+        <w:pStyle w:val="FirstParagraph"/>
+      </w:pPr>
+      <w:r>
+        <w:rPr>
+          <w:b/>
+          <w:bCs/>
+        </w:rPr>
+        <w:t xml:space="preserve">Exercise:</w:t>
+      </w:r>
+      <w:r>
+        <w:br/>
+      </w:r>
+      <w:r>
+        <w:t xml:space="preserve">Implement a simple ML-assisted autofocus or defect detector.</w:t>
+      </w:r>
+    </w:p>
+    <w:p>
+      <w:r>
+        <w:pict>
+          <v:rect style="width:0;height:1.5pt" o:hralign="center" o:hrstd="t" o:hr="t"/>
+        </w:pict>
       </w:r>
     </w:p>
     <w:bookmarkEnd w:id="34"/>
-    <w:bookmarkStart w:id="35" w:name="week-12-multi-modal-data-fusion"/>
+    <w:bookmarkStart w:id="35" w:name="X3d98a32356bb91bced29b086ed559b53af5e390"/>
     <w:p>
       <w:pPr>
         <w:pStyle w:val="Heading4"/>
       </w:pPr>
       <w:r>
-        <w:t xml:space="preserve">1.2.4.3 Week 12 – Multi-modal data fusion</w:t>
+        <w:t xml:space="preserve">1.2.4.3 Week 12 – Uncertainty-aware regression &amp; Gaussian Processes</w:t>
       </w:r>
     </w:p>
     <w:p>
@@ -622,7 +1234,7 @@
         </w:numPr>
       </w:pPr>
       <w:r>
-        <w:t xml:space="preserve">Combining images + spectra + process parameters.</w:t>
+        <w:t xml:space="preserve">Aleatoric vs epistemic uncertainty in experiments.</w:t>
       </w:r>
     </w:p>
     <w:p>
@@ -634,27 +1246,112 @@
         </w:numPr>
       </w:pPr>
       <w:r>
-        <w:t xml:space="preserve">Early vs late fusion.</w:t>
+        <w:t xml:space="preserve">Gaussian Processes as uncertainty-aware surrogates.</w:t>
+      </w:r>
+    </w:p>
+    <w:p>
+      <w:pPr>
+        <w:pStyle w:val="Compact"/>
+        <w:numPr>
+          <w:ilvl w:val="0"/>
+          <w:numId w:val="1013"/>
+        </w:numPr>
+      </w:pPr>
+      <w:r>
+        <w:t xml:space="preserve">Exploration vs exploitation in experimental design.</w:t>
+      </w:r>
+    </w:p>
+    <w:p>
+      <w:pPr>
+        <w:pStyle w:val="Compact"/>
+        <w:numPr>
+          <w:ilvl w:val="0"/>
+          <w:numId w:val="1013"/>
+        </w:numPr>
+      </w:pPr>
+      <w:r>
+        <w:t xml:space="preserve">Connection to materials acceleration platforms.</w:t>
+      </w:r>
+    </w:p>
+    <w:p>
+      <w:pPr>
+        <w:pStyle w:val="FirstParagraph"/>
+      </w:pPr>
+      <w:r>
+        <w:rPr>
+          <w:b/>
+          <w:bCs/>
+        </w:rPr>
+        <w:t xml:space="preserve">Exercise:</w:t>
+      </w:r>
+      <w:r>
+        <w:br/>
+      </w:r>
+      <w:r>
+        <w:t xml:space="preserve">Compare GP regression and NN ensembles for a process-parameter problem.</w:t>
+      </w:r>
+    </w:p>
+    <w:p>
+      <w:r>
+        <w:pict>
+          <v:rect style="width:0;height:1.5pt" o:hralign="center" o:hrstd="t" o:hr="t"/>
+        </w:pict>
       </w:r>
     </w:p>
     <w:bookmarkEnd w:id="35"/>
     <w:bookmarkEnd w:id="36"/>
-    <w:bookmarkStart w:id="39" w:name="unit-v-project-reflection-weeks-1314"/>
+    <w:bookmarkStart w:id="39" w:name="X02e460dd160f1f3f25087177f7fdb9366ee33c2"/>
     <w:p>
       <w:pPr>
         <w:pStyle w:val="Heading3"/>
       </w:pPr>
       <w:r>
-        <w:t xml:space="preserve">1.2.5 Unit V — Project + Reflection (Weeks 13–14)</w:t>
-      </w:r>
-    </w:p>
-    <w:bookmarkStart w:id="37" w:name="week-13-mini-project-workshop"/>
+        <w:t xml:space="preserve">1.2.5 Unit V — Physics, Trust, and Synthesis (Weeks 13–14)</w:t>
+      </w:r>
+    </w:p>
+    <w:bookmarkStart w:id="37" w:name="Xdce5f6a6cf980586da8195f85284c051463a187"/>
     <w:p>
       <w:pPr>
         <w:pStyle w:val="Heading4"/>
       </w:pPr>
       <w:r>
-        <w:t xml:space="preserve">1.2.5.1 Week 13 – Mini-project workshop</w:t>
+        <w:t xml:space="preserve">1.2.5.1 Week 13 – Physics-informed and constrained ML</w:t>
+      </w:r>
+    </w:p>
+    <w:p>
+      <w:pPr>
+        <w:pStyle w:val="Compact"/>
+        <w:numPr>
+          <w:ilvl w:val="0"/>
+          <w:numId w:val="1014"/>
+        </w:numPr>
+      </w:pPr>
+      <w:r>
+        <w:t xml:space="preserve">Embedding physical constraints into ML models.</w:t>
+      </w:r>
+    </w:p>
+    <w:p>
+      <w:pPr>
+        <w:pStyle w:val="Compact"/>
+        <w:numPr>
+          <w:ilvl w:val="0"/>
+          <w:numId w:val="1014"/>
+        </w:numPr>
+      </w:pPr>
+      <w:r>
+        <w:t xml:space="preserve">Penalty terms, soft constraints, hybrid approaches.</w:t>
+      </w:r>
+    </w:p>
+    <w:p>
+      <w:pPr>
+        <w:pStyle w:val="Compact"/>
+        <w:numPr>
+          <w:ilvl w:val="0"/>
+          <w:numId w:val="1014"/>
+        </w:numPr>
+      </w:pPr>
+      <w:r>
+        <w:t xml:space="preserve">Failure modes of unconstrained models.</w:t>
       </w:r>
     </w:p>
     <w:p>
@@ -666,67 +1363,66 @@
           <w:b/>
           <w:bCs/>
         </w:rPr>
-        <w:t xml:space="preserve">Projects could be:</w:t>
-      </w:r>
-    </w:p>
-    <w:p>
-      <w:pPr>
-        <w:pStyle w:val="Compact"/>
-        <w:numPr>
-          <w:ilvl w:val="0"/>
-          <w:numId w:val="1014"/>
-        </w:numPr>
-      </w:pPr>
-      <w:r>
-        <w:t xml:space="preserve">Predict microhardness from heat-treatment + microstructure images.</w:t>
-      </w:r>
-    </w:p>
-    <w:p>
-      <w:pPr>
-        <w:pStyle w:val="Compact"/>
-        <w:numPr>
-          <w:ilvl w:val="0"/>
-          <w:numId w:val="1014"/>
-        </w:numPr>
-      </w:pPr>
-      <w:r>
-        <w:t xml:space="preserve">Segment phases in SEM images.</w:t>
-      </w:r>
-    </w:p>
-    <w:p>
-      <w:pPr>
-        <w:pStyle w:val="Compact"/>
-        <w:numPr>
-          <w:ilvl w:val="0"/>
-          <w:numId w:val="1014"/>
-        </w:numPr>
-      </w:pPr>
-      <w:r>
-        <w:t xml:space="preserve">Detect porosity in AM melt pool images.</w:t>
-      </w:r>
-    </w:p>
-    <w:p>
-      <w:pPr>
-        <w:pStyle w:val="Compact"/>
-        <w:numPr>
-          <w:ilvl w:val="0"/>
-          <w:numId w:val="1014"/>
-        </w:numPr>
-      </w:pPr>
-      <w:r>
-        <w:t xml:space="preserve">Denoise EELS/XRD spectra.</w:t>
-      </w:r>
-    </w:p>
-    <w:p>
-      <w:pPr>
-        <w:pStyle w:val="Compact"/>
-        <w:numPr>
-          <w:ilvl w:val="0"/>
-          <w:numId w:val="1014"/>
-        </w:numPr>
-      </w:pPr>
-      <w:r>
-        <w:t xml:space="preserve">Build a process map using Gaussian Processes.</w:t>
+        <w:t xml:space="preserve">Exercise:</w:t>
+      </w:r>
+      <w:r>
+        <w:br/>
+      </w:r>
+      <w:r>
+        <w:t xml:space="preserve">Train a constrained model for a processing or characterization task.</w:t>
+      </w:r>
+    </w:p>
+    <w:p>
+      <w:r>
+        <w:pict>
+          <v:rect style="width:0;height:1.5pt" o:hralign="center" o:hrstd="t" o:hr="t"/>
+        </w:pict>
+      </w:r>
+    </w:p>
+    <w:bookmarkEnd w:id="37"/>
+    <w:bookmarkStart w:id="38" w:name="Xb7bd54377565a382257ba886712490910aea32c"/>
+    <w:p>
+      <w:pPr>
+        <w:pStyle w:val="Heading4"/>
+      </w:pPr>
+      <w:r>
+        <w:t xml:space="preserve">1.2.5.2 Week 14 – Integration, limits, and reflection</w:t>
+      </w:r>
+    </w:p>
+    <w:p>
+      <w:pPr>
+        <w:pStyle w:val="Compact"/>
+        <w:numPr>
+          <w:ilvl w:val="0"/>
+          <w:numId w:val="1015"/>
+        </w:numPr>
+      </w:pPr>
+      <w:r>
+        <w:t xml:space="preserve">Explainability for experimental ML (CAMs, SHAP).</w:t>
+      </w:r>
+    </w:p>
+    <w:p>
+      <w:pPr>
+        <w:pStyle w:val="Compact"/>
+        <w:numPr>
+          <w:ilvl w:val="0"/>
+          <w:numId w:val="1015"/>
+        </w:numPr>
+      </w:pPr>
+      <w:r>
+        <w:t xml:space="preserve">Why ML fails in real labs.</w:t>
+      </w:r>
+    </w:p>
+    <w:p>
+      <w:pPr>
+        <w:pStyle w:val="Compact"/>
+        <w:numPr>
+          <w:ilvl w:val="0"/>
+          <w:numId w:val="1015"/>
+        </w:numPr>
+      </w:pPr>
+      <w:r>
+        <w:t xml:space="preserve">Where ML genuinely changes materials processing.</w:t>
       </w:r>
     </w:p>
     <w:p>
@@ -738,65 +1434,20 @@
           <w:b/>
           <w:bCs/>
         </w:rPr>
-        <w:t xml:space="preserve">Students must show:</w:t>
-      </w:r>
-    </w:p>
-    <w:p>
-      <w:pPr>
-        <w:pStyle w:val="Compact"/>
-        <w:numPr>
-          <w:ilvl w:val="0"/>
-          <w:numId w:val="1015"/>
-        </w:numPr>
-      </w:pPr>
-      <w:r>
-        <w:t xml:space="preserve">data prep → 2. model selection → 3. evaluation → 4. uncertainty → 5. interpretation.</w:t>
-      </w:r>
-    </w:p>
-    <w:bookmarkEnd w:id="37"/>
-    <w:bookmarkStart w:id="38" w:name="X57e4d138596e33d00eb519115032868c856dd15"/>
-    <w:p>
-      <w:pPr>
-        <w:pStyle w:val="Heading4"/>
-      </w:pPr>
-      <w:r>
-        <w:t xml:space="preserve">1.2.5.2 Week 14 – Presentations + critical evaluation</w:t>
-      </w:r>
-    </w:p>
-    <w:p>
-      <w:pPr>
-        <w:pStyle w:val="Compact"/>
-        <w:numPr>
-          <w:ilvl w:val="0"/>
-          <w:numId w:val="1016"/>
-        </w:numPr>
-      </w:pPr>
-      <w:r>
-        <w:t xml:space="preserve">Focus on explainability (CAMs, SHAP for simple models).</w:t>
-      </w:r>
-    </w:p>
-    <w:p>
-      <w:pPr>
-        <w:pStyle w:val="Compact"/>
-        <w:numPr>
-          <w:ilvl w:val="0"/>
-          <w:numId w:val="1016"/>
-        </w:numPr>
-      </w:pPr>
-      <w:r>
-        <w:t xml:space="preserve">Reflect on why ML sometimes fails on materials data.</w:t>
-      </w:r>
-    </w:p>
-    <w:p>
-      <w:pPr>
-        <w:pStyle w:val="Compact"/>
-        <w:numPr>
-          <w:ilvl w:val="0"/>
-          <w:numId w:val="1016"/>
-        </w:numPr>
-      </w:pPr>
-      <w:r>
-        <w:t xml:space="preserve">Wrap-up: Where ML is genuinely changing materials characterization.</w:t>
+        <w:t xml:space="preserve">Exercise:</w:t>
+      </w:r>
+      <w:r>
+        <w:br/>
+      </w:r>
+      <w:r>
+        <w:t xml:space="preserve">Mini-project presentations and critical discussion.</w:t>
+      </w:r>
+    </w:p>
+    <w:p>
+      <w:r>
+        <w:pict>
+          <v:rect style="width:0;height:1.5pt" o:hralign="center" o:hrstd="t" o:hr="t"/>
+        </w:pict>
       </w:r>
     </w:p>
     <w:bookmarkEnd w:id="38"/>
@@ -816,94 +1467,98 @@
         <w:pStyle w:val="FirstParagraph"/>
       </w:pPr>
       <w:r>
-        <w:t xml:space="preserve">Students completing this course should be able to:</w:t>
-      </w:r>
-    </w:p>
-    <w:p>
-      <w:pPr>
-        <w:pStyle w:val="Compact"/>
-        <w:numPr>
-          <w:ilvl w:val="0"/>
-          <w:numId w:val="1017"/>
-        </w:numPr>
-      </w:pPr>
-      <w:r>
-        <w:t xml:space="preserve">Interpret materials characterization and processing data in an ML-ready way.</w:t>
-      </w:r>
-    </w:p>
-    <w:p>
-      <w:pPr>
-        <w:pStyle w:val="Compact"/>
-        <w:numPr>
-          <w:ilvl w:val="0"/>
-          <w:numId w:val="1017"/>
-        </w:numPr>
-      </w:pPr>
-      <w:r>
-        <w:t xml:space="preserve">Build ML pipelines for microstructure classification, process prediction, and spectral analysis.</w:t>
-      </w:r>
-    </w:p>
-    <w:p>
-      <w:pPr>
-        <w:pStyle w:val="Compact"/>
-        <w:numPr>
-          <w:ilvl w:val="0"/>
-          <w:numId w:val="1017"/>
-        </w:numPr>
-      </w:pPr>
-      <w:r>
-        <w:t xml:space="preserve">Understand the physics of image/signal formation well enough to avoid</w:t>
-      </w:r>
-      <w:r>
-        <w:t xml:space="preserve"> </w:t>
-      </w:r>
-      <w:r>
-        <w:t xml:space="preserve">“garbage in → garbage out”</w:t>
-      </w:r>
-      <w:r>
-        <w:t xml:space="preserve">.</w:t>
-      </w:r>
-    </w:p>
-    <w:p>
-      <w:pPr>
-        <w:pStyle w:val="Compact"/>
-        <w:numPr>
-          <w:ilvl w:val="0"/>
-          <w:numId w:val="1017"/>
-        </w:numPr>
-      </w:pPr>
-      <w:r>
-        <w:t xml:space="preserve">Evaluate uncertainty and biases in experimental ML models.</w:t>
-      </w:r>
-    </w:p>
-    <w:p>
-      <w:pPr>
-        <w:pStyle w:val="Compact"/>
-        <w:numPr>
-          <w:ilvl w:val="0"/>
-          <w:numId w:val="1017"/>
-        </w:numPr>
-      </w:pPr>
-      <w:r>
-        <w:t xml:space="preserve">Combine processing and characterization data for property prediction.</w:t>
-      </w:r>
-    </w:p>
-    <w:p>
-      <w:pPr>
-        <w:pStyle w:val="Compact"/>
-        <w:numPr>
-          <w:ilvl w:val="0"/>
-          <w:numId w:val="1017"/>
-        </w:numPr>
-      </w:pPr>
-      <w:r>
-        <w:t xml:space="preserve">Critically evaluate claims about ML in materials science.</w:t>
-      </w:r>
-      <w:r>
-        <w:t xml:space="preserve"> </w:t>
-      </w:r>
-      <w:r>
-        <w:t xml:space="preserve">##</w:t>
+        <w:t xml:space="preserve">Students completing this course will be able to:</w:t>
+      </w:r>
+    </w:p>
+    <w:p>
+      <w:pPr>
+        <w:pStyle w:val="Compact"/>
+        <w:numPr>
+          <w:ilvl w:val="0"/>
+          <w:numId w:val="1016"/>
+        </w:numPr>
+      </w:pPr>
+      <w:r>
+        <w:t xml:space="preserve">Interpret materials processing and characterization data as learning problems.</w:t>
+      </w:r>
+    </w:p>
+    <w:p>
+      <w:pPr>
+        <w:pStyle w:val="Compact"/>
+        <w:numPr>
+          <w:ilvl w:val="0"/>
+          <w:numId w:val="1016"/>
+        </w:numPr>
+      </w:pPr>
+      <w:r>
+        <w:t xml:space="preserve">Build ML pipelines for microstructure analysis, process prediction, and spectral data.</w:t>
+      </w:r>
+    </w:p>
+    <w:p>
+      <w:pPr>
+        <w:pStyle w:val="Compact"/>
+        <w:numPr>
+          <w:ilvl w:val="0"/>
+          <w:numId w:val="1016"/>
+        </w:numPr>
+      </w:pPr>
+      <w:r>
+        <w:t xml:space="preserve">Understand the physics of data formation to avoid common ML pitfalls.</w:t>
+      </w:r>
+    </w:p>
+    <w:p>
+      <w:pPr>
+        <w:pStyle w:val="Compact"/>
+        <w:numPr>
+          <w:ilvl w:val="0"/>
+          <w:numId w:val="1016"/>
+        </w:numPr>
+      </w:pPr>
+      <w:r>
+        <w:t xml:space="preserve">Evaluate generalization, robustness, and uncertainty in experimental ML models.</w:t>
+      </w:r>
+    </w:p>
+    <w:p>
+      <w:pPr>
+        <w:pStyle w:val="Compact"/>
+        <w:numPr>
+          <w:ilvl w:val="0"/>
+          <w:numId w:val="1016"/>
+        </w:numPr>
+      </w:pPr>
+      <w:r>
+        <w:t xml:space="preserve">Apply Gaussian Processes and neural networks as surrogate models.</w:t>
+      </w:r>
+    </w:p>
+    <w:p>
+      <w:pPr>
+        <w:pStyle w:val="Compact"/>
+        <w:numPr>
+          <w:ilvl w:val="0"/>
+          <w:numId w:val="1016"/>
+        </w:numPr>
+      </w:pPr>
+      <w:r>
+        <w:t xml:space="preserve">Integrate physical constraints into ML workflows.</w:t>
+      </w:r>
+    </w:p>
+    <w:p>
+      <w:pPr>
+        <w:pStyle w:val="Compact"/>
+        <w:numPr>
+          <w:ilvl w:val="0"/>
+          <w:numId w:val="1016"/>
+        </w:numPr>
+      </w:pPr>
+      <w:r>
+        <w:t xml:space="preserve">Critically assess claims about ML in materials processing and characterization.</w:t>
+      </w:r>
+    </w:p>
+    <w:p>
+      <w:r>
+        <w:pict>
+          <v:rect style="width:0;height:1.5pt" o:hralign="center" o:hrstd="t" o:hr="t"/>
+        </w:pict>
       </w:r>
     </w:p>
     <w:bookmarkEnd w:id="41"/>
@@ -913,301 +1568,131 @@
         <w:pStyle w:val="Heading2"/>
       </w:pPr>
       <w:r>
-        <w:t xml:space="preserve">1.4 Lab possibilities:</w:t>
-      </w:r>
-    </w:p>
-    <w:p>
-      <w:pPr>
-        <w:pStyle w:val="Compact"/>
-        <w:numPr>
-          <w:ilvl w:val="0"/>
-          <w:numId w:val="1018"/>
-        </w:numPr>
-      </w:pPr>
-      <w:r>
-        <w:rPr>
-          <w:b/>
-          <w:bCs/>
-        </w:rPr>
-        <w:t xml:space="preserve">Lab:</w:t>
-      </w:r>
-      <w:r>
-        <w:t xml:space="preserve"> </w:t>
-      </w:r>
-      <w:r>
-        <w:t xml:space="preserve">Exploring real microscopy datasets; noise, metadata, units.</w:t>
-      </w:r>
-    </w:p>
-    <w:p>
-      <w:pPr>
-        <w:pStyle w:val="Compact"/>
-        <w:numPr>
-          <w:ilvl w:val="0"/>
-          <w:numId w:val="1018"/>
-        </w:numPr>
-      </w:pPr>
-      <w:r>
-        <w:rPr>
-          <w:b/>
-          <w:bCs/>
-        </w:rPr>
-        <w:t xml:space="preserve">Lab:</w:t>
-      </w:r>
-      <w:r>
-        <w:t xml:space="preserve"> </w:t>
-      </w:r>
-      <w:r>
-        <w:t xml:space="preserve">Fourier &amp; wavelet inspection of SEM/TEM/optical micrographs.</w:t>
-      </w:r>
-    </w:p>
-    <w:p>
-      <w:pPr>
-        <w:pStyle w:val="Compact"/>
-        <w:numPr>
-          <w:ilvl w:val="0"/>
-          <w:numId w:val="1018"/>
-        </w:numPr>
-      </w:pPr>
-      <w:r>
-        <w:rPr>
-          <w:b/>
-          <w:bCs/>
-        </w:rPr>
-        <w:t xml:space="preserve">Lab:</w:t>
-      </w:r>
-      <w:r>
-        <w:t xml:space="preserve"> </w:t>
-      </w:r>
-      <w:r>
-        <w:t xml:space="preserve">Correct vs broken experimental ML pipelines; data-leak horror stories.</w:t>
-      </w:r>
-    </w:p>
-    <w:p>
-      <w:pPr>
-        <w:pStyle w:val="Compact"/>
-        <w:numPr>
-          <w:ilvl w:val="0"/>
-          <w:numId w:val="1018"/>
-        </w:numPr>
-      </w:pPr>
-      <w:r>
-        <w:rPr>
-          <w:b/>
-          <w:bCs/>
-        </w:rPr>
-        <w:t xml:space="preserve">Lab:</w:t>
-      </w:r>
-      <w:r>
-        <w:t xml:space="preserve"> </w:t>
-      </w:r>
-      <w:r>
-        <w:t xml:space="preserve">Using scikit-image to extract features; PCA on microstructure descriptors.</w:t>
-      </w:r>
-    </w:p>
-    <w:p>
-      <w:pPr>
-        <w:pStyle w:val="Compact"/>
-        <w:numPr>
-          <w:ilvl w:val="0"/>
-          <w:numId w:val="1018"/>
-        </w:numPr>
-      </w:pPr>
-      <w:r>
-        <w:rPr>
-          <w:b/>
-          <w:bCs/>
-        </w:rPr>
-        <w:t xml:space="preserve">Lab:</w:t>
-      </w:r>
-      <w:r>
-        <w:t xml:space="preserve"> </w:t>
-      </w:r>
-      <w:r>
-        <w:t xml:space="preserve">Fine-tuning a pretrained model on SEM/optical images.</w:t>
-      </w:r>
-    </w:p>
-    <w:p>
-      <w:pPr>
-        <w:pStyle w:val="Compact"/>
-        <w:numPr>
-          <w:ilvl w:val="0"/>
-          <w:numId w:val="1018"/>
-        </w:numPr>
-      </w:pPr>
-      <w:r>
-        <w:rPr>
-          <w:b/>
-          <w:bCs/>
-        </w:rPr>
-        <w:t xml:space="preserve">Lab:</w:t>
-      </w:r>
-      <w:r>
-        <w:t xml:space="preserve"> </w:t>
-      </w:r>
-      <w:r>
-        <w:t xml:space="preserve">Predicting hardness from heat-treatment curves.</w:t>
-      </w:r>
-    </w:p>
-    <w:p>
-      <w:pPr>
-        <w:pStyle w:val="Compact"/>
-        <w:numPr>
-          <w:ilvl w:val="0"/>
-          <w:numId w:val="1018"/>
-        </w:numPr>
-      </w:pPr>
-      <w:r>
-        <w:rPr>
-          <w:b/>
-          <w:bCs/>
-        </w:rPr>
-        <w:t xml:space="preserve">Lab:</w:t>
-      </w:r>
-      <w:r>
-        <w:t xml:space="preserve"> </w:t>
-      </w:r>
-      <w:r>
-        <w:t xml:space="preserve">GP on process parameters (e.g., cooling rate → microstructure metric).</w:t>
-      </w:r>
-    </w:p>
-    <w:p>
-      <w:pPr>
-        <w:pStyle w:val="Compact"/>
-        <w:numPr>
-          <w:ilvl w:val="0"/>
-          <w:numId w:val="1018"/>
-        </w:numPr>
-      </w:pPr>
-      <w:r>
-        <w:rPr>
-          <w:b/>
-          <w:bCs/>
-        </w:rPr>
-        <w:t xml:space="preserve">Lab:</w:t>
-      </w:r>
-      <w:r>
-        <w:t xml:space="preserve"> </w:t>
-      </w:r>
-      <w:r>
-        <w:t xml:space="preserve">Building process maps using ML surrogate models.</w:t>
-      </w:r>
-    </w:p>
-    <w:p>
-      <w:pPr>
-        <w:pStyle w:val="Compact"/>
-        <w:numPr>
-          <w:ilvl w:val="0"/>
-          <w:numId w:val="1018"/>
-        </w:numPr>
-      </w:pPr>
-      <w:r>
-        <w:rPr>
-          <w:b/>
-          <w:bCs/>
-        </w:rPr>
-        <w:t xml:space="preserve">Lab:</w:t>
-      </w:r>
-      <w:r>
-        <w:t xml:space="preserve"> </w:t>
-      </w:r>
-      <w:r>
-        <w:t xml:space="preserve">NMF decomposition of EELS datasets; automatic phase identification in XRD.</w:t>
-      </w:r>
-    </w:p>
-    <w:p>
-      <w:pPr>
-        <w:pStyle w:val="Compact"/>
-        <w:numPr>
-          <w:ilvl w:val="0"/>
-          <w:numId w:val="1018"/>
-        </w:numPr>
-      </w:pPr>
-      <w:r>
-        <w:rPr>
-          <w:b/>
-          <w:bCs/>
-        </w:rPr>
-        <w:t xml:space="preserve">Lab:</w:t>
-      </w:r>
-      <w:r>
-        <w:t xml:space="preserve"> </w:t>
-      </w:r>
-      <w:r>
-        <w:t xml:space="preserve">Implementing a simple</w:t>
-      </w:r>
-      <w:r>
-        <w:t xml:space="preserve"> </w:t>
-      </w:r>
-      <w:r>
-        <w:t xml:space="preserve">“AI autofocus”</w:t>
-      </w:r>
-      <w:r>
-        <w:t xml:space="preserve"> </w:t>
-      </w:r>
-      <w:r>
-        <w:t xml:space="preserve">or EBSD pattern classifier.</w:t>
-      </w:r>
-    </w:p>
-    <w:p>
-      <w:pPr>
-        <w:pStyle w:val="Compact"/>
-        <w:numPr>
-          <w:ilvl w:val="0"/>
-          <w:numId w:val="1018"/>
-        </w:numPr>
-      </w:pPr>
-      <w:r>
-        <w:rPr>
-          <w:b/>
-          <w:bCs/>
-        </w:rPr>
-        <w:t xml:space="preserve">Lab:</w:t>
-      </w:r>
-      <w:r>
-        <w:t xml:space="preserve"> </w:t>
-      </w:r>
-      <w:r>
-        <w:t xml:space="preserve">Fusing XRD + microstructure representations for property prediction.</w:t>
+        <w:t xml:space="preserve">1.4 Lab Possibilities</w:t>
+      </w:r>
+    </w:p>
+    <w:p>
+      <w:pPr>
+        <w:pStyle w:val="Compact"/>
+        <w:numPr>
+          <w:ilvl w:val="0"/>
+          <w:numId w:val="1017"/>
+        </w:numPr>
+      </w:pPr>
+      <w:r>
+        <w:t xml:space="preserve">Microscopy datasets: noise, metadata, units, and artifacts.</w:t>
+      </w:r>
+    </w:p>
+    <w:p>
+      <w:pPr>
+        <w:pStyle w:val="Compact"/>
+        <w:numPr>
+          <w:ilvl w:val="0"/>
+          <w:numId w:val="1017"/>
+        </w:numPr>
+      </w:pPr>
+      <w:r>
+        <w:t xml:space="preserve">Fourier inspection of SEM/TEM images.</w:t>
+      </w:r>
+    </w:p>
+    <w:p>
+      <w:pPr>
+        <w:pStyle w:val="Compact"/>
+        <w:numPr>
+          <w:ilvl w:val="0"/>
+          <w:numId w:val="1017"/>
+        </w:numPr>
+      </w:pPr>
+      <w:r>
+        <w:t xml:space="preserve">Broken vs correct ML pipelines (data leakage case studies).</w:t>
+      </w:r>
+    </w:p>
+    <w:p>
+      <w:pPr>
+        <w:pStyle w:val="Compact"/>
+        <w:numPr>
+          <w:ilvl w:val="0"/>
+          <w:numId w:val="1017"/>
+        </w:numPr>
+      </w:pPr>
+      <w:r>
+        <w:t xml:space="preserve">Feature extraction vs learned representations.</w:t>
+      </w:r>
+    </w:p>
+    <w:p>
+      <w:pPr>
+        <w:pStyle w:val="Compact"/>
+        <w:numPr>
+          <w:ilvl w:val="0"/>
+          <w:numId w:val="1017"/>
+        </w:numPr>
+      </w:pPr>
+      <w:r>
+        <w:t xml:space="preserve">Fine-tuning pretrained CNNs on microstructures.</w:t>
+      </w:r>
+    </w:p>
+    <w:p>
+      <w:pPr>
+        <w:pStyle w:val="Compact"/>
+        <w:numPr>
+          <w:ilvl w:val="0"/>
+          <w:numId w:val="1017"/>
+        </w:numPr>
+      </w:pPr>
+      <w:r>
+        <w:t xml:space="preserve">Process–property regression with uncertainty.</w:t>
+      </w:r>
+    </w:p>
+    <w:p>
+      <w:pPr>
+        <w:pStyle w:val="Compact"/>
+        <w:numPr>
+          <w:ilvl w:val="0"/>
+          <w:numId w:val="1017"/>
+        </w:numPr>
+      </w:pPr>
+      <w:r>
+        <w:t xml:space="preserve">GP-based process maps.</w:t>
+      </w:r>
+    </w:p>
+    <w:p>
+      <w:pPr>
+        <w:pStyle w:val="Compact"/>
+        <w:numPr>
+          <w:ilvl w:val="0"/>
+          <w:numId w:val="1017"/>
+        </w:numPr>
+      </w:pPr>
+      <w:r>
+        <w:t xml:space="preserve">Spectral decomposition (NMF) of EELS/XRD data.</w:t>
+      </w:r>
+    </w:p>
+    <w:p>
+      <w:pPr>
+        <w:pStyle w:val="Compact"/>
+        <w:numPr>
+          <w:ilvl w:val="0"/>
+          <w:numId w:val="1017"/>
+        </w:numPr>
+      </w:pPr>
+      <w:r>
+        <w:t xml:space="preserve">ML-assisted autofocus or EBSD pattern classification.</w:t>
+      </w:r>
+    </w:p>
+    <w:p>
+      <w:pPr>
+        <w:pStyle w:val="Compact"/>
+        <w:numPr>
+          <w:ilvl w:val="0"/>
+          <w:numId w:val="1017"/>
+        </w:numPr>
+      </w:pPr>
+      <w:r>
+        <w:t xml:space="preserve">Multi-modal fusion of images, spectra, and process parameters.</w:t>
       </w:r>
     </w:p>
     <w:bookmarkEnd w:id="42"/>
-    <w:bookmarkStart w:id="44" w:name="references"/>
-    <w:p>
-      <w:pPr>
-        <w:pStyle w:val="Heading2"/>
-      </w:pPr>
-      <w:r>
-        <w:t xml:space="preserve">References</w:t>
-      </w:r>
-    </w:p>
-    <w:p>
-      <w:pPr>
-        <w:pStyle w:val="FirstParagraph"/>
-      </w:pPr>
-      <w:r>
-        <w:rPr>
-          <w:vertAlign w:val="subscript"/>
-        </w:rPr>
-        <w:t xml:space="preserve">Source:</w:t>
-      </w:r>
-      <w:r>
-        <w:rPr>
-          <w:vertAlign w:val="subscript"/>
-        </w:rPr>
-        <w:t xml:space="preserve"> </w:t>
-      </w:r>
-      <w:hyperlink r:id="rId43">
-        <w:r>
-          <w:rPr>
-            <w:rStyle w:val="Hyperlink"/>
-            <w:vertAlign w:val="subscript"/>
-          </w:rPr>
-          <w:t xml:space="preserve">Article Notebook</w:t>
-        </w:r>
-      </w:hyperlink>
-    </w:p>
-    <w:bookmarkEnd w:id="44"/>
-    <w:bookmarkEnd w:id="45"/>
+    <w:bookmarkEnd w:id="43"/>
     <w:sectPr>
       <w:footnotePr>
         <w:numRestart w:val="eachSect"/>
@@ -1419,91 +1904,6 @@
       <w:rPr>
         <w:rFonts w:ascii="Wingdings" w:hAnsi="Wingdings" w:cs="Wingdings" w:hint="default"/>
       </w:rPr>
-    </w:lvl>
-  </w:abstractNum>
-  <w:abstractNum w:abstractNumId="99411">
-    <w:nsid w:val="00A99411"/>
-    <w:multiLevelType w:val="multilevel"/>
-    <w:lvl w:ilvl="0">
-      <w:start w:val="1"/>
-      <w:numFmt w:val="decimal"/>
-      <w:lvlText w:val="%1."/>
-      <w:lvlJc w:val="left"/>
-      <w:pPr>
-        <w:ind w:left="720" w:hanging="360"/>
-      </w:pPr>
-    </w:lvl>
-    <w:lvl w:ilvl="1">
-      <w:start w:val="1"/>
-      <w:numFmt w:val="decimal"/>
-      <w:lvlText w:val="%2."/>
-      <w:lvlJc w:val="left"/>
-      <w:pPr>
-        <w:ind w:left="1440" w:hanging="360"/>
-      </w:pPr>
-    </w:lvl>
-    <w:lvl w:ilvl="2">
-      <w:start w:val="1"/>
-      <w:numFmt w:val="decimal"/>
-      <w:lvlText w:val="%3."/>
-      <w:lvlJc w:val="left"/>
-      <w:pPr>
-        <w:ind w:left="2160" w:hanging="360"/>
-      </w:pPr>
-    </w:lvl>
-    <w:lvl w:ilvl="3">
-      <w:start w:val="1"/>
-      <w:numFmt w:val="decimal"/>
-      <w:lvlText w:val="%4."/>
-      <w:lvlJc w:val="left"/>
-      <w:pPr>
-        <w:ind w:left="2880" w:hanging="360"/>
-      </w:pPr>
-    </w:lvl>
-    <w:lvl w:ilvl="4">
-      <w:start w:val="1"/>
-      <w:numFmt w:val="decimal"/>
-      <w:lvlText w:val="%5."/>
-      <w:lvlJc w:val="left"/>
-      <w:pPr>
-        <w:ind w:left="3600" w:hanging="360"/>
-      </w:pPr>
-    </w:lvl>
-    <w:lvl w:ilvl="5">
-      <w:start w:val="1"/>
-      <w:numFmt w:val="decimal"/>
-      <w:lvlText w:val="%6."/>
-      <w:lvlJc w:val="left"/>
-      <w:pPr>
-        <w:ind w:left="4320" w:hanging="360"/>
-      </w:pPr>
-    </w:lvl>
-    <w:lvl w:ilvl="6">
-      <w:start w:val="1"/>
-      <w:numFmt w:val="decimal"/>
-      <w:lvlText w:val="%7."/>
-      <w:lvlJc w:val="left"/>
-      <w:pPr>
-        <w:ind w:left="5040" w:hanging="360"/>
-      </w:pPr>
-    </w:lvl>
-    <w:lvl w:ilvl="7">
-      <w:start w:val="1"/>
-      <w:numFmt w:val="decimal"/>
-      <w:lvlText w:val="%8."/>
-      <w:lvlJc w:val="left"/>
-      <w:pPr>
-        <w:ind w:left="5760" w:hanging="360"/>
-      </w:pPr>
-    </w:lvl>
-    <w:lvl w:ilvl="8">
-      <w:start w:val="1"/>
-      <w:numFmt w:val="decimal"/>
-      <w:lvlText w:val="%9."/>
-      <w:lvlJc w:val="left"/>
-      <w:pPr>
-        <w:ind w:left="6480" w:hanging="360"/>
-      </w:pPr>
     </w:lvl>
   </w:abstractNum>
   <w:num w:numId="1000">
@@ -1552,42 +1952,12 @@
     <w:abstractNumId w:val="991"/>
   </w:num>
   <w:num w:numId="1015">
-    <w:abstractNumId w:val="99411"/>
-    <w:lvlOverride w:ilvl="0">
-      <w:startOverride w:val="1"/>
-    </w:lvlOverride>
-    <w:lvlOverride w:ilvl="1">
-      <w:startOverride w:val="1"/>
-    </w:lvlOverride>
-    <w:lvlOverride w:ilvl="2">
-      <w:startOverride w:val="1"/>
-    </w:lvlOverride>
-    <w:lvlOverride w:ilvl="3">
-      <w:startOverride w:val="1"/>
-    </w:lvlOverride>
-    <w:lvlOverride w:ilvl="4">
-      <w:startOverride w:val="1"/>
-    </w:lvlOverride>
-    <w:lvlOverride w:ilvl="5">
-      <w:startOverride w:val="1"/>
-    </w:lvlOverride>
-    <w:lvlOverride w:ilvl="6">
-      <w:startOverride w:val="1"/>
-    </w:lvlOverride>
-    <w:lvlOverride w:ilvl="7">
-      <w:startOverride w:val="1"/>
-    </w:lvlOverride>
-    <w:lvlOverride w:ilvl="8">
-      <w:startOverride w:val="1"/>
-    </w:lvlOverride>
+    <w:abstractNumId w:val="991"/>
   </w:num>
   <w:num w:numId="1016">
     <w:abstractNumId w:val="991"/>
   </w:num>
   <w:num w:numId="1017">
-    <w:abstractNumId w:val="991"/>
-  </w:num>
-  <w:num w:numId="1018">
     <w:abstractNumId w:val="991"/>
   </w:num>
 </w:numbering>

--- a/index.docx
+++ b/index.docx
@@ -31,7 +31,7 @@
         <w:pStyle w:val="Date"/>
       </w:pPr>
       <w:r>
-        <w:t xml:space="preserve">2026-01-20</w:t>
+        <w:t xml:space="preserve">2026-01-30</w:t>
       </w:r>
     </w:p>
     <w:p>
@@ -86,7 +86,7 @@
         <w:t xml:space="preserve">correlations.</w:t>
       </w:r>
     </w:p>
-    <w:bookmarkStart w:id="43" w:name="X0a56b0bd4838ab784e68624d8ff4509bda60416"/>
+    <w:bookmarkStart w:id="46" w:name="X0a56b0bd4838ab784e68624d8ff4509bda60416"/>
     <w:p>
       <w:pPr>
         <w:pStyle w:val="Heading1"/>
@@ -104,7 +104,7 @@
           <w:b/>
           <w:bCs/>
         </w:rPr>
-        <w:t xml:space="preserve">4th/5th Semester – 5 ECTS · 2h lecture + 2h exercises per week</w:t>
+        <w:t xml:space="preserve">5th Semester – 5 ECTS · 2h lecture + 2h exercises per week</w:t>
       </w:r>
       <w:r>
         <w:br/>
@@ -322,70 +322,107 @@
       </w:r>
     </w:p>
     <w:bookmarkEnd w:id="20"/>
-    <w:bookmarkStart w:id="40" w:name="week-by-week-curriculum-14-weeks"/>
+    <w:bookmarkStart w:id="21" w:name="companion-books"/>
     <w:p>
       <w:pPr>
         <w:pStyle w:val="Heading2"/>
       </w:pPr>
       <w:r>
-        <w:t xml:space="preserve">1.2 Week-by-Week Curriculum (14 weeks)</w:t>
-      </w:r>
-    </w:p>
-    <w:bookmarkStart w:id="24" w:name="Xd24e737216ad7c0a709fc0bdf9367074e8fbe43"/>
+        <w:t xml:space="preserve">1.2 Companion books</w:t>
+      </w:r>
+    </w:p>
+    <w:p>
+      <w:pPr>
+        <w:pStyle w:val="Compact"/>
+        <w:numPr>
+          <w:ilvl w:val="0"/>
+          <w:numId w:val="1002"/>
+        </w:numPr>
+      </w:pPr>
+      <w:r>
+        <w:t xml:space="preserve">Sandfeld (2024)</w:t>
+      </w:r>
+      <w:r>
+        <w:t xml:space="preserve">: Materials Data Science</w:t>
+      </w:r>
+    </w:p>
+    <w:bookmarkEnd w:id="21"/>
+    <w:bookmarkStart w:id="41" w:name="week-by-week-curriculum-14-weeks"/>
+    <w:p>
+      <w:pPr>
+        <w:pStyle w:val="Heading2"/>
+      </w:pPr>
+      <w:r>
+        <w:t xml:space="preserve">1.3 Week-by-Week Curriculum (14 weeks)</w:t>
+      </w:r>
+    </w:p>
+    <w:bookmarkStart w:id="25" w:name="Xd24e737216ad7c0a709fc0bdf9367074e8fbe43"/>
     <w:p>
       <w:pPr>
         <w:pStyle w:val="Heading3"/>
       </w:pPr>
       <w:r>
-        <w:t xml:space="preserve">1.2.1 Unit I — Experimental Data as a Learning Problem (Weeks 1–3)</w:t>
-      </w:r>
-    </w:p>
-    <w:bookmarkStart w:id="21" w:name="week-1-what-makes-materials-data-special"/>
+        <w:t xml:space="preserve">1.3.1 Unit I — Experimental Data as a Learning Problem (Weeks 1–3)</w:t>
+      </w:r>
+    </w:p>
+    <w:bookmarkStart w:id="22" w:name="week-1-what-makes-materials-data-special"/>
     <w:p>
       <w:pPr>
         <w:pStyle w:val="Heading4"/>
       </w:pPr>
       <w:r>
-        <w:t xml:space="preserve">1.2.1.1 Week 1 – What makes materials data special?</w:t>
-      </w:r>
-    </w:p>
-    <w:p>
-      <w:pPr>
-        <w:pStyle w:val="Compact"/>
-        <w:numPr>
-          <w:ilvl w:val="0"/>
-          <w:numId w:val="1002"/>
-        </w:numPr>
-      </w:pPr>
-      <w:r>
-        <w:t xml:space="preserve">Types of experimental data:</w:t>
-      </w:r>
-      <w:r>
-        <w:t xml:space="preserve"> </w:t>
-      </w:r>
-      <w:r>
-        <w:t xml:space="preserve">micrographs, EBSD, EDS, EELS, XRD, process logs, thermal histories.</w:t>
-      </w:r>
-    </w:p>
-    <w:p>
-      <w:pPr>
-        <w:pStyle w:val="Compact"/>
-        <w:numPr>
-          <w:ilvl w:val="0"/>
-          <w:numId w:val="1002"/>
-        </w:numPr>
-      </w:pPr>
-      <w:r>
-        <w:t xml:space="preserve">PSPP (Processing–Structure–Property–Performance) as a</w:t>
-      </w:r>
-      <w:r>
-        <w:t xml:space="preserve"> </w:t>
-      </w:r>
+        <w:t xml:space="preserve">1.3.1.1 Week 1 – What makes materials data special?</w:t>
+      </w:r>
+    </w:p>
+    <w:p>
+      <w:pPr>
+        <w:pStyle w:val="FirstParagraph"/>
+      </w:pPr>
       <w:r>
         <w:rPr>
           <w:i/>
           <w:iCs/>
         </w:rPr>
+        <w:t xml:space="preserve">Lecture: Tuesday, 14.04.2026, 14:15-15:45 | Exercise: Thursday, 16.04.2026, 16:15-17:45</w:t>
+      </w:r>
+    </w:p>
+    <w:p>
+      <w:pPr>
+        <w:pStyle w:val="Compact"/>
+        <w:numPr>
+          <w:ilvl w:val="0"/>
+          <w:numId w:val="1003"/>
+        </w:numPr>
+      </w:pPr>
+      <w:r>
+        <w:t xml:space="preserve">Types of experimental data:</w:t>
+      </w:r>
+      <w:r>
+        <w:t xml:space="preserve"> </w:t>
+      </w:r>
+      <w:r>
+        <w:t xml:space="preserve">micrographs, EBSD, EDS, EELS, XRD, process logs, thermal histories.</w:t>
+      </w:r>
+    </w:p>
+    <w:p>
+      <w:pPr>
+        <w:pStyle w:val="Compact"/>
+        <w:numPr>
+          <w:ilvl w:val="0"/>
+          <w:numId w:val="1003"/>
+        </w:numPr>
+      </w:pPr>
+      <w:r>
+        <w:t xml:space="preserve">PSPP (Processing–Structure–Property–Performance) as a</w:t>
+      </w:r>
+      <w:r>
+        <w:t xml:space="preserve"> </w:t>
+      </w:r>
+      <w:r>
+        <w:rPr>
+          <w:i/>
+          <w:iCs/>
+        </w:rPr>
         <w:t xml:space="preserve">data dependency graph</w:t>
       </w:r>
       <w:r>
@@ -397,7 +434,7 @@
         <w:pStyle w:val="Compact"/>
         <w:numPr>
           <w:ilvl w:val="0"/>
-          <w:numId w:val="1002"/>
+          <w:numId w:val="1003"/>
         </w:numPr>
       </w:pPr>
       <w:r>
@@ -429,53 +466,65 @@
         </w:pict>
       </w:r>
     </w:p>
-    <w:bookmarkEnd w:id="21"/>
-    <w:bookmarkStart w:id="22" w:name="week-2-physics-of-data-formation"/>
+    <w:bookmarkEnd w:id="22"/>
+    <w:bookmarkStart w:id="23" w:name="week-2-physics-of-data-formation"/>
     <w:p>
       <w:pPr>
         <w:pStyle w:val="Heading4"/>
       </w:pPr>
       <w:r>
-        <w:t xml:space="preserve">1.2.1.2 Week 2 – Physics of data formation</w:t>
-      </w:r>
-    </w:p>
-    <w:p>
-      <w:pPr>
-        <w:pStyle w:val="Compact"/>
-        <w:numPr>
-          <w:ilvl w:val="0"/>
-          <w:numId w:val="1003"/>
-        </w:numPr>
-      </w:pPr>
-      <w:r>
-        <w:t xml:space="preserve">Image and signal formation in characterization:</w:t>
-      </w:r>
-      <w:r>
-        <w:t xml:space="preserve"> </w:t>
-      </w:r>
-      <w:r>
-        <w:t xml:space="preserve">resolution, contrast, artifacts.</w:t>
-      </w:r>
-    </w:p>
-    <w:p>
-      <w:pPr>
-        <w:pStyle w:val="Compact"/>
-        <w:numPr>
-          <w:ilvl w:val="0"/>
-          <w:numId w:val="1003"/>
-        </w:numPr>
-      </w:pPr>
-      <w:r>
-        <w:t xml:space="preserve">Sampling, aliasing, noise as</w:t>
-      </w:r>
-      <w:r>
-        <w:t xml:space="preserve"> </w:t>
-      </w:r>
+        <w:t xml:space="preserve">1.3.1.2 Week 2 – Physics of data formation</w:t>
+      </w:r>
+    </w:p>
+    <w:p>
+      <w:pPr>
+        <w:pStyle w:val="FirstParagraph"/>
+      </w:pPr>
       <w:r>
         <w:rPr>
           <w:i/>
           <w:iCs/>
         </w:rPr>
+        <w:t xml:space="preserve">Lecture: Tuesday, 21.04.2026, 14:15-15:45 | Exercise: Thursday, 23.04.2026, 16:15-17:45</w:t>
+      </w:r>
+    </w:p>
+    <w:p>
+      <w:pPr>
+        <w:pStyle w:val="Compact"/>
+        <w:numPr>
+          <w:ilvl w:val="0"/>
+          <w:numId w:val="1004"/>
+        </w:numPr>
+      </w:pPr>
+      <w:r>
+        <w:t xml:space="preserve">Image and signal formation in characterization:</w:t>
+      </w:r>
+      <w:r>
+        <w:t xml:space="preserve"> </w:t>
+      </w:r>
+      <w:r>
+        <w:t xml:space="preserve">resolution, contrast, artifacts.</w:t>
+      </w:r>
+    </w:p>
+    <w:p>
+      <w:pPr>
+        <w:pStyle w:val="Compact"/>
+        <w:numPr>
+          <w:ilvl w:val="0"/>
+          <w:numId w:val="1004"/>
+        </w:numPr>
+      </w:pPr>
+      <w:r>
+        <w:t xml:space="preserve">Sampling, aliasing, noise as</w:t>
+      </w:r>
+      <w:r>
+        <w:t xml:space="preserve"> </w:t>
+      </w:r>
+      <w:r>
+        <w:rPr>
+          <w:i/>
+          <w:iCs/>
+        </w:rPr>
         <w:t xml:space="preserve">physical priors</w:t>
       </w:r>
       <w:r>
@@ -490,7 +539,7 @@
         <w:pStyle w:val="Compact"/>
         <w:numPr>
           <w:ilvl w:val="0"/>
-          <w:numId w:val="1003"/>
+          <w:numId w:val="1004"/>
         </w:numPr>
       </w:pPr>
       <w:r>
@@ -522,22 +571,34 @@
         </w:pict>
       </w:r>
     </w:p>
-    <w:bookmarkEnd w:id="22"/>
-    <w:bookmarkStart w:id="23" w:name="week-3-data-quality-labels-and-leakage"/>
+    <w:bookmarkEnd w:id="23"/>
+    <w:bookmarkStart w:id="24" w:name="week-3-data-quality-labels-and-leakage"/>
     <w:p>
       <w:pPr>
         <w:pStyle w:val="Heading4"/>
       </w:pPr>
       <w:r>
-        <w:t xml:space="preserve">1.2.1.3 Week 3 – Data quality, labels, and leakage</w:t>
-      </w:r>
-    </w:p>
-    <w:p>
-      <w:pPr>
-        <w:pStyle w:val="Compact"/>
-        <w:numPr>
-          <w:ilvl w:val="0"/>
-          <w:numId w:val="1004"/>
+        <w:t xml:space="preserve">1.3.1.3 Week 3 – Data quality, labels, and leakage</w:t>
+      </w:r>
+    </w:p>
+    <w:p>
+      <w:pPr>
+        <w:pStyle w:val="FirstParagraph"/>
+      </w:pPr>
+      <w:r>
+        <w:rPr>
+          <w:i/>
+          <w:iCs/>
+        </w:rPr>
+        <w:t xml:space="preserve">Lecture: Tuesday, 28.04.2026, 14:15-15:45 | Exercise: Thursday, 30.04.2026, 16:15-17:45</w:t>
+      </w:r>
+    </w:p>
+    <w:p>
+      <w:pPr>
+        <w:pStyle w:val="Compact"/>
+        <w:numPr>
+          <w:ilvl w:val="0"/>
+          <w:numId w:val="1005"/>
         </w:numPr>
       </w:pPr>
       <w:r>
@@ -549,7 +610,7 @@
         <w:pStyle w:val="Compact"/>
         <w:numPr>
           <w:ilvl w:val="0"/>
-          <w:numId w:val="1004"/>
+          <w:numId w:val="1005"/>
         </w:numPr>
       </w:pPr>
       <w:r>
@@ -561,7 +622,7 @@
         <w:pStyle w:val="Compact"/>
         <w:numPr>
           <w:ilvl w:val="0"/>
-          <w:numId w:val="1004"/>
+          <w:numId w:val="1005"/>
         </w:numPr>
       </w:pPr>
       <w:r>
@@ -605,15 +666,15 @@
         </w:pict>
       </w:r>
     </w:p>
-    <w:bookmarkEnd w:id="23"/>
     <w:bookmarkEnd w:id="24"/>
-    <w:bookmarkStart w:id="28" w:name="X2fb6f3dcbe166ecafcf0a6da168c0a768811813"/>
+    <w:bookmarkEnd w:id="25"/>
+    <w:bookmarkStart w:id="29" w:name="X2fb6f3dcbe166ecafcf0a6da168c0a768811813"/>
     <w:p>
       <w:pPr>
         <w:pStyle w:val="Heading3"/>
       </w:pPr>
       <w:r>
-        <w:t xml:space="preserve">1.2.2 Unit II — Representation Learning for Microstructures (Weeks 4–6)</w:t>
+        <w:t xml:space="preserve">1.3.2 Unit II — Representation Learning for Microstructures (Weeks 4–6)</w:t>
       </w:r>
     </w:p>
     <w:p>
@@ -628,21 +689,33 @@
         <w:t xml:space="preserve">(Aligned with early neural networks in MFML)</w:t>
       </w:r>
     </w:p>
-    <w:bookmarkStart w:id="25" w:name="X9162385235e20fbf78675009f9b868501fc00c5"/>
+    <w:bookmarkStart w:id="26" w:name="X9162385235e20fbf78675009f9b868501fc00c5"/>
     <w:p>
       <w:pPr>
         <w:pStyle w:val="Heading4"/>
       </w:pPr>
       <w:r>
-        <w:t xml:space="preserve">1.2.2.1 Week 4 – From classical microstructure metrics to learned representations</w:t>
-      </w:r>
-    </w:p>
-    <w:p>
-      <w:pPr>
-        <w:pStyle w:val="Compact"/>
-        <w:numPr>
-          <w:ilvl w:val="0"/>
-          <w:numId w:val="1005"/>
+        <w:t xml:space="preserve">1.3.2.1 Week 4 – From classical microstructure metrics to learned representations</w:t>
+      </w:r>
+    </w:p>
+    <w:p>
+      <w:pPr>
+        <w:pStyle w:val="FirstParagraph"/>
+      </w:pPr>
+      <w:r>
+        <w:rPr>
+          <w:i/>
+          <w:iCs/>
+        </w:rPr>
+        <w:t xml:space="preserve">Lecture: Tuesday, 05.05.2026, 14:15-15:45 | Exercise: Thursday, 07.05.2026, 16:15-17:45</w:t>
+      </w:r>
+    </w:p>
+    <w:p>
+      <w:pPr>
+        <w:pStyle w:val="Compact"/>
+        <w:numPr>
+          <w:ilvl w:val="0"/>
+          <w:numId w:val="1006"/>
         </w:numPr>
       </w:pPr>
       <w:r>
@@ -654,7 +727,7 @@
         <w:pStyle w:val="Compact"/>
         <w:numPr>
           <w:ilvl w:val="0"/>
-          <w:numId w:val="1005"/>
+          <w:numId w:val="1006"/>
         </w:numPr>
       </w:pPr>
       <w:r>
@@ -666,7 +739,7 @@
         <w:pStyle w:val="Compact"/>
         <w:numPr>
           <w:ilvl w:val="0"/>
-          <w:numId w:val="1005"/>
+          <w:numId w:val="1006"/>
         </w:numPr>
       </w:pPr>
       <w:r>
@@ -698,22 +771,34 @@
         </w:pict>
       </w:r>
     </w:p>
-    <w:bookmarkEnd w:id="25"/>
-    <w:bookmarkStart w:id="26" w:name="Xa75b8e53448ea520fb31b5b07bcc5a6ae0edfbe"/>
+    <w:bookmarkEnd w:id="26"/>
+    <w:bookmarkStart w:id="27" w:name="Xa75b8e53448ea520fb31b5b07bcc5a6ae0edfbe"/>
     <w:p>
       <w:pPr>
         <w:pStyle w:val="Heading4"/>
       </w:pPr>
       <w:r>
-        <w:t xml:space="preserve">1.2.2.2 Week 5 – Neural networks for microstructure images</w:t>
-      </w:r>
-    </w:p>
-    <w:p>
-      <w:pPr>
-        <w:pStyle w:val="Compact"/>
-        <w:numPr>
-          <w:ilvl w:val="0"/>
-          <w:numId w:val="1006"/>
+        <w:t xml:space="preserve">1.3.2.2 Week 5 – Neural networks for microstructure images</w:t>
+      </w:r>
+    </w:p>
+    <w:p>
+      <w:pPr>
+        <w:pStyle w:val="FirstParagraph"/>
+      </w:pPr>
+      <w:r>
+        <w:rPr>
+          <w:i/>
+          <w:iCs/>
+        </w:rPr>
+        <w:t xml:space="preserve">Lecture: Tuesday, 12.05.2026, 14:15-15:45 | Exercise: Thursday, 14.05.2026, 16:15-17:45 (cancelled - Himmelfahrt)</w:t>
+      </w:r>
+    </w:p>
+    <w:p>
+      <w:pPr>
+        <w:pStyle w:val="Compact"/>
+        <w:numPr>
+          <w:ilvl w:val="0"/>
+          <w:numId w:val="1007"/>
         </w:numPr>
       </w:pPr>
       <w:r>
@@ -725,7 +810,7 @@
         <w:pStyle w:val="Compact"/>
         <w:numPr>
           <w:ilvl w:val="0"/>
-          <w:numId w:val="1006"/>
+          <w:numId w:val="1007"/>
         </w:numPr>
       </w:pPr>
       <w:r>
@@ -743,7 +828,7 @@
         <w:pStyle w:val="Compact"/>
         <w:numPr>
           <w:ilvl w:val="0"/>
-          <w:numId w:val="1006"/>
+          <w:numId w:val="1007"/>
         </w:numPr>
       </w:pPr>
       <w:r>
@@ -775,22 +860,34 @@
         </w:pict>
       </w:r>
     </w:p>
-    <w:bookmarkEnd w:id="26"/>
-    <w:bookmarkStart w:id="27" w:name="week-6-data-scarcity-transfer-learning"/>
+    <w:bookmarkEnd w:id="27"/>
+    <w:bookmarkStart w:id="28" w:name="week-6-data-scarcity-transfer-learning"/>
     <w:p>
       <w:pPr>
         <w:pStyle w:val="Heading4"/>
       </w:pPr>
       <w:r>
-        <w:t xml:space="preserve">1.2.2.3 Week 6 – Data scarcity &amp; transfer learning</w:t>
-      </w:r>
-    </w:p>
-    <w:p>
-      <w:pPr>
-        <w:pStyle w:val="Compact"/>
-        <w:numPr>
-          <w:ilvl w:val="0"/>
-          <w:numId w:val="1007"/>
+        <w:t xml:space="preserve">1.3.2.3 Week 6 – Data scarcity &amp; transfer learning</w:t>
+      </w:r>
+    </w:p>
+    <w:p>
+      <w:pPr>
+        <w:pStyle w:val="FirstParagraph"/>
+      </w:pPr>
+      <w:r>
+        <w:rPr>
+          <w:i/>
+          <w:iCs/>
+        </w:rPr>
+        <w:t xml:space="preserve">Lecture: Tuesday, 19.05.2026, 14:15-15:45 | Exercise: Thursday, 21.05.2026, 16:15-17:45</w:t>
+      </w:r>
+    </w:p>
+    <w:p>
+      <w:pPr>
+        <w:pStyle w:val="Compact"/>
+        <w:numPr>
+          <w:ilvl w:val="0"/>
+          <w:numId w:val="1008"/>
         </w:numPr>
       </w:pPr>
       <w:r>
@@ -802,7 +899,7 @@
         <w:pStyle w:val="Compact"/>
         <w:numPr>
           <w:ilvl w:val="0"/>
-          <w:numId w:val="1007"/>
+          <w:numId w:val="1008"/>
         </w:numPr>
       </w:pPr>
       <w:r>
@@ -814,7 +911,7 @@
         <w:pStyle w:val="Compact"/>
         <w:numPr>
           <w:ilvl w:val="0"/>
-          <w:numId w:val="1007"/>
+          <w:numId w:val="1008"/>
         </w:numPr>
       </w:pPr>
       <w:r>
@@ -846,32 +943,44 @@
         </w:pict>
       </w:r>
     </w:p>
-    <w:bookmarkEnd w:id="27"/>
     <w:bookmarkEnd w:id="28"/>
-    <w:bookmarkStart w:id="32" w:name="X4f1002164fc292531b1d0e94a300b0a4a87fabe"/>
+    <w:bookmarkEnd w:id="29"/>
+    <w:bookmarkStart w:id="33" w:name="X4f1002164fc292531b1d0e94a300b0a4a87fabe"/>
     <w:p>
       <w:pPr>
         <w:pStyle w:val="Heading3"/>
       </w:pPr>
       <w:r>
-        <w:t xml:space="preserve">1.2.3 Unit III — Learning from Processing Data (Weeks 7–9)</w:t>
-      </w:r>
-    </w:p>
-    <w:bookmarkStart w:id="29" w:name="Xbb124ebc6c6dce8b1ee3692f0ea7044e53b6cc0"/>
+        <w:t xml:space="preserve">1.3.3 Unit III — Learning from Processing Data (Weeks 7–9)</w:t>
+      </w:r>
+    </w:p>
+    <w:bookmarkStart w:id="30" w:name="Xbb124ebc6c6dce8b1ee3692f0ea7044e53b6cc0"/>
     <w:p>
       <w:pPr>
         <w:pStyle w:val="Heading4"/>
       </w:pPr>
       <w:r>
-        <w:t xml:space="preserve">1.2.3.1 Week 7 – Time-series and process monitoring</w:t>
-      </w:r>
-    </w:p>
-    <w:p>
-      <w:pPr>
-        <w:pStyle w:val="Compact"/>
-        <w:numPr>
-          <w:ilvl w:val="0"/>
-          <w:numId w:val="1008"/>
+        <w:t xml:space="preserve">1.3.3.1 Week 7 – Time-series and process monitoring</w:t>
+      </w:r>
+    </w:p>
+    <w:p>
+      <w:pPr>
+        <w:pStyle w:val="FirstParagraph"/>
+      </w:pPr>
+      <w:r>
+        <w:rPr>
+          <w:i/>
+          <w:iCs/>
+        </w:rPr>
+        <w:t xml:space="preserve">Lecture: Tuesday, 26.05.2026, 14:15-15:45 | Exercise: Thursday, 28.05.2026, 16:15-17:45</w:t>
+      </w:r>
+    </w:p>
+    <w:p>
+      <w:pPr>
+        <w:pStyle w:val="Compact"/>
+        <w:numPr>
+          <w:ilvl w:val="0"/>
+          <w:numId w:val="1009"/>
         </w:numPr>
       </w:pPr>
       <w:r>
@@ -889,7 +998,7 @@
         <w:pStyle w:val="Compact"/>
         <w:numPr>
           <w:ilvl w:val="0"/>
-          <w:numId w:val="1008"/>
+          <w:numId w:val="1009"/>
         </w:numPr>
       </w:pPr>
       <w:r>
@@ -901,7 +1010,7 @@
         <w:pStyle w:val="Compact"/>
         <w:numPr>
           <w:ilvl w:val="0"/>
-          <w:numId w:val="1008"/>
+          <w:numId w:val="1009"/>
         </w:numPr>
       </w:pPr>
       <w:r>
@@ -933,22 +1042,34 @@
         </w:pict>
       </w:r>
     </w:p>
-    <w:bookmarkEnd w:id="29"/>
-    <w:bookmarkStart w:id="30" w:name="X2fd33b544e0950154ff2b5227c4006756a86d28"/>
+    <w:bookmarkEnd w:id="30"/>
+    <w:bookmarkStart w:id="31" w:name="X2fd33b544e0950154ff2b5227c4006756a86d28"/>
     <w:p>
       <w:pPr>
         <w:pStyle w:val="Heading4"/>
       </w:pPr>
       <w:r>
-        <w:t xml:space="preserve">1.2.3.2 Week 8 – Generalization, robustness, and process windows</w:t>
-      </w:r>
-    </w:p>
-    <w:p>
-      <w:pPr>
-        <w:pStyle w:val="Compact"/>
-        <w:numPr>
-          <w:ilvl w:val="0"/>
-          <w:numId w:val="1009"/>
+        <w:t xml:space="preserve">1.3.3.2 Week 8 – Generalization, robustness, and process windows</w:t>
+      </w:r>
+    </w:p>
+    <w:p>
+      <w:pPr>
+        <w:pStyle w:val="FirstParagraph"/>
+      </w:pPr>
+      <w:r>
+        <w:rPr>
+          <w:i/>
+          <w:iCs/>
+        </w:rPr>
+        <w:t xml:space="preserve">Lecture: Tuesday, 02.06.2026, 14:15-15:45 | Exercise: Thursday, 04.06.2026, 16:15-17:45 (cancelled - Fronleichnam)</w:t>
+      </w:r>
+    </w:p>
+    <w:p>
+      <w:pPr>
+        <w:pStyle w:val="Compact"/>
+        <w:numPr>
+          <w:ilvl w:val="0"/>
+          <w:numId w:val="1010"/>
         </w:numPr>
       </w:pPr>
       <w:r>
@@ -960,7 +1081,7 @@
         <w:pStyle w:val="Compact"/>
         <w:numPr>
           <w:ilvl w:val="0"/>
-          <w:numId w:val="1009"/>
+          <w:numId w:val="1010"/>
         </w:numPr>
       </w:pPr>
       <w:r>
@@ -972,7 +1093,7 @@
         <w:pStyle w:val="Compact"/>
         <w:numPr>
           <w:ilvl w:val="0"/>
-          <w:numId w:val="1009"/>
+          <w:numId w:val="1010"/>
         </w:numPr>
       </w:pPr>
       <w:r>
@@ -1004,22 +1125,34 @@
         </w:pict>
       </w:r>
     </w:p>
-    <w:bookmarkEnd w:id="30"/>
-    <w:bookmarkStart w:id="31" w:name="week-9-inverse-problems-and-process-maps"/>
+    <w:bookmarkEnd w:id="31"/>
+    <w:bookmarkStart w:id="32" w:name="week-9-inverse-problems-and-process-maps"/>
     <w:p>
       <w:pPr>
         <w:pStyle w:val="Heading4"/>
       </w:pPr>
       <w:r>
-        <w:t xml:space="preserve">1.2.3.3 Week 9 – Inverse problems and process maps</w:t>
-      </w:r>
-    </w:p>
-    <w:p>
-      <w:pPr>
-        <w:pStyle w:val="Compact"/>
-        <w:numPr>
-          <w:ilvl w:val="0"/>
-          <w:numId w:val="1010"/>
+        <w:t xml:space="preserve">1.3.3.3 Week 9 – Inverse problems and process maps</w:t>
+      </w:r>
+    </w:p>
+    <w:p>
+      <w:pPr>
+        <w:pStyle w:val="FirstParagraph"/>
+      </w:pPr>
+      <w:r>
+        <w:rPr>
+          <w:i/>
+          <w:iCs/>
+        </w:rPr>
+        <w:t xml:space="preserve">Lecture: Tuesday, 09.06.2026, 14:15-15:45 | Exercise: Thursday, 11.06.2026, 16:15-17:45</w:t>
+      </w:r>
+    </w:p>
+    <w:p>
+      <w:pPr>
+        <w:pStyle w:val="Compact"/>
+        <w:numPr>
+          <w:ilvl w:val="0"/>
+          <w:numId w:val="1011"/>
         </w:numPr>
       </w:pPr>
       <w:r>
@@ -1031,7 +1164,7 @@
         <w:pStyle w:val="Compact"/>
         <w:numPr>
           <w:ilvl w:val="0"/>
-          <w:numId w:val="1010"/>
+          <w:numId w:val="1011"/>
         </w:numPr>
       </w:pPr>
       <w:r>
@@ -1043,7 +1176,7 @@
         <w:pStyle w:val="Compact"/>
         <w:numPr>
           <w:ilvl w:val="0"/>
-          <w:numId w:val="1010"/>
+          <w:numId w:val="1011"/>
         </w:numPr>
       </w:pPr>
       <w:r>
@@ -1075,32 +1208,44 @@
         </w:pict>
       </w:r>
     </w:p>
-    <w:bookmarkEnd w:id="31"/>
     <w:bookmarkEnd w:id="32"/>
-    <w:bookmarkStart w:id="36" w:name="X54a755cfeb27214e1d576f10d5809c3c94c28eb"/>
+    <w:bookmarkEnd w:id="33"/>
+    <w:bookmarkStart w:id="37" w:name="X54a755cfeb27214e1d576f10d5809c3c94c28eb"/>
     <w:p>
       <w:pPr>
         <w:pStyle w:val="Heading3"/>
       </w:pPr>
       <w:r>
-        <w:t xml:space="preserve">1.2.4 Unit IV — Uncertainty, Surrogates, and Automation (Weeks 10–12)</w:t>
-      </w:r>
-    </w:p>
-    <w:bookmarkStart w:id="33" w:name="week-10-ml-for-characterization-signals"/>
+        <w:t xml:space="preserve">1.3.4 Unit IV — Uncertainty, Surrogates, and Automation (Weeks 10–12)</w:t>
+      </w:r>
+    </w:p>
+    <w:bookmarkStart w:id="34" w:name="week-10-ml-for-characterization-signals"/>
     <w:p>
       <w:pPr>
         <w:pStyle w:val="Heading4"/>
       </w:pPr>
       <w:r>
-        <w:t xml:space="preserve">1.2.4.1 Week 10 – ML for characterization signals</w:t>
-      </w:r>
-    </w:p>
-    <w:p>
-      <w:pPr>
-        <w:pStyle w:val="Compact"/>
-        <w:numPr>
-          <w:ilvl w:val="0"/>
-          <w:numId w:val="1011"/>
+        <w:t xml:space="preserve">1.3.4.1 Week 10 – ML for characterization signals</w:t>
+      </w:r>
+    </w:p>
+    <w:p>
+      <w:pPr>
+        <w:pStyle w:val="FirstParagraph"/>
+      </w:pPr>
+      <w:r>
+        <w:rPr>
+          <w:i/>
+          <w:iCs/>
+        </w:rPr>
+        <w:t xml:space="preserve">Lecture: Tuesday, 16.06.2026, 14:15-15:45 | Exercise: Thursday, 18.06.2026, 16:15-17:45</w:t>
+      </w:r>
+    </w:p>
+    <w:p>
+      <w:pPr>
+        <w:pStyle w:val="Compact"/>
+        <w:numPr>
+          <w:ilvl w:val="0"/>
+          <w:numId w:val="1012"/>
         </w:numPr>
       </w:pPr>
       <w:r>
@@ -1112,7 +1257,7 @@
         <w:pStyle w:val="Compact"/>
         <w:numPr>
           <w:ilvl w:val="0"/>
-          <w:numId w:val="1011"/>
+          <w:numId w:val="1012"/>
         </w:numPr>
       </w:pPr>
       <w:r>
@@ -1124,7 +1269,7 @@
         <w:pStyle w:val="Compact"/>
         <w:numPr>
           <w:ilvl w:val="0"/>
-          <w:numId w:val="1011"/>
+          <w:numId w:val="1012"/>
         </w:numPr>
       </w:pPr>
       <w:r>
@@ -1156,22 +1301,34 @@
         </w:pict>
       </w:r>
     </w:p>
-    <w:bookmarkEnd w:id="33"/>
-    <w:bookmarkStart w:id="34" w:name="X38535ab5e2f3e947d4a5b1dadf751b90cdc270e"/>
+    <w:bookmarkEnd w:id="34"/>
+    <w:bookmarkStart w:id="35" w:name="X38535ab5e2f3e947d4a5b1dadf751b90cdc270e"/>
     <w:p>
       <w:pPr>
         <w:pStyle w:val="Heading4"/>
       </w:pPr>
       <w:r>
-        <w:t xml:space="preserve">1.2.4.2 Week 11 – Automation in microscopy and characterization</w:t>
-      </w:r>
-    </w:p>
-    <w:p>
-      <w:pPr>
-        <w:pStyle w:val="Compact"/>
-        <w:numPr>
-          <w:ilvl w:val="0"/>
-          <w:numId w:val="1012"/>
+        <w:t xml:space="preserve">1.3.4.2 Week 11 – Automation in microscopy and characterization</w:t>
+      </w:r>
+    </w:p>
+    <w:p>
+      <w:pPr>
+        <w:pStyle w:val="FirstParagraph"/>
+      </w:pPr>
+      <w:r>
+        <w:rPr>
+          <w:i/>
+          <w:iCs/>
+        </w:rPr>
+        <w:t xml:space="preserve">Lecture: Tuesday, 23.06.2026, 14:15-15:45 | Exercise: Thursday, 25.06.2026, 16:15-17:45</w:t>
+      </w:r>
+    </w:p>
+    <w:p>
+      <w:pPr>
+        <w:pStyle w:val="Compact"/>
+        <w:numPr>
+          <w:ilvl w:val="0"/>
+          <w:numId w:val="1013"/>
         </w:numPr>
       </w:pPr>
       <w:r>
@@ -1183,7 +1340,7 @@
         <w:pStyle w:val="Compact"/>
         <w:numPr>
           <w:ilvl w:val="0"/>
-          <w:numId w:val="1012"/>
+          <w:numId w:val="1013"/>
         </w:numPr>
       </w:pPr>
       <w:r>
@@ -1215,22 +1372,34 @@
         </w:pict>
       </w:r>
     </w:p>
-    <w:bookmarkEnd w:id="34"/>
-    <w:bookmarkStart w:id="35" w:name="X3d98a32356bb91bced29b086ed559b53af5e390"/>
+    <w:bookmarkEnd w:id="35"/>
+    <w:bookmarkStart w:id="36" w:name="X3d98a32356bb91bced29b086ed559b53af5e390"/>
     <w:p>
       <w:pPr>
         <w:pStyle w:val="Heading4"/>
       </w:pPr>
       <w:r>
-        <w:t xml:space="preserve">1.2.4.3 Week 12 – Uncertainty-aware regression &amp; Gaussian Processes</w:t>
-      </w:r>
-    </w:p>
-    <w:p>
-      <w:pPr>
-        <w:pStyle w:val="Compact"/>
-        <w:numPr>
-          <w:ilvl w:val="0"/>
-          <w:numId w:val="1013"/>
+        <w:t xml:space="preserve">1.3.4.3 Week 12 – Uncertainty-aware regression &amp; Gaussian Processes</w:t>
+      </w:r>
+    </w:p>
+    <w:p>
+      <w:pPr>
+        <w:pStyle w:val="FirstParagraph"/>
+      </w:pPr>
+      <w:r>
+        <w:rPr>
+          <w:i/>
+          <w:iCs/>
+        </w:rPr>
+        <w:t xml:space="preserve">Lecture: Tuesday, 30.06.2026, 14:15-15:45 | Exercise: Thursday, 02.07.2026, 16:15-17:45</w:t>
+      </w:r>
+    </w:p>
+    <w:p>
+      <w:pPr>
+        <w:pStyle w:val="Compact"/>
+        <w:numPr>
+          <w:ilvl w:val="0"/>
+          <w:numId w:val="1014"/>
         </w:numPr>
       </w:pPr>
       <w:r>
@@ -1242,7 +1411,7 @@
         <w:pStyle w:val="Compact"/>
         <w:numPr>
           <w:ilvl w:val="0"/>
-          <w:numId w:val="1013"/>
+          <w:numId w:val="1014"/>
         </w:numPr>
       </w:pPr>
       <w:r>
@@ -1254,7 +1423,7 @@
         <w:pStyle w:val="Compact"/>
         <w:numPr>
           <w:ilvl w:val="0"/>
-          <w:numId w:val="1013"/>
+          <w:numId w:val="1014"/>
         </w:numPr>
       </w:pPr>
       <w:r>
@@ -1266,7 +1435,7 @@
         <w:pStyle w:val="Compact"/>
         <w:numPr>
           <w:ilvl w:val="0"/>
-          <w:numId w:val="1013"/>
+          <w:numId w:val="1014"/>
         </w:numPr>
       </w:pPr>
       <w:r>
@@ -1298,32 +1467,44 @@
         </w:pict>
       </w:r>
     </w:p>
-    <w:bookmarkEnd w:id="35"/>
     <w:bookmarkEnd w:id="36"/>
-    <w:bookmarkStart w:id="39" w:name="X02e460dd160f1f3f25087177f7fdb9366ee33c2"/>
+    <w:bookmarkEnd w:id="37"/>
+    <w:bookmarkStart w:id="40" w:name="X02e460dd160f1f3f25087177f7fdb9366ee33c2"/>
     <w:p>
       <w:pPr>
         <w:pStyle w:val="Heading3"/>
       </w:pPr>
       <w:r>
-        <w:t xml:space="preserve">1.2.5 Unit V — Physics, Trust, and Synthesis (Weeks 13–14)</w:t>
-      </w:r>
-    </w:p>
-    <w:bookmarkStart w:id="37" w:name="Xdce5f6a6cf980586da8195f85284c051463a187"/>
+        <w:t xml:space="preserve">1.3.5 Unit V — Physics, Trust, and Synthesis (Weeks 13–14)</w:t>
+      </w:r>
+    </w:p>
+    <w:bookmarkStart w:id="38" w:name="Xdce5f6a6cf980586da8195f85284c051463a187"/>
     <w:p>
       <w:pPr>
         <w:pStyle w:val="Heading4"/>
       </w:pPr>
       <w:r>
-        <w:t xml:space="preserve">1.2.5.1 Week 13 – Physics-informed and constrained ML</w:t>
-      </w:r>
-    </w:p>
-    <w:p>
-      <w:pPr>
-        <w:pStyle w:val="Compact"/>
-        <w:numPr>
-          <w:ilvl w:val="0"/>
-          <w:numId w:val="1014"/>
+        <w:t xml:space="preserve">1.3.5.1 Week 13 – Physics-informed and constrained ML</w:t>
+      </w:r>
+    </w:p>
+    <w:p>
+      <w:pPr>
+        <w:pStyle w:val="FirstParagraph"/>
+      </w:pPr>
+      <w:r>
+        <w:rPr>
+          <w:i/>
+          <w:iCs/>
+        </w:rPr>
+        <w:t xml:space="preserve">Lecture: Tuesday, 07.07.2026, 14:15-15:45 | Exercise: Thursday, 09.07.2026, 16:15-17:45</w:t>
+      </w:r>
+    </w:p>
+    <w:p>
+      <w:pPr>
+        <w:pStyle w:val="Compact"/>
+        <w:numPr>
+          <w:ilvl w:val="0"/>
+          <w:numId w:val="1015"/>
         </w:numPr>
       </w:pPr>
       <w:r>
@@ -1335,7 +1516,7 @@
         <w:pStyle w:val="Compact"/>
         <w:numPr>
           <w:ilvl w:val="0"/>
-          <w:numId w:val="1014"/>
+          <w:numId w:val="1015"/>
         </w:numPr>
       </w:pPr>
       <w:r>
@@ -1347,7 +1528,7 @@
         <w:pStyle w:val="Compact"/>
         <w:numPr>
           <w:ilvl w:val="0"/>
-          <w:numId w:val="1014"/>
+          <w:numId w:val="1015"/>
         </w:numPr>
       </w:pPr>
       <w:r>
@@ -1379,22 +1560,34 @@
         </w:pict>
       </w:r>
     </w:p>
-    <w:bookmarkEnd w:id="37"/>
-    <w:bookmarkStart w:id="38" w:name="Xb7bd54377565a382257ba886712490910aea32c"/>
+    <w:bookmarkEnd w:id="38"/>
+    <w:bookmarkStart w:id="39" w:name="Xb7bd54377565a382257ba886712490910aea32c"/>
     <w:p>
       <w:pPr>
         <w:pStyle w:val="Heading4"/>
       </w:pPr>
       <w:r>
-        <w:t xml:space="preserve">1.2.5.2 Week 14 – Integration, limits, and reflection</w:t>
-      </w:r>
-    </w:p>
-    <w:p>
-      <w:pPr>
-        <w:pStyle w:val="Compact"/>
-        <w:numPr>
-          <w:ilvl w:val="0"/>
-          <w:numId w:val="1015"/>
+        <w:t xml:space="preserve">1.3.5.2 Week 14 – Integration, limits, and reflection</w:t>
+      </w:r>
+    </w:p>
+    <w:p>
+      <w:pPr>
+        <w:pStyle w:val="FirstParagraph"/>
+      </w:pPr>
+      <w:r>
+        <w:rPr>
+          <w:i/>
+          <w:iCs/>
+        </w:rPr>
+        <w:t xml:space="preserve">Lecture: Tuesday, 14.07.2026, 14:15-15:45 | Exercise: Thursday, 16.07.2026, 16:15-17:45</w:t>
+      </w:r>
+    </w:p>
+    <w:p>
+      <w:pPr>
+        <w:pStyle w:val="Compact"/>
+        <w:numPr>
+          <w:ilvl w:val="0"/>
+          <w:numId w:val="1016"/>
         </w:numPr>
       </w:pPr>
       <w:r>
@@ -1406,7 +1599,7 @@
         <w:pStyle w:val="Compact"/>
         <w:numPr>
           <w:ilvl w:val="0"/>
-          <w:numId w:val="1015"/>
+          <w:numId w:val="1016"/>
         </w:numPr>
       </w:pPr>
       <w:r>
@@ -1418,7 +1611,7 @@
         <w:pStyle w:val="Compact"/>
         <w:numPr>
           <w:ilvl w:val="0"/>
-          <w:numId w:val="1015"/>
+          <w:numId w:val="1016"/>
         </w:numPr>
       </w:pPr>
       <w:r>
@@ -1450,16 +1643,16 @@
         </w:pict>
       </w:r>
     </w:p>
-    <w:bookmarkEnd w:id="38"/>
     <w:bookmarkEnd w:id="39"/>
     <w:bookmarkEnd w:id="40"/>
-    <w:bookmarkStart w:id="41" w:name="learning-outcomes"/>
+    <w:bookmarkEnd w:id="41"/>
+    <w:bookmarkStart w:id="42" w:name="learning-outcomes"/>
     <w:p>
       <w:pPr>
         <w:pStyle w:val="Heading2"/>
       </w:pPr>
       <w:r>
-        <w:t xml:space="preserve">1.3 Learning Outcomes</w:t>
+        <w:t xml:space="preserve">1.4 Learning Outcomes</w:t>
       </w:r>
     </w:p>
     <w:p>
@@ -1475,7 +1668,7 @@
         <w:pStyle w:val="Compact"/>
         <w:numPr>
           <w:ilvl w:val="0"/>
-          <w:numId w:val="1016"/>
+          <w:numId w:val="1017"/>
         </w:numPr>
       </w:pPr>
       <w:r>
@@ -1487,7 +1680,7 @@
         <w:pStyle w:val="Compact"/>
         <w:numPr>
           <w:ilvl w:val="0"/>
-          <w:numId w:val="1016"/>
+          <w:numId w:val="1017"/>
         </w:numPr>
       </w:pPr>
       <w:r>
@@ -1499,7 +1692,7 @@
         <w:pStyle w:val="Compact"/>
         <w:numPr>
           <w:ilvl w:val="0"/>
-          <w:numId w:val="1016"/>
+          <w:numId w:val="1017"/>
         </w:numPr>
       </w:pPr>
       <w:r>
@@ -1511,7 +1704,7 @@
         <w:pStyle w:val="Compact"/>
         <w:numPr>
           <w:ilvl w:val="0"/>
-          <w:numId w:val="1016"/>
+          <w:numId w:val="1017"/>
         </w:numPr>
       </w:pPr>
       <w:r>
@@ -1523,7 +1716,7 @@
         <w:pStyle w:val="Compact"/>
         <w:numPr>
           <w:ilvl w:val="0"/>
-          <w:numId w:val="1016"/>
+          <w:numId w:val="1017"/>
         </w:numPr>
       </w:pPr>
       <w:r>
@@ -1535,7 +1728,7 @@
         <w:pStyle w:val="Compact"/>
         <w:numPr>
           <w:ilvl w:val="0"/>
-          <w:numId w:val="1016"/>
+          <w:numId w:val="1017"/>
         </w:numPr>
       </w:pPr>
       <w:r>
@@ -1547,7 +1740,7 @@
         <w:pStyle w:val="Compact"/>
         <w:numPr>
           <w:ilvl w:val="0"/>
-          <w:numId w:val="1016"/>
+          <w:numId w:val="1017"/>
         </w:numPr>
       </w:pPr>
       <w:r>
@@ -1561,22 +1754,22 @@
         </w:pict>
       </w:r>
     </w:p>
-    <w:bookmarkEnd w:id="41"/>
-    <w:bookmarkStart w:id="42" w:name="lab-possibilities"/>
+    <w:bookmarkEnd w:id="42"/>
+    <w:bookmarkStart w:id="45" w:name="lab-possibilities"/>
     <w:p>
       <w:pPr>
         <w:pStyle w:val="Heading2"/>
       </w:pPr>
       <w:r>
-        <w:t xml:space="preserve">1.4 Lab Possibilities</w:t>
-      </w:r>
-    </w:p>
-    <w:p>
-      <w:pPr>
-        <w:pStyle w:val="Compact"/>
-        <w:numPr>
-          <w:ilvl w:val="0"/>
-          <w:numId w:val="1017"/>
+        <w:t xml:space="preserve">1.5 Lab Possibilities</w:t>
+      </w:r>
+    </w:p>
+    <w:p>
+      <w:pPr>
+        <w:pStyle w:val="Compact"/>
+        <w:numPr>
+          <w:ilvl w:val="0"/>
+          <w:numId w:val="1018"/>
         </w:numPr>
       </w:pPr>
       <w:r>
@@ -1588,7 +1781,7 @@
         <w:pStyle w:val="Compact"/>
         <w:numPr>
           <w:ilvl w:val="0"/>
-          <w:numId w:val="1017"/>
+          <w:numId w:val="1018"/>
         </w:numPr>
       </w:pPr>
       <w:r>
@@ -1600,7 +1793,7 @@
         <w:pStyle w:val="Compact"/>
         <w:numPr>
           <w:ilvl w:val="0"/>
-          <w:numId w:val="1017"/>
+          <w:numId w:val="1018"/>
         </w:numPr>
       </w:pPr>
       <w:r>
@@ -1612,7 +1805,7 @@
         <w:pStyle w:val="Compact"/>
         <w:numPr>
           <w:ilvl w:val="0"/>
-          <w:numId w:val="1017"/>
+          <w:numId w:val="1018"/>
         </w:numPr>
       </w:pPr>
       <w:r>
@@ -1624,7 +1817,7 @@
         <w:pStyle w:val="Compact"/>
         <w:numPr>
           <w:ilvl w:val="0"/>
-          <w:numId w:val="1017"/>
+          <w:numId w:val="1018"/>
         </w:numPr>
       </w:pPr>
       <w:r>
@@ -1636,7 +1829,7 @@
         <w:pStyle w:val="Compact"/>
         <w:numPr>
           <w:ilvl w:val="0"/>
-          <w:numId w:val="1017"/>
+          <w:numId w:val="1018"/>
         </w:numPr>
       </w:pPr>
       <w:r>
@@ -1648,7 +1841,7 @@
         <w:pStyle w:val="Compact"/>
         <w:numPr>
           <w:ilvl w:val="0"/>
-          <w:numId w:val="1017"/>
+          <w:numId w:val="1018"/>
         </w:numPr>
       </w:pPr>
       <w:r>
@@ -1660,7 +1853,7 @@
         <w:pStyle w:val="Compact"/>
         <w:numPr>
           <w:ilvl w:val="0"/>
-          <w:numId w:val="1017"/>
+          <w:numId w:val="1018"/>
         </w:numPr>
       </w:pPr>
       <w:r>
@@ -1672,7 +1865,7 @@
         <w:pStyle w:val="Compact"/>
         <w:numPr>
           <w:ilvl w:val="0"/>
-          <w:numId w:val="1017"/>
+          <w:numId w:val="1018"/>
         </w:numPr>
       </w:pPr>
       <w:r>
@@ -1684,15 +1877,40 @@
         <w:pStyle w:val="Compact"/>
         <w:numPr>
           <w:ilvl w:val="0"/>
-          <w:numId w:val="1017"/>
+          <w:numId w:val="1018"/>
         </w:numPr>
       </w:pPr>
       <w:r>
         <w:t xml:space="preserve">Multi-modal fusion of images, spectra, and process parameters.</w:t>
       </w:r>
     </w:p>
-    <w:bookmarkEnd w:id="42"/>
+    <w:bookmarkStart w:id="44" w:name="refs"/>
+    <w:bookmarkStart w:id="43" w:name="ref-sandfeld2024materials"/>
+    <w:p>
+      <w:pPr>
+        <w:pStyle w:val="Bibliography"/>
+      </w:pPr>
+      <w:r>
+        <w:t xml:space="preserve">Sandfeld, Stefan. 2024.</w:t>
+      </w:r>
+      <w:r>
+        <w:t xml:space="preserve"> </w:t>
+      </w:r>
+      <w:r>
+        <w:rPr>
+          <w:i/>
+          <w:iCs/>
+        </w:rPr>
+        <w:t xml:space="preserve">Materials Data Science: Introduction to Data Mining, Machine Learning, and Data-Driven Predictions for Materials Science and Engineering</w:t>
+      </w:r>
+      <w:r>
+        <w:t xml:space="preserve">. Springer Nature.</w:t>
+      </w:r>
+    </w:p>
     <w:bookmarkEnd w:id="43"/>
+    <w:bookmarkEnd w:id="44"/>
+    <w:bookmarkEnd w:id="45"/>
+    <w:bookmarkEnd w:id="46"/>
     <w:sectPr>
       <w:footnotePr>
         <w:numRestart w:val="eachSect"/>
@@ -1958,6 +2176,9 @@
     <w:abstractNumId w:val="991"/>
   </w:num>
   <w:num w:numId="1017">
+    <w:abstractNumId w:val="991"/>
+  </w:num>
+  <w:num w:numId="1018">
     <w:abstractNumId w:val="991"/>
   </w:num>
 </w:numbering>

--- a/index.docx
+++ b/index.docx
@@ -31,7 +31,7 @@
         <w:pStyle w:val="Date"/>
       </w:pPr>
       <w:r>
-        <w:t xml:space="preserve">2026-01-30</w:t>
+        <w:t xml:space="preserve">2026-03-10</w:t>
       </w:r>
     </w:p>
     <w:p>
@@ -86,7 +86,7 @@
         <w:t xml:space="preserve">correlations.</w:t>
       </w:r>
     </w:p>
-    <w:bookmarkStart w:id="46" w:name="X0a56b0bd4838ab784e68624d8ff4509bda60416"/>
+    <w:bookmarkStart w:id="35" w:name="X0a56b0bd4838ab784e68624d8ff4509bda60416"/>
     <w:p>
       <w:pPr>
         <w:pStyle w:val="Heading1"/>
@@ -114,73 +114,17 @@
           <w:i/>
           <w:iCs/>
         </w:rPr>
-        <w:t xml:space="preserve">Coordinated with</w:t>
+        <w:t xml:space="preserve">Coordinated with “Mathematical Foundations of AI &amp; ML” (MFML)</w:t>
+      </w:r>
+      <w:r>
+        <w:br/>
       </w:r>
       <w:r>
         <w:rPr>
           <w:i/>
           <w:iCs/>
         </w:rPr>
-        <w:t xml:space="preserve"> </w:t>
-      </w:r>
-      <w:r>
-        <w:rPr>
-          <w:i/>
-          <w:iCs/>
-        </w:rPr>
-        <w:t xml:space="preserve">“Mathematical Foundations of AI &amp; ML”</w:t>
-      </w:r>
-      <w:r>
-        <w:rPr>
-          <w:i/>
-          <w:iCs/>
-        </w:rPr>
-        <w:t xml:space="preserve"> </w:t>
-      </w:r>
-      <w:r>
-        <w:rPr>
-          <w:i/>
-          <w:iCs/>
-        </w:rPr>
-        <w:t xml:space="preserve">(MFML)</w:t>
-      </w:r>
-      <w:r>
-        <w:br/>
-      </w:r>
-      <w:r>
-        <w:rPr>
-          <w:i/>
-          <w:iCs/>
-        </w:rPr>
-        <w:t xml:space="preserve">and</w:t>
-      </w:r>
-      <w:r>
-        <w:rPr>
-          <w:i/>
-          <w:iCs/>
-        </w:rPr>
-        <w:t xml:space="preserve"> </w:t>
-      </w:r>
-      <w:r>
-        <w:rPr>
-          <w:i/>
-          <w:iCs/>
-        </w:rPr>
-        <w:t xml:space="preserve">“Materials Genomics”</w:t>
-      </w:r>
-      <w:r>
-        <w:rPr>
-          <w:i/>
-          <w:iCs/>
-        </w:rPr>
-        <w:t xml:space="preserve"> </w:t>
-      </w:r>
-      <w:r>
-        <w:rPr>
-          <w:i/>
-          <w:iCs/>
-        </w:rPr>
-        <w:t xml:space="preserve">(MG)</w:t>
+        <w:t xml:space="preserve">and “Materials Genomics” (MG)</w:t>
       </w:r>
     </w:p>
     <w:p>
@@ -190,7 +134,7 @@
         </w:pict>
       </w:r>
     </w:p>
-    <w:bookmarkStart w:id="20" w:name="synergy-map"/>
+    <w:bookmarkStart w:id="9" w:name="synergy-map"/>
     <w:p>
       <w:pPr>
         <w:pStyle w:val="Heading2"/>
@@ -321,8 +265,8 @@
         </w:pict>
       </w:r>
     </w:p>
-    <w:bookmarkEnd w:id="20"/>
-    <w:bookmarkStart w:id="21" w:name="companion-books"/>
+    <w:bookmarkEnd w:id="9"/>
+    <w:bookmarkStart w:id="10" w:name="companion-books"/>
     <w:p>
       <w:pPr>
         <w:pStyle w:val="Heading2"/>
@@ -346,8 +290,8 @@
         <w:t xml:space="preserve">: Materials Data Science</w:t>
       </w:r>
     </w:p>
-    <w:bookmarkEnd w:id="21"/>
-    <w:bookmarkStart w:id="41" w:name="week-by-week-curriculum-14-weeks"/>
+    <w:bookmarkEnd w:id="10"/>
+    <w:bookmarkStart w:id="30" w:name="week-by-week-curriculum-14-weeks"/>
     <w:p>
       <w:pPr>
         <w:pStyle w:val="Heading2"/>
@@ -356,7 +300,7 @@
         <w:t xml:space="preserve">1.3 Week-by-Week Curriculum (14 weeks)</w:t>
       </w:r>
     </w:p>
-    <w:bookmarkStart w:id="25" w:name="Xd24e737216ad7c0a709fc0bdf9367074e8fbe43"/>
+    <w:bookmarkStart w:id="14" w:name="Xd24e737216ad7c0a709fc0bdf9367074e8fbe43"/>
     <w:p>
       <w:pPr>
         <w:pStyle w:val="Heading3"/>
@@ -365,7 +309,7 @@
         <w:t xml:space="preserve">1.3.1 Unit I — Experimental Data as a Learning Problem (Weeks 1–3)</w:t>
       </w:r>
     </w:p>
-    <w:bookmarkStart w:id="22" w:name="week-1-what-makes-materials-data-special"/>
+    <w:bookmarkStart w:id="11" w:name="week-1-what-makes-materials-data-special"/>
     <w:p>
       <w:pPr>
         <w:pStyle w:val="Heading4"/>
@@ -444,6 +388,24 @@
     <w:p>
       <w:pPr>
         <w:pStyle w:val="FirstParagraph"/>
+      </w:pPr>
+      <w:r>
+        <w:rPr>
+          <w:b/>
+          <w:bCs/>
+        </w:rPr>
+        <w:t xml:space="preserve">Summary:</w:t>
+      </w:r>
+      <w:r>
+        <w:t xml:space="preserve"> </w:t>
+      </w:r>
+      <w:r>
+        <w:t xml:space="preserve">This unit introduces the transition from classical physics-based modeling to data-driven discovery in materials science. We explore the unique challenges of experimental materials data, including its multi-modal nature, high acquisition cost, and the fundamental Processing-Structure-Property-Performance (PSPP) relationships. Key concepts include data scales, measurement uncertainty, and the CRISP-DM process adapted for scientific workflows.</w:t>
+      </w:r>
+    </w:p>
+    <w:p>
+      <w:pPr>
+        <w:pStyle w:val="BodyText"/>
       </w:pPr>
       <w:r>
         <w:rPr>
@@ -466,8 +428,8 @@
         </w:pict>
       </w:r>
     </w:p>
-    <w:bookmarkEnd w:id="22"/>
-    <w:bookmarkStart w:id="23" w:name="week-2-physics-of-data-formation"/>
+    <w:bookmarkEnd w:id="11"/>
+    <w:bookmarkStart w:id="12" w:name="week-2-physics-of-data-formation"/>
     <w:p>
       <w:pPr>
         <w:pStyle w:val="Heading4"/>
@@ -549,6 +511,24 @@
     <w:p>
       <w:pPr>
         <w:pStyle w:val="FirstParagraph"/>
+      </w:pPr>
+      <w:r>
+        <w:rPr>
+          <w:b/>
+          <w:bCs/>
+        </w:rPr>
+        <w:t xml:space="preserve">Summary:</w:t>
+      </w:r>
+      <w:r>
+        <w:t xml:space="preserve"> </w:t>
+      </w:r>
+      <w:r>
+        <w:t xml:space="preserve">This unit bridges the gap between the physical process of data acquisition and the mathematical tools used to describe it. We analyze how signals are formed in characterization tools and how physical constraints (resolution, noise, sampling) act as priors for learning. We then introduce Principal Component Analysis (PCA) and Singular Value Decomposition (SVD) as fundamental techniques for discovering low-dimensional structure in high-dimensional experimental datasets.</w:t>
+      </w:r>
+    </w:p>
+    <w:p>
+      <w:pPr>
+        <w:pStyle w:val="BodyText"/>
       </w:pPr>
       <w:r>
         <w:rPr>
@@ -571,8 +551,8 @@
         </w:pict>
       </w:r>
     </w:p>
-    <w:bookmarkEnd w:id="23"/>
-    <w:bookmarkStart w:id="24" w:name="week-3-data-quality-labels-and-leakage"/>
+    <w:bookmarkEnd w:id="12"/>
+    <w:bookmarkStart w:id="13" w:name="week-3-data-quality-labels-and-leakage"/>
     <w:p>
       <w:pPr>
         <w:pStyle w:val="Heading4"/>
@@ -626,24 +606,43 @@
         </w:numPr>
       </w:pPr>
       <w:r>
-        <w:t xml:space="preserve">Why</w:t>
-      </w:r>
-      <w:r>
-        <w:t xml:space="preserve"> </w:t>
-      </w:r>
-      <w:r>
-        <w:t xml:space="preserve">“good accuracy”</w:t>
-      </w:r>
-      <w:r>
-        <w:t xml:space="preserve"> </w:t>
-      </w:r>
-      <w:r>
-        <w:t xml:space="preserve">often means a broken pipeline.</w:t>
+        <w:t xml:space="preserve">Why “good accuracy” often means a broken pipeline.</w:t>
       </w:r>
     </w:p>
     <w:p>
       <w:pPr>
         <w:pStyle w:val="FirstParagraph"/>
+      </w:pPr>
+      <w:r>
+        <w:rPr>
+          <w:b/>
+          <w:bCs/>
+        </w:rPr>
+        <w:t xml:space="preserve">Summary:</w:t>
+      </w:r>
+      <w:r>
+        <w:t xml:space="preserve"> </w:t>
+      </w:r>
+      <w:r>
+        <w:t xml:space="preserve">This unit focuses on the most critical and often overlooked part of the ML pipeline: data integrity. We discuss systematic data cleaning and normalization techniques while highlighting the unique challenges of labeling experimental materials data, such as inter-annotator variance. A major focus is on</w:t>
+      </w:r>
+      <w:r>
+        <w:t xml:space="preserve"> </w:t>
+      </w:r>
+      <w:r>
+        <w:rPr>
+          <w:b/>
+          <w:bCs/>
+        </w:rPr>
+        <w:t xml:space="preserve">Data Leakage</w:t>
+      </w:r>
+      <w:r>
+        <w:t xml:space="preserve">, specifically how spatial and physical correlations in materials samples can lead to deceptively high model performance. We introduce robust validation strategies to ensure models generalize to truly unseen data.</w:t>
+      </w:r>
+    </w:p>
+    <w:p>
+      <w:pPr>
+        <w:pStyle w:val="BodyText"/>
       </w:pPr>
       <w:r>
         <w:rPr>
@@ -666,9 +665,9 @@
         </w:pict>
       </w:r>
     </w:p>
-    <w:bookmarkEnd w:id="24"/>
-    <w:bookmarkEnd w:id="25"/>
-    <w:bookmarkStart w:id="29" w:name="X2fb6f3dcbe166ecafcf0a6da168c0a768811813"/>
+    <w:bookmarkEnd w:id="13"/>
+    <w:bookmarkEnd w:id="14"/>
+    <w:bookmarkStart w:id="18" w:name="X2fb6f3dcbe166ecafcf0a6da168c0a768811813"/>
     <w:p>
       <w:pPr>
         <w:pStyle w:val="Heading3"/>
@@ -689,7 +688,7 @@
         <w:t xml:space="preserve">(Aligned with early neural networks in MFML)</w:t>
       </w:r>
     </w:p>
-    <w:bookmarkStart w:id="26" w:name="X9162385235e20fbf78675009f9b868501fc00c5"/>
+    <w:bookmarkStart w:id="15" w:name="X9162385235e20fbf78675009f9b868501fc00c5"/>
     <w:p>
       <w:pPr>
         <w:pStyle w:val="Heading4"/>
@@ -749,6 +748,50 @@
     <w:p>
       <w:pPr>
         <w:pStyle w:val="FirstParagraph"/>
+      </w:pPr>
+      <w:r>
+        <w:rPr>
+          <w:b/>
+          <w:bCs/>
+        </w:rPr>
+        <w:t xml:space="preserve">Summary:</w:t>
+      </w:r>
+      <w:r>
+        <w:t xml:space="preserve"> </w:t>
+      </w:r>
+      <w:r>
+        <w:t xml:space="preserve">This unit marks the transition from classical, hand-crafted microstructure quantification (like grain size and phase fractions) to the modern paradigm of</w:t>
+      </w:r>
+      <w:r>
+        <w:t xml:space="preserve"> </w:t>
+      </w:r>
+      <w:r>
+        <w:rPr>
+          <w:b/>
+          <w:bCs/>
+        </w:rPr>
+        <w:t xml:space="preserve">learned representations</w:t>
+      </w:r>
+      <w:r>
+        <w:t xml:space="preserve">. We first review traditional stereological metrics and their limitations in capturing complex structural nuances. We then introduce the foundational unit of modern ML: the</w:t>
+      </w:r>
+      <w:r>
+        <w:t xml:space="preserve"> </w:t>
+      </w:r>
+      <w:r>
+        <w:rPr>
+          <w:b/>
+          <w:bCs/>
+        </w:rPr>
+        <w:t xml:space="preserve">artificial neuron</w:t>
+      </w:r>
+      <w:r>
+        <w:t xml:space="preserve">. By understanding weights, biases, and non-linear activation functions, we build the framework for Multi-Layer Perceptrons (MLPs) that can automatically learn optimal features from materials data.</w:t>
+      </w:r>
+    </w:p>
+    <w:p>
+      <w:pPr>
+        <w:pStyle w:val="BodyText"/>
       </w:pPr>
       <w:r>
         <w:rPr>
@@ -771,8 +814,8 @@
         </w:pict>
       </w:r>
     </w:p>
-    <w:bookmarkEnd w:id="26"/>
-    <w:bookmarkStart w:id="27" w:name="Xa75b8e53448ea520fb31b5b07bcc5a6ae0edfbe"/>
+    <w:bookmarkEnd w:id="15"/>
+    <w:bookmarkStart w:id="16" w:name="Xa75b8e53448ea520fb31b5b07bcc5a6ae0edfbe"/>
     <w:p>
       <w:pPr>
         <w:pStyle w:val="Heading4"/>
@@ -838,6 +881,37 @@
     <w:p>
       <w:pPr>
         <w:pStyle w:val="FirstParagraph"/>
+      </w:pPr>
+      <w:r>
+        <w:rPr>
+          <w:b/>
+          <w:bCs/>
+        </w:rPr>
+        <w:t xml:space="preserve">Summary:</w:t>
+      </w:r>
+      <w:r>
+        <w:t xml:space="preserve"> </w:t>
+      </w:r>
+      <w:r>
+        <w:t xml:space="preserve">This unit introduces</w:t>
+      </w:r>
+      <w:r>
+        <w:t xml:space="preserve"> </w:t>
+      </w:r>
+      <w:r>
+        <w:rPr>
+          <w:b/>
+          <w:bCs/>
+        </w:rPr>
+        <w:t xml:space="preserve">Convolutional Neural Networks (CNNs)</w:t>
+      </w:r>
+      <w:r>
+        <w:t xml:space="preserve">, the workhorse of modern computer vision, and applies them to materials characterization. We explore how convolutions allow networks to automatically learn hierarchical structure detectors—from simple edges to complex phase morphologies—while drastically reducing the number of parameters compared to standard MLPs. Through case studies in phase segmentation and defect detection, students learn the intuition behind filters, pooling, and the unique challenges of applying deep learning to high-resolution, noisy experimental micrographs.</w:t>
+      </w:r>
+    </w:p>
+    <w:p>
+      <w:pPr>
+        <w:pStyle w:val="BodyText"/>
       </w:pPr>
       <w:r>
         <w:rPr>
@@ -860,8 +934,8 @@
         </w:pict>
       </w:r>
     </w:p>
-    <w:bookmarkEnd w:id="27"/>
-    <w:bookmarkStart w:id="28" w:name="week-6-data-scarcity-transfer-learning"/>
+    <w:bookmarkEnd w:id="16"/>
+    <w:bookmarkStart w:id="17" w:name="week-6-data-scarcity-transfer-learning"/>
     <w:p>
       <w:pPr>
         <w:pStyle w:val="Heading4"/>
@@ -921,6 +995,66 @@
     <w:p>
       <w:pPr>
         <w:pStyle w:val="FirstParagraph"/>
+      </w:pPr>
+      <w:r>
+        <w:rPr>
+          <w:b/>
+          <w:bCs/>
+        </w:rPr>
+        <w:t xml:space="preserve">Summary:</w:t>
+      </w:r>
+      <w:r>
+        <w:t xml:space="preserve"> </w:t>
+      </w:r>
+      <w:r>
+        <w:t xml:space="preserve">This unit addresses the fundamental bottleneck of materials informatics:</w:t>
+      </w:r>
+      <w:r>
+        <w:t xml:space="preserve"> </w:t>
+      </w:r>
+      <w:r>
+        <w:rPr>
+          <w:b/>
+          <w:bCs/>
+        </w:rPr>
+        <w:t xml:space="preserve">Data Scarcity</w:t>
+      </w:r>
+      <w:r>
+        <w:t xml:space="preserve">. We explore how to build powerful deep learning models when only a few hundred labeled images or signals are available. The core focus is on</w:t>
+      </w:r>
+      <w:r>
+        <w:t xml:space="preserve"> </w:t>
+      </w:r>
+      <w:r>
+        <w:rPr>
+          <w:b/>
+          <w:bCs/>
+        </w:rPr>
+        <w:t xml:space="preserve">Transfer Learning</w:t>
+      </w:r>
+      <w:r>
+        <w:t xml:space="preserve">, where we leverage knowledge from models pretrained on millions of natural images to accelerate learning and improve generalization on materials tasks. We also cover</w:t>
+      </w:r>
+      <w:r>
+        <w:t xml:space="preserve"> </w:t>
+      </w:r>
+      <w:r>
+        <w:rPr>
+          <w:b/>
+          <w:bCs/>
+        </w:rPr>
+        <w:t xml:space="preserve">Data Augmentation</w:t>
+      </w:r>
+      <w:r>
+        <w:t xml:space="preserve"> </w:t>
+      </w:r>
+      <w:r>
+        <w:t xml:space="preserve">strategies tailored for scientific data and discuss when and why transferring knowledge across different physical domains succeeds or fails.</w:t>
+      </w:r>
+    </w:p>
+    <w:p>
+      <w:pPr>
+        <w:pStyle w:val="BodyText"/>
       </w:pPr>
       <w:r>
         <w:rPr>
@@ -943,9 +1077,9 @@
         </w:pict>
       </w:r>
     </w:p>
-    <w:bookmarkEnd w:id="28"/>
-    <w:bookmarkEnd w:id="29"/>
-    <w:bookmarkStart w:id="33" w:name="X4f1002164fc292531b1d0e94a300b0a4a87fabe"/>
+    <w:bookmarkEnd w:id="17"/>
+    <w:bookmarkEnd w:id="18"/>
+    <w:bookmarkStart w:id="22" w:name="X4f1002164fc292531b1d0e94a300b0a4a87fabe"/>
     <w:p>
       <w:pPr>
         <w:pStyle w:val="Heading3"/>
@@ -954,7 +1088,7 @@
         <w:t xml:space="preserve">1.3.3 Unit III — Learning from Processing Data (Weeks 7–9)</w:t>
       </w:r>
     </w:p>
-    <w:bookmarkStart w:id="30" w:name="Xbb124ebc6c6dce8b1ee3692f0ea7044e53b6cc0"/>
+    <w:bookmarkStart w:id="19" w:name="Xbb124ebc6c6dce8b1ee3692f0ea7044e53b6cc0"/>
     <w:p>
       <w:pPr>
         <w:pStyle w:val="Heading4"/>
@@ -1020,6 +1154,78 @@
     <w:p>
       <w:pPr>
         <w:pStyle w:val="FirstParagraph"/>
+      </w:pPr>
+      <w:r>
+        <w:rPr>
+          <w:b/>
+          <w:bCs/>
+        </w:rPr>
+        <w:t xml:space="preserve">Summary:</w:t>
+      </w:r>
+      <w:r>
+        <w:t xml:space="preserve"> </w:t>
+      </w:r>
+      <w:r>
+        <w:t xml:space="preserve">This unit explores the application of machine learning to</w:t>
+      </w:r>
+      <w:r>
+        <w:t xml:space="preserve"> </w:t>
+      </w:r>
+      <w:r>
+        <w:rPr>
+          <w:b/>
+          <w:bCs/>
+        </w:rPr>
+        <w:t xml:space="preserve">Time-Series Data</w:t>
+      </w:r>
+      <w:r>
+        <w:t xml:space="preserve">, specifically for monitoring and predicting materials processing outcomes. We introduce</w:t>
+      </w:r>
+      <w:r>
+        <w:t xml:space="preserve"> </w:t>
+      </w:r>
+      <w:r>
+        <w:rPr>
+          <w:b/>
+          <w:bCs/>
+        </w:rPr>
+        <w:t xml:space="preserve">Recurrent Neural Networks (RNNs)</w:t>
+      </w:r>
+      <w:r>
+        <w:t xml:space="preserve"> </w:t>
+      </w:r>
+      <w:r>
+        <w:t xml:space="preserve">and their advanced variants like</w:t>
+      </w:r>
+      <w:r>
+        <w:t xml:space="preserve"> </w:t>
+      </w:r>
+      <w:r>
+        <w:rPr>
+          <w:b/>
+          <w:bCs/>
+        </w:rPr>
+        <w:t xml:space="preserve">LSTMs</w:t>
+      </w:r>
+      <w:r>
+        <w:t xml:space="preserve">, which are designed to handle sequential dependencies. We discuss the critical preprocessing steps of signal smoothing and triggering required to handle noisy experimental logs. Through case studies in additive manufacturing and process stability, students learn how to build models that</w:t>
+      </w:r>
+      <w:r>
+        <w:t xml:space="preserve"> </w:t>
+      </w:r>
+      <w:r>
+        <w:t xml:space="preserve">“remember”</w:t>
+      </w:r>
+      <w:r>
+        <w:t xml:space="preserve"> </w:t>
+      </w:r>
+      <w:r>
+        <w:t xml:space="preserve">the processing history to predict future states and detect anomalies in real-time.</w:t>
+      </w:r>
+    </w:p>
+    <w:p>
+      <w:pPr>
+        <w:pStyle w:val="BodyText"/>
       </w:pPr>
       <w:r>
         <w:rPr>
@@ -1042,8 +1248,8 @@
         </w:pict>
       </w:r>
     </w:p>
-    <w:bookmarkEnd w:id="30"/>
-    <w:bookmarkStart w:id="31" w:name="X2fd33b544e0950154ff2b5227c4006756a86d28"/>
+    <w:bookmarkEnd w:id="19"/>
+    <w:bookmarkStart w:id="20" w:name="X2fd33b544e0950154ff2b5227c4006756a86d28"/>
     <w:p>
       <w:pPr>
         <w:pStyle w:val="Heading4"/>
@@ -1103,6 +1309,59 @@
     <w:p>
       <w:pPr>
         <w:pStyle w:val="FirstParagraph"/>
+      </w:pPr>
+      <w:r>
+        <w:rPr>
+          <w:b/>
+          <w:bCs/>
+        </w:rPr>
+        <w:t xml:space="preserve">Summary:</w:t>
+      </w:r>
+      <w:r>
+        <w:t xml:space="preserve"> </w:t>
+      </w:r>
+      <w:r>
+        <w:t xml:space="preserve">This unit shifts the focus from model performance to</w:t>
+      </w:r>
+      <w:r>
+        <w:t xml:space="preserve"> </w:t>
+      </w:r>
+      <w:r>
+        <w:rPr>
+          <w:b/>
+          <w:bCs/>
+        </w:rPr>
+        <w:t xml:space="preserve">Model Reliability</w:t>
+      </w:r>
+      <w:r>
+        <w:t xml:space="preserve">. We explore the Bias-Variance tradeoff and the fundamental challenge of generalization—ensuring that an ML model works on new, unseen data from the factory floor. We introduce robust validation techniques like K-Fold and Stratified Cross-Validation to stabilize performance estimates on small materials datasets. A key focus is on</w:t>
+      </w:r>
+      <w:r>
+        <w:t xml:space="preserve"> </w:t>
+      </w:r>
+      <w:r>
+        <w:rPr>
+          <w:b/>
+          <w:bCs/>
+        </w:rPr>
+        <w:t xml:space="preserve">Process Robustness</w:t>
+      </w:r>
+      <w:r>
+        <w:t xml:space="preserve">, where we use sensitivity analysis to identify</w:t>
+      </w:r>
+      <w:r>
+        <w:t xml:space="preserve"> </w:t>
+      </w:r>
+      <w:r>
+        <w:t xml:space="preserve">“Process Windows”</w:t>
+      </w:r>
+      <w:r>
+        <w:t xml:space="preserve">—regions in parameter space where material quality is maximized and insensitive to industrial noise.</w:t>
+      </w:r>
+    </w:p>
+    <w:p>
+      <w:pPr>
+        <w:pStyle w:val="BodyText"/>
       </w:pPr>
       <w:r>
         <w:rPr>
@@ -1125,8 +1384,8 @@
         </w:pict>
       </w:r>
     </w:p>
-    <w:bookmarkEnd w:id="31"/>
-    <w:bookmarkStart w:id="32" w:name="week-9-inverse-problems-and-process-maps"/>
+    <w:bookmarkEnd w:id="20"/>
+    <w:bookmarkStart w:id="21" w:name="week-9-inverse-problems-and-process-maps"/>
     <w:p>
       <w:pPr>
         <w:pStyle w:val="Heading4"/>
@@ -1186,6 +1445,81 @@
     <w:p>
       <w:pPr>
         <w:pStyle w:val="FirstParagraph"/>
+      </w:pPr>
+      <w:r>
+        <w:rPr>
+          <w:b/>
+          <w:bCs/>
+        </w:rPr>
+        <w:t xml:space="preserve">Summary:</w:t>
+      </w:r>
+      <w:r>
+        <w:t xml:space="preserve"> </w:t>
+      </w:r>
+      <w:r>
+        <w:t xml:space="preserve">This unit explores</w:t>
+      </w:r>
+      <w:r>
+        <w:t xml:space="preserve"> </w:t>
+      </w:r>
+      <w:r>
+        <w:rPr>
+          <w:b/>
+          <w:bCs/>
+        </w:rPr>
+        <w:t xml:space="preserve">Inverse Problems</w:t>
+      </w:r>
+      <w:r>
+        <w:t xml:space="preserve">—the cornerstone of materials design where we seek the processing parameters required to achieve a target microstructure or performance. We contrast these with causal forward problems and discuss why they are often ill-posed and multi-valued. We introduce</w:t>
+      </w:r>
+      <w:r>
+        <w:t xml:space="preserve"> </w:t>
+      </w:r>
+      <w:r>
+        <w:rPr>
+          <w:b/>
+          <w:bCs/>
+        </w:rPr>
+        <w:t xml:space="preserve">Physics-Informed Learning</w:t>
+      </w:r>
+      <w:r>
+        <w:t xml:space="preserve"> </w:t>
+      </w:r>
+      <w:r>
+        <w:t xml:space="preserve">as a way to solve these challenges by enriching models with physical transformations and constraints. Students learn how to build and interpret</w:t>
+      </w:r>
+      <w:r>
+        <w:t xml:space="preserve"> </w:t>
+      </w:r>
+      <w:r>
+        <w:rPr>
+          <w:b/>
+          <w:bCs/>
+        </w:rPr>
+        <w:t xml:space="preserve">Process Maps</w:t>
+      </w:r>
+      <w:r>
+        <w:t xml:space="preserve"> </w:t>
+      </w:r>
+      <w:r>
+        <w:t xml:space="preserve">and</w:t>
+      </w:r>
+      <w:r>
+        <w:t xml:space="preserve"> </w:t>
+      </w:r>
+      <w:r>
+        <w:t xml:space="preserve">“Process Corridors,”</w:t>
+      </w:r>
+      <w:r>
+        <w:t xml:space="preserve"> </w:t>
+      </w:r>
+      <w:r>
+        <w:t xml:space="preserve">using machine learning to visualize safe operating regions in complex experimental spaces.</w:t>
+      </w:r>
+    </w:p>
+    <w:p>
+      <w:pPr>
+        <w:pStyle w:val="BodyText"/>
       </w:pPr>
       <w:r>
         <w:rPr>
@@ -1208,9 +1542,9 @@
         </w:pict>
       </w:r>
     </w:p>
-    <w:bookmarkEnd w:id="32"/>
-    <w:bookmarkEnd w:id="33"/>
-    <w:bookmarkStart w:id="37" w:name="X54a755cfeb27214e1d576f10d5809c3c94c28eb"/>
+    <w:bookmarkEnd w:id="21"/>
+    <w:bookmarkEnd w:id="22"/>
+    <w:bookmarkStart w:id="26" w:name="X54a755cfeb27214e1d576f10d5809c3c94c28eb"/>
     <w:p>
       <w:pPr>
         <w:pStyle w:val="Heading3"/>
@@ -1219,7 +1553,7 @@
         <w:t xml:space="preserve">1.3.4 Unit IV — Uncertainty, Surrogates, and Automation (Weeks 10–12)</w:t>
       </w:r>
     </w:p>
-    <w:bookmarkStart w:id="34" w:name="week-10-ml-for-characterization-signals"/>
+    <w:bookmarkStart w:id="23" w:name="week-10-ml-for-characterization-signals"/>
     <w:p>
       <w:pPr>
         <w:pStyle w:val="Heading4"/>
@@ -1279,6 +1613,97 @@
     <w:p>
       <w:pPr>
         <w:pStyle w:val="FirstParagraph"/>
+      </w:pPr>
+      <w:r>
+        <w:rPr>
+          <w:b/>
+          <w:bCs/>
+        </w:rPr>
+        <w:t xml:space="preserve">Summary:</w:t>
+      </w:r>
+      <w:r>
+        <w:t xml:space="preserve"> </w:t>
+      </w:r>
+      <w:r>
+        <w:t xml:space="preserve">This unit focuses on the processing of high-dimensional</w:t>
+      </w:r>
+      <w:r>
+        <w:t xml:space="preserve"> </w:t>
+      </w:r>
+      <w:r>
+        <w:rPr>
+          <w:b/>
+          <w:bCs/>
+        </w:rPr>
+        <w:t xml:space="preserve">Characterization Signals</w:t>
+      </w:r>
+      <w:r>
+        <w:t xml:space="preserve"> </w:t>
+      </w:r>
+      <w:r>
+        <w:t xml:space="preserve">(like XRD, EDS, and EELS) using unsupervised learning. We introduce</w:t>
+      </w:r>
+      <w:r>
+        <w:t xml:space="preserve"> </w:t>
+      </w:r>
+      <w:r>
+        <w:rPr>
+          <w:b/>
+          <w:bCs/>
+        </w:rPr>
+        <w:t xml:space="preserve">K-Means Clustering</w:t>
+      </w:r>
+      <w:r>
+        <w:t xml:space="preserve"> </w:t>
+      </w:r>
+      <w:r>
+        <w:t xml:space="preserve">and</w:t>
+      </w:r>
+      <w:r>
+        <w:t xml:space="preserve"> </w:t>
+      </w:r>
+      <w:r>
+        <w:rPr>
+          <w:b/>
+          <w:bCs/>
+        </w:rPr>
+        <w:t xml:space="preserve">t-SNE</w:t>
+      </w:r>
+      <w:r>
+        <w:t xml:space="preserve"> </w:t>
+      </w:r>
+      <w:r>
+        <w:t xml:space="preserve">for the automatic identification and visualization of phases in large experimental libraries. We then explore</w:t>
+      </w:r>
+      <w:r>
+        <w:t xml:space="preserve"> </w:t>
+      </w:r>
+      <w:r>
+        <w:rPr>
+          <w:b/>
+          <w:bCs/>
+        </w:rPr>
+        <w:t xml:space="preserve">Autoencoders</w:t>
+      </w:r>
+      <w:r>
+        <w:t xml:space="preserve">—neural networks that learn to compress complex spectra into a low-dimensional</w:t>
+      </w:r>
+      <w:r>
+        <w:t xml:space="preserve"> </w:t>
+      </w:r>
+      <w:r>
+        <w:t xml:space="preserve">“latent space.”</w:t>
+      </w:r>
+      <w:r>
+        <w:t xml:space="preserve"> </w:t>
+      </w:r>
+      <w:r>
+        <w:t xml:space="preserve">This allows for advanced denoising and feature extraction, enabling scientists to handle the massive data volumes produced by modern high-throughput characterization tools without losing physical insight.</w:t>
+      </w:r>
+    </w:p>
+    <w:p>
+      <w:pPr>
+        <w:pStyle w:val="BodyText"/>
       </w:pPr>
       <w:r>
         <w:rPr>
@@ -1301,8 +1726,8 @@
         </w:pict>
       </w:r>
     </w:p>
-    <w:bookmarkEnd w:id="34"/>
-    <w:bookmarkStart w:id="35" w:name="X38535ab5e2f3e947d4a5b1dadf751b90cdc270e"/>
+    <w:bookmarkEnd w:id="23"/>
+    <w:bookmarkStart w:id="24" w:name="X38535ab5e2f3e947d4a5b1dadf751b90cdc270e"/>
     <w:p>
       <w:pPr>
         <w:pStyle w:val="Heading4"/>
@@ -1372,8 +1797,8 @@
         </w:pict>
       </w:r>
     </w:p>
-    <w:bookmarkEnd w:id="35"/>
-    <w:bookmarkStart w:id="36" w:name="X3d98a32356bb91bced29b086ed559b53af5e390"/>
+    <w:bookmarkEnd w:id="24"/>
+    <w:bookmarkStart w:id="25" w:name="X3d98a32356bb91bced29b086ed559b53af5e390"/>
     <w:p>
       <w:pPr>
         <w:pStyle w:val="Heading4"/>
@@ -1467,9 +1892,9 @@
         </w:pict>
       </w:r>
     </w:p>
-    <w:bookmarkEnd w:id="36"/>
-    <w:bookmarkEnd w:id="37"/>
-    <w:bookmarkStart w:id="40" w:name="X02e460dd160f1f3f25087177f7fdb9366ee33c2"/>
+    <w:bookmarkEnd w:id="25"/>
+    <w:bookmarkEnd w:id="26"/>
+    <w:bookmarkStart w:id="29" w:name="X02e460dd160f1f3f25087177f7fdb9366ee33c2"/>
     <w:p>
       <w:pPr>
         <w:pStyle w:val="Heading3"/>
@@ -1478,7 +1903,7 @@
         <w:t xml:space="preserve">1.3.5 Unit V — Physics, Trust, and Synthesis (Weeks 13–14)</w:t>
       </w:r>
     </w:p>
-    <w:bookmarkStart w:id="38" w:name="Xdce5f6a6cf980586da8195f85284c051463a187"/>
+    <w:bookmarkStart w:id="27" w:name="Xdce5f6a6cf980586da8195f85284c051463a187"/>
     <w:p>
       <w:pPr>
         <w:pStyle w:val="Heading4"/>
@@ -1560,8 +1985,8 @@
         </w:pict>
       </w:r>
     </w:p>
-    <w:bookmarkEnd w:id="38"/>
-    <w:bookmarkStart w:id="39" w:name="Xb7bd54377565a382257ba886712490910aea32c"/>
+    <w:bookmarkEnd w:id="27"/>
+    <w:bookmarkStart w:id="28" w:name="Xb7bd54377565a382257ba886712490910aea32c"/>
     <w:p>
       <w:pPr>
         <w:pStyle w:val="Heading4"/>
@@ -1643,10 +2068,10 @@
         </w:pict>
       </w:r>
     </w:p>
-    <w:bookmarkEnd w:id="39"/>
-    <w:bookmarkEnd w:id="40"/>
-    <w:bookmarkEnd w:id="41"/>
-    <w:bookmarkStart w:id="42" w:name="learning-outcomes"/>
+    <w:bookmarkEnd w:id="28"/>
+    <w:bookmarkEnd w:id="29"/>
+    <w:bookmarkEnd w:id="30"/>
+    <w:bookmarkStart w:id="31" w:name="learning-outcomes"/>
     <w:p>
       <w:pPr>
         <w:pStyle w:val="Heading2"/>
@@ -1754,8 +2179,8 @@
         </w:pict>
       </w:r>
     </w:p>
-    <w:bookmarkEnd w:id="42"/>
-    <w:bookmarkStart w:id="45" w:name="lab-possibilities"/>
+    <w:bookmarkEnd w:id="31"/>
+    <w:bookmarkStart w:id="34" w:name="lab-possibilities"/>
     <w:p>
       <w:pPr>
         <w:pStyle w:val="Heading2"/>
@@ -1884,8 +2309,71 @@
         <w:t xml:space="preserve">Multi-modal fusion of images, spectra, and process parameters.</w:t>
       </w:r>
     </w:p>
-    <w:bookmarkStart w:id="44" w:name="refs"/>
-    <w:bookmarkStart w:id="43" w:name="ref-sandfeld2024materials"/>
+    <w:p>
+      <w:pPr>
+        <w:pStyle w:val="FirstParagraph"/>
+      </w:pPr>
+      <w:r>
+        <w:rPr>
+          <w:b/>
+          <w:bCs/>
+        </w:rPr>
+        <w:t xml:space="preserve">Summary:</w:t>
+      </w:r>
+      <w:r>
+        <w:t xml:space="preserve"> </w:t>
+      </w:r>
+      <w:r>
+        <w:t xml:space="preserve">This unit explores the cutting edge of</w:t>
+      </w:r>
+      <w:r>
+        <w:t xml:space="preserve"> </w:t>
+      </w:r>
+      <w:r>
+        <w:rPr>
+          <w:b/>
+          <w:bCs/>
+        </w:rPr>
+        <w:t xml:space="preserve">Autonomous Characterization</w:t>
+      </w:r>
+      <w:r>
+        <w:t xml:space="preserve">, where machine learning moves from passive data analysis to active instrument control. We introduce</w:t>
+      </w:r>
+      <w:r>
+        <w:t xml:space="preserve"> </w:t>
+      </w:r>
+      <w:r>
+        <w:rPr>
+          <w:b/>
+          <w:bCs/>
+        </w:rPr>
+        <w:t xml:space="preserve">Multi-Modal Data Fusion</w:t>
+      </w:r>
+      <w:r>
+        <w:t xml:space="preserve"> </w:t>
+      </w:r>
+      <w:r>
+        <w:t xml:space="preserve">techniques to combine information from diverse sensors like SEM images, EDS spectra, and process logs using Bayesian frameworks. We then discuss</w:t>
+      </w:r>
+      <w:r>
+        <w:t xml:space="preserve"> </w:t>
+      </w:r>
+      <w:r>
+        <w:rPr>
+          <w:b/>
+          <w:bCs/>
+        </w:rPr>
+        <w:t xml:space="preserve">Reinforcement Learning (RL)</w:t>
+      </w:r>
+      <w:r>
+        <w:t xml:space="preserve"> </w:t>
+      </w:r>
+      <w:r>
+        <w:t xml:space="preserve">as a tool for automating complex laboratory tasks, such as instrument tuning and process optimization. Through case studies in microscopy and industrial processing, students learn how to build integrated pipelines that can autonomously find, characterize, and decide the next steps of an experiment.</w:t>
+      </w:r>
+    </w:p>
+    <w:bookmarkStart w:id="33" w:name="refs"/>
+    <w:bookmarkStart w:id="32" w:name="ref-sandfeld2024materials"/>
     <w:p>
       <w:pPr>
         <w:pStyle w:val="Bibliography"/>
@@ -1907,10 +2395,10 @@
         <w:t xml:space="preserve">. Springer Nature.</w:t>
       </w:r>
     </w:p>
-    <w:bookmarkEnd w:id="43"/>
-    <w:bookmarkEnd w:id="44"/>
-    <w:bookmarkEnd w:id="45"/>
-    <w:bookmarkEnd w:id="46"/>
+    <w:bookmarkEnd w:id="32"/>
+    <w:bookmarkEnd w:id="33"/>
+    <w:bookmarkEnd w:id="34"/>
+    <w:bookmarkEnd w:id="35"/>
     <w:sectPr>
       <w:footnotePr>
         <w:numRestart w:val="eachSect"/>
@@ -2189,10 +2677,10 @@
   <w:docDefaults>
     <w:rPrDefault>
       <w:rPr>
-        <w:rFonts w:asciiTheme="minorHAnsi" w:cstheme="minorBidi" w:eastAsiaTheme="minorHAnsi" w:hAnsiTheme="minorHAnsi"/>
+        <w:rFonts w:asciiTheme="minorHAnsi" w:cstheme="minorBidi" w:eastAsiaTheme="minorEastAsia" w:hAnsiTheme="minorHAnsi"/>
         <w:sz w:val="24"/>
         <w:szCs w:val="24"/>
-        <w:lang w:bidi="ar-SA" w:eastAsia="en-US" w:val="en-US"/>
+        <w:lang w:bidi="ar-SA" w:eastAsia="zh-CN" w:val="en-US"/>
       </w:rPr>
     </w:rPrDefault>
     <w:pPrDefault>
@@ -2733,13 +3221,6 @@
       </w:tblCellMar>
     </w:tblPr>
     <w:tblStylePr w:type="firstRow">
-      <w:tblPr>
-        <w:jc w:val="left"/>
-        <w:tblInd w:type="dxa" w:w="0"/>
-      </w:tblPr>
-      <w:trPr>
-        <w:jc w:val="left"/>
-      </w:trPr>
       <w:tcPr>
         <w:tcBorders>
           <w:bottom w:val="single"/>

--- a/index.docx
+++ b/index.docx
@@ -31,7 +31,7 @@
         <w:pStyle w:val="Date"/>
       </w:pPr>
       <w:r>
-        <w:t xml:space="preserve">2026-03-10</w:t>
+        <w:t xml:space="preserve">2026-03-23</w:t>
       </w:r>
     </w:p>
     <w:p>
@@ -86,7 +86,178 @@
         <w:t xml:space="preserve">correlations.</w:t>
       </w:r>
     </w:p>
-    <w:bookmarkStart w:id="35" w:name="X0a56b0bd4838ab784e68624d8ff4509bda60416"/>
+    <w:p>
+      <w:pPr>
+        <w:pStyle w:val="FirstParagraph"/>
+      </w:pPr>
+      <w:hyperlink r:id="rId12">
+        <w:r>
+          <w:drawing>
+            <wp:inline>
+              <wp:extent cx="2857500" cy="1465791"/>
+              <wp:effectExtent b="0" l="0" r="0" t="0"/>
+              <wp:docPr descr="" title="" id="10" name="Picture"/>
+              <a:graphic>
+                <a:graphicData uri="http://schemas.openxmlformats.org/drawingml/2006/picture">
+                  <pic:pic>
+                    <pic:nvPicPr>
+                      <pic:cNvPr descr="images/eclipse_header.png" id="11" name="Picture"/>
+                      <pic:cNvPicPr>
+                        <a:picLocks noChangeArrowheads="1" noChangeAspect="1"/>
+                      </pic:cNvPicPr>
+                    </pic:nvPicPr>
+                    <pic:blipFill>
+                      <a:blip r:embed="rId9"/>
+                      <a:stretch>
+                        <a:fillRect/>
+                      </a:stretch>
+                    </pic:blipFill>
+                    <pic:spPr bwMode="auto">
+                      <a:xfrm>
+                        <a:off x="0" y="0"/>
+                        <a:ext cx="2857500" cy="1465791"/>
+                      </a:xfrm>
+                      <a:prstGeom prst="rect">
+                        <a:avLst/>
+                      </a:prstGeom>
+                      <a:noFill/>
+                      <a:ln w="9525">
+                        <a:noFill/>
+                        <a:headEnd/>
+                        <a:tailEnd/>
+                      </a:ln>
+                    </pic:spPr>
+                  </pic:pic>
+                </a:graphicData>
+              </a:graphic>
+            </wp:inline>
+          </w:drawing>
+        </w:r>
+      </w:hyperlink>
+    </w:p>
+    <w:p>
+      <w:pPr>
+        <w:pStyle w:val="BodyText"/>
+      </w:pPr>
+      <w:hyperlink r:id="rId16">
+        <w:r>
+          <w:drawing>
+            <wp:inline>
+              <wp:extent cx="1143000" cy="1143000"/>
+              <wp:effectExtent b="0" l="0" r="0" t="0"/>
+              <wp:docPr descr="" title="" id="14" name="Picture"/>
+              <a:graphic>
+                <a:graphicData uri="http://schemas.openxmlformats.org/drawingml/2006/picture">
+                  <pic:pic>
+                    <pic:nvPicPr>
+                      <pic:cNvPr descr="images/github.jpeg" id="15" name="Picture"/>
+                      <pic:cNvPicPr>
+                        <a:picLocks noChangeArrowheads="1" noChangeAspect="1"/>
+                      </pic:cNvPicPr>
+                    </pic:nvPicPr>
+                    <pic:blipFill>
+                      <a:blip r:embed="rId13"/>
+                      <a:stretch>
+                        <a:fillRect/>
+                      </a:stretch>
+                    </pic:blipFill>
+                    <pic:spPr bwMode="auto">
+                      <a:xfrm>
+                        <a:off x="0" y="0"/>
+                        <a:ext cx="1143000" cy="1143000"/>
+                      </a:xfrm>
+                      <a:prstGeom prst="rect">
+                        <a:avLst/>
+                      </a:prstGeom>
+                      <a:noFill/>
+                      <a:ln w="9525">
+                        <a:noFill/>
+                        <a:headEnd/>
+                        <a:tailEnd/>
+                      </a:ln>
+                    </pic:spPr>
+                  </pic:pic>
+                </a:graphicData>
+              </a:graphic>
+            </wp:inline>
+          </w:drawing>
+        </w:r>
+      </w:hyperlink>
+    </w:p>
+    <w:p>
+      <w:pPr>
+        <w:pStyle w:val="BodyText"/>
+      </w:pPr>
+      <w:r>
+        <w:rPr>
+          <w:b/>
+          <w:bCs/>
+        </w:rPr>
+        <w:t xml:space="preserve">Github Code</w:t>
+      </w:r>
+    </w:p>
+    <w:p>
+      <w:pPr>
+        <w:pStyle w:val="BodyText"/>
+      </w:pPr>
+      <w:hyperlink r:id="rId20">
+        <w:r>
+          <w:drawing>
+            <wp:inline>
+              <wp:extent cx="1143000" cy="1143000"/>
+              <wp:effectExtent b="0" l="0" r="0" t="0"/>
+              <wp:docPr descr="" title="" id="18" name="Picture"/>
+              <a:graphic>
+                <a:graphicData uri="http://schemas.openxmlformats.org/drawingml/2006/picture">
+                  <pic:pic>
+                    <pic:nvPicPr>
+                      <pic:cNvPr descr="images/studon.jpeg" id="19" name="Picture"/>
+                      <pic:cNvPicPr>
+                        <a:picLocks noChangeArrowheads="1" noChangeAspect="1"/>
+                      </pic:cNvPicPr>
+                    </pic:nvPicPr>
+                    <pic:blipFill>
+                      <a:blip r:embed="rId17"/>
+                      <a:stretch>
+                        <a:fillRect/>
+                      </a:stretch>
+                    </pic:blipFill>
+                    <pic:spPr bwMode="auto">
+                      <a:xfrm>
+                        <a:off x="0" y="0"/>
+                        <a:ext cx="1143000" cy="1143000"/>
+                      </a:xfrm>
+                      <a:prstGeom prst="rect">
+                        <a:avLst/>
+                      </a:prstGeom>
+                      <a:noFill/>
+                      <a:ln w="9525">
+                        <a:noFill/>
+                        <a:headEnd/>
+                        <a:tailEnd/>
+                      </a:ln>
+                    </pic:spPr>
+                  </pic:pic>
+                </a:graphicData>
+              </a:graphic>
+            </wp:inline>
+          </w:drawing>
+        </w:r>
+      </w:hyperlink>
+    </w:p>
+    <w:p>
+      <w:pPr>
+        <w:pStyle w:val="BodyText"/>
+      </w:pPr>
+      <w:r>
+        <w:rPr>
+          <w:b/>
+          <w:bCs/>
+        </w:rPr>
+        <w:t xml:space="preserve">Studon Link</w:t>
+      </w:r>
+    </w:p>
+    <w:bookmarkStart w:id="47" w:name="X0a56b0bd4838ab784e68624d8ff4509bda60416"/>
     <w:p>
       <w:pPr>
         <w:pStyle w:val="Heading1"/>
@@ -134,7 +305,7 @@
         </w:pict>
       </w:r>
     </w:p>
-    <w:bookmarkStart w:id="9" w:name="synergy-map"/>
+    <w:bookmarkStart w:id="21" w:name="synergy-map"/>
     <w:p>
       <w:pPr>
         <w:pStyle w:val="Heading2"/>
@@ -265,8 +436,8 @@
         </w:pict>
       </w:r>
     </w:p>
-    <w:bookmarkEnd w:id="9"/>
-    <w:bookmarkStart w:id="10" w:name="companion-books"/>
+    <w:bookmarkEnd w:id="21"/>
+    <w:bookmarkStart w:id="22" w:name="companion-books"/>
     <w:p>
       <w:pPr>
         <w:pStyle w:val="Heading2"/>
@@ -290,8 +461,8 @@
         <w:t xml:space="preserve">: Materials Data Science</w:t>
       </w:r>
     </w:p>
-    <w:bookmarkEnd w:id="10"/>
-    <w:bookmarkStart w:id="30" w:name="week-by-week-curriculum-14-weeks"/>
+    <w:bookmarkEnd w:id="22"/>
+    <w:bookmarkStart w:id="42" w:name="week-by-week-curriculum-14-weeks"/>
     <w:p>
       <w:pPr>
         <w:pStyle w:val="Heading2"/>
@@ -300,7 +471,7 @@
         <w:t xml:space="preserve">1.3 Week-by-Week Curriculum (14 weeks)</w:t>
       </w:r>
     </w:p>
-    <w:bookmarkStart w:id="14" w:name="Xd24e737216ad7c0a709fc0bdf9367074e8fbe43"/>
+    <w:bookmarkStart w:id="26" w:name="Xd24e737216ad7c0a709fc0bdf9367074e8fbe43"/>
     <w:p>
       <w:pPr>
         <w:pStyle w:val="Heading3"/>
@@ -309,7 +480,7 @@
         <w:t xml:space="preserve">1.3.1 Unit I — Experimental Data as a Learning Problem (Weeks 1–3)</w:t>
       </w:r>
     </w:p>
-    <w:bookmarkStart w:id="11" w:name="week-1-what-makes-materials-data-special"/>
+    <w:bookmarkStart w:id="23" w:name="week-1-what-makes-materials-data-special"/>
     <w:p>
       <w:pPr>
         <w:pStyle w:val="Heading4"/>
@@ -428,8 +599,8 @@
         </w:pict>
       </w:r>
     </w:p>
-    <w:bookmarkEnd w:id="11"/>
-    <w:bookmarkStart w:id="12" w:name="week-2-physics-of-data-formation"/>
+    <w:bookmarkEnd w:id="23"/>
+    <w:bookmarkStart w:id="24" w:name="week-2-physics-of-data-formation"/>
     <w:p>
       <w:pPr>
         <w:pStyle w:val="Heading4"/>
@@ -551,8 +722,8 @@
         </w:pict>
       </w:r>
     </w:p>
-    <w:bookmarkEnd w:id="12"/>
-    <w:bookmarkStart w:id="13" w:name="week-3-data-quality-labels-and-leakage"/>
+    <w:bookmarkEnd w:id="24"/>
+    <w:bookmarkStart w:id="25" w:name="week-3-data-quality-labels-and-leakage"/>
     <w:p>
       <w:pPr>
         <w:pStyle w:val="Heading4"/>
@@ -665,9 +836,9 @@
         </w:pict>
       </w:r>
     </w:p>
-    <w:bookmarkEnd w:id="13"/>
-    <w:bookmarkEnd w:id="14"/>
-    <w:bookmarkStart w:id="18" w:name="X2fb6f3dcbe166ecafcf0a6da168c0a768811813"/>
+    <w:bookmarkEnd w:id="25"/>
+    <w:bookmarkEnd w:id="26"/>
+    <w:bookmarkStart w:id="30" w:name="X2fb6f3dcbe166ecafcf0a6da168c0a768811813"/>
     <w:p>
       <w:pPr>
         <w:pStyle w:val="Heading3"/>
@@ -688,7 +859,7 @@
         <w:t xml:space="preserve">(Aligned with early neural networks in MFML)</w:t>
       </w:r>
     </w:p>
-    <w:bookmarkStart w:id="15" w:name="X9162385235e20fbf78675009f9b868501fc00c5"/>
+    <w:bookmarkStart w:id="27" w:name="X9162385235e20fbf78675009f9b868501fc00c5"/>
     <w:p>
       <w:pPr>
         <w:pStyle w:val="Heading4"/>
@@ -814,8 +985,8 @@
         </w:pict>
       </w:r>
     </w:p>
-    <w:bookmarkEnd w:id="15"/>
-    <w:bookmarkStart w:id="16" w:name="Xa75b8e53448ea520fb31b5b07bcc5a6ae0edfbe"/>
+    <w:bookmarkEnd w:id="27"/>
+    <w:bookmarkStart w:id="28" w:name="Xa75b8e53448ea520fb31b5b07bcc5a6ae0edfbe"/>
     <w:p>
       <w:pPr>
         <w:pStyle w:val="Heading4"/>
@@ -934,8 +1105,8 @@
         </w:pict>
       </w:r>
     </w:p>
-    <w:bookmarkEnd w:id="16"/>
-    <w:bookmarkStart w:id="17" w:name="week-6-data-scarcity-transfer-learning"/>
+    <w:bookmarkEnd w:id="28"/>
+    <w:bookmarkStart w:id="29" w:name="week-6-data-scarcity-transfer-learning"/>
     <w:p>
       <w:pPr>
         <w:pStyle w:val="Heading4"/>
@@ -1077,9 +1248,9 @@
         </w:pict>
       </w:r>
     </w:p>
-    <w:bookmarkEnd w:id="17"/>
-    <w:bookmarkEnd w:id="18"/>
-    <w:bookmarkStart w:id="22" w:name="X4f1002164fc292531b1d0e94a300b0a4a87fabe"/>
+    <w:bookmarkEnd w:id="29"/>
+    <w:bookmarkEnd w:id="30"/>
+    <w:bookmarkStart w:id="34" w:name="X4f1002164fc292531b1d0e94a300b0a4a87fabe"/>
     <w:p>
       <w:pPr>
         <w:pStyle w:val="Heading3"/>
@@ -1088,7 +1259,7 @@
         <w:t xml:space="preserve">1.3.3 Unit III — Learning from Processing Data (Weeks 7–9)</w:t>
       </w:r>
     </w:p>
-    <w:bookmarkStart w:id="19" w:name="Xbb124ebc6c6dce8b1ee3692f0ea7044e53b6cc0"/>
+    <w:bookmarkStart w:id="31" w:name="Xbb124ebc6c6dce8b1ee3692f0ea7044e53b6cc0"/>
     <w:p>
       <w:pPr>
         <w:pStyle w:val="Heading4"/>
@@ -1248,8 +1419,8 @@
         </w:pict>
       </w:r>
     </w:p>
-    <w:bookmarkEnd w:id="19"/>
-    <w:bookmarkStart w:id="20" w:name="X2fd33b544e0950154ff2b5227c4006756a86d28"/>
+    <w:bookmarkEnd w:id="31"/>
+    <w:bookmarkStart w:id="32" w:name="X2fd33b544e0950154ff2b5227c4006756a86d28"/>
     <w:p>
       <w:pPr>
         <w:pStyle w:val="Heading4"/>
@@ -1384,8 +1555,8 @@
         </w:pict>
       </w:r>
     </w:p>
-    <w:bookmarkEnd w:id="20"/>
-    <w:bookmarkStart w:id="21" w:name="week-9-inverse-problems-and-process-maps"/>
+    <w:bookmarkEnd w:id="32"/>
+    <w:bookmarkStart w:id="33" w:name="week-9-inverse-problems-and-process-maps"/>
     <w:p>
       <w:pPr>
         <w:pStyle w:val="Heading4"/>
@@ -1542,9 +1713,9 @@
         </w:pict>
       </w:r>
     </w:p>
-    <w:bookmarkEnd w:id="21"/>
-    <w:bookmarkEnd w:id="22"/>
-    <w:bookmarkStart w:id="26" w:name="X54a755cfeb27214e1d576f10d5809c3c94c28eb"/>
+    <w:bookmarkEnd w:id="33"/>
+    <w:bookmarkEnd w:id="34"/>
+    <w:bookmarkStart w:id="38" w:name="X54a755cfeb27214e1d576f10d5809c3c94c28eb"/>
     <w:p>
       <w:pPr>
         <w:pStyle w:val="Heading3"/>
@@ -1553,7 +1724,7 @@
         <w:t xml:space="preserve">1.3.4 Unit IV — Uncertainty, Surrogates, and Automation (Weeks 10–12)</w:t>
       </w:r>
     </w:p>
-    <w:bookmarkStart w:id="23" w:name="week-10-ml-for-characterization-signals"/>
+    <w:bookmarkStart w:id="35" w:name="week-10-ml-for-characterization-signals"/>
     <w:p>
       <w:pPr>
         <w:pStyle w:val="Heading4"/>
@@ -1726,8 +1897,8 @@
         </w:pict>
       </w:r>
     </w:p>
-    <w:bookmarkEnd w:id="23"/>
-    <w:bookmarkStart w:id="24" w:name="X38535ab5e2f3e947d4a5b1dadf751b90cdc270e"/>
+    <w:bookmarkEnd w:id="35"/>
+    <w:bookmarkStart w:id="36" w:name="X38535ab5e2f3e947d4a5b1dadf751b90cdc270e"/>
     <w:p>
       <w:pPr>
         <w:pStyle w:val="Heading4"/>
@@ -1797,8 +1968,8 @@
         </w:pict>
       </w:r>
     </w:p>
-    <w:bookmarkEnd w:id="24"/>
-    <w:bookmarkStart w:id="25" w:name="X3d98a32356bb91bced29b086ed559b53af5e390"/>
+    <w:bookmarkEnd w:id="36"/>
+    <w:bookmarkStart w:id="37" w:name="X3d98a32356bb91bced29b086ed559b53af5e390"/>
     <w:p>
       <w:pPr>
         <w:pStyle w:val="Heading4"/>
@@ -1892,9 +2063,9 @@
         </w:pict>
       </w:r>
     </w:p>
-    <w:bookmarkEnd w:id="25"/>
-    <w:bookmarkEnd w:id="26"/>
-    <w:bookmarkStart w:id="29" w:name="X02e460dd160f1f3f25087177f7fdb9366ee33c2"/>
+    <w:bookmarkEnd w:id="37"/>
+    <w:bookmarkEnd w:id="38"/>
+    <w:bookmarkStart w:id="41" w:name="X02e460dd160f1f3f25087177f7fdb9366ee33c2"/>
     <w:p>
       <w:pPr>
         <w:pStyle w:val="Heading3"/>
@@ -1903,7 +2074,7 @@
         <w:t xml:space="preserve">1.3.5 Unit V — Physics, Trust, and Synthesis (Weeks 13–14)</w:t>
       </w:r>
     </w:p>
-    <w:bookmarkStart w:id="27" w:name="Xdce5f6a6cf980586da8195f85284c051463a187"/>
+    <w:bookmarkStart w:id="39" w:name="Xdce5f6a6cf980586da8195f85284c051463a187"/>
     <w:p>
       <w:pPr>
         <w:pStyle w:val="Heading4"/>
@@ -1985,8 +2156,8 @@
         </w:pict>
       </w:r>
     </w:p>
-    <w:bookmarkEnd w:id="27"/>
-    <w:bookmarkStart w:id="28" w:name="Xb7bd54377565a382257ba886712490910aea32c"/>
+    <w:bookmarkEnd w:id="39"/>
+    <w:bookmarkStart w:id="40" w:name="Xb7bd54377565a382257ba886712490910aea32c"/>
     <w:p>
       <w:pPr>
         <w:pStyle w:val="Heading4"/>
@@ -2068,10 +2239,10 @@
         </w:pict>
       </w:r>
     </w:p>
-    <w:bookmarkEnd w:id="28"/>
-    <w:bookmarkEnd w:id="29"/>
-    <w:bookmarkEnd w:id="30"/>
-    <w:bookmarkStart w:id="31" w:name="learning-outcomes"/>
+    <w:bookmarkEnd w:id="40"/>
+    <w:bookmarkEnd w:id="41"/>
+    <w:bookmarkEnd w:id="42"/>
+    <w:bookmarkStart w:id="43" w:name="learning-outcomes"/>
     <w:p>
       <w:pPr>
         <w:pStyle w:val="Heading2"/>
@@ -2179,8 +2350,8 @@
         </w:pict>
       </w:r>
     </w:p>
-    <w:bookmarkEnd w:id="31"/>
-    <w:bookmarkStart w:id="34" w:name="lab-possibilities"/>
+    <w:bookmarkEnd w:id="43"/>
+    <w:bookmarkStart w:id="46" w:name="lab-possibilities"/>
     <w:p>
       <w:pPr>
         <w:pStyle w:val="Heading2"/>
@@ -2372,8 +2543,8 @@
         <w:t xml:space="preserve">as a tool for automating complex laboratory tasks, such as instrument tuning and process optimization. Through case studies in microscopy and industrial processing, students learn how to build integrated pipelines that can autonomously find, characterize, and decide the next steps of an experiment.</w:t>
       </w:r>
     </w:p>
-    <w:bookmarkStart w:id="33" w:name="refs"/>
-    <w:bookmarkStart w:id="32" w:name="ref-sandfeld2024materials"/>
+    <w:bookmarkStart w:id="45" w:name="refs"/>
+    <w:bookmarkStart w:id="44" w:name="ref-sandfeld2024materials"/>
     <w:p>
       <w:pPr>
         <w:pStyle w:val="Bibliography"/>
@@ -2395,10 +2566,10 @@
         <w:t xml:space="preserve">. Springer Nature.</w:t>
       </w:r>
     </w:p>
-    <w:bookmarkEnd w:id="32"/>
-    <w:bookmarkEnd w:id="33"/>
-    <w:bookmarkEnd w:id="34"/>
-    <w:bookmarkEnd w:id="35"/>
+    <w:bookmarkEnd w:id="44"/>
+    <w:bookmarkEnd w:id="45"/>
+    <w:bookmarkEnd w:id="46"/>
+    <w:bookmarkEnd w:id="47"/>
     <w:sectPr>
       <w:footnotePr>
         <w:numRestart w:val="eachSect"/>

--- a/index.docx
+++ b/index.docx
@@ -86,178 +86,7 @@
         <w:t xml:space="preserve">correlations.</w:t>
       </w:r>
     </w:p>
-    <w:p>
-      <w:pPr>
-        <w:pStyle w:val="FirstParagraph"/>
-      </w:pPr>
-      <w:hyperlink r:id="rId12">
-        <w:r>
-          <w:drawing>
-            <wp:inline>
-              <wp:extent cx="2857500" cy="1465791"/>
-              <wp:effectExtent b="0" l="0" r="0" t="0"/>
-              <wp:docPr descr="" title="" id="10" name="Picture"/>
-              <a:graphic>
-                <a:graphicData uri="http://schemas.openxmlformats.org/drawingml/2006/picture">
-                  <pic:pic>
-                    <pic:nvPicPr>
-                      <pic:cNvPr descr="images/eclipse_header.png" id="11" name="Picture"/>
-                      <pic:cNvPicPr>
-                        <a:picLocks noChangeArrowheads="1" noChangeAspect="1"/>
-                      </pic:cNvPicPr>
-                    </pic:nvPicPr>
-                    <pic:blipFill>
-                      <a:blip r:embed="rId9"/>
-                      <a:stretch>
-                        <a:fillRect/>
-                      </a:stretch>
-                    </pic:blipFill>
-                    <pic:spPr bwMode="auto">
-                      <a:xfrm>
-                        <a:off x="0" y="0"/>
-                        <a:ext cx="2857500" cy="1465791"/>
-                      </a:xfrm>
-                      <a:prstGeom prst="rect">
-                        <a:avLst/>
-                      </a:prstGeom>
-                      <a:noFill/>
-                      <a:ln w="9525">
-                        <a:noFill/>
-                        <a:headEnd/>
-                        <a:tailEnd/>
-                      </a:ln>
-                    </pic:spPr>
-                  </pic:pic>
-                </a:graphicData>
-              </a:graphic>
-            </wp:inline>
-          </w:drawing>
-        </w:r>
-      </w:hyperlink>
-    </w:p>
-    <w:p>
-      <w:pPr>
-        <w:pStyle w:val="BodyText"/>
-      </w:pPr>
-      <w:hyperlink r:id="rId16">
-        <w:r>
-          <w:drawing>
-            <wp:inline>
-              <wp:extent cx="1143000" cy="1143000"/>
-              <wp:effectExtent b="0" l="0" r="0" t="0"/>
-              <wp:docPr descr="" title="" id="14" name="Picture"/>
-              <a:graphic>
-                <a:graphicData uri="http://schemas.openxmlformats.org/drawingml/2006/picture">
-                  <pic:pic>
-                    <pic:nvPicPr>
-                      <pic:cNvPr descr="images/github.jpeg" id="15" name="Picture"/>
-                      <pic:cNvPicPr>
-                        <a:picLocks noChangeArrowheads="1" noChangeAspect="1"/>
-                      </pic:cNvPicPr>
-                    </pic:nvPicPr>
-                    <pic:blipFill>
-                      <a:blip r:embed="rId13"/>
-                      <a:stretch>
-                        <a:fillRect/>
-                      </a:stretch>
-                    </pic:blipFill>
-                    <pic:spPr bwMode="auto">
-                      <a:xfrm>
-                        <a:off x="0" y="0"/>
-                        <a:ext cx="1143000" cy="1143000"/>
-                      </a:xfrm>
-                      <a:prstGeom prst="rect">
-                        <a:avLst/>
-                      </a:prstGeom>
-                      <a:noFill/>
-                      <a:ln w="9525">
-                        <a:noFill/>
-                        <a:headEnd/>
-                        <a:tailEnd/>
-                      </a:ln>
-                    </pic:spPr>
-                  </pic:pic>
-                </a:graphicData>
-              </a:graphic>
-            </wp:inline>
-          </w:drawing>
-        </w:r>
-      </w:hyperlink>
-    </w:p>
-    <w:p>
-      <w:pPr>
-        <w:pStyle w:val="BodyText"/>
-      </w:pPr>
-      <w:r>
-        <w:rPr>
-          <w:b/>
-          <w:bCs/>
-        </w:rPr>
-        <w:t xml:space="preserve">Github Code</w:t>
-      </w:r>
-    </w:p>
-    <w:p>
-      <w:pPr>
-        <w:pStyle w:val="BodyText"/>
-      </w:pPr>
-      <w:hyperlink r:id="rId20">
-        <w:r>
-          <w:drawing>
-            <wp:inline>
-              <wp:extent cx="1143000" cy="1143000"/>
-              <wp:effectExtent b="0" l="0" r="0" t="0"/>
-              <wp:docPr descr="" title="" id="18" name="Picture"/>
-              <a:graphic>
-                <a:graphicData uri="http://schemas.openxmlformats.org/drawingml/2006/picture">
-                  <pic:pic>
-                    <pic:nvPicPr>
-                      <pic:cNvPr descr="images/studon.jpeg" id="19" name="Picture"/>
-                      <pic:cNvPicPr>
-                        <a:picLocks noChangeArrowheads="1" noChangeAspect="1"/>
-                      </pic:cNvPicPr>
-                    </pic:nvPicPr>
-                    <pic:blipFill>
-                      <a:blip r:embed="rId17"/>
-                      <a:stretch>
-                        <a:fillRect/>
-                      </a:stretch>
-                    </pic:blipFill>
-                    <pic:spPr bwMode="auto">
-                      <a:xfrm>
-                        <a:off x="0" y="0"/>
-                        <a:ext cx="1143000" cy="1143000"/>
-                      </a:xfrm>
-                      <a:prstGeom prst="rect">
-                        <a:avLst/>
-                      </a:prstGeom>
-                      <a:noFill/>
-                      <a:ln w="9525">
-                        <a:noFill/>
-                        <a:headEnd/>
-                        <a:tailEnd/>
-                      </a:ln>
-                    </pic:spPr>
-                  </pic:pic>
-                </a:graphicData>
-              </a:graphic>
-            </wp:inline>
-          </w:drawing>
-        </w:r>
-      </w:hyperlink>
-    </w:p>
-    <w:p>
-      <w:pPr>
-        <w:pStyle w:val="BodyText"/>
-      </w:pPr>
-      <w:r>
-        <w:rPr>
-          <w:b/>
-          <w:bCs/>
-        </w:rPr>
-        <w:t xml:space="preserve">Studon Link</w:t>
-      </w:r>
-    </w:p>
-    <w:bookmarkStart w:id="47" w:name="X0a56b0bd4838ab784e68624d8ff4509bda60416"/>
+    <w:bookmarkStart w:id="35" w:name="X0a56b0bd4838ab784e68624d8ff4509bda60416"/>
     <w:p>
       <w:pPr>
         <w:pStyle w:val="Heading1"/>
@@ -305,7 +134,7 @@
         </w:pict>
       </w:r>
     </w:p>
-    <w:bookmarkStart w:id="21" w:name="synergy-map"/>
+    <w:bookmarkStart w:id="9" w:name="synergy-map"/>
     <w:p>
       <w:pPr>
         <w:pStyle w:val="Heading2"/>
@@ -436,8 +265,8 @@
         </w:pict>
       </w:r>
     </w:p>
-    <w:bookmarkEnd w:id="21"/>
-    <w:bookmarkStart w:id="22" w:name="companion-books"/>
+    <w:bookmarkEnd w:id="9"/>
+    <w:bookmarkStart w:id="10" w:name="companion-books"/>
     <w:p>
       <w:pPr>
         <w:pStyle w:val="Heading2"/>
@@ -461,8 +290,8 @@
         <w:t xml:space="preserve">: Materials Data Science</w:t>
       </w:r>
     </w:p>
-    <w:bookmarkEnd w:id="22"/>
-    <w:bookmarkStart w:id="42" w:name="week-by-week-curriculum-14-weeks"/>
+    <w:bookmarkEnd w:id="10"/>
+    <w:bookmarkStart w:id="30" w:name="week-by-week-curriculum-14-weeks"/>
     <w:p>
       <w:pPr>
         <w:pStyle w:val="Heading2"/>
@@ -471,7 +300,7 @@
         <w:t xml:space="preserve">1.3 Week-by-Week Curriculum (14 weeks)</w:t>
       </w:r>
     </w:p>
-    <w:bookmarkStart w:id="26" w:name="Xd24e737216ad7c0a709fc0bdf9367074e8fbe43"/>
+    <w:bookmarkStart w:id="14" w:name="Xd24e737216ad7c0a709fc0bdf9367074e8fbe43"/>
     <w:p>
       <w:pPr>
         <w:pStyle w:val="Heading3"/>
@@ -480,7 +309,7 @@
         <w:t xml:space="preserve">1.3.1 Unit I — Experimental Data as a Learning Problem (Weeks 1–3)</w:t>
       </w:r>
     </w:p>
-    <w:bookmarkStart w:id="23" w:name="week-1-what-makes-materials-data-special"/>
+    <w:bookmarkStart w:id="11" w:name="week-1-what-makes-materials-data-special"/>
     <w:p>
       <w:pPr>
         <w:pStyle w:val="Heading4"/>
@@ -599,8 +428,8 @@
         </w:pict>
       </w:r>
     </w:p>
-    <w:bookmarkEnd w:id="23"/>
-    <w:bookmarkStart w:id="24" w:name="week-2-physics-of-data-formation"/>
+    <w:bookmarkEnd w:id="11"/>
+    <w:bookmarkStart w:id="12" w:name="week-2-physics-of-data-formation"/>
     <w:p>
       <w:pPr>
         <w:pStyle w:val="Heading4"/>
@@ -722,8 +551,8 @@
         </w:pict>
       </w:r>
     </w:p>
-    <w:bookmarkEnd w:id="24"/>
-    <w:bookmarkStart w:id="25" w:name="week-3-data-quality-labels-and-leakage"/>
+    <w:bookmarkEnd w:id="12"/>
+    <w:bookmarkStart w:id="13" w:name="week-3-data-quality-labels-and-leakage"/>
     <w:p>
       <w:pPr>
         <w:pStyle w:val="Heading4"/>
@@ -836,9 +665,9 @@
         </w:pict>
       </w:r>
     </w:p>
-    <w:bookmarkEnd w:id="25"/>
-    <w:bookmarkEnd w:id="26"/>
-    <w:bookmarkStart w:id="30" w:name="X2fb6f3dcbe166ecafcf0a6da168c0a768811813"/>
+    <w:bookmarkEnd w:id="13"/>
+    <w:bookmarkEnd w:id="14"/>
+    <w:bookmarkStart w:id="18" w:name="X2fb6f3dcbe166ecafcf0a6da168c0a768811813"/>
     <w:p>
       <w:pPr>
         <w:pStyle w:val="Heading3"/>
@@ -859,7 +688,7 @@
         <w:t xml:space="preserve">(Aligned with early neural networks in MFML)</w:t>
       </w:r>
     </w:p>
-    <w:bookmarkStart w:id="27" w:name="X9162385235e20fbf78675009f9b868501fc00c5"/>
+    <w:bookmarkStart w:id="15" w:name="X9162385235e20fbf78675009f9b868501fc00c5"/>
     <w:p>
       <w:pPr>
         <w:pStyle w:val="Heading4"/>
@@ -985,8 +814,8 @@
         </w:pict>
       </w:r>
     </w:p>
-    <w:bookmarkEnd w:id="27"/>
-    <w:bookmarkStart w:id="28" w:name="Xa75b8e53448ea520fb31b5b07bcc5a6ae0edfbe"/>
+    <w:bookmarkEnd w:id="15"/>
+    <w:bookmarkStart w:id="16" w:name="Xa75b8e53448ea520fb31b5b07bcc5a6ae0edfbe"/>
     <w:p>
       <w:pPr>
         <w:pStyle w:val="Heading4"/>
@@ -1105,8 +934,8 @@
         </w:pict>
       </w:r>
     </w:p>
-    <w:bookmarkEnd w:id="28"/>
-    <w:bookmarkStart w:id="29" w:name="week-6-data-scarcity-transfer-learning"/>
+    <w:bookmarkEnd w:id="16"/>
+    <w:bookmarkStart w:id="17" w:name="week-6-data-scarcity-transfer-learning"/>
     <w:p>
       <w:pPr>
         <w:pStyle w:val="Heading4"/>
@@ -1248,9 +1077,9 @@
         </w:pict>
       </w:r>
     </w:p>
-    <w:bookmarkEnd w:id="29"/>
-    <w:bookmarkEnd w:id="30"/>
-    <w:bookmarkStart w:id="34" w:name="X4f1002164fc292531b1d0e94a300b0a4a87fabe"/>
+    <w:bookmarkEnd w:id="17"/>
+    <w:bookmarkEnd w:id="18"/>
+    <w:bookmarkStart w:id="22" w:name="X4f1002164fc292531b1d0e94a300b0a4a87fabe"/>
     <w:p>
       <w:pPr>
         <w:pStyle w:val="Heading3"/>
@@ -1259,7 +1088,7 @@
         <w:t xml:space="preserve">1.3.3 Unit III — Learning from Processing Data (Weeks 7–9)</w:t>
       </w:r>
     </w:p>
-    <w:bookmarkStart w:id="31" w:name="Xbb124ebc6c6dce8b1ee3692f0ea7044e53b6cc0"/>
+    <w:bookmarkStart w:id="19" w:name="Xbb124ebc6c6dce8b1ee3692f0ea7044e53b6cc0"/>
     <w:p>
       <w:pPr>
         <w:pStyle w:val="Heading4"/>
@@ -1419,8 +1248,8 @@
         </w:pict>
       </w:r>
     </w:p>
-    <w:bookmarkEnd w:id="31"/>
-    <w:bookmarkStart w:id="32" w:name="X2fd33b544e0950154ff2b5227c4006756a86d28"/>
+    <w:bookmarkEnd w:id="19"/>
+    <w:bookmarkStart w:id="20" w:name="X2fd33b544e0950154ff2b5227c4006756a86d28"/>
     <w:p>
       <w:pPr>
         <w:pStyle w:val="Heading4"/>
@@ -1555,8 +1384,8 @@
         </w:pict>
       </w:r>
     </w:p>
-    <w:bookmarkEnd w:id="32"/>
-    <w:bookmarkStart w:id="33" w:name="week-9-inverse-problems-and-process-maps"/>
+    <w:bookmarkEnd w:id="20"/>
+    <w:bookmarkStart w:id="21" w:name="week-9-inverse-problems-and-process-maps"/>
     <w:p>
       <w:pPr>
         <w:pStyle w:val="Heading4"/>
@@ -1713,9 +1542,9 @@
         </w:pict>
       </w:r>
     </w:p>
-    <w:bookmarkEnd w:id="33"/>
-    <w:bookmarkEnd w:id="34"/>
-    <w:bookmarkStart w:id="38" w:name="X54a755cfeb27214e1d576f10d5809c3c94c28eb"/>
+    <w:bookmarkEnd w:id="21"/>
+    <w:bookmarkEnd w:id="22"/>
+    <w:bookmarkStart w:id="26" w:name="X54a755cfeb27214e1d576f10d5809c3c94c28eb"/>
     <w:p>
       <w:pPr>
         <w:pStyle w:val="Heading3"/>
@@ -1724,7 +1553,7 @@
         <w:t xml:space="preserve">1.3.4 Unit IV — Uncertainty, Surrogates, and Automation (Weeks 10–12)</w:t>
       </w:r>
     </w:p>
-    <w:bookmarkStart w:id="35" w:name="week-10-ml-for-characterization-signals"/>
+    <w:bookmarkStart w:id="23" w:name="week-10-ml-for-characterization-signals"/>
     <w:p>
       <w:pPr>
         <w:pStyle w:val="Heading4"/>
@@ -1897,8 +1726,8 @@
         </w:pict>
       </w:r>
     </w:p>
-    <w:bookmarkEnd w:id="35"/>
-    <w:bookmarkStart w:id="36" w:name="X38535ab5e2f3e947d4a5b1dadf751b90cdc270e"/>
+    <w:bookmarkEnd w:id="23"/>
+    <w:bookmarkStart w:id="24" w:name="X38535ab5e2f3e947d4a5b1dadf751b90cdc270e"/>
     <w:p>
       <w:pPr>
         <w:pStyle w:val="Heading4"/>
@@ -1968,8 +1797,8 @@
         </w:pict>
       </w:r>
     </w:p>
-    <w:bookmarkEnd w:id="36"/>
-    <w:bookmarkStart w:id="37" w:name="X3d98a32356bb91bced29b086ed559b53af5e390"/>
+    <w:bookmarkEnd w:id="24"/>
+    <w:bookmarkStart w:id="25" w:name="X3d98a32356bb91bced29b086ed559b53af5e390"/>
     <w:p>
       <w:pPr>
         <w:pStyle w:val="Heading4"/>
@@ -2063,9 +1892,9 @@
         </w:pict>
       </w:r>
     </w:p>
-    <w:bookmarkEnd w:id="37"/>
-    <w:bookmarkEnd w:id="38"/>
-    <w:bookmarkStart w:id="41" w:name="X02e460dd160f1f3f25087177f7fdb9366ee33c2"/>
+    <w:bookmarkEnd w:id="25"/>
+    <w:bookmarkEnd w:id="26"/>
+    <w:bookmarkStart w:id="29" w:name="X02e460dd160f1f3f25087177f7fdb9366ee33c2"/>
     <w:p>
       <w:pPr>
         <w:pStyle w:val="Heading3"/>
@@ -2074,7 +1903,7 @@
         <w:t xml:space="preserve">1.3.5 Unit V — Physics, Trust, and Synthesis (Weeks 13–14)</w:t>
       </w:r>
     </w:p>
-    <w:bookmarkStart w:id="39" w:name="Xdce5f6a6cf980586da8195f85284c051463a187"/>
+    <w:bookmarkStart w:id="27" w:name="Xdce5f6a6cf980586da8195f85284c051463a187"/>
     <w:p>
       <w:pPr>
         <w:pStyle w:val="Heading4"/>
@@ -2156,8 +1985,8 @@
         </w:pict>
       </w:r>
     </w:p>
-    <w:bookmarkEnd w:id="39"/>
-    <w:bookmarkStart w:id="40" w:name="Xb7bd54377565a382257ba886712490910aea32c"/>
+    <w:bookmarkEnd w:id="27"/>
+    <w:bookmarkStart w:id="28" w:name="Xb7bd54377565a382257ba886712490910aea32c"/>
     <w:p>
       <w:pPr>
         <w:pStyle w:val="Heading4"/>
@@ -2239,10 +2068,10 @@
         </w:pict>
       </w:r>
     </w:p>
-    <w:bookmarkEnd w:id="40"/>
-    <w:bookmarkEnd w:id="41"/>
-    <w:bookmarkEnd w:id="42"/>
-    <w:bookmarkStart w:id="43" w:name="learning-outcomes"/>
+    <w:bookmarkEnd w:id="28"/>
+    <w:bookmarkEnd w:id="29"/>
+    <w:bookmarkEnd w:id="30"/>
+    <w:bookmarkStart w:id="31" w:name="learning-outcomes"/>
     <w:p>
       <w:pPr>
         <w:pStyle w:val="Heading2"/>
@@ -2350,8 +2179,8 @@
         </w:pict>
       </w:r>
     </w:p>
-    <w:bookmarkEnd w:id="43"/>
-    <w:bookmarkStart w:id="46" w:name="lab-possibilities"/>
+    <w:bookmarkEnd w:id="31"/>
+    <w:bookmarkStart w:id="34" w:name="lab-possibilities"/>
     <w:p>
       <w:pPr>
         <w:pStyle w:val="Heading2"/>
@@ -2543,8 +2372,8 @@
         <w:t xml:space="preserve">as a tool for automating complex laboratory tasks, such as instrument tuning and process optimization. Through case studies in microscopy and industrial processing, students learn how to build integrated pipelines that can autonomously find, characterize, and decide the next steps of an experiment.</w:t>
       </w:r>
     </w:p>
-    <w:bookmarkStart w:id="45" w:name="refs"/>
-    <w:bookmarkStart w:id="44" w:name="ref-sandfeld2024materials"/>
+    <w:bookmarkStart w:id="33" w:name="refs"/>
+    <w:bookmarkStart w:id="32" w:name="ref-sandfeld2024materials"/>
     <w:p>
       <w:pPr>
         <w:pStyle w:val="Bibliography"/>
@@ -2566,10 +2395,10 @@
         <w:t xml:space="preserve">. Springer Nature.</w:t>
       </w:r>
     </w:p>
-    <w:bookmarkEnd w:id="44"/>
-    <w:bookmarkEnd w:id="45"/>
-    <w:bookmarkEnd w:id="46"/>
-    <w:bookmarkEnd w:id="47"/>
+    <w:bookmarkEnd w:id="32"/>
+    <w:bookmarkEnd w:id="33"/>
+    <w:bookmarkEnd w:id="34"/>
+    <w:bookmarkEnd w:id="35"/>
     <w:sectPr>
       <w:footnotePr>
         <w:numRestart w:val="eachSect"/>

--- a/index.docx
+++ b/index.docx
@@ -31,7 +31,7 @@
         <w:pStyle w:val="Date"/>
       </w:pPr>
       <w:r>
-        <w:t xml:space="preserve">2026-03-23</w:t>
+        <w:t xml:space="preserve">2026-04-23</w:t>
       </w:r>
     </w:p>
     <w:p>
@@ -86,7 +86,7 @@
         <w:t xml:space="preserve">correlations.</w:t>
       </w:r>
     </w:p>
-    <w:bookmarkStart w:id="35" w:name="X0a56b0bd4838ab784e68624d8ff4509bda60416"/>
+    <w:bookmarkStart w:id="37" w:name="X0a56b0bd4838ab784e68624d8ff4509bda60416"/>
     <w:p>
       <w:pPr>
         <w:pStyle w:val="Heading1"/>
@@ -291,7 +291,7 @@
       </w:r>
     </w:p>
     <w:bookmarkEnd w:id="10"/>
-    <w:bookmarkStart w:id="30" w:name="week-by-week-curriculum-14-weeks"/>
+    <w:bookmarkStart w:id="32" w:name="week-by-week-curriculum-14-weeks"/>
     <w:p>
       <w:pPr>
         <w:pStyle w:val="Heading2"/>
@@ -300,7 +300,7 @@
         <w:t xml:space="preserve">1.3 Week-by-Week Curriculum (14 weeks)</w:t>
       </w:r>
     </w:p>
-    <w:bookmarkStart w:id="14" w:name="Xd24e737216ad7c0a709fc0bdf9367074e8fbe43"/>
+    <w:bookmarkStart w:id="16" w:name="Xd24e737216ad7c0a709fc0bdf9367074e8fbe43"/>
     <w:p>
       <w:pPr>
         <w:pStyle w:val="Heading3"/>
@@ -309,7 +309,7 @@
         <w:t xml:space="preserve">1.3.1 Unit I — Experimental Data as a Learning Problem (Weeks 1–3)</w:t>
       </w:r>
     </w:p>
-    <w:bookmarkStart w:id="11" w:name="week-1-what-makes-materials-data-special"/>
+    <w:bookmarkStart w:id="12" w:name="week-1-what-makes-materials-data-special"/>
     <w:p>
       <w:pPr>
         <w:pStyle w:val="Heading4"/>
@@ -329,6 +329,29 @@
         </w:rPr>
         <w:t xml:space="preserve">Lecture: Tuesday, 14.04.2026, 14:15-15:45 | Exercise: Thursday, 16.04.2026, 16:15-17:45</w:t>
       </w:r>
+    </w:p>
+    <w:p>
+      <w:pPr>
+        <w:pStyle w:val="BodyText"/>
+      </w:pPr>
+      <w:r>
+        <w:rPr>
+          <w:b/>
+          <w:bCs/>
+        </w:rPr>
+        <w:t xml:space="preserve">Slides:</w:t>
+      </w:r>
+      <w:r>
+        <w:t xml:space="preserve"> </w:t>
+      </w:r>
+      <w:hyperlink r:id="rId11">
+        <w:r>
+          <w:rPr>
+            <w:rStyle w:val="Hyperlink"/>
+          </w:rPr>
+          <w:t xml:space="preserve">Open</w:t>
+        </w:r>
+      </w:hyperlink>
     </w:p>
     <w:p>
       <w:pPr>
@@ -428,8 +451,8 @@
         </w:pict>
       </w:r>
     </w:p>
-    <w:bookmarkEnd w:id="11"/>
-    <w:bookmarkStart w:id="12" w:name="week-2-physics-of-data-formation"/>
+    <w:bookmarkEnd w:id="12"/>
+    <w:bookmarkStart w:id="14" w:name="week-2-physics-of-data-formation"/>
     <w:p>
       <w:pPr>
         <w:pStyle w:val="Heading4"/>
@@ -449,6 +472,29 @@
         </w:rPr>
         <w:t xml:space="preserve">Lecture: Tuesday, 21.04.2026, 14:15-15:45 | Exercise: Thursday, 23.04.2026, 16:15-17:45</w:t>
       </w:r>
+    </w:p>
+    <w:p>
+      <w:pPr>
+        <w:pStyle w:val="BodyText"/>
+      </w:pPr>
+      <w:r>
+        <w:rPr>
+          <w:b/>
+          <w:bCs/>
+        </w:rPr>
+        <w:t xml:space="preserve">Slides:</w:t>
+      </w:r>
+      <w:r>
+        <w:t xml:space="preserve"> </w:t>
+      </w:r>
+      <w:hyperlink r:id="rId13">
+        <w:r>
+          <w:rPr>
+            <w:rStyle w:val="Hyperlink"/>
+          </w:rPr>
+          <w:t xml:space="preserve">Open</w:t>
+        </w:r>
+      </w:hyperlink>
     </w:p>
     <w:p>
       <w:pPr>
@@ -551,8 +597,8 @@
         </w:pict>
       </w:r>
     </w:p>
-    <w:bookmarkEnd w:id="12"/>
-    <w:bookmarkStart w:id="13" w:name="week-3-data-quality-labels-and-leakage"/>
+    <w:bookmarkEnd w:id="14"/>
+    <w:bookmarkStart w:id="15" w:name="week-3-data-quality-labels-and-leakage"/>
     <w:p>
       <w:pPr>
         <w:pStyle w:val="Heading4"/>
@@ -665,9 +711,9 @@
         </w:pict>
       </w:r>
     </w:p>
-    <w:bookmarkEnd w:id="13"/>
-    <w:bookmarkEnd w:id="14"/>
-    <w:bookmarkStart w:id="18" w:name="X2fb6f3dcbe166ecafcf0a6da168c0a768811813"/>
+    <w:bookmarkEnd w:id="15"/>
+    <w:bookmarkEnd w:id="16"/>
+    <w:bookmarkStart w:id="20" w:name="X2fb6f3dcbe166ecafcf0a6da168c0a768811813"/>
     <w:p>
       <w:pPr>
         <w:pStyle w:val="Heading3"/>
@@ -688,7 +734,7 @@
         <w:t xml:space="preserve">(Aligned with early neural networks in MFML)</w:t>
       </w:r>
     </w:p>
-    <w:bookmarkStart w:id="15" w:name="X9162385235e20fbf78675009f9b868501fc00c5"/>
+    <w:bookmarkStart w:id="17" w:name="X9162385235e20fbf78675009f9b868501fc00c5"/>
     <w:p>
       <w:pPr>
         <w:pStyle w:val="Heading4"/>
@@ -814,8 +860,8 @@
         </w:pict>
       </w:r>
     </w:p>
-    <w:bookmarkEnd w:id="15"/>
-    <w:bookmarkStart w:id="16" w:name="Xa75b8e53448ea520fb31b5b07bcc5a6ae0edfbe"/>
+    <w:bookmarkEnd w:id="17"/>
+    <w:bookmarkStart w:id="18" w:name="Xa75b8e53448ea520fb31b5b07bcc5a6ae0edfbe"/>
     <w:p>
       <w:pPr>
         <w:pStyle w:val="Heading4"/>
@@ -934,8 +980,8 @@
         </w:pict>
       </w:r>
     </w:p>
-    <w:bookmarkEnd w:id="16"/>
-    <w:bookmarkStart w:id="17" w:name="week-6-data-scarcity-transfer-learning"/>
+    <w:bookmarkEnd w:id="18"/>
+    <w:bookmarkStart w:id="19" w:name="week-6-data-scarcity-transfer-learning"/>
     <w:p>
       <w:pPr>
         <w:pStyle w:val="Heading4"/>
@@ -1077,9 +1123,9 @@
         </w:pict>
       </w:r>
     </w:p>
-    <w:bookmarkEnd w:id="17"/>
-    <w:bookmarkEnd w:id="18"/>
-    <w:bookmarkStart w:id="22" w:name="X4f1002164fc292531b1d0e94a300b0a4a87fabe"/>
+    <w:bookmarkEnd w:id="19"/>
+    <w:bookmarkEnd w:id="20"/>
+    <w:bookmarkStart w:id="24" w:name="X4f1002164fc292531b1d0e94a300b0a4a87fabe"/>
     <w:p>
       <w:pPr>
         <w:pStyle w:val="Heading3"/>
@@ -1088,7 +1134,7 @@
         <w:t xml:space="preserve">1.3.3 Unit III — Learning from Processing Data (Weeks 7–9)</w:t>
       </w:r>
     </w:p>
-    <w:bookmarkStart w:id="19" w:name="Xbb124ebc6c6dce8b1ee3692f0ea7044e53b6cc0"/>
+    <w:bookmarkStart w:id="21" w:name="Xbb124ebc6c6dce8b1ee3692f0ea7044e53b6cc0"/>
     <w:p>
       <w:pPr>
         <w:pStyle w:val="Heading4"/>
@@ -1248,8 +1294,8 @@
         </w:pict>
       </w:r>
     </w:p>
-    <w:bookmarkEnd w:id="19"/>
-    <w:bookmarkStart w:id="20" w:name="X2fd33b544e0950154ff2b5227c4006756a86d28"/>
+    <w:bookmarkEnd w:id="21"/>
+    <w:bookmarkStart w:id="22" w:name="X2fd33b544e0950154ff2b5227c4006756a86d28"/>
     <w:p>
       <w:pPr>
         <w:pStyle w:val="Heading4"/>
@@ -1384,8 +1430,8 @@
         </w:pict>
       </w:r>
     </w:p>
-    <w:bookmarkEnd w:id="20"/>
-    <w:bookmarkStart w:id="21" w:name="week-9-inverse-problems-and-process-maps"/>
+    <w:bookmarkEnd w:id="22"/>
+    <w:bookmarkStart w:id="23" w:name="week-9-inverse-problems-and-process-maps"/>
     <w:p>
       <w:pPr>
         <w:pStyle w:val="Heading4"/>
@@ -1542,9 +1588,9 @@
         </w:pict>
       </w:r>
     </w:p>
-    <w:bookmarkEnd w:id="21"/>
-    <w:bookmarkEnd w:id="22"/>
-    <w:bookmarkStart w:id="26" w:name="X54a755cfeb27214e1d576f10d5809c3c94c28eb"/>
+    <w:bookmarkEnd w:id="23"/>
+    <w:bookmarkEnd w:id="24"/>
+    <w:bookmarkStart w:id="28" w:name="X54a755cfeb27214e1d576f10d5809c3c94c28eb"/>
     <w:p>
       <w:pPr>
         <w:pStyle w:val="Heading3"/>
@@ -1553,7 +1599,7 @@
         <w:t xml:space="preserve">1.3.4 Unit IV — Uncertainty, Surrogates, and Automation (Weeks 10–12)</w:t>
       </w:r>
     </w:p>
-    <w:bookmarkStart w:id="23" w:name="week-10-ml-for-characterization-signals"/>
+    <w:bookmarkStart w:id="25" w:name="week-10-ml-for-characterization-signals"/>
     <w:p>
       <w:pPr>
         <w:pStyle w:val="Heading4"/>
@@ -1726,8 +1772,8 @@
         </w:pict>
       </w:r>
     </w:p>
-    <w:bookmarkEnd w:id="23"/>
-    <w:bookmarkStart w:id="24" w:name="X38535ab5e2f3e947d4a5b1dadf751b90cdc270e"/>
+    <w:bookmarkEnd w:id="25"/>
+    <w:bookmarkStart w:id="26" w:name="X38535ab5e2f3e947d4a5b1dadf751b90cdc270e"/>
     <w:p>
       <w:pPr>
         <w:pStyle w:val="Heading4"/>
@@ -1797,8 +1843,8 @@
         </w:pict>
       </w:r>
     </w:p>
-    <w:bookmarkEnd w:id="24"/>
-    <w:bookmarkStart w:id="25" w:name="X3d98a32356bb91bced29b086ed559b53af5e390"/>
+    <w:bookmarkEnd w:id="26"/>
+    <w:bookmarkStart w:id="27" w:name="X3d98a32356bb91bced29b086ed559b53af5e390"/>
     <w:p>
       <w:pPr>
         <w:pStyle w:val="Heading4"/>
@@ -1892,9 +1938,9 @@
         </w:pict>
       </w:r>
     </w:p>
-    <w:bookmarkEnd w:id="25"/>
-    <w:bookmarkEnd w:id="26"/>
-    <w:bookmarkStart w:id="29" w:name="X02e460dd160f1f3f25087177f7fdb9366ee33c2"/>
+    <w:bookmarkEnd w:id="27"/>
+    <w:bookmarkEnd w:id="28"/>
+    <w:bookmarkStart w:id="31" w:name="X02e460dd160f1f3f25087177f7fdb9366ee33c2"/>
     <w:p>
       <w:pPr>
         <w:pStyle w:val="Heading3"/>
@@ -1903,7 +1949,7 @@
         <w:t xml:space="preserve">1.3.5 Unit V — Physics, Trust, and Synthesis (Weeks 13–14)</w:t>
       </w:r>
     </w:p>
-    <w:bookmarkStart w:id="27" w:name="Xdce5f6a6cf980586da8195f85284c051463a187"/>
+    <w:bookmarkStart w:id="29" w:name="Xdce5f6a6cf980586da8195f85284c051463a187"/>
     <w:p>
       <w:pPr>
         <w:pStyle w:val="Heading4"/>
@@ -1985,8 +2031,8 @@
         </w:pict>
       </w:r>
     </w:p>
-    <w:bookmarkEnd w:id="27"/>
-    <w:bookmarkStart w:id="28" w:name="Xb7bd54377565a382257ba886712490910aea32c"/>
+    <w:bookmarkEnd w:id="29"/>
+    <w:bookmarkStart w:id="30" w:name="Xb7bd54377565a382257ba886712490910aea32c"/>
     <w:p>
       <w:pPr>
         <w:pStyle w:val="Heading4"/>
@@ -2068,10 +2114,10 @@
         </w:pict>
       </w:r>
     </w:p>
-    <w:bookmarkEnd w:id="28"/>
-    <w:bookmarkEnd w:id="29"/>
     <w:bookmarkEnd w:id="30"/>
-    <w:bookmarkStart w:id="31" w:name="learning-outcomes"/>
+    <w:bookmarkEnd w:id="31"/>
+    <w:bookmarkEnd w:id="32"/>
+    <w:bookmarkStart w:id="33" w:name="learning-outcomes"/>
     <w:p>
       <w:pPr>
         <w:pStyle w:val="Heading2"/>
@@ -2179,8 +2225,8 @@
         </w:pict>
       </w:r>
     </w:p>
-    <w:bookmarkEnd w:id="31"/>
-    <w:bookmarkStart w:id="34" w:name="lab-possibilities"/>
+    <w:bookmarkEnd w:id="33"/>
+    <w:bookmarkStart w:id="36" w:name="lab-possibilities"/>
     <w:p>
       <w:pPr>
         <w:pStyle w:val="Heading2"/>
@@ -2372,8 +2418,8 @@
         <w:t xml:space="preserve">as a tool for automating complex laboratory tasks, such as instrument tuning and process optimization. Through case studies in microscopy and industrial processing, students learn how to build integrated pipelines that can autonomously find, characterize, and decide the next steps of an experiment.</w:t>
       </w:r>
     </w:p>
-    <w:bookmarkStart w:id="33" w:name="refs"/>
-    <w:bookmarkStart w:id="32" w:name="ref-sandfeld2024materials"/>
+    <w:bookmarkStart w:id="35" w:name="refs"/>
+    <w:bookmarkStart w:id="34" w:name="ref-sandfeld2024materials"/>
     <w:p>
       <w:pPr>
         <w:pStyle w:val="Bibliography"/>
@@ -2395,10 +2441,10 @@
         <w:t xml:space="preserve">. Springer Nature.</w:t>
       </w:r>
     </w:p>
-    <w:bookmarkEnd w:id="32"/>
-    <w:bookmarkEnd w:id="33"/>
     <w:bookmarkEnd w:id="34"/>
     <w:bookmarkEnd w:id="35"/>
+    <w:bookmarkEnd w:id="36"/>
+    <w:bookmarkEnd w:id="37"/>
     <w:sectPr>
       <w:footnotePr>
         <w:numRestart w:val="eachSect"/>

--- a/index.docx
+++ b/index.docx
@@ -31,7 +31,7 @@
         <w:pStyle w:val="Date"/>
       </w:pPr>
       <w:r>
-        <w:t xml:space="preserve">2026-04-23</w:t>
+        <w:t xml:space="preserve">2026-04-27</w:t>
       </w:r>
     </w:p>
     <w:p>

--- a/index.docx
+++ b/index.docx
@@ -86,7 +86,7 @@
         <w:t xml:space="preserve">correlations.</w:t>
       </w:r>
     </w:p>
-    <w:bookmarkStart w:id="37" w:name="X0a56b0bd4838ab784e68624d8ff4509bda60416"/>
+    <w:bookmarkStart w:id="38" w:name="X0a56b0bd4838ab784e68624d8ff4509bda60416"/>
     <w:p>
       <w:pPr>
         <w:pStyle w:val="Heading1"/>
@@ -291,7 +291,7 @@
       </w:r>
     </w:p>
     <w:bookmarkEnd w:id="10"/>
-    <w:bookmarkStart w:id="32" w:name="week-by-week-curriculum-14-weeks"/>
+    <w:bookmarkStart w:id="33" w:name="week-by-week-curriculum-14-weeks"/>
     <w:p>
       <w:pPr>
         <w:pStyle w:val="Heading2"/>
@@ -300,7 +300,7 @@
         <w:t xml:space="preserve">1.3 Week-by-Week Curriculum (14 weeks)</w:t>
       </w:r>
     </w:p>
-    <w:bookmarkStart w:id="16" w:name="Xd24e737216ad7c0a709fc0bdf9367074e8fbe43"/>
+    <w:bookmarkStart w:id="17" w:name="Xd24e737216ad7c0a709fc0bdf9367074e8fbe43"/>
     <w:p>
       <w:pPr>
         <w:pStyle w:val="Heading3"/>
@@ -598,7 +598,7 @@
       </w:r>
     </w:p>
     <w:bookmarkEnd w:id="14"/>
-    <w:bookmarkStart w:id="15" w:name="week-3-data-quality-labels-and-leakage"/>
+    <w:bookmarkStart w:id="16" w:name="week-3-data-quality-labels-and-leakage"/>
     <w:p>
       <w:pPr>
         <w:pStyle w:val="Heading4"/>
@@ -621,6 +621,29 @@
     </w:p>
     <w:p>
       <w:pPr>
+        <w:pStyle w:val="BodyText"/>
+      </w:pPr>
+      <w:r>
+        <w:rPr>
+          <w:b/>
+          <w:bCs/>
+        </w:rPr>
+        <w:t xml:space="preserve">Slides:</w:t>
+      </w:r>
+      <w:r>
+        <w:t xml:space="preserve"> </w:t>
+      </w:r>
+      <w:hyperlink r:id="rId15">
+        <w:r>
+          <w:rPr>
+            <w:rStyle w:val="Hyperlink"/>
+          </w:rPr>
+          <w:t xml:space="preserve">Open</w:t>
+        </w:r>
+      </w:hyperlink>
+    </w:p>
+    <w:p>
+      <w:pPr>
         <w:pStyle w:val="Compact"/>
         <w:numPr>
           <w:ilvl w:val="0"/>
@@ -670,7 +693,80 @@
         <w:t xml:space="preserve"> </w:t>
       </w:r>
       <w:r>
-        <w:t xml:space="preserve">This unit focuses on the most critical and often overlooked part of the ML pipeline: data integrity. We discuss systematic data cleaning and normalization techniques while highlighting the unique challenges of labeling experimental materials data, such as inter-annotator variance. A major focus is on</w:t>
+        <w:t xml:space="preserve">This unit covers the often-overlooked half of an ML pipeline: data integrity, validation, and how performance is measured. We start with the measurement chain and systematic</w:t>
+      </w:r>
+      <w:r>
+        <w:t xml:space="preserve"> </w:t>
+      </w:r>
+      <w:r>
+        <w:rPr>
+          <w:b/>
+          <w:bCs/>
+        </w:rPr>
+        <w:t xml:space="preserve">data cleaning</w:t>
+      </w:r>
+      <w:r>
+        <w:t xml:space="preserve"> </w:t>
+      </w:r>
+      <w:r>
+        <w:t xml:space="preserve">— handling missing values, outliers, and duplicates with a</w:t>
+      </w:r>
+      <w:r>
+        <w:t xml:space="preserve"> </w:t>
+      </w:r>
+      <w:r>
+        <w:t xml:space="preserve">“fix at source”</w:t>
+      </w:r>
+      <w:r>
+        <w:t xml:space="preserve"> </w:t>
+      </w:r>
+      <w:r>
+        <w:t xml:space="preserve">mindset. We then build the</w:t>
+      </w:r>
+      <w:r>
+        <w:t xml:space="preserve"> </w:t>
+      </w:r>
+      <w:r>
+        <w:rPr>
+          <w:b/>
+          <w:bCs/>
+        </w:rPr>
+        <w:t xml:space="preserve">transformation toolbox</w:t>
+      </w:r>
+      <w:r>
+        <w:t xml:space="preserve">: centering, min–max and z-score scaling, physics-aware non-dimensionalisation, log transforms, differentiation, and frequency-domain views (FFT, triggering for time series). On the supervision side we examine</w:t>
+      </w:r>
+      <w:r>
+        <w:t xml:space="preserve"> </w:t>
+      </w:r>
+      <w:r>
+        <w:rPr>
+          <w:b/>
+          <w:bCs/>
+        </w:rPr>
+        <w:t xml:space="preserve">labels and uncertainty</w:t>
+      </w:r>
+      <w:r>
+        <w:t xml:space="preserve"> </w:t>
+      </w:r>
+      <w:r>
+        <w:t xml:space="preserve">— inter-annotator variance, probabilistic labels, and a Bayesian view of priors, likelihoods, and posteriors — and then formalize the</w:t>
+      </w:r>
+      <w:r>
+        <w:t xml:space="preserve"> </w:t>
+      </w:r>
+      <w:r>
+        <w:rPr>
+          <w:b/>
+          <w:bCs/>
+        </w:rPr>
+        <w:t xml:space="preserve">bias–variance</w:t>
+      </w:r>
+      <w:r>
+        <w:t xml:space="preserve"> </w:t>
+      </w:r>
+      <w:r>
+        <w:t xml:space="preserve">tradeoff with parsimony and regularization. A major focus is</w:t>
       </w:r>
       <w:r>
         <w:t xml:space="preserve"> </w:t>
@@ -683,7 +779,61 @@
         <w:t xml:space="preserve">Data Leakage</w:t>
       </w:r>
       <w:r>
-        <w:t xml:space="preserve">, specifically how spatial and physical correlations in materials samples can lead to deceptively high model performance. We introduce robust validation strategies to ensure models generalize to truly unseen data.</w:t>
+        <w:t xml:space="preserve"> </w:t>
+      </w:r>
+      <w:r>
+        <w:t xml:space="preserve">in materials workflows (pre-processing, temporal, and group/spatial), tackled with proper holdout, K-fold, LOOCV, and stratified validation. We close with the</w:t>
+      </w:r>
+      <w:r>
+        <w:t xml:space="preserve"> </w:t>
+      </w:r>
+      <w:r>
+        <w:rPr>
+          <w:b/>
+          <w:bCs/>
+        </w:rPr>
+        <w:t xml:space="preserve">error measures</w:t>
+      </w:r>
+      <w:r>
+        <w:t xml:space="preserve"> </w:t>
+      </w:r>
+      <w:r>
+        <w:t xml:space="preserve">that decide what</w:t>
+      </w:r>
+      <w:r>
+        <w:t xml:space="preserve"> </w:t>
+      </w:r>
+      <w:r>
+        <w:t xml:space="preserve">“good”</w:t>
+      </w:r>
+      <w:r>
+        <w:t xml:space="preserve"> </w:t>
+      </w:r>
+      <w:r>
+        <w:t xml:space="preserve">actually means: MAE/MSE/RMSE and</w:t>
+      </w:r>
+      <w:r>
+        <w:t xml:space="preserve"> </w:t>
+      </w:r>
+      <m:oMath>
+        <m:sSup>
+          <m:e>
+            <m:r>
+              <m:t>R</m:t>
+            </m:r>
+          </m:e>
+          <m:sup>
+            <m:r>
+              <m:t>2</m:t>
+            </m:r>
+          </m:sup>
+        </m:sSup>
+      </m:oMath>
+      <w:r>
+        <w:t xml:space="preserve"> </w:t>
+      </w:r>
+      <w:r>
+        <w:t xml:space="preserve">for regression, and confusion matrices, precision/recall, F1/Dice, IoU, and categorical cross-entropy for classification and segmentation.</w:t>
       </w:r>
     </w:p>
     <w:p>
@@ -711,9 +861,9 @@
         </w:pict>
       </w:r>
     </w:p>
-    <w:bookmarkEnd w:id="15"/>
     <w:bookmarkEnd w:id="16"/>
-    <w:bookmarkStart w:id="20" w:name="X2fb6f3dcbe166ecafcf0a6da168c0a768811813"/>
+    <w:bookmarkEnd w:id="17"/>
+    <w:bookmarkStart w:id="21" w:name="X2fb6f3dcbe166ecafcf0a6da168c0a768811813"/>
     <w:p>
       <w:pPr>
         <w:pStyle w:val="Heading3"/>
@@ -734,7 +884,7 @@
         <w:t xml:space="preserve">(Aligned with early neural networks in MFML)</w:t>
       </w:r>
     </w:p>
-    <w:bookmarkStart w:id="17" w:name="X9162385235e20fbf78675009f9b868501fc00c5"/>
+    <w:bookmarkStart w:id="18" w:name="X9162385235e20fbf78675009f9b868501fc00c5"/>
     <w:p>
       <w:pPr>
         <w:pStyle w:val="Heading4"/>
@@ -860,8 +1010,8 @@
         </w:pict>
       </w:r>
     </w:p>
-    <w:bookmarkEnd w:id="17"/>
-    <w:bookmarkStart w:id="18" w:name="Xa75b8e53448ea520fb31b5b07bcc5a6ae0edfbe"/>
+    <w:bookmarkEnd w:id="18"/>
+    <w:bookmarkStart w:id="19" w:name="Xa75b8e53448ea520fb31b5b07bcc5a6ae0edfbe"/>
     <w:p>
       <w:pPr>
         <w:pStyle w:val="Heading4"/>
@@ -980,8 +1130,8 @@
         </w:pict>
       </w:r>
     </w:p>
-    <w:bookmarkEnd w:id="18"/>
-    <w:bookmarkStart w:id="19" w:name="week-6-data-scarcity-transfer-learning"/>
+    <w:bookmarkEnd w:id="19"/>
+    <w:bookmarkStart w:id="20" w:name="week-6-data-scarcity-transfer-learning"/>
     <w:p>
       <w:pPr>
         <w:pStyle w:val="Heading4"/>
@@ -1123,9 +1273,9 @@
         </w:pict>
       </w:r>
     </w:p>
-    <w:bookmarkEnd w:id="19"/>
     <w:bookmarkEnd w:id="20"/>
-    <w:bookmarkStart w:id="24" w:name="X4f1002164fc292531b1d0e94a300b0a4a87fabe"/>
+    <w:bookmarkEnd w:id="21"/>
+    <w:bookmarkStart w:id="25" w:name="X4f1002164fc292531b1d0e94a300b0a4a87fabe"/>
     <w:p>
       <w:pPr>
         <w:pStyle w:val="Heading3"/>
@@ -1134,7 +1284,7 @@
         <w:t xml:space="preserve">1.3.3 Unit III — Learning from Processing Data (Weeks 7–9)</w:t>
       </w:r>
     </w:p>
-    <w:bookmarkStart w:id="21" w:name="Xbb124ebc6c6dce8b1ee3692f0ea7044e53b6cc0"/>
+    <w:bookmarkStart w:id="22" w:name="Xbb124ebc6c6dce8b1ee3692f0ea7044e53b6cc0"/>
     <w:p>
       <w:pPr>
         <w:pStyle w:val="Heading4"/>
@@ -1294,8 +1444,8 @@
         </w:pict>
       </w:r>
     </w:p>
-    <w:bookmarkEnd w:id="21"/>
-    <w:bookmarkStart w:id="22" w:name="X2fd33b544e0950154ff2b5227c4006756a86d28"/>
+    <w:bookmarkEnd w:id="22"/>
+    <w:bookmarkStart w:id="23" w:name="X2fd33b544e0950154ff2b5227c4006756a86d28"/>
     <w:p>
       <w:pPr>
         <w:pStyle w:val="Heading4"/>
@@ -1430,8 +1580,8 @@
         </w:pict>
       </w:r>
     </w:p>
-    <w:bookmarkEnd w:id="22"/>
-    <w:bookmarkStart w:id="23" w:name="week-9-inverse-problems-and-process-maps"/>
+    <w:bookmarkEnd w:id="23"/>
+    <w:bookmarkStart w:id="24" w:name="week-9-inverse-problems-and-process-maps"/>
     <w:p>
       <w:pPr>
         <w:pStyle w:val="Heading4"/>
@@ -1588,9 +1738,9 @@
         </w:pict>
       </w:r>
     </w:p>
-    <w:bookmarkEnd w:id="23"/>
     <w:bookmarkEnd w:id="24"/>
-    <w:bookmarkStart w:id="28" w:name="X54a755cfeb27214e1d576f10d5809c3c94c28eb"/>
+    <w:bookmarkEnd w:id="25"/>
+    <w:bookmarkStart w:id="29" w:name="X54a755cfeb27214e1d576f10d5809c3c94c28eb"/>
     <w:p>
       <w:pPr>
         <w:pStyle w:val="Heading3"/>
@@ -1599,7 +1749,7 @@
         <w:t xml:space="preserve">1.3.4 Unit IV — Uncertainty, Surrogates, and Automation (Weeks 10–12)</w:t>
       </w:r>
     </w:p>
-    <w:bookmarkStart w:id="25" w:name="week-10-ml-for-characterization-signals"/>
+    <w:bookmarkStart w:id="26" w:name="week-10-ml-for-characterization-signals"/>
     <w:p>
       <w:pPr>
         <w:pStyle w:val="Heading4"/>
@@ -1772,8 +1922,8 @@
         </w:pict>
       </w:r>
     </w:p>
-    <w:bookmarkEnd w:id="25"/>
-    <w:bookmarkStart w:id="26" w:name="X38535ab5e2f3e947d4a5b1dadf751b90cdc270e"/>
+    <w:bookmarkEnd w:id="26"/>
+    <w:bookmarkStart w:id="27" w:name="X38535ab5e2f3e947d4a5b1dadf751b90cdc270e"/>
     <w:p>
       <w:pPr>
         <w:pStyle w:val="Heading4"/>
@@ -1843,8 +1993,8 @@
         </w:pict>
       </w:r>
     </w:p>
-    <w:bookmarkEnd w:id="26"/>
-    <w:bookmarkStart w:id="27" w:name="X3d98a32356bb91bced29b086ed559b53af5e390"/>
+    <w:bookmarkEnd w:id="27"/>
+    <w:bookmarkStart w:id="28" w:name="X3d98a32356bb91bced29b086ed559b53af5e390"/>
     <w:p>
       <w:pPr>
         <w:pStyle w:val="Heading4"/>
@@ -1938,9 +2088,9 @@
         </w:pict>
       </w:r>
     </w:p>
-    <w:bookmarkEnd w:id="27"/>
     <w:bookmarkEnd w:id="28"/>
-    <w:bookmarkStart w:id="31" w:name="X02e460dd160f1f3f25087177f7fdb9366ee33c2"/>
+    <w:bookmarkEnd w:id="29"/>
+    <w:bookmarkStart w:id="32" w:name="X02e460dd160f1f3f25087177f7fdb9366ee33c2"/>
     <w:p>
       <w:pPr>
         <w:pStyle w:val="Heading3"/>
@@ -1949,7 +2099,7 @@
         <w:t xml:space="preserve">1.3.5 Unit V — Physics, Trust, and Synthesis (Weeks 13–14)</w:t>
       </w:r>
     </w:p>
-    <w:bookmarkStart w:id="29" w:name="Xdce5f6a6cf980586da8195f85284c051463a187"/>
+    <w:bookmarkStart w:id="30" w:name="Xdce5f6a6cf980586da8195f85284c051463a187"/>
     <w:p>
       <w:pPr>
         <w:pStyle w:val="Heading4"/>
@@ -2031,8 +2181,8 @@
         </w:pict>
       </w:r>
     </w:p>
-    <w:bookmarkEnd w:id="29"/>
-    <w:bookmarkStart w:id="30" w:name="Xb7bd54377565a382257ba886712490910aea32c"/>
+    <w:bookmarkEnd w:id="30"/>
+    <w:bookmarkStart w:id="31" w:name="Xb7bd54377565a382257ba886712490910aea32c"/>
     <w:p>
       <w:pPr>
         <w:pStyle w:val="Heading4"/>
@@ -2114,10 +2264,10 @@
         </w:pict>
       </w:r>
     </w:p>
-    <w:bookmarkEnd w:id="30"/>
     <w:bookmarkEnd w:id="31"/>
     <w:bookmarkEnd w:id="32"/>
-    <w:bookmarkStart w:id="33" w:name="learning-outcomes"/>
+    <w:bookmarkEnd w:id="33"/>
+    <w:bookmarkStart w:id="34" w:name="learning-outcomes"/>
     <w:p>
       <w:pPr>
         <w:pStyle w:val="Heading2"/>
@@ -2225,8 +2375,8 @@
         </w:pict>
       </w:r>
     </w:p>
-    <w:bookmarkEnd w:id="33"/>
-    <w:bookmarkStart w:id="36" w:name="lab-possibilities"/>
+    <w:bookmarkEnd w:id="34"/>
+    <w:bookmarkStart w:id="37" w:name="lab-possibilities"/>
     <w:p>
       <w:pPr>
         <w:pStyle w:val="Heading2"/>
@@ -2418,8 +2568,8 @@
         <w:t xml:space="preserve">as a tool for automating complex laboratory tasks, such as instrument tuning and process optimization. Through case studies in microscopy and industrial processing, students learn how to build integrated pipelines that can autonomously find, characterize, and decide the next steps of an experiment.</w:t>
       </w:r>
     </w:p>
-    <w:bookmarkStart w:id="35" w:name="refs"/>
-    <w:bookmarkStart w:id="34" w:name="ref-sandfeld2024materials"/>
+    <w:bookmarkStart w:id="36" w:name="refs"/>
+    <w:bookmarkStart w:id="35" w:name="ref-sandfeld2024materials"/>
     <w:p>
       <w:pPr>
         <w:pStyle w:val="Bibliography"/>
@@ -2441,10 +2591,10 @@
         <w:t xml:space="preserve">. Springer Nature.</w:t>
       </w:r>
     </w:p>
-    <w:bookmarkEnd w:id="34"/>
     <w:bookmarkEnd w:id="35"/>
     <w:bookmarkEnd w:id="36"/>
     <w:bookmarkEnd w:id="37"/>
+    <w:bookmarkEnd w:id="38"/>
     <w:sectPr>
       <w:footnotePr>
         <w:numRestart w:val="eachSect"/>

--- a/index.docx
+++ b/index.docx
@@ -31,7 +31,7 @@
         <w:pStyle w:val="Date"/>
       </w:pPr>
       <w:r>
-        <w:t xml:space="preserve">2026-04-27</w:t>
+        <w:t xml:space="preserve">2026-05-02</w:t>
       </w:r>
     </w:p>
     <w:p>

--- a/index.docx
+++ b/index.docx
@@ -31,7 +31,7 @@
         <w:pStyle w:val="Date"/>
       </w:pPr>
       <w:r>
-        <w:t xml:space="preserve">2026-05-02</w:t>
+        <w:t xml:space="preserve">2026-05-09</w:t>
       </w:r>
     </w:p>
     <w:p>
@@ -419,16 +419,90 @@
         </w:rPr>
         <w:t xml:space="preserve">Summary:</w:t>
       </w:r>
-      <w:r>
-        <w:t xml:space="preserve"> </w:t>
-      </w:r>
-      <w:r>
-        <w:t xml:space="preserve">This unit introduces the transition from classical physics-based modeling to data-driven discovery in materials science. We explore the unique challenges of experimental materials data, including its multi-modal nature, high acquisition cost, and the fundamental Processing-Structure-Property-Performance (PSPP) relationships. Key concepts include data scales, measurement uncertainty, and the CRISP-DM process adapted for scientific workflows.</w:t>
-      </w:r>
-    </w:p>
-    <w:p>
-      <w:pPr>
-        <w:pStyle w:val="BodyText"/>
+    </w:p>
+    <w:p>
+      <w:pPr>
+        <w:pStyle w:val="Compact"/>
+        <w:numPr>
+          <w:ilvl w:val="0"/>
+          <w:numId w:val="1004"/>
+        </w:numPr>
+      </w:pPr>
+      <w:r>
+        <w:t xml:space="preserve">Transition from physics-based to data-driven modeling</w:t>
+      </w:r>
+    </w:p>
+    <w:p>
+      <w:pPr>
+        <w:pStyle w:val="Compact"/>
+        <w:numPr>
+          <w:ilvl w:val="0"/>
+          <w:numId w:val="1004"/>
+        </w:numPr>
+      </w:pPr>
+      <w:r>
+        <w:t xml:space="preserve">Experimental data challenges: multi-modal, high acquisition cost, sparse</w:t>
+      </w:r>
+    </w:p>
+    <w:p>
+      <w:pPr>
+        <w:pStyle w:val="Compact"/>
+        <w:numPr>
+          <w:ilvl w:val="0"/>
+          <w:numId w:val="1004"/>
+        </w:numPr>
+      </w:pPr>
+      <w:r>
+        <w:rPr>
+          <w:b/>
+          <w:bCs/>
+        </w:rPr>
+        <w:t xml:space="preserve">PSPP</w:t>
+      </w:r>
+      <w:r>
+        <w:t xml:space="preserve"> </w:t>
+      </w:r>
+      <w:r>
+        <w:t xml:space="preserve">(Processing → Structure → Property → Performance) as a data dependency graph</w:t>
+      </w:r>
+    </w:p>
+    <w:p>
+      <w:pPr>
+        <w:pStyle w:val="Compact"/>
+        <w:numPr>
+          <w:ilvl w:val="0"/>
+          <w:numId w:val="1004"/>
+        </w:numPr>
+      </w:pPr>
+      <w:r>
+        <w:t xml:space="preserve">Data scales and measurement uncertainty</w:t>
+      </w:r>
+    </w:p>
+    <w:p>
+      <w:pPr>
+        <w:pStyle w:val="Compact"/>
+        <w:numPr>
+          <w:ilvl w:val="0"/>
+          <w:numId w:val="1004"/>
+        </w:numPr>
+      </w:pPr>
+      <w:r>
+        <w:rPr>
+          <w:b/>
+          <w:bCs/>
+        </w:rPr>
+        <w:t xml:space="preserve">CRISP-DM</w:t>
+      </w:r>
+      <w:r>
+        <w:t xml:space="preserve"> </w:t>
+      </w:r>
+      <w:r>
+        <w:t xml:space="preserve">workflow adapted for scientific labs</w:t>
+      </w:r>
+    </w:p>
+    <w:p>
+      <w:pPr>
+        <w:pStyle w:val="FirstParagraph"/>
       </w:pPr>
       <w:r>
         <w:rPr>
@@ -501,7 +575,7 @@
         <w:pStyle w:val="Compact"/>
         <w:numPr>
           <w:ilvl w:val="0"/>
-          <w:numId w:val="1004"/>
+          <w:numId w:val="1005"/>
         </w:numPr>
       </w:pPr>
       <w:r>
@@ -519,7 +593,7 @@
         <w:pStyle w:val="Compact"/>
         <w:numPr>
           <w:ilvl w:val="0"/>
-          <w:numId w:val="1004"/>
+          <w:numId w:val="1005"/>
         </w:numPr>
       </w:pPr>
       <w:r>
@@ -547,7 +621,7 @@
         <w:pStyle w:val="Compact"/>
         <w:numPr>
           <w:ilvl w:val="0"/>
-          <w:numId w:val="1004"/>
+          <w:numId w:val="1005"/>
         </w:numPr>
       </w:pPr>
       <w:r>
@@ -565,16 +639,72 @@
         </w:rPr>
         <w:t xml:space="preserve">Summary:</w:t>
       </w:r>
-      <w:r>
-        <w:t xml:space="preserve"> </w:t>
-      </w:r>
-      <w:r>
-        <w:t xml:space="preserve">This unit bridges the gap between the physical process of data acquisition and the mathematical tools used to describe it. We analyze how signals are formed in characterization tools and how physical constraints (resolution, noise, sampling) act as priors for learning. We then introduce Principal Component Analysis (PCA) and Singular Value Decomposition (SVD) as fundamental techniques for discovering low-dimensional structure in high-dimensional experimental datasets.</w:t>
-      </w:r>
-    </w:p>
-    <w:p>
-      <w:pPr>
-        <w:pStyle w:val="BodyText"/>
+    </w:p>
+    <w:p>
+      <w:pPr>
+        <w:pStyle w:val="Compact"/>
+        <w:numPr>
+          <w:ilvl w:val="0"/>
+          <w:numId w:val="1006"/>
+        </w:numPr>
+      </w:pPr>
+      <w:r>
+        <w:t xml:space="preserve">Physical signal formation as a learning prior</w:t>
+      </w:r>
+    </w:p>
+    <w:p>
+      <w:pPr>
+        <w:pStyle w:val="Compact"/>
+        <w:numPr>
+          <w:ilvl w:val="0"/>
+          <w:numId w:val="1006"/>
+        </w:numPr>
+      </w:pPr>
+      <w:r>
+        <w:t xml:space="preserve">Resolution, noise, sampling as physical (not algorithmic) constraints</w:t>
+      </w:r>
+    </w:p>
+    <w:p>
+      <w:pPr>
+        <w:pStyle w:val="Compact"/>
+        <w:numPr>
+          <w:ilvl w:val="0"/>
+          <w:numId w:val="1006"/>
+        </w:numPr>
+      </w:pPr>
+      <w:r>
+        <w:rPr>
+          <w:b/>
+          <w:bCs/>
+        </w:rPr>
+        <w:t xml:space="preserve">PCA</w:t>
+      </w:r>
+      <w:r>
+        <w:t xml:space="preserve"> </w:t>
+      </w:r>
+      <w:r>
+        <w:t xml:space="preserve">and</w:t>
+      </w:r>
+      <w:r>
+        <w:t xml:space="preserve"> </w:t>
+      </w:r>
+      <w:r>
+        <w:rPr>
+          <w:b/>
+          <w:bCs/>
+        </w:rPr>
+        <w:t xml:space="preserve">SVD</w:t>
+      </w:r>
+      <w:r>
+        <w:t xml:space="preserve"> </w:t>
+      </w:r>
+      <w:r>
+        <w:t xml:space="preserve">for low-dimensional structure in high-dimensional data</w:t>
+      </w:r>
+    </w:p>
+    <w:p>
+      <w:pPr>
+        <w:pStyle w:val="FirstParagraph"/>
       </w:pPr>
       <w:r>
         <w:rPr>
@@ -647,7 +777,7 @@
         <w:pStyle w:val="Compact"/>
         <w:numPr>
           <w:ilvl w:val="0"/>
-          <w:numId w:val="1005"/>
+          <w:numId w:val="1007"/>
         </w:numPr>
       </w:pPr>
       <w:r>
@@ -659,7 +789,7 @@
         <w:pStyle w:val="Compact"/>
         <w:numPr>
           <w:ilvl w:val="0"/>
-          <w:numId w:val="1005"/>
+          <w:numId w:val="1007"/>
         </w:numPr>
       </w:pPr>
       <w:r>
@@ -671,7 +801,7 @@
         <w:pStyle w:val="Compact"/>
         <w:numPr>
           <w:ilvl w:val="0"/>
-          <w:numId w:val="1005"/>
+          <w:numId w:val="1007"/>
         </w:numPr>
       </w:pPr>
       <w:r>
@@ -689,11 +819,17 @@
         </w:rPr>
         <w:t xml:space="preserve">Summary:</w:t>
       </w:r>
-      <w:r>
-        <w:t xml:space="preserve"> </w:t>
-      </w:r>
-      <w:r>
-        <w:t xml:space="preserve">This unit covers the often-overlooked half of an ML pipeline: data integrity, validation, and how performance is measured. We start with the measurement chain and systematic</w:t>
+    </w:p>
+    <w:p>
+      <w:pPr>
+        <w:pStyle w:val="Compact"/>
+        <w:numPr>
+          <w:ilvl w:val="0"/>
+          <w:numId w:val="1008"/>
+        </w:numPr>
+      </w:pPr>
+      <w:r>
+        <w:t xml:space="preserve">Measurement chain →</w:t>
       </w:r>
       <w:r>
         <w:t xml:space="preserve"> </w:t>
@@ -706,111 +842,145 @@
         <w:t xml:space="preserve">data cleaning</w:t>
       </w:r>
       <w:r>
-        <w:t xml:space="preserve"> </w:t>
-      </w:r>
-      <w:r>
-        <w:t xml:space="preserve">— handling missing values, outliers, and duplicates with a</w:t>
-      </w:r>
-      <w:r>
-        <w:t xml:space="preserve"> </w:t>
+        <w:t xml:space="preserve">: missing values, outliers, duplicates (</w:t>
       </w:r>
       <w:r>
         <w:t xml:space="preserve">“fix at source”</w:t>
       </w:r>
       <w:r>
-        <w:t xml:space="preserve"> </w:t>
-      </w:r>
-      <w:r>
-        <w:t xml:space="preserve">mindset. We then build the</w:t>
-      </w:r>
-      <w:r>
-        <w:t xml:space="preserve"> </w:t>
-      </w:r>
-      <w:r>
-        <w:rPr>
-          <w:b/>
-          <w:bCs/>
-        </w:rPr>
-        <w:t xml:space="preserve">transformation toolbox</w:t>
-      </w:r>
-      <w:r>
-        <w:t xml:space="preserve">: centering, min–max and z-score scaling, physics-aware non-dimensionalisation, log transforms, differentiation, and frequency-domain views (FFT, triggering for time series). On the supervision side we examine</w:t>
-      </w:r>
-      <w:r>
-        <w:t xml:space="preserve"> </w:t>
-      </w:r>
-      <w:r>
-        <w:rPr>
-          <w:b/>
-          <w:bCs/>
-        </w:rPr>
-        <w:t xml:space="preserve">labels and uncertainty</w:t>
-      </w:r>
-      <w:r>
-        <w:t xml:space="preserve"> </w:t>
-      </w:r>
-      <w:r>
-        <w:t xml:space="preserve">— inter-annotator variance, probabilistic labels, and a Bayesian view of priors, likelihoods, and posteriors — and then formalize the</w:t>
-      </w:r>
-      <w:r>
-        <w:t xml:space="preserve"> </w:t>
-      </w:r>
-      <w:r>
-        <w:rPr>
-          <w:b/>
-          <w:bCs/>
-        </w:rPr>
-        <w:t xml:space="preserve">bias–variance</w:t>
-      </w:r>
-      <w:r>
-        <w:t xml:space="preserve"> </w:t>
-      </w:r>
-      <w:r>
-        <w:t xml:space="preserve">tradeoff with parsimony and regularization. A major focus is</w:t>
-      </w:r>
-      <w:r>
-        <w:t xml:space="preserve"> </w:t>
-      </w:r>
-      <w:r>
-        <w:rPr>
-          <w:b/>
-          <w:bCs/>
-        </w:rPr>
-        <w:t xml:space="preserve">Data Leakage</w:t>
-      </w:r>
-      <w:r>
-        <w:t xml:space="preserve"> </w:t>
-      </w:r>
-      <w:r>
-        <w:t xml:space="preserve">in materials workflows (pre-processing, temporal, and group/spatial), tackled with proper holdout, K-fold, LOOCV, and stratified validation. We close with the</w:t>
-      </w:r>
-      <w:r>
-        <w:t xml:space="preserve"> </w:t>
-      </w:r>
-      <w:r>
-        <w:rPr>
-          <w:b/>
-          <w:bCs/>
-        </w:rPr>
-        <w:t xml:space="preserve">error measures</w:t>
-      </w:r>
-      <w:r>
-        <w:t xml:space="preserve"> </w:t>
-      </w:r>
-      <w:r>
-        <w:t xml:space="preserve">that decide what</w:t>
-      </w:r>
-      <w:r>
-        <w:t xml:space="preserve"> </w:t>
-      </w:r>
-      <w:r>
-        <w:t xml:space="preserve">“good”</w:t>
-      </w:r>
-      <w:r>
-        <w:t xml:space="preserve"> </w:t>
-      </w:r>
-      <w:r>
-        <w:t xml:space="preserve">actually means: MAE/MSE/RMSE and</w:t>
+        <w:t xml:space="preserve">)</w:t>
+      </w:r>
+    </w:p>
+    <w:p>
+      <w:pPr>
+        <w:pStyle w:val="Compact"/>
+        <w:numPr>
+          <w:ilvl w:val="0"/>
+          <w:numId w:val="1008"/>
+        </w:numPr>
+      </w:pPr>
+      <w:r>
+        <w:rPr>
+          <w:b/>
+          <w:bCs/>
+        </w:rPr>
+        <w:t xml:space="preserve">Transformation toolbox</w:t>
+      </w:r>
+      <w:r>
+        <w:t xml:space="preserve">: centering, min–max / z-score scaling, non-dimensionalization, log, differentiation, FFT, triggering</w:t>
+      </w:r>
+    </w:p>
+    <w:p>
+      <w:pPr>
+        <w:pStyle w:val="Compact"/>
+        <w:numPr>
+          <w:ilvl w:val="0"/>
+          <w:numId w:val="1008"/>
+        </w:numPr>
+      </w:pPr>
+      <w:r>
+        <w:rPr>
+          <w:b/>
+          <w:bCs/>
+        </w:rPr>
+        <w:t xml:space="preserve">Labels and uncertainty</w:t>
+      </w:r>
+      <w:r>
+        <w:t xml:space="preserve">: inter-annotator variance, probabilistic labels, Bayesian view (priors, likelihoods, posteriors)</w:t>
+      </w:r>
+    </w:p>
+    <w:p>
+      <w:pPr>
+        <w:pStyle w:val="Compact"/>
+        <w:numPr>
+          <w:ilvl w:val="0"/>
+          <w:numId w:val="1008"/>
+        </w:numPr>
+      </w:pPr>
+      <w:r>
+        <w:rPr>
+          <w:b/>
+          <w:bCs/>
+        </w:rPr>
+        <w:t xml:space="preserve">Bias–variance</w:t>
+      </w:r>
+      <w:r>
+        <w:t xml:space="preserve"> </w:t>
+      </w:r>
+      <w:r>
+        <w:t xml:space="preserve">tradeoff with parsimony and regularization</w:t>
+      </w:r>
+    </w:p>
+    <w:p>
+      <w:pPr>
+        <w:pStyle w:val="Compact"/>
+        <w:numPr>
+          <w:ilvl w:val="0"/>
+          <w:numId w:val="1008"/>
+        </w:numPr>
+      </w:pPr>
+      <w:r>
+        <w:rPr>
+          <w:b/>
+          <w:bCs/>
+        </w:rPr>
+        <w:t xml:space="preserve">Data leakage</w:t>
+      </w:r>
+      <w:r>
+        <w:t xml:space="preserve"> </w:t>
+      </w:r>
+      <w:r>
+        <w:t xml:space="preserve">in materials workflows: pre-processing, temporal, group/spatial</w:t>
+      </w:r>
+    </w:p>
+    <w:p>
+      <w:pPr>
+        <w:pStyle w:val="Compact"/>
+        <w:numPr>
+          <w:ilvl w:val="0"/>
+          <w:numId w:val="1008"/>
+        </w:numPr>
+      </w:pPr>
+      <w:r>
+        <w:rPr>
+          <w:b/>
+          <w:bCs/>
+        </w:rPr>
+        <w:t xml:space="preserve">Validation</w:t>
+      </w:r>
+      <w:r>
+        <w:t xml:space="preserve">: holdout, K-fold, LOOCV, stratified</w:t>
+      </w:r>
+    </w:p>
+    <w:p>
+      <w:pPr>
+        <w:pStyle w:val="Compact"/>
+        <w:numPr>
+          <w:ilvl w:val="0"/>
+          <w:numId w:val="1008"/>
+        </w:numPr>
+      </w:pPr>
+      <w:r>
+        <w:rPr>
+          <w:b/>
+          <w:bCs/>
+        </w:rPr>
+        <w:t xml:space="preserve">Error measures</w:t>
+      </w:r>
+      <w:r>
+        <w:t xml:space="preserve">:</w:t>
+      </w:r>
+    </w:p>
+    <w:p>
+      <w:pPr>
+        <w:pStyle w:val="Compact"/>
+        <w:numPr>
+          <w:ilvl w:val="1"/>
+          <w:numId w:val="1009"/>
+        </w:numPr>
+      </w:pPr>
+      <w:r>
+        <w:t xml:space="preserve">Regression: MAE, MSE, RMSE,</w:t>
       </w:r>
       <w:r>
         <w:t xml:space="preserve"> </w:t>
@@ -829,16 +999,22 @@
           </m:sup>
         </m:sSup>
       </m:oMath>
-      <w:r>
-        <w:t xml:space="preserve"> </w:t>
-      </w:r>
-      <w:r>
-        <w:t xml:space="preserve">for regression, and confusion matrices, precision/recall, F1/Dice, IoU, and categorical cross-entropy for classification and segmentation.</w:t>
-      </w:r>
-    </w:p>
-    <w:p>
-      <w:pPr>
-        <w:pStyle w:val="BodyText"/>
+    </w:p>
+    <w:p>
+      <w:pPr>
+        <w:pStyle w:val="Compact"/>
+        <w:numPr>
+          <w:ilvl w:val="1"/>
+          <w:numId w:val="1009"/>
+        </w:numPr>
+      </w:pPr>
+      <w:r>
+        <w:t xml:space="preserve">Classification / segmentation: confusion matrix, precision/recall, F1/Dice, IoU, categorical cross-entropy</w:t>
+      </w:r>
+    </w:p>
+    <w:p>
+      <w:pPr>
+        <w:pStyle w:val="FirstParagraph"/>
       </w:pPr>
       <w:r>
         <w:rPr>
@@ -910,7 +1086,7 @@
         <w:pStyle w:val="Compact"/>
         <w:numPr>
           <w:ilvl w:val="0"/>
-          <w:numId w:val="1006"/>
+          <w:numId w:val="1010"/>
         </w:numPr>
       </w:pPr>
       <w:r>
@@ -922,7 +1098,7 @@
         <w:pStyle w:val="Compact"/>
         <w:numPr>
           <w:ilvl w:val="0"/>
-          <w:numId w:val="1006"/>
+          <w:numId w:val="1010"/>
         </w:numPr>
       </w:pPr>
       <w:r>
@@ -934,7 +1110,7 @@
         <w:pStyle w:val="Compact"/>
         <w:numPr>
           <w:ilvl w:val="0"/>
-          <w:numId w:val="1006"/>
+          <w:numId w:val="1010"/>
         </w:numPr>
       </w:pPr>
       <w:r>
@@ -952,11 +1128,29 @@
         </w:rPr>
         <w:t xml:space="preserve">Summary:</w:t>
       </w:r>
-      <w:r>
-        <w:t xml:space="preserve"> </w:t>
-      </w:r>
-      <w:r>
-        <w:t xml:space="preserve">This unit marks the transition from classical, hand-crafted microstructure quantification (like grain size and phase fractions) to the modern paradigm of</w:t>
+    </w:p>
+    <w:p>
+      <w:pPr>
+        <w:pStyle w:val="Compact"/>
+        <w:numPr>
+          <w:ilvl w:val="0"/>
+          <w:numId w:val="1011"/>
+        </w:numPr>
+      </w:pPr>
+      <w:r>
+        <w:t xml:space="preserve">Classical stereological metrics (grain size, phase fractions) and their limits</w:t>
+      </w:r>
+    </w:p>
+    <w:p>
+      <w:pPr>
+        <w:pStyle w:val="Compact"/>
+        <w:numPr>
+          <w:ilvl w:val="0"/>
+          <w:numId w:val="1011"/>
+        </w:numPr>
+      </w:pPr>
+      <w:r>
+        <w:t xml:space="preserve">Transition to</w:t>
       </w:r>
       <w:r>
         <w:t xml:space="preserve"> </w:t>
@@ -968,8 +1162,17 @@
         </w:rPr>
         <w:t xml:space="preserve">learned representations</w:t>
       </w:r>
-      <w:r>
-        <w:t xml:space="preserve">. We first review traditional stereological metrics and their limitations in capturing complex structural nuances. We then introduce the foundational unit of modern ML: the</w:t>
+    </w:p>
+    <w:p>
+      <w:pPr>
+        <w:pStyle w:val="Compact"/>
+        <w:numPr>
+          <w:ilvl w:val="0"/>
+          <w:numId w:val="1011"/>
+        </w:numPr>
+      </w:pPr>
+      <w:r>
+        <w:t xml:space="preserve">The</w:t>
       </w:r>
       <w:r>
         <w:t xml:space="preserve"> </w:t>
@@ -982,12 +1185,34 @@
         <w:t xml:space="preserve">artificial neuron</w:t>
       </w:r>
       <w:r>
-        <w:t xml:space="preserve">. By understanding weights, biases, and non-linear activation functions, we build the framework for Multi-Layer Perceptrons (MLPs) that can automatically learn optimal features from materials data.</w:t>
-      </w:r>
-    </w:p>
-    <w:p>
-      <w:pPr>
-        <w:pStyle w:val="BodyText"/>
+        <w:t xml:space="preserve">: weights, biases, non-linear activations</w:t>
+      </w:r>
+    </w:p>
+    <w:p>
+      <w:pPr>
+        <w:pStyle w:val="Compact"/>
+        <w:numPr>
+          <w:ilvl w:val="0"/>
+          <w:numId w:val="1011"/>
+        </w:numPr>
+      </w:pPr>
+      <w:r>
+        <w:rPr>
+          <w:b/>
+          <w:bCs/>
+        </w:rPr>
+        <w:t xml:space="preserve">Multi-Layer Perceptrons (MLPs)</w:t>
+      </w:r>
+      <w:r>
+        <w:t xml:space="preserve"> </w:t>
+      </w:r>
+      <w:r>
+        <w:t xml:space="preserve">as automatic feature learners</w:t>
+      </w:r>
+    </w:p>
+    <w:p>
+      <w:pPr>
+        <w:pStyle w:val="FirstParagraph"/>
       </w:pPr>
       <w:r>
         <w:rPr>
@@ -1037,7 +1262,7 @@
         <w:pStyle w:val="Compact"/>
         <w:numPr>
           <w:ilvl w:val="0"/>
-          <w:numId w:val="1007"/>
+          <w:numId w:val="1012"/>
         </w:numPr>
       </w:pPr>
       <w:r>
@@ -1049,7 +1274,7 @@
         <w:pStyle w:val="Compact"/>
         <w:numPr>
           <w:ilvl w:val="0"/>
-          <w:numId w:val="1007"/>
+          <w:numId w:val="1012"/>
         </w:numPr>
       </w:pPr>
       <w:r>
@@ -1067,7 +1292,7 @@
         <w:pStyle w:val="Compact"/>
         <w:numPr>
           <w:ilvl w:val="0"/>
-          <w:numId w:val="1007"/>
+          <w:numId w:val="1012"/>
         </w:numPr>
       </w:pPr>
       <w:r>
@@ -1085,15 +1310,15 @@
         </w:rPr>
         <w:t xml:space="preserve">Summary:</w:t>
       </w:r>
-      <w:r>
-        <w:t xml:space="preserve"> </w:t>
-      </w:r>
-      <w:r>
-        <w:t xml:space="preserve">This unit introduces</w:t>
-      </w:r>
-      <w:r>
-        <w:t xml:space="preserve"> </w:t>
-      </w:r>
+    </w:p>
+    <w:p>
+      <w:pPr>
+        <w:pStyle w:val="Compact"/>
+        <w:numPr>
+          <w:ilvl w:val="0"/>
+          <w:numId w:val="1013"/>
+        </w:numPr>
+      </w:pPr>
       <w:r>
         <w:rPr>
           <w:b/>
@@ -1102,12 +1327,63 @@
         <w:t xml:space="preserve">Convolutional Neural Networks (CNNs)</w:t>
       </w:r>
       <w:r>
-        <w:t xml:space="preserve">, the workhorse of modern computer vision, and applies them to materials characterization. We explore how convolutions allow networks to automatically learn hierarchical structure detectors—from simple edges to complex phase morphologies—while drastically reducing the number of parameters compared to standard MLPs. Through case studies in phase segmentation and defect detection, students learn the intuition behind filters, pooling, and the unique challenges of applying deep learning to high-resolution, noisy experimental micrographs.</w:t>
-      </w:r>
-    </w:p>
-    <w:p>
-      <w:pPr>
-        <w:pStyle w:val="BodyText"/>
+        <w:t xml:space="preserve"> </w:t>
+      </w:r>
+      <w:r>
+        <w:t xml:space="preserve">for materials characterization</w:t>
+      </w:r>
+    </w:p>
+    <w:p>
+      <w:pPr>
+        <w:pStyle w:val="Compact"/>
+        <w:numPr>
+          <w:ilvl w:val="0"/>
+          <w:numId w:val="1013"/>
+        </w:numPr>
+      </w:pPr>
+      <w:r>
+        <w:t xml:space="preserve">Hierarchical structure detectors: edges → textures → phase morphologies</w:t>
+      </w:r>
+    </w:p>
+    <w:p>
+      <w:pPr>
+        <w:pStyle w:val="Compact"/>
+        <w:numPr>
+          <w:ilvl w:val="0"/>
+          <w:numId w:val="1013"/>
+        </w:numPr>
+      </w:pPr>
+      <w:r>
+        <w:t xml:space="preserve">Filters and pooling; parameter efficiency vs. MLPs</w:t>
+      </w:r>
+    </w:p>
+    <w:p>
+      <w:pPr>
+        <w:pStyle w:val="Compact"/>
+        <w:numPr>
+          <w:ilvl w:val="0"/>
+          <w:numId w:val="1013"/>
+        </w:numPr>
+      </w:pPr>
+      <w:r>
+        <w:t xml:space="preserve">Case studies: phase segmentation, defect detection</w:t>
+      </w:r>
+    </w:p>
+    <w:p>
+      <w:pPr>
+        <w:pStyle w:val="Compact"/>
+        <w:numPr>
+          <w:ilvl w:val="0"/>
+          <w:numId w:val="1013"/>
+        </w:numPr>
+      </w:pPr>
+      <w:r>
+        <w:t xml:space="preserve">Practical challenges: high-resolution, noisy micrographs</w:t>
+      </w:r>
+    </w:p>
+    <w:p>
+      <w:pPr>
+        <w:pStyle w:val="FirstParagraph"/>
       </w:pPr>
       <w:r>
         <w:rPr>
@@ -1157,7 +1433,7 @@
         <w:pStyle w:val="Compact"/>
         <w:numPr>
           <w:ilvl w:val="0"/>
-          <w:numId w:val="1008"/>
+          <w:numId w:val="1014"/>
         </w:numPr>
       </w:pPr>
       <w:r>
@@ -1169,7 +1445,7 @@
         <w:pStyle w:val="Compact"/>
         <w:numPr>
           <w:ilvl w:val="0"/>
-          <w:numId w:val="1008"/>
+          <w:numId w:val="1014"/>
         </w:numPr>
       </w:pPr>
       <w:r>
@@ -1181,7 +1457,7 @@
         <w:pStyle w:val="Compact"/>
         <w:numPr>
           <w:ilvl w:val="0"/>
-          <w:numId w:val="1008"/>
+          <w:numId w:val="1014"/>
         </w:numPr>
       </w:pPr>
       <w:r>
@@ -1199,58 +1475,100 @@
         </w:rPr>
         <w:t xml:space="preserve">Summary:</w:t>
       </w:r>
-      <w:r>
-        <w:t xml:space="preserve"> </w:t>
-      </w:r>
-      <w:r>
-        <w:t xml:space="preserve">This unit addresses the fundamental bottleneck of materials informatics:</w:t>
-      </w:r>
-      <w:r>
-        <w:t xml:space="preserve"> </w:t>
-      </w:r>
-      <w:r>
-        <w:rPr>
-          <w:b/>
-          <w:bCs/>
-        </w:rPr>
-        <w:t xml:space="preserve">Data Scarcity</w:t>
-      </w:r>
-      <w:r>
-        <w:t xml:space="preserve">. We explore how to build powerful deep learning models when only a few hundred labeled images or signals are available. The core focus is on</w:t>
-      </w:r>
-      <w:r>
-        <w:t xml:space="preserve"> </w:t>
-      </w:r>
-      <w:r>
-        <w:rPr>
-          <w:b/>
-          <w:bCs/>
-        </w:rPr>
-        <w:t xml:space="preserve">Transfer Learning</w:t>
-      </w:r>
-      <w:r>
-        <w:t xml:space="preserve">, where we leverage knowledge from models pretrained on millions of natural images to accelerate learning and improve generalization on materials tasks. We also cover</w:t>
-      </w:r>
-      <w:r>
-        <w:t xml:space="preserve"> </w:t>
-      </w:r>
-      <w:r>
-        <w:rPr>
-          <w:b/>
-          <w:bCs/>
-        </w:rPr>
-        <w:t xml:space="preserve">Data Augmentation</w:t>
-      </w:r>
-      <w:r>
-        <w:t xml:space="preserve"> </w:t>
-      </w:r>
-      <w:r>
-        <w:t xml:space="preserve">strategies tailored for scientific data and discuss when and why transferring knowledge across different physical domains succeeds or fails.</w:t>
-      </w:r>
-    </w:p>
-    <w:p>
-      <w:pPr>
-        <w:pStyle w:val="BodyText"/>
+    </w:p>
+    <w:p>
+      <w:pPr>
+        <w:pStyle w:val="Compact"/>
+        <w:numPr>
+          <w:ilvl w:val="0"/>
+          <w:numId w:val="1015"/>
+        </w:numPr>
+      </w:pPr>
+      <w:r>
+        <w:rPr>
+          <w:b/>
+          <w:bCs/>
+        </w:rPr>
+        <w:t xml:space="preserve">Data scarcity</w:t>
+      </w:r>
+      <w:r>
+        <w:t xml:space="preserve"> </w:t>
+      </w:r>
+      <w:r>
+        <w:t xml:space="preserve">as the materials informatics bottleneck</w:t>
+      </w:r>
+    </w:p>
+    <w:p>
+      <w:pPr>
+        <w:pStyle w:val="Compact"/>
+        <w:numPr>
+          <w:ilvl w:val="0"/>
+          <w:numId w:val="1015"/>
+        </w:numPr>
+      </w:pPr>
+      <w:r>
+        <w:rPr>
+          <w:b/>
+          <w:bCs/>
+        </w:rPr>
+        <w:t xml:space="preserve">Transfer learning</w:t>
+      </w:r>
+      <w:r>
+        <w:t xml:space="preserve"> </w:t>
+      </w:r>
+      <w:r>
+        <w:t xml:space="preserve">from natural-image pretrained models</w:t>
+      </w:r>
+    </w:p>
+    <w:p>
+      <w:pPr>
+        <w:pStyle w:val="Compact"/>
+        <w:numPr>
+          <w:ilvl w:val="0"/>
+          <w:numId w:val="1015"/>
+        </w:numPr>
+      </w:pPr>
+      <w:r>
+        <w:t xml:space="preserve">Self-supervised pretraining as an alternative</w:t>
+      </w:r>
+    </w:p>
+    <w:p>
+      <w:pPr>
+        <w:pStyle w:val="Compact"/>
+        <w:numPr>
+          <w:ilvl w:val="0"/>
+          <w:numId w:val="1015"/>
+        </w:numPr>
+      </w:pPr>
+      <w:r>
+        <w:rPr>
+          <w:b/>
+          <w:bCs/>
+        </w:rPr>
+        <w:t xml:space="preserve">Data augmentation</w:t>
+      </w:r>
+      <w:r>
+        <w:t xml:space="preserve"> </w:t>
+      </w:r>
+      <w:r>
+        <w:t xml:space="preserve">tailored to scientific data</w:t>
+      </w:r>
+    </w:p>
+    <w:p>
+      <w:pPr>
+        <w:pStyle w:val="Compact"/>
+        <w:numPr>
+          <w:ilvl w:val="0"/>
+          <w:numId w:val="1015"/>
+        </w:numPr>
+      </w:pPr>
+      <w:r>
+        <w:t xml:space="preserve">When cross-domain transfer succeeds vs. fails</w:t>
+      </w:r>
+    </w:p>
+    <w:p>
+      <w:pPr>
+        <w:pStyle w:val="FirstParagraph"/>
       </w:pPr>
       <w:r>
         <w:rPr>
@@ -1310,7 +1628,7 @@
         <w:pStyle w:val="Compact"/>
         <w:numPr>
           <w:ilvl w:val="0"/>
-          <w:numId w:val="1009"/>
+          <w:numId w:val="1016"/>
         </w:numPr>
       </w:pPr>
       <w:r>
@@ -1328,7 +1646,7 @@
         <w:pStyle w:val="Compact"/>
         <w:numPr>
           <w:ilvl w:val="0"/>
-          <w:numId w:val="1009"/>
+          <w:numId w:val="1016"/>
         </w:numPr>
       </w:pPr>
       <w:r>
@@ -1340,7 +1658,7 @@
         <w:pStyle w:val="Compact"/>
         <w:numPr>
           <w:ilvl w:val="0"/>
-          <w:numId w:val="1009"/>
+          <w:numId w:val="1016"/>
         </w:numPr>
       </w:pPr>
       <w:r>
@@ -1358,40 +1676,49 @@
         </w:rPr>
         <w:t xml:space="preserve">Summary:</w:t>
       </w:r>
-      <w:r>
-        <w:t xml:space="preserve"> </w:t>
-      </w:r>
-      <w:r>
-        <w:t xml:space="preserve">This unit explores the application of machine learning to</w:t>
-      </w:r>
-      <w:r>
-        <w:t xml:space="preserve"> </w:t>
-      </w:r>
-      <w:r>
-        <w:rPr>
-          <w:b/>
-          <w:bCs/>
-        </w:rPr>
-        <w:t xml:space="preserve">Time-Series Data</w:t>
-      </w:r>
-      <w:r>
-        <w:t xml:space="preserve">, specifically for monitoring and predicting materials processing outcomes. We introduce</w:t>
-      </w:r>
-      <w:r>
-        <w:t xml:space="preserve"> </w:t>
-      </w:r>
-      <w:r>
-        <w:rPr>
-          <w:b/>
-          <w:bCs/>
-        </w:rPr>
-        <w:t xml:space="preserve">Recurrent Neural Networks (RNNs)</w:t>
-      </w:r>
-      <w:r>
-        <w:t xml:space="preserve"> </w:t>
-      </w:r>
-      <w:r>
-        <w:t xml:space="preserve">and their advanced variants like</w:t>
+    </w:p>
+    <w:p>
+      <w:pPr>
+        <w:pStyle w:val="Compact"/>
+        <w:numPr>
+          <w:ilvl w:val="0"/>
+          <w:numId w:val="1017"/>
+        </w:numPr>
+      </w:pPr>
+      <w:r>
+        <w:rPr>
+          <w:b/>
+          <w:bCs/>
+        </w:rPr>
+        <w:t xml:space="preserve">Time-series ML</w:t>
+      </w:r>
+      <w:r>
+        <w:t xml:space="preserve"> </w:t>
+      </w:r>
+      <w:r>
+        <w:t xml:space="preserve">for process monitoring and prediction</w:t>
+      </w:r>
+    </w:p>
+    <w:p>
+      <w:pPr>
+        <w:pStyle w:val="Compact"/>
+        <w:numPr>
+          <w:ilvl w:val="0"/>
+          <w:numId w:val="1017"/>
+        </w:numPr>
+      </w:pPr>
+      <w:r>
+        <w:rPr>
+          <w:b/>
+          <w:bCs/>
+        </w:rPr>
+        <w:t xml:space="preserve">RNNs</w:t>
+      </w:r>
+      <w:r>
+        <w:t xml:space="preserve"> </w:t>
+      </w:r>
+      <w:r>
+        <w:t xml:space="preserve">and</w:t>
       </w:r>
       <w:r>
         <w:t xml:space="preserve"> </w:t>
@@ -1404,24 +1731,51 @@
         <w:t xml:space="preserve">LSTMs</w:t>
       </w:r>
       <w:r>
-        <w:t xml:space="preserve">, which are designed to handle sequential dependencies. We discuss the critical preprocessing steps of signal smoothing and triggering required to handle noisy experimental logs. Through case studies in additive manufacturing and process stability, students learn how to build models that</w:t>
-      </w:r>
-      <w:r>
-        <w:t xml:space="preserve"> </w:t>
-      </w:r>
-      <w:r>
-        <w:t xml:space="preserve">“remember”</w:t>
-      </w:r>
-      <w:r>
-        <w:t xml:space="preserve"> </w:t>
-      </w:r>
-      <w:r>
-        <w:t xml:space="preserve">the processing history to predict future states and detect anomalies in real-time.</w:t>
-      </w:r>
-    </w:p>
-    <w:p>
-      <w:pPr>
-        <w:pStyle w:val="BodyText"/>
+        <w:t xml:space="preserve"> </w:t>
+      </w:r>
+      <w:r>
+        <w:t xml:space="preserve">for sequential dependencies</w:t>
+      </w:r>
+    </w:p>
+    <w:p>
+      <w:pPr>
+        <w:pStyle w:val="Compact"/>
+        <w:numPr>
+          <w:ilvl w:val="0"/>
+          <w:numId w:val="1017"/>
+        </w:numPr>
+      </w:pPr>
+      <w:r>
+        <w:t xml:space="preserve">Preprocessing: signal smoothing, triggering on noisy logs</w:t>
+      </w:r>
+    </w:p>
+    <w:p>
+      <w:pPr>
+        <w:pStyle w:val="Compact"/>
+        <w:numPr>
+          <w:ilvl w:val="0"/>
+          <w:numId w:val="1017"/>
+        </w:numPr>
+      </w:pPr>
+      <w:r>
+        <w:t xml:space="preserve">Case studies: additive manufacturing, process stability</w:t>
+      </w:r>
+    </w:p>
+    <w:p>
+      <w:pPr>
+        <w:pStyle w:val="Compact"/>
+        <w:numPr>
+          <w:ilvl w:val="0"/>
+          <w:numId w:val="1017"/>
+        </w:numPr>
+      </w:pPr>
+      <w:r>
+        <w:t xml:space="preserve">Real-time anomaly detection from processing history</w:t>
+      </w:r>
+    </w:p>
+    <w:p>
+      <w:pPr>
+        <w:pStyle w:val="FirstParagraph"/>
       </w:pPr>
       <w:r>
         <w:rPr>
@@ -1471,7 +1825,7 @@
         <w:pStyle w:val="Compact"/>
         <w:numPr>
           <w:ilvl w:val="0"/>
-          <w:numId w:val="1010"/>
+          <w:numId w:val="1018"/>
         </w:numPr>
       </w:pPr>
       <w:r>
@@ -1483,7 +1837,7 @@
         <w:pStyle w:val="Compact"/>
         <w:numPr>
           <w:ilvl w:val="0"/>
-          <w:numId w:val="1010"/>
+          <w:numId w:val="1018"/>
         </w:numPr>
       </w:pPr>
       <w:r>
@@ -1495,7 +1849,7 @@
         <w:pStyle w:val="Compact"/>
         <w:numPr>
           <w:ilvl w:val="0"/>
-          <w:numId w:val="1010"/>
+          <w:numId w:val="1018"/>
         </w:numPr>
       </w:pPr>
       <w:r>
@@ -1513,51 +1867,97 @@
         </w:rPr>
         <w:t xml:space="preserve">Summary:</w:t>
       </w:r>
-      <w:r>
-        <w:t xml:space="preserve"> </w:t>
-      </w:r>
-      <w:r>
-        <w:t xml:space="preserve">This unit shifts the focus from model performance to</w:t>
-      </w:r>
-      <w:r>
-        <w:t xml:space="preserve"> </w:t>
-      </w:r>
-      <w:r>
-        <w:rPr>
-          <w:b/>
-          <w:bCs/>
-        </w:rPr>
-        <w:t xml:space="preserve">Model Reliability</w:t>
-      </w:r>
-      <w:r>
-        <w:t xml:space="preserve">. We explore the Bias-Variance tradeoff and the fundamental challenge of generalization—ensuring that an ML model works on new, unseen data from the factory floor. We introduce robust validation techniques like K-Fold and Stratified Cross-Validation to stabilize performance estimates on small materials datasets. A key focus is on</w:t>
-      </w:r>
-      <w:r>
-        <w:t xml:space="preserve"> </w:t>
-      </w:r>
-      <w:r>
-        <w:rPr>
-          <w:b/>
-          <w:bCs/>
-        </w:rPr>
-        <w:t xml:space="preserve">Process Robustness</w:t>
-      </w:r>
-      <w:r>
-        <w:t xml:space="preserve">, where we use sensitivity analysis to identify</w:t>
-      </w:r>
-      <w:r>
-        <w:t xml:space="preserve"> </w:t>
-      </w:r>
-      <w:r>
-        <w:t xml:space="preserve">“Process Windows”</w:t>
-      </w:r>
-      <w:r>
-        <w:t xml:space="preserve">—regions in parameter space where material quality is maximized and insensitive to industrial noise.</w:t>
-      </w:r>
-    </w:p>
-    <w:p>
-      <w:pPr>
-        <w:pStyle w:val="BodyText"/>
+    </w:p>
+    <w:p>
+      <w:pPr>
+        <w:pStyle w:val="Compact"/>
+        <w:numPr>
+          <w:ilvl w:val="0"/>
+          <w:numId w:val="1019"/>
+        </w:numPr>
+      </w:pPr>
+      <w:r>
+        <w:t xml:space="preserve">Shift from raw performance to</w:t>
+      </w:r>
+      <w:r>
+        <w:t xml:space="preserve"> </w:t>
+      </w:r>
+      <w:r>
+        <w:rPr>
+          <w:b/>
+          <w:bCs/>
+        </w:rPr>
+        <w:t xml:space="preserve">model reliability</w:t>
+      </w:r>
+    </w:p>
+    <w:p>
+      <w:pPr>
+        <w:pStyle w:val="Compact"/>
+        <w:numPr>
+          <w:ilvl w:val="0"/>
+          <w:numId w:val="1019"/>
+        </w:numPr>
+      </w:pPr>
+      <w:r>
+        <w:t xml:space="preserve">Bias–variance tradeoff and generalization to factory-floor data</w:t>
+      </w:r>
+    </w:p>
+    <w:p>
+      <w:pPr>
+        <w:pStyle w:val="Compact"/>
+        <w:numPr>
+          <w:ilvl w:val="0"/>
+          <w:numId w:val="1019"/>
+        </w:numPr>
+      </w:pPr>
+      <w:r>
+        <w:t xml:space="preserve">Robust validation: K-fold and stratified cross-validation on small datasets</w:t>
+      </w:r>
+    </w:p>
+    <w:p>
+      <w:pPr>
+        <w:pStyle w:val="Compact"/>
+        <w:numPr>
+          <w:ilvl w:val="0"/>
+          <w:numId w:val="1019"/>
+        </w:numPr>
+      </w:pPr>
+      <w:r>
+        <w:rPr>
+          <w:b/>
+          <w:bCs/>
+        </w:rPr>
+        <w:t xml:space="preserve">Process robustness</w:t>
+      </w:r>
+      <w:r>
+        <w:t xml:space="preserve"> </w:t>
+      </w:r>
+      <w:r>
+        <w:t xml:space="preserve">via sensitivity analysis</w:t>
+      </w:r>
+    </w:p>
+    <w:p>
+      <w:pPr>
+        <w:pStyle w:val="Compact"/>
+        <w:numPr>
+          <w:ilvl w:val="0"/>
+          <w:numId w:val="1019"/>
+        </w:numPr>
+      </w:pPr>
+      <w:r>
+        <w:rPr>
+          <w:b/>
+          <w:bCs/>
+        </w:rPr>
+        <w:t xml:space="preserve">Process windows</w:t>
+      </w:r>
+      <w:r>
+        <w:t xml:space="preserve">: parameter regions insensitive to industrial noise</w:t>
+      </w:r>
+    </w:p>
+    <w:p>
+      <w:pPr>
+        <w:pStyle w:val="FirstParagraph"/>
       </w:pPr>
       <w:r>
         <w:rPr>
@@ -1607,7 +2007,7 @@
         <w:pStyle w:val="Compact"/>
         <w:numPr>
           <w:ilvl w:val="0"/>
-          <w:numId w:val="1011"/>
+          <w:numId w:val="1020"/>
         </w:numPr>
       </w:pPr>
       <w:r>
@@ -1619,7 +2019,7 @@
         <w:pStyle w:val="Compact"/>
         <w:numPr>
           <w:ilvl w:val="0"/>
-          <w:numId w:val="1011"/>
+          <w:numId w:val="1020"/>
         </w:numPr>
       </w:pPr>
       <w:r>
@@ -1631,7 +2031,7 @@
         <w:pStyle w:val="Compact"/>
         <w:numPr>
           <w:ilvl w:val="0"/>
-          <w:numId w:val="1011"/>
+          <w:numId w:val="1020"/>
         </w:numPr>
       </w:pPr>
       <w:r>
@@ -1649,50 +2049,71 @@
         </w:rPr>
         <w:t xml:space="preserve">Summary:</w:t>
       </w:r>
-      <w:r>
-        <w:t xml:space="preserve"> </w:t>
-      </w:r>
-      <w:r>
-        <w:t xml:space="preserve">This unit explores</w:t>
-      </w:r>
-      <w:r>
-        <w:t xml:space="preserve"> </w:t>
-      </w:r>
-      <w:r>
-        <w:rPr>
-          <w:b/>
-          <w:bCs/>
-        </w:rPr>
-        <w:t xml:space="preserve">Inverse Problems</w:t>
-      </w:r>
-      <w:r>
-        <w:t xml:space="preserve">—the cornerstone of materials design where we seek the processing parameters required to achieve a target microstructure or performance. We contrast these with causal forward problems and discuss why they are often ill-posed and multi-valued. We introduce</w:t>
-      </w:r>
-      <w:r>
-        <w:t xml:space="preserve"> </w:t>
-      </w:r>
-      <w:r>
-        <w:rPr>
-          <w:b/>
-          <w:bCs/>
-        </w:rPr>
-        <w:t xml:space="preserve">Physics-Informed Learning</w:t>
-      </w:r>
-      <w:r>
-        <w:t xml:space="preserve"> </w:t>
-      </w:r>
-      <w:r>
-        <w:t xml:space="preserve">as a way to solve these challenges by enriching models with physical transformations and constraints. Students learn how to build and interpret</w:t>
-      </w:r>
-      <w:r>
-        <w:t xml:space="preserve"> </w:t>
-      </w:r>
-      <w:r>
-        <w:rPr>
-          <w:b/>
-          <w:bCs/>
-        </w:rPr>
-        <w:t xml:space="preserve">Process Maps</w:t>
+    </w:p>
+    <w:p>
+      <w:pPr>
+        <w:pStyle w:val="Compact"/>
+        <w:numPr>
+          <w:ilvl w:val="0"/>
+          <w:numId w:val="1021"/>
+        </w:numPr>
+      </w:pPr>
+      <w:r>
+        <w:rPr>
+          <w:b/>
+          <w:bCs/>
+        </w:rPr>
+        <w:t xml:space="preserve">Inverse problems</w:t>
+      </w:r>
+      <w:r>
+        <w:t xml:space="preserve">: target microstructure / performance → processing parameters</w:t>
+      </w:r>
+    </w:p>
+    <w:p>
+      <w:pPr>
+        <w:pStyle w:val="Compact"/>
+        <w:numPr>
+          <w:ilvl w:val="0"/>
+          <w:numId w:val="1021"/>
+        </w:numPr>
+      </w:pPr>
+      <w:r>
+        <w:t xml:space="preserve">Forward (causal) vs. inverse (often ill-posed, multi-valued)</w:t>
+      </w:r>
+    </w:p>
+    <w:p>
+      <w:pPr>
+        <w:pStyle w:val="Compact"/>
+        <w:numPr>
+          <w:ilvl w:val="0"/>
+          <w:numId w:val="1021"/>
+        </w:numPr>
+      </w:pPr>
+      <w:r>
+        <w:rPr>
+          <w:b/>
+          <w:bCs/>
+        </w:rPr>
+        <w:t xml:space="preserve">Physics-informed learning</w:t>
+      </w:r>
+      <w:r>
+        <w:t xml:space="preserve">: physical transformations and constraints</w:t>
+      </w:r>
+    </w:p>
+    <w:p>
+      <w:pPr>
+        <w:pStyle w:val="Compact"/>
+        <w:numPr>
+          <w:ilvl w:val="0"/>
+          <w:numId w:val="1021"/>
+        </w:numPr>
+      </w:pPr>
+      <w:r>
+        <w:rPr>
+          <w:b/>
+          <w:bCs/>
+        </w:rPr>
+        <w:t xml:space="preserve">Process maps</w:t>
       </w:r>
       <w:r>
         <w:t xml:space="preserve"> </w:t>
@@ -1704,18 +2125,22 @@
         <w:t xml:space="preserve"> </w:t>
       </w:r>
       <w:r>
-        <w:t xml:space="preserve">“Process Corridors,”</w:t>
-      </w:r>
-      <w:r>
-        <w:t xml:space="preserve"> </w:t>
-      </w:r>
-      <w:r>
-        <w:t xml:space="preserve">using machine learning to visualize safe operating regions in complex experimental spaces.</w:t>
-      </w:r>
-    </w:p>
-    <w:p>
-      <w:pPr>
-        <w:pStyle w:val="BodyText"/>
+        <w:rPr>
+          <w:b/>
+          <w:bCs/>
+        </w:rPr>
+        <w:t xml:space="preserve">process corridors</w:t>
+      </w:r>
+      <w:r>
+        <w:t xml:space="preserve"> </w:t>
+      </w:r>
+      <w:r>
+        <w:t xml:space="preserve">for safe operating regions</w:t>
+      </w:r>
+    </w:p>
+    <w:p>
+      <w:pPr>
+        <w:pStyle w:val="FirstParagraph"/>
       </w:pPr>
       <w:r>
         <w:rPr>
@@ -1775,7 +2200,7 @@
         <w:pStyle w:val="Compact"/>
         <w:numPr>
           <w:ilvl w:val="0"/>
-          <w:numId w:val="1012"/>
+          <w:numId w:val="1022"/>
         </w:numPr>
       </w:pPr>
       <w:r>
@@ -1787,7 +2212,7 @@
         <w:pStyle w:val="Compact"/>
         <w:numPr>
           <w:ilvl w:val="0"/>
-          <w:numId w:val="1012"/>
+          <w:numId w:val="1022"/>
         </w:numPr>
       </w:pPr>
       <w:r>
@@ -1799,7 +2224,7 @@
         <w:pStyle w:val="Compact"/>
         <w:numPr>
           <w:ilvl w:val="0"/>
-          <w:numId w:val="1012"/>
+          <w:numId w:val="1022"/>
         </w:numPr>
       </w:pPr>
       <w:r>
@@ -1817,37 +2242,33 @@
         </w:rPr>
         <w:t xml:space="preserve">Summary:</w:t>
       </w:r>
-      <w:r>
-        <w:t xml:space="preserve"> </w:t>
-      </w:r>
-      <w:r>
-        <w:t xml:space="preserve">This unit focuses on the processing of high-dimensional</w:t>
-      </w:r>
-      <w:r>
-        <w:t xml:space="preserve"> </w:t>
-      </w:r>
-      <w:r>
-        <w:rPr>
-          <w:b/>
-          <w:bCs/>
-        </w:rPr>
-        <w:t xml:space="preserve">Characterization Signals</w:t>
-      </w:r>
-      <w:r>
-        <w:t xml:space="preserve"> </w:t>
-      </w:r>
-      <w:r>
-        <w:t xml:space="preserve">(like XRD, EDS, and EELS) using unsupervised learning. We introduce</w:t>
-      </w:r>
-      <w:r>
-        <w:t xml:space="preserve"> </w:t>
-      </w:r>
-      <w:r>
-        <w:rPr>
-          <w:b/>
-          <w:bCs/>
-        </w:rPr>
-        <w:t xml:space="preserve">K-Means Clustering</w:t>
+    </w:p>
+    <w:p>
+      <w:pPr>
+        <w:pStyle w:val="Compact"/>
+        <w:numPr>
+          <w:ilvl w:val="0"/>
+          <w:numId w:val="1023"/>
+        </w:numPr>
+      </w:pPr>
+      <w:r>
+        <w:t xml:space="preserve">Unsupervised ML on high-dimensional spectra (XRD, EDS, EELS)</w:t>
+      </w:r>
+    </w:p>
+    <w:p>
+      <w:pPr>
+        <w:pStyle w:val="Compact"/>
+        <w:numPr>
+          <w:ilvl w:val="0"/>
+          <w:numId w:val="1023"/>
+        </w:numPr>
+      </w:pPr>
+      <w:r>
+        <w:rPr>
+          <w:b/>
+          <w:bCs/>
+        </w:rPr>
+        <w:t xml:space="preserve">K-Means</w:t>
       </w:r>
       <w:r>
         <w:t xml:space="preserve"> </w:t>
@@ -1869,11 +2290,17 @@
         <w:t xml:space="preserve"> </w:t>
       </w:r>
       <w:r>
-        <w:t xml:space="preserve">for the automatic identification and visualization of phases in large experimental libraries. We then explore</w:t>
-      </w:r>
-      <w:r>
-        <w:t xml:space="preserve"> </w:t>
-      </w:r>
+        <w:t xml:space="preserve">for phase identification and visualization</w:t>
+      </w:r>
+    </w:p>
+    <w:p>
+      <w:pPr>
+        <w:pStyle w:val="Compact"/>
+        <w:numPr>
+          <w:ilvl w:val="0"/>
+          <w:numId w:val="1023"/>
+        </w:numPr>
+      </w:pPr>
       <w:r>
         <w:rPr>
           <w:b/>
@@ -1882,24 +2309,24 @@
         <w:t xml:space="preserve">Autoencoders</w:t>
       </w:r>
       <w:r>
-        <w:t xml:space="preserve">—neural networks that learn to compress complex spectra into a low-dimensional</w:t>
-      </w:r>
-      <w:r>
-        <w:t xml:space="preserve"> </w:t>
-      </w:r>
-      <w:r>
-        <w:t xml:space="preserve">“latent space.”</w:t>
-      </w:r>
-      <w:r>
-        <w:t xml:space="preserve"> </w:t>
-      </w:r>
-      <w:r>
-        <w:t xml:space="preserve">This allows for advanced denoising and feature extraction, enabling scientists to handle the massive data volumes produced by modern high-throughput characterization tools without losing physical insight.</w:t>
-      </w:r>
-    </w:p>
-    <w:p>
-      <w:pPr>
-        <w:pStyle w:val="BodyText"/>
+        <w:t xml:space="preserve">: compressing spectra into a low-dimensional latent space</w:t>
+      </w:r>
+    </w:p>
+    <w:p>
+      <w:pPr>
+        <w:pStyle w:val="Compact"/>
+        <w:numPr>
+          <w:ilvl w:val="0"/>
+          <w:numId w:val="1023"/>
+        </w:numPr>
+      </w:pPr>
+      <w:r>
+        <w:t xml:space="preserve">Denoising and feature extraction at high throughput without losing physics</w:t>
+      </w:r>
+    </w:p>
+    <w:p>
+      <w:pPr>
+        <w:pStyle w:val="FirstParagraph"/>
       </w:pPr>
       <w:r>
         <w:rPr>
@@ -1949,7 +2376,7 @@
         <w:pStyle w:val="Compact"/>
         <w:numPr>
           <w:ilvl w:val="0"/>
-          <w:numId w:val="1013"/>
+          <w:numId w:val="1024"/>
         </w:numPr>
       </w:pPr>
       <w:r>
@@ -1961,7 +2388,7 @@
         <w:pStyle w:val="Compact"/>
         <w:numPr>
           <w:ilvl w:val="0"/>
-          <w:numId w:val="1013"/>
+          <w:numId w:val="1024"/>
         </w:numPr>
       </w:pPr>
       <w:r>
@@ -1977,10 +2404,97 @@
           <w:b/>
           <w:bCs/>
         </w:rPr>
+        <w:t xml:space="preserve">Summary:</w:t>
+      </w:r>
+    </w:p>
+    <w:p>
+      <w:pPr>
+        <w:pStyle w:val="Compact"/>
+        <w:numPr>
+          <w:ilvl w:val="0"/>
+          <w:numId w:val="1025"/>
+        </w:numPr>
+      </w:pPr>
+      <w:r>
+        <w:rPr>
+          <w:b/>
+          <w:bCs/>
+        </w:rPr>
+        <w:t xml:space="preserve">Autonomous characterization</w:t>
+      </w:r>
+      <w:r>
+        <w:t xml:space="preserve">: ML moves from passive analysis to active instrument control</w:t>
+      </w:r>
+    </w:p>
+    <w:p>
+      <w:pPr>
+        <w:pStyle w:val="Compact"/>
+        <w:numPr>
+          <w:ilvl w:val="0"/>
+          <w:numId w:val="1025"/>
+        </w:numPr>
+      </w:pPr>
+      <w:r>
+        <w:rPr>
+          <w:b/>
+          <w:bCs/>
+        </w:rPr>
+        <w:t xml:space="preserve">Multi-modal data fusion</w:t>
+      </w:r>
+      <w:r>
+        <w:t xml:space="preserve"> </w:t>
+      </w:r>
+      <w:r>
+        <w:t xml:space="preserve">(SEM + EDS + process logs) via Bayesian frameworks</w:t>
+      </w:r>
+    </w:p>
+    <w:p>
+      <w:pPr>
+        <w:pStyle w:val="Compact"/>
+        <w:numPr>
+          <w:ilvl w:val="0"/>
+          <w:numId w:val="1025"/>
+        </w:numPr>
+      </w:pPr>
+      <w:r>
+        <w:rPr>
+          <w:b/>
+          <w:bCs/>
+        </w:rPr>
+        <w:t xml:space="preserve">Reinforcement learning</w:t>
+      </w:r>
+      <w:r>
+        <w:t xml:space="preserve"> </w:t>
+      </w:r>
+      <w:r>
+        <w:t xml:space="preserve">for instrument tuning and process optimization</w:t>
+      </w:r>
+    </w:p>
+    <w:p>
+      <w:pPr>
+        <w:pStyle w:val="Compact"/>
+        <w:numPr>
+          <w:ilvl w:val="0"/>
+          <w:numId w:val="1025"/>
+        </w:numPr>
+      </w:pPr>
+      <w:r>
+        <w:t xml:space="preserve">Pipelines that autonomously find → characterize → decide the next experiment</w:t>
+      </w:r>
+    </w:p>
+    <w:p>
+      <w:pPr>
+        <w:pStyle w:val="FirstParagraph"/>
+      </w:pPr>
+      <w:r>
+        <w:rPr>
+          <w:b/>
+          <w:bCs/>
+        </w:rPr>
         <w:t xml:space="preserve">Exercise:</w:t>
       </w:r>
       <w:r>
-        <w:br/>
+        <w:t xml:space="preserve"> </w:t>
       </w:r>
       <w:r>
         <w:t xml:space="preserve">Implement a simple ML-assisted autofocus or defect detector.</w:t>
@@ -2020,7 +2534,7 @@
         <w:pStyle w:val="Compact"/>
         <w:numPr>
           <w:ilvl w:val="0"/>
-          <w:numId w:val="1014"/>
+          <w:numId w:val="1026"/>
         </w:numPr>
       </w:pPr>
       <w:r>
@@ -2032,7 +2546,7 @@
         <w:pStyle w:val="Compact"/>
         <w:numPr>
           <w:ilvl w:val="0"/>
-          <w:numId w:val="1014"/>
+          <w:numId w:val="1026"/>
         </w:numPr>
       </w:pPr>
       <w:r>
@@ -2044,7 +2558,7 @@
         <w:pStyle w:val="Compact"/>
         <w:numPr>
           <w:ilvl w:val="0"/>
-          <w:numId w:val="1014"/>
+          <w:numId w:val="1026"/>
         </w:numPr>
       </w:pPr>
       <w:r>
@@ -2056,7 +2570,7 @@
         <w:pStyle w:val="Compact"/>
         <w:numPr>
           <w:ilvl w:val="0"/>
-          <w:numId w:val="1014"/>
+          <w:numId w:val="1026"/>
         </w:numPr>
       </w:pPr>
       <w:r>
@@ -2125,7 +2639,7 @@
         <w:pStyle w:val="Compact"/>
         <w:numPr>
           <w:ilvl w:val="0"/>
-          <w:numId w:val="1015"/>
+          <w:numId w:val="1027"/>
         </w:numPr>
       </w:pPr>
       <w:r>
@@ -2137,7 +2651,7 @@
         <w:pStyle w:val="Compact"/>
         <w:numPr>
           <w:ilvl w:val="0"/>
-          <w:numId w:val="1015"/>
+          <w:numId w:val="1027"/>
         </w:numPr>
       </w:pPr>
       <w:r>
@@ -2149,7 +2663,7 @@
         <w:pStyle w:val="Compact"/>
         <w:numPr>
           <w:ilvl w:val="0"/>
-          <w:numId w:val="1015"/>
+          <w:numId w:val="1027"/>
         </w:numPr>
       </w:pPr>
       <w:r>
@@ -2208,7 +2722,7 @@
         <w:pStyle w:val="Compact"/>
         <w:numPr>
           <w:ilvl w:val="0"/>
-          <w:numId w:val="1016"/>
+          <w:numId w:val="1028"/>
         </w:numPr>
       </w:pPr>
       <w:r>
@@ -2220,7 +2734,7 @@
         <w:pStyle w:val="Compact"/>
         <w:numPr>
           <w:ilvl w:val="0"/>
-          <w:numId w:val="1016"/>
+          <w:numId w:val="1028"/>
         </w:numPr>
       </w:pPr>
       <w:r>
@@ -2232,7 +2746,7 @@
         <w:pStyle w:val="Compact"/>
         <w:numPr>
           <w:ilvl w:val="0"/>
-          <w:numId w:val="1016"/>
+          <w:numId w:val="1028"/>
         </w:numPr>
       </w:pPr>
       <w:r>
@@ -2289,7 +2803,7 @@
         <w:pStyle w:val="Compact"/>
         <w:numPr>
           <w:ilvl w:val="0"/>
-          <w:numId w:val="1017"/>
+          <w:numId w:val="1029"/>
         </w:numPr>
       </w:pPr>
       <w:r>
@@ -2301,7 +2815,7 @@
         <w:pStyle w:val="Compact"/>
         <w:numPr>
           <w:ilvl w:val="0"/>
-          <w:numId w:val="1017"/>
+          <w:numId w:val="1029"/>
         </w:numPr>
       </w:pPr>
       <w:r>
@@ -2313,7 +2827,7 @@
         <w:pStyle w:val="Compact"/>
         <w:numPr>
           <w:ilvl w:val="0"/>
-          <w:numId w:val="1017"/>
+          <w:numId w:val="1029"/>
         </w:numPr>
       </w:pPr>
       <w:r>
@@ -2325,7 +2839,7 @@
         <w:pStyle w:val="Compact"/>
         <w:numPr>
           <w:ilvl w:val="0"/>
-          <w:numId w:val="1017"/>
+          <w:numId w:val="1029"/>
         </w:numPr>
       </w:pPr>
       <w:r>
@@ -2337,7 +2851,7 @@
         <w:pStyle w:val="Compact"/>
         <w:numPr>
           <w:ilvl w:val="0"/>
-          <w:numId w:val="1017"/>
+          <w:numId w:val="1029"/>
         </w:numPr>
       </w:pPr>
       <w:r>
@@ -2349,7 +2863,7 @@
         <w:pStyle w:val="Compact"/>
         <w:numPr>
           <w:ilvl w:val="0"/>
-          <w:numId w:val="1017"/>
+          <w:numId w:val="1029"/>
         </w:numPr>
       </w:pPr>
       <w:r>
@@ -2361,7 +2875,7 @@
         <w:pStyle w:val="Compact"/>
         <w:numPr>
           <w:ilvl w:val="0"/>
-          <w:numId w:val="1017"/>
+          <w:numId w:val="1029"/>
         </w:numPr>
       </w:pPr>
       <w:r>
@@ -2390,7 +2904,7 @@
         <w:pStyle w:val="Compact"/>
         <w:numPr>
           <w:ilvl w:val="0"/>
-          <w:numId w:val="1018"/>
+          <w:numId w:val="1030"/>
         </w:numPr>
       </w:pPr>
       <w:r>
@@ -2402,7 +2916,7 @@
         <w:pStyle w:val="Compact"/>
         <w:numPr>
           <w:ilvl w:val="0"/>
-          <w:numId w:val="1018"/>
+          <w:numId w:val="1030"/>
         </w:numPr>
       </w:pPr>
       <w:r>
@@ -2414,7 +2928,7 @@
         <w:pStyle w:val="Compact"/>
         <w:numPr>
           <w:ilvl w:val="0"/>
-          <w:numId w:val="1018"/>
+          <w:numId w:val="1030"/>
         </w:numPr>
       </w:pPr>
       <w:r>
@@ -2426,7 +2940,7 @@
         <w:pStyle w:val="Compact"/>
         <w:numPr>
           <w:ilvl w:val="0"/>
-          <w:numId w:val="1018"/>
+          <w:numId w:val="1030"/>
         </w:numPr>
       </w:pPr>
       <w:r>
@@ -2438,7 +2952,7 @@
         <w:pStyle w:val="Compact"/>
         <w:numPr>
           <w:ilvl w:val="0"/>
-          <w:numId w:val="1018"/>
+          <w:numId w:val="1030"/>
         </w:numPr>
       </w:pPr>
       <w:r>
@@ -2450,7 +2964,7 @@
         <w:pStyle w:val="Compact"/>
         <w:numPr>
           <w:ilvl w:val="0"/>
-          <w:numId w:val="1018"/>
+          <w:numId w:val="1030"/>
         </w:numPr>
       </w:pPr>
       <w:r>
@@ -2462,7 +2976,7 @@
         <w:pStyle w:val="Compact"/>
         <w:numPr>
           <w:ilvl w:val="0"/>
-          <w:numId w:val="1018"/>
+          <w:numId w:val="1030"/>
         </w:numPr>
       </w:pPr>
       <w:r>
@@ -2474,7 +2988,7 @@
         <w:pStyle w:val="Compact"/>
         <w:numPr>
           <w:ilvl w:val="0"/>
-          <w:numId w:val="1018"/>
+          <w:numId w:val="1030"/>
         </w:numPr>
       </w:pPr>
       <w:r>
@@ -2486,7 +3000,7 @@
         <w:pStyle w:val="Compact"/>
         <w:numPr>
           <w:ilvl w:val="0"/>
-          <w:numId w:val="1018"/>
+          <w:numId w:val="1030"/>
         </w:numPr>
       </w:pPr>
       <w:r>
@@ -2498,74 +3012,11 @@
         <w:pStyle w:val="Compact"/>
         <w:numPr>
           <w:ilvl w:val="0"/>
-          <w:numId w:val="1018"/>
+          <w:numId w:val="1030"/>
         </w:numPr>
       </w:pPr>
       <w:r>
         <w:t xml:space="preserve">Multi-modal fusion of images, spectra, and process parameters.</w:t>
-      </w:r>
-    </w:p>
-    <w:p>
-      <w:pPr>
-        <w:pStyle w:val="FirstParagraph"/>
-      </w:pPr>
-      <w:r>
-        <w:rPr>
-          <w:b/>
-          <w:bCs/>
-        </w:rPr>
-        <w:t xml:space="preserve">Summary:</w:t>
-      </w:r>
-      <w:r>
-        <w:t xml:space="preserve"> </w:t>
-      </w:r>
-      <w:r>
-        <w:t xml:space="preserve">This unit explores the cutting edge of</w:t>
-      </w:r>
-      <w:r>
-        <w:t xml:space="preserve"> </w:t>
-      </w:r>
-      <w:r>
-        <w:rPr>
-          <w:b/>
-          <w:bCs/>
-        </w:rPr>
-        <w:t xml:space="preserve">Autonomous Characterization</w:t>
-      </w:r>
-      <w:r>
-        <w:t xml:space="preserve">, where machine learning moves from passive data analysis to active instrument control. We introduce</w:t>
-      </w:r>
-      <w:r>
-        <w:t xml:space="preserve"> </w:t>
-      </w:r>
-      <w:r>
-        <w:rPr>
-          <w:b/>
-          <w:bCs/>
-        </w:rPr>
-        <w:t xml:space="preserve">Multi-Modal Data Fusion</w:t>
-      </w:r>
-      <w:r>
-        <w:t xml:space="preserve"> </w:t>
-      </w:r>
-      <w:r>
-        <w:t xml:space="preserve">techniques to combine information from diverse sensors like SEM images, EDS spectra, and process logs using Bayesian frameworks. We then discuss</w:t>
-      </w:r>
-      <w:r>
-        <w:t xml:space="preserve"> </w:t>
-      </w:r>
-      <w:r>
-        <w:rPr>
-          <w:b/>
-          <w:bCs/>
-        </w:rPr>
-        <w:t xml:space="preserve">Reinforcement Learning (RL)</w:t>
-      </w:r>
-      <w:r>
-        <w:t xml:space="preserve"> </w:t>
-      </w:r>
-      <w:r>
-        <w:t xml:space="preserve">as a tool for automating complex laboratory tasks, such as instrument tuning and process optimization. Through case studies in microscopy and industrial processing, students learn how to build integrated pipelines that can autonomously find, characterize, and decide the next steps of an experiment.</w:t>
       </w:r>
     </w:p>
     <w:bookmarkStart w:id="36" w:name="refs"/>
@@ -2863,6 +3314,42 @@
     <w:abstractNumId w:val="991"/>
   </w:num>
   <w:num w:numId="1018">
+    <w:abstractNumId w:val="991"/>
+  </w:num>
+  <w:num w:numId="1019">
+    <w:abstractNumId w:val="991"/>
+  </w:num>
+  <w:num w:numId="1020">
+    <w:abstractNumId w:val="991"/>
+  </w:num>
+  <w:num w:numId="1021">
+    <w:abstractNumId w:val="991"/>
+  </w:num>
+  <w:num w:numId="1022">
+    <w:abstractNumId w:val="991"/>
+  </w:num>
+  <w:num w:numId="1023">
+    <w:abstractNumId w:val="991"/>
+  </w:num>
+  <w:num w:numId="1024">
+    <w:abstractNumId w:val="991"/>
+  </w:num>
+  <w:num w:numId="1025">
+    <w:abstractNumId w:val="991"/>
+  </w:num>
+  <w:num w:numId="1026">
+    <w:abstractNumId w:val="991"/>
+  </w:num>
+  <w:num w:numId="1027">
+    <w:abstractNumId w:val="991"/>
+  </w:num>
+  <w:num w:numId="1028">
+    <w:abstractNumId w:val="991"/>
+  </w:num>
+  <w:num w:numId="1029">
+    <w:abstractNumId w:val="991"/>
+  </w:num>
+  <w:num w:numId="1030">
     <w:abstractNumId w:val="991"/>
   </w:num>
 </w:numbering>

--- a/index.docx
+++ b/index.docx
@@ -86,7 +86,7 @@
         <w:t xml:space="preserve">correlations.</w:t>
       </w:r>
     </w:p>
-    <w:bookmarkStart w:id="38" w:name="X0a56b0bd4838ab784e68624d8ff4509bda60416"/>
+    <w:bookmarkStart w:id="49" w:name="X0a56b0bd4838ab784e68624d8ff4509bda60416"/>
     <w:p>
       <w:pPr>
         <w:pStyle w:val="Heading1"/>
@@ -291,7 +291,7 @@
       </w:r>
     </w:p>
     <w:bookmarkEnd w:id="10"/>
-    <w:bookmarkStart w:id="33" w:name="week-by-week-curriculum-14-weeks"/>
+    <w:bookmarkStart w:id="44" w:name="week-by-week-curriculum-14-weeks"/>
     <w:p>
       <w:pPr>
         <w:pStyle w:val="Heading2"/>
@@ -1039,7 +1039,7 @@
     </w:p>
     <w:bookmarkEnd w:id="16"/>
     <w:bookmarkEnd w:id="17"/>
-    <w:bookmarkStart w:id="21" w:name="X2fb6f3dcbe166ecafcf0a6da168c0a768811813"/>
+    <w:bookmarkStart w:id="24" w:name="X2fb6f3dcbe166ecafcf0a6da168c0a768811813"/>
     <w:p>
       <w:pPr>
         <w:pStyle w:val="Heading3"/>
@@ -1060,7 +1060,7 @@
         <w:t xml:space="preserve">(Aligned with early neural networks in MFML)</w:t>
       </w:r>
     </w:p>
-    <w:bookmarkStart w:id="18" w:name="X9162385235e20fbf78675009f9b868501fc00c5"/>
+    <w:bookmarkStart w:id="19" w:name="X9162385235e20fbf78675009f9b868501fc00c5"/>
     <w:p>
       <w:pPr>
         <w:pStyle w:val="Heading4"/>
@@ -1080,6 +1080,29 @@
         </w:rPr>
         <w:t xml:space="preserve">Lecture: Tuesday, 05.05.2026, 14:15-15:45 | Exercise: Thursday, 07.05.2026, 16:15-17:45</w:t>
       </w:r>
+    </w:p>
+    <w:p>
+      <w:pPr>
+        <w:pStyle w:val="BodyText"/>
+      </w:pPr>
+      <w:r>
+        <w:rPr>
+          <w:b/>
+          <w:bCs/>
+        </w:rPr>
+        <w:t xml:space="preserve">Slides:</w:t>
+      </w:r>
+      <w:r>
+        <w:t xml:space="preserve"> </w:t>
+      </w:r>
+      <w:hyperlink r:id="rId18">
+        <w:r>
+          <w:rPr>
+            <w:rStyle w:val="Hyperlink"/>
+          </w:rPr>
+          <w:t xml:space="preserve">Open</w:t>
+        </w:r>
+      </w:hyperlink>
     </w:p>
     <w:p>
       <w:pPr>
@@ -1235,8 +1258,8 @@
         </w:pict>
       </w:r>
     </w:p>
-    <w:bookmarkEnd w:id="18"/>
-    <w:bookmarkStart w:id="19" w:name="Xa75b8e53448ea520fb31b5b07bcc5a6ae0edfbe"/>
+    <w:bookmarkEnd w:id="19"/>
+    <w:bookmarkStart w:id="21" w:name="Xa75b8e53448ea520fb31b5b07bcc5a6ae0edfbe"/>
     <w:p>
       <w:pPr>
         <w:pStyle w:val="Heading4"/>
@@ -1256,6 +1279,29 @@
         </w:rPr>
         <w:t xml:space="preserve">Lecture: Tuesday, 12.05.2026, 14:15-15:45 | Exercise: Thursday, 14.05.2026, 16:15-17:45 (cancelled - Himmelfahrt)</w:t>
       </w:r>
+    </w:p>
+    <w:p>
+      <w:pPr>
+        <w:pStyle w:val="BodyText"/>
+      </w:pPr>
+      <w:r>
+        <w:rPr>
+          <w:b/>
+          <w:bCs/>
+        </w:rPr>
+        <w:t xml:space="preserve">Slides:</w:t>
+      </w:r>
+      <w:r>
+        <w:t xml:space="preserve"> </w:t>
+      </w:r>
+      <w:hyperlink r:id="rId20">
+        <w:r>
+          <w:rPr>
+            <w:rStyle w:val="Hyperlink"/>
+          </w:rPr>
+          <w:t xml:space="preserve">Open</w:t>
+        </w:r>
+      </w:hyperlink>
     </w:p>
     <w:p>
       <w:pPr>
@@ -1406,8 +1452,8 @@
         </w:pict>
       </w:r>
     </w:p>
-    <w:bookmarkEnd w:id="19"/>
-    <w:bookmarkStart w:id="20" w:name="week-6-data-scarcity-transfer-learning"/>
+    <w:bookmarkEnd w:id="21"/>
+    <w:bookmarkStart w:id="23" w:name="week-6-data-scarcity-transfer-learning"/>
     <w:p>
       <w:pPr>
         <w:pStyle w:val="Heading4"/>
@@ -1427,6 +1473,29 @@
         </w:rPr>
         <w:t xml:space="preserve">Lecture: Tuesday, 19.05.2026, 14:15-15:45 | Exercise: Thursday, 21.05.2026, 16:15-17:45</w:t>
       </w:r>
+    </w:p>
+    <w:p>
+      <w:pPr>
+        <w:pStyle w:val="BodyText"/>
+      </w:pPr>
+      <w:r>
+        <w:rPr>
+          <w:b/>
+          <w:bCs/>
+        </w:rPr>
+        <w:t xml:space="preserve">Slides:</w:t>
+      </w:r>
+      <w:r>
+        <w:t xml:space="preserve"> </w:t>
+      </w:r>
+      <w:hyperlink r:id="rId22">
+        <w:r>
+          <w:rPr>
+            <w:rStyle w:val="Hyperlink"/>
+          </w:rPr>
+          <w:t xml:space="preserve">Open</w:t>
+        </w:r>
+      </w:hyperlink>
     </w:p>
     <w:p>
       <w:pPr>
@@ -1591,9 +1660,9 @@
         </w:pict>
       </w:r>
     </w:p>
-    <w:bookmarkEnd w:id="20"/>
-    <w:bookmarkEnd w:id="21"/>
-    <w:bookmarkStart w:id="25" w:name="X4f1002164fc292531b1d0e94a300b0a4a87fabe"/>
+    <w:bookmarkEnd w:id="23"/>
+    <w:bookmarkEnd w:id="24"/>
+    <w:bookmarkStart w:id="31" w:name="X4f1002164fc292531b1d0e94a300b0a4a87fabe"/>
     <w:p>
       <w:pPr>
         <w:pStyle w:val="Heading3"/>
@@ -1602,7 +1671,7 @@
         <w:t xml:space="preserve">1.3.3 Unit III — Learning from Processing Data (Weeks 7–9)</w:t>
       </w:r>
     </w:p>
-    <w:bookmarkStart w:id="22" w:name="Xbb124ebc6c6dce8b1ee3692f0ea7044e53b6cc0"/>
+    <w:bookmarkStart w:id="26" w:name="Xbb124ebc6c6dce8b1ee3692f0ea7044e53b6cc0"/>
     <w:p>
       <w:pPr>
         <w:pStyle w:val="Heading4"/>
@@ -1622,6 +1691,29 @@
         </w:rPr>
         <w:t xml:space="preserve">Lecture: Tuesday, 26.05.2026, 14:15-15:45 | Exercise: Thursday, 28.05.2026, 16:15-17:45</w:t>
       </w:r>
+    </w:p>
+    <w:p>
+      <w:pPr>
+        <w:pStyle w:val="BodyText"/>
+      </w:pPr>
+      <w:r>
+        <w:rPr>
+          <w:b/>
+          <w:bCs/>
+        </w:rPr>
+        <w:t xml:space="preserve">Slides:</w:t>
+      </w:r>
+      <w:r>
+        <w:t xml:space="preserve"> </w:t>
+      </w:r>
+      <w:hyperlink r:id="rId25">
+        <w:r>
+          <w:rPr>
+            <w:rStyle w:val="Hyperlink"/>
+          </w:rPr>
+          <w:t xml:space="preserve">Open</w:t>
+        </w:r>
+      </w:hyperlink>
     </w:p>
     <w:p>
       <w:pPr>
@@ -1798,8 +1890,8 @@
         </w:pict>
       </w:r>
     </w:p>
-    <w:bookmarkEnd w:id="22"/>
-    <w:bookmarkStart w:id="23" w:name="X2fd33b544e0950154ff2b5227c4006756a86d28"/>
+    <w:bookmarkEnd w:id="26"/>
+    <w:bookmarkStart w:id="28" w:name="X2fd33b544e0950154ff2b5227c4006756a86d28"/>
     <w:p>
       <w:pPr>
         <w:pStyle w:val="Heading4"/>
@@ -1819,6 +1911,29 @@
         </w:rPr>
         <w:t xml:space="preserve">Lecture: Tuesday, 02.06.2026, 14:15-15:45 | Exercise: Thursday, 04.06.2026, 16:15-17:45 (cancelled - Fronleichnam)</w:t>
       </w:r>
+    </w:p>
+    <w:p>
+      <w:pPr>
+        <w:pStyle w:val="BodyText"/>
+      </w:pPr>
+      <w:r>
+        <w:rPr>
+          <w:b/>
+          <w:bCs/>
+        </w:rPr>
+        <w:t xml:space="preserve">Slides:</w:t>
+      </w:r>
+      <w:r>
+        <w:t xml:space="preserve"> </w:t>
+      </w:r>
+      <w:hyperlink r:id="rId27">
+        <w:r>
+          <w:rPr>
+            <w:rStyle w:val="Hyperlink"/>
+          </w:rPr>
+          <w:t xml:space="preserve">Open</w:t>
+        </w:r>
+      </w:hyperlink>
     </w:p>
     <w:p>
       <w:pPr>
@@ -1980,8 +2095,8 @@
         </w:pict>
       </w:r>
     </w:p>
-    <w:bookmarkEnd w:id="23"/>
-    <w:bookmarkStart w:id="24" w:name="week-9-inverse-problems-and-process-maps"/>
+    <w:bookmarkEnd w:id="28"/>
+    <w:bookmarkStart w:id="30" w:name="week-9-inverse-problems-and-process-maps"/>
     <w:p>
       <w:pPr>
         <w:pStyle w:val="Heading4"/>
@@ -2001,6 +2116,29 @@
         </w:rPr>
         <w:t xml:space="preserve">Lecture: Tuesday, 09.06.2026, 14:15-15:45 | Exercise: Thursday, 11.06.2026, 16:15-17:45</w:t>
       </w:r>
+    </w:p>
+    <w:p>
+      <w:pPr>
+        <w:pStyle w:val="BodyText"/>
+      </w:pPr>
+      <w:r>
+        <w:rPr>
+          <w:b/>
+          <w:bCs/>
+        </w:rPr>
+        <w:t xml:space="preserve">Slides:</w:t>
+      </w:r>
+      <w:r>
+        <w:t xml:space="preserve"> </w:t>
+      </w:r>
+      <w:hyperlink r:id="rId29">
+        <w:r>
+          <w:rPr>
+            <w:rStyle w:val="Hyperlink"/>
+          </w:rPr>
+          <w:t xml:space="preserve">Open</w:t>
+        </w:r>
+      </w:hyperlink>
     </w:p>
     <w:p>
       <w:pPr>
@@ -2163,9 +2301,9 @@
         </w:pict>
       </w:r>
     </w:p>
-    <w:bookmarkEnd w:id="24"/>
-    <w:bookmarkEnd w:id="25"/>
-    <w:bookmarkStart w:id="29" w:name="X54a755cfeb27214e1d576f10d5809c3c94c28eb"/>
+    <w:bookmarkEnd w:id="30"/>
+    <w:bookmarkEnd w:id="31"/>
+    <w:bookmarkStart w:id="38" w:name="X54a755cfeb27214e1d576f10d5809c3c94c28eb"/>
     <w:p>
       <w:pPr>
         <w:pStyle w:val="Heading3"/>
@@ -2174,7 +2312,7 @@
         <w:t xml:space="preserve">1.3.4 Unit IV — Uncertainty, Surrogates, and Automation (Weeks 10–12)</w:t>
       </w:r>
     </w:p>
-    <w:bookmarkStart w:id="26" w:name="week-10-ml-for-characterization-signals"/>
+    <w:bookmarkStart w:id="33" w:name="week-10-ml-for-characterization-signals"/>
     <w:p>
       <w:pPr>
         <w:pStyle w:val="Heading4"/>
@@ -2194,6 +2332,29 @@
         </w:rPr>
         <w:t xml:space="preserve">Lecture: Tuesday, 16.06.2026, 14:15-15:45 | Exercise: Thursday, 18.06.2026, 16:15-17:45</w:t>
       </w:r>
+    </w:p>
+    <w:p>
+      <w:pPr>
+        <w:pStyle w:val="BodyText"/>
+      </w:pPr>
+      <w:r>
+        <w:rPr>
+          <w:b/>
+          <w:bCs/>
+        </w:rPr>
+        <w:t xml:space="preserve">Slides:</w:t>
+      </w:r>
+      <w:r>
+        <w:t xml:space="preserve"> </w:t>
+      </w:r>
+      <w:hyperlink r:id="rId32">
+        <w:r>
+          <w:rPr>
+            <w:rStyle w:val="Hyperlink"/>
+          </w:rPr>
+          <w:t xml:space="preserve">Open</w:t>
+        </w:r>
+      </w:hyperlink>
     </w:p>
     <w:p>
       <w:pPr>
@@ -2349,8 +2510,8 @@
         </w:pict>
       </w:r>
     </w:p>
-    <w:bookmarkEnd w:id="26"/>
-    <w:bookmarkStart w:id="27" w:name="X38535ab5e2f3e947d4a5b1dadf751b90cdc270e"/>
+    <w:bookmarkEnd w:id="33"/>
+    <w:bookmarkStart w:id="35" w:name="X38535ab5e2f3e947d4a5b1dadf751b90cdc270e"/>
     <w:p>
       <w:pPr>
         <w:pStyle w:val="Heading4"/>
@@ -2370,6 +2531,29 @@
         </w:rPr>
         <w:t xml:space="preserve">Lecture: Tuesday, 23.06.2026, 14:15-15:45 | Exercise: Thursday, 25.06.2026, 16:15-17:45</w:t>
       </w:r>
+    </w:p>
+    <w:p>
+      <w:pPr>
+        <w:pStyle w:val="BodyText"/>
+      </w:pPr>
+      <w:r>
+        <w:rPr>
+          <w:b/>
+          <w:bCs/>
+        </w:rPr>
+        <w:t xml:space="preserve">Slides:</w:t>
+      </w:r>
+      <w:r>
+        <w:t xml:space="preserve"> </w:t>
+      </w:r>
+      <w:hyperlink r:id="rId34">
+        <w:r>
+          <w:rPr>
+            <w:rStyle w:val="Hyperlink"/>
+          </w:rPr>
+          <w:t xml:space="preserve">Open</w:t>
+        </w:r>
+      </w:hyperlink>
     </w:p>
     <w:p>
       <w:pPr>
@@ -2507,8 +2691,8 @@
         </w:pict>
       </w:r>
     </w:p>
-    <w:bookmarkEnd w:id="27"/>
-    <w:bookmarkStart w:id="28" w:name="X3d98a32356bb91bced29b086ed559b53af5e390"/>
+    <w:bookmarkEnd w:id="35"/>
+    <w:bookmarkStart w:id="37" w:name="X3d98a32356bb91bced29b086ed559b53af5e390"/>
     <w:p>
       <w:pPr>
         <w:pStyle w:val="Heading4"/>
@@ -2528,6 +2712,29 @@
         </w:rPr>
         <w:t xml:space="preserve">Lecture: Tuesday, 30.06.2026, 14:15-15:45 | Exercise: Thursday, 02.07.2026, 16:15-17:45</w:t>
       </w:r>
+    </w:p>
+    <w:p>
+      <w:pPr>
+        <w:pStyle w:val="BodyText"/>
+      </w:pPr>
+      <w:r>
+        <w:rPr>
+          <w:b/>
+          <w:bCs/>
+        </w:rPr>
+        <w:t xml:space="preserve">Slides:</w:t>
+      </w:r>
+      <w:r>
+        <w:t xml:space="preserve"> </w:t>
+      </w:r>
+      <w:hyperlink r:id="rId36">
+        <w:r>
+          <w:rPr>
+            <w:rStyle w:val="Hyperlink"/>
+          </w:rPr>
+          <w:t xml:space="preserve">Open</w:t>
+        </w:r>
+      </w:hyperlink>
     </w:p>
     <w:p>
       <w:pPr>
@@ -2602,9 +2809,9 @@
         </w:pict>
       </w:r>
     </w:p>
-    <w:bookmarkEnd w:id="28"/>
-    <w:bookmarkEnd w:id="29"/>
-    <w:bookmarkStart w:id="32" w:name="X02e460dd160f1f3f25087177f7fdb9366ee33c2"/>
+    <w:bookmarkEnd w:id="37"/>
+    <w:bookmarkEnd w:id="38"/>
+    <w:bookmarkStart w:id="43" w:name="X02e460dd160f1f3f25087177f7fdb9366ee33c2"/>
     <w:p>
       <w:pPr>
         <w:pStyle w:val="Heading3"/>
@@ -2613,7 +2820,7 @@
         <w:t xml:space="preserve">1.3.5 Unit V — Physics, Trust, and Synthesis (Weeks 13–14)</w:t>
       </w:r>
     </w:p>
-    <w:bookmarkStart w:id="30" w:name="Xdce5f6a6cf980586da8195f85284c051463a187"/>
+    <w:bookmarkStart w:id="40" w:name="Xdce5f6a6cf980586da8195f85284c051463a187"/>
     <w:p>
       <w:pPr>
         <w:pStyle w:val="Heading4"/>
@@ -2633,6 +2840,29 @@
         </w:rPr>
         <w:t xml:space="preserve">Lecture: Tuesday, 07.07.2026, 14:15-15:45 | Exercise: Thursday, 09.07.2026, 16:15-17:45</w:t>
       </w:r>
+    </w:p>
+    <w:p>
+      <w:pPr>
+        <w:pStyle w:val="BodyText"/>
+      </w:pPr>
+      <w:r>
+        <w:rPr>
+          <w:b/>
+          <w:bCs/>
+        </w:rPr>
+        <w:t xml:space="preserve">Slides:</w:t>
+      </w:r>
+      <w:r>
+        <w:t xml:space="preserve"> </w:t>
+      </w:r>
+      <w:hyperlink r:id="rId39">
+        <w:r>
+          <w:rPr>
+            <w:rStyle w:val="Hyperlink"/>
+          </w:rPr>
+          <w:t xml:space="preserve">Open</w:t>
+        </w:r>
+      </w:hyperlink>
     </w:p>
     <w:p>
       <w:pPr>
@@ -2695,8 +2925,8 @@
         </w:pict>
       </w:r>
     </w:p>
-    <w:bookmarkEnd w:id="30"/>
-    <w:bookmarkStart w:id="31" w:name="Xb7bd54377565a382257ba886712490910aea32c"/>
+    <w:bookmarkEnd w:id="40"/>
+    <w:bookmarkStart w:id="42" w:name="Xb7bd54377565a382257ba886712490910aea32c"/>
     <w:p>
       <w:pPr>
         <w:pStyle w:val="Heading4"/>
@@ -2716,6 +2946,29 @@
         </w:rPr>
         <w:t xml:space="preserve">Lecture: Tuesday, 14.07.2026, 14:15-15:45 | Exercise: Thursday, 16.07.2026, 16:15-17:45</w:t>
       </w:r>
+    </w:p>
+    <w:p>
+      <w:pPr>
+        <w:pStyle w:val="BodyText"/>
+      </w:pPr>
+      <w:r>
+        <w:rPr>
+          <w:b/>
+          <w:bCs/>
+        </w:rPr>
+        <w:t xml:space="preserve">Slides:</w:t>
+      </w:r>
+      <w:r>
+        <w:t xml:space="preserve"> </w:t>
+      </w:r>
+      <w:hyperlink r:id="rId41">
+        <w:r>
+          <w:rPr>
+            <w:rStyle w:val="Hyperlink"/>
+          </w:rPr>
+          <w:t xml:space="preserve">Open</w:t>
+        </w:r>
+      </w:hyperlink>
     </w:p>
     <w:p>
       <w:pPr>
@@ -2778,10 +3031,10 @@
         </w:pict>
       </w:r>
     </w:p>
-    <w:bookmarkEnd w:id="31"/>
-    <w:bookmarkEnd w:id="32"/>
-    <w:bookmarkEnd w:id="33"/>
-    <w:bookmarkStart w:id="34" w:name="learning-outcomes"/>
+    <w:bookmarkEnd w:id="42"/>
+    <w:bookmarkEnd w:id="43"/>
+    <w:bookmarkEnd w:id="44"/>
+    <w:bookmarkStart w:id="45" w:name="learning-outcomes"/>
     <w:p>
       <w:pPr>
         <w:pStyle w:val="Heading2"/>
@@ -2889,8 +3142,8 @@
         </w:pict>
       </w:r>
     </w:p>
-    <w:bookmarkEnd w:id="34"/>
-    <w:bookmarkStart w:id="37" w:name="lab-possibilities"/>
+    <w:bookmarkEnd w:id="45"/>
+    <w:bookmarkStart w:id="48" w:name="lab-possibilities"/>
     <w:p>
       <w:pPr>
         <w:pStyle w:val="Heading2"/>
@@ -3019,8 +3272,8 @@
         <w:t xml:space="preserve">Multi-modal fusion of images, spectra, and process parameters.</w:t>
       </w:r>
     </w:p>
-    <w:bookmarkStart w:id="36" w:name="refs"/>
-    <w:bookmarkStart w:id="35" w:name="ref-sandfeld2024materials"/>
+    <w:bookmarkStart w:id="47" w:name="refs"/>
+    <w:bookmarkStart w:id="46" w:name="ref-sandfeld2024materials"/>
     <w:p>
       <w:pPr>
         <w:pStyle w:val="Bibliography"/>
@@ -3042,10 +3295,10 @@
         <w:t xml:space="preserve">. Springer Nature.</w:t>
       </w:r>
     </w:p>
-    <w:bookmarkEnd w:id="35"/>
-    <w:bookmarkEnd w:id="36"/>
-    <w:bookmarkEnd w:id="37"/>
-    <w:bookmarkEnd w:id="38"/>
+    <w:bookmarkEnd w:id="46"/>
+    <w:bookmarkEnd w:id="47"/>
+    <w:bookmarkEnd w:id="48"/>
+    <w:bookmarkEnd w:id="49"/>
     <w:sectPr>
       <w:footnotePr>
         <w:numRestart w:val="eachSect"/>

--- a/index.docx
+++ b/index.docx
@@ -31,7 +31,7 @@
         <w:pStyle w:val="Date"/>
       </w:pPr>
       <w:r>
-        <w:t xml:space="preserve">2026-05-09</w:t>
+        <w:t xml:space="preserve">2026-05-13</w:t>
       </w:r>
     </w:p>
     <w:p>
@@ -1689,7 +1689,7 @@
           <w:i/>
           <w:iCs/>
         </w:rPr>
-        <w:t xml:space="preserve">Lecture: Tuesday, 26.05.2026, 14:15-15:45 | Exercise: Thursday, 28.05.2026, 16:15-17:45</w:t>
+        <w:t xml:space="preserve">Lecture: Tuesday, 26.05.2026, 14:15-15:45 (cancelled - Pfingstdienstag) | Exercise: Thursday, 28.05.2026, 16:15-17:45</w:t>
       </w:r>
     </w:p>
     <w:p>

--- a/index.docx
+++ b/index.docx
@@ -31,7 +31,7 @@
         <w:pStyle w:val="Date"/>
       </w:pPr>
       <w:r>
-        <w:t xml:space="preserve">2026-05-13</w:t>
+        <w:t xml:space="preserve">2026-05-19</w:t>
       </w:r>
     </w:p>
     <w:p>
@@ -1662,13 +1662,13 @@
     </w:p>
     <w:bookmarkEnd w:id="23"/>
     <w:bookmarkEnd w:id="24"/>
-    <w:bookmarkStart w:id="31" w:name="X4f1002164fc292531b1d0e94a300b0a4a87fabe"/>
+    <w:bookmarkStart w:id="29" w:name="X573036aa3f167ab9683ebdff2318ea4ca064cdf"/>
     <w:p>
       <w:pPr>
         <w:pStyle w:val="Heading3"/>
       </w:pPr>
       <w:r>
-        <w:t xml:space="preserve">1.3.3 Unit III — Learning from Processing Data (Weeks 7–9)</w:t>
+        <w:t xml:space="preserve">1.3.3 Unit III — Learning from Processing Data (Weeks 7–8)</w:t>
       </w:r>
     </w:p>
     <w:bookmarkStart w:id="26" w:name="Xbb124ebc6c6dce8b1ee3692f0ea7044e53b6cc0"/>
@@ -1689,7 +1689,7 @@
           <w:i/>
           <w:iCs/>
         </w:rPr>
-        <w:t xml:space="preserve">Lecture: Tuesday, 26.05.2026, 14:15-15:45 (cancelled - Pfingstdienstag) | Exercise: Thursday, 28.05.2026, 16:15-17:45</w:t>
+        <w:t xml:space="preserve">Lecture: Tuesday, 26.05.2026, 14:15-15:45 (self-study — Pfingstdienstag public holiday) | Exercise: Thursday, 28.05.2026, 16:15-17:45 (in class)</w:t>
       </w:r>
     </w:p>
     <w:p>
@@ -1717,6 +1717,24 @@
     </w:p>
     <w:p>
       <w:pPr>
+        <w:pStyle w:val="BlockText"/>
+      </w:pPr>
+      <w:r>
+        <w:rPr>
+          <w:b/>
+          <w:bCs/>
+        </w:rPr>
+        <w:t xml:space="preserve">Self-study lecture:</w:t>
+      </w:r>
+      <w:r>
+        <w:t xml:space="preserve"> </w:t>
+      </w:r>
+      <w:r>
+        <w:t xml:space="preserve">the Tuesday slot is cancelled (Pfingstdienstag). Work through the slide deck independently; the Thursday exercise runs in class and consolidates the material.</w:t>
+      </w:r>
+    </w:p>
+    <w:p>
+      <w:pPr>
         <w:pStyle w:val="Compact"/>
         <w:numPr>
           <w:ilvl w:val="0"/>
@@ -1877,7 +1895,7 @@
         <w:t xml:space="preserve">Exercise:</w:t>
       </w:r>
       <w:r>
-        <w:br/>
+        <w:t xml:space="preserve"> </w:t>
       </w:r>
       <w:r>
         <w:t xml:space="preserve">Predict a process outcome from time-series data using regression or simple RNNs.</w:t>
@@ -1891,13 +1909,13 @@
       </w:r>
     </w:p>
     <w:bookmarkEnd w:id="26"/>
-    <w:bookmarkStart w:id="28" w:name="X2fd33b544e0950154ff2b5227c4006756a86d28"/>
+    <w:bookmarkStart w:id="28" w:name="week-8-inverse-problems-and-process-maps"/>
     <w:p>
       <w:pPr>
         <w:pStyle w:val="Heading4"/>
       </w:pPr>
       <w:r>
-        <w:t xml:space="preserve">1.3.3.2 Week 8 – Generalization, robustness, and process windows</w:t>
+        <w:t xml:space="preserve">1.3.3.2 Week 8 – Inverse problems and process maps</w:t>
       </w:r>
     </w:p>
     <w:p>
@@ -1909,7 +1927,7 @@
           <w:i/>
           <w:iCs/>
         </w:rPr>
-        <w:t xml:space="preserve">Lecture: Tuesday, 02.06.2026, 14:15-15:45 | Exercise: Thursday, 04.06.2026, 16:15-17:45 (cancelled - Fronleichnam)</w:t>
+        <w:t xml:space="preserve">Lecture: Tuesday, 02.06.2026, 14:15-15:45 (in class) | Exercise: Thursday, 04.06.2026, 16:15-17:45 (self-study — Fronleichnam public holiday)</w:t>
       </w:r>
     </w:p>
     <w:p>
@@ -1937,6 +1955,24 @@
     </w:p>
     <w:p>
       <w:pPr>
+        <w:pStyle w:val="BlockText"/>
+      </w:pPr>
+      <w:r>
+        <w:rPr>
+          <w:b/>
+          <w:bCs/>
+        </w:rPr>
+        <w:t xml:space="preserve">Self-study exercise:</w:t>
+      </w:r>
+      <w:r>
+        <w:t xml:space="preserve"> </w:t>
+      </w:r>
+      <w:r>
+        <w:t xml:space="preserve">the Thursday slot is cancelled (Fronleichnam). The exercise is provided for independent work; a solution is released afterwards.</w:t>
+      </w:r>
+    </w:p>
+    <w:p>
+      <w:pPr>
         <w:pStyle w:val="Compact"/>
         <w:numPr>
           <w:ilvl w:val="0"/>
@@ -1944,7 +1980,7 @@
         </w:numPr>
       </w:pPr>
       <w:r>
-        <w:t xml:space="preserve">Sensitivity to noise and parameter drift.</w:t>
+        <w:t xml:space="preserve">Process → structure inverse problems.</w:t>
       </w:r>
     </w:p>
     <w:p>
@@ -1956,7 +1992,7 @@
         </w:numPr>
       </w:pPr>
       <w:r>
-        <w:t xml:space="preserve">Overfitting in process–property models.</w:t>
+        <w:t xml:space="preserve">ML-guided process maps (e.g. AM laser power vs scan speed).</w:t>
       </w:r>
     </w:p>
     <w:p>
@@ -1968,7 +2004,7 @@
         </w:numPr>
       </w:pPr>
       <w:r>
-        <w:t xml:space="preserve">Robustness as a design criterion.</w:t>
+        <w:t xml:space="preserve">Physics-informed vs unconstrained regression.</w:t>
       </w:r>
     </w:p>
     <w:p>
@@ -1992,17 +2028,14 @@
         </w:numPr>
       </w:pPr>
       <w:r>
-        <w:t xml:space="preserve">Shift from raw performance to</w:t>
-      </w:r>
-      <w:r>
-        <w:t xml:space="preserve"> </w:t>
-      </w:r>
-      <w:r>
-        <w:rPr>
-          <w:b/>
-          <w:bCs/>
-        </w:rPr>
-        <w:t xml:space="preserve">model reliability</w:t>
+        <w:rPr>
+          <w:b/>
+          <w:bCs/>
+        </w:rPr>
+        <w:t xml:space="preserve">Inverse problems</w:t>
+      </w:r>
+      <w:r>
+        <w:t xml:space="preserve">: target microstructure / performance → processing parameters</w:t>
       </w:r>
     </w:p>
     <w:p>
@@ -2014,7 +2047,7 @@
         </w:numPr>
       </w:pPr>
       <w:r>
-        <w:t xml:space="preserve">Bias–variance tradeoff and generalization to factory-floor data</w:t>
+        <w:t xml:space="preserve">Forward (causal) vs. inverse (often ill-posed, multi-valued)</w:t>
       </w:r>
     </w:p>
     <w:p>
@@ -2026,7 +2059,14 @@
         </w:numPr>
       </w:pPr>
       <w:r>
-        <w:t xml:space="preserve">Robust validation: K-fold and stratified cross-validation on small datasets</w:t>
+        <w:rPr>
+          <w:b/>
+          <w:bCs/>
+        </w:rPr>
+        <w:t xml:space="preserve">Physics-informed learning</w:t>
+      </w:r>
+      <w:r>
+        <w:t xml:space="preserve">: physical transformations and constraints</w:t>
       </w:r>
     </w:p>
     <w:p>
@@ -2042,32 +2082,29 @@
           <w:b/>
           <w:bCs/>
         </w:rPr>
-        <w:t xml:space="preserve">Process robustness</w:t>
-      </w:r>
-      <w:r>
-        <w:t xml:space="preserve"> </w:t>
-      </w:r>
-      <w:r>
-        <w:t xml:space="preserve">via sensitivity analysis</w:t>
-      </w:r>
-    </w:p>
-    <w:p>
-      <w:pPr>
-        <w:pStyle w:val="Compact"/>
-        <w:numPr>
-          <w:ilvl w:val="0"/>
-          <w:numId w:val="1019"/>
-        </w:numPr>
-      </w:pPr>
-      <w:r>
-        <w:rPr>
-          <w:b/>
-          <w:bCs/>
-        </w:rPr>
-        <w:t xml:space="preserve">Process windows</w:t>
-      </w:r>
-      <w:r>
-        <w:t xml:space="preserve">: parameter regions insensitive to industrial noise</w:t>
+        <w:t xml:space="preserve">Process maps</w:t>
+      </w:r>
+      <w:r>
+        <w:t xml:space="preserve"> </w:t>
+      </w:r>
+      <w:r>
+        <w:t xml:space="preserve">and</w:t>
+      </w:r>
+      <w:r>
+        <w:t xml:space="preserve"> </w:t>
+      </w:r>
+      <w:r>
+        <w:rPr>
+          <w:b/>
+          <w:bCs/>
+        </w:rPr>
+        <w:t xml:space="preserve">process corridors</w:t>
+      </w:r>
+      <w:r>
+        <w:t xml:space="preserve"> </w:t>
+      </w:r>
+      <w:r>
+        <w:t xml:space="preserve">for safe operating regions</w:t>
       </w:r>
     </w:p>
     <w:p>
@@ -2082,10 +2119,10 @@
         <w:t xml:space="preserve">Exercise:</w:t>
       </w:r>
       <w:r>
-        <w:br/>
-      </w:r>
-      <w:r>
-        <w:t xml:space="preserve">Analyze model robustness under perturbed process conditions.</w:t>
+        <w:t xml:space="preserve"> </w:t>
+      </w:r>
+      <w:r>
+        <w:t xml:space="preserve">Construct a simple ML-based process map; compare constrained vs unconstrained models.</w:t>
       </w:r>
     </w:p>
     <w:p>
@@ -2096,13 +2133,23 @@
       </w:r>
     </w:p>
     <w:bookmarkEnd w:id="28"/>
-    <w:bookmarkStart w:id="30" w:name="week-9-inverse-problems-and-process-maps"/>
+    <w:bookmarkEnd w:id="29"/>
+    <w:bookmarkStart w:id="37" w:name="Xab4eea3adce8928bf7ebdca9ea8fee6d42f212e"/>
+    <w:p>
+      <w:pPr>
+        <w:pStyle w:val="Heading3"/>
+      </w:pPr>
+      <w:r>
+        <w:t xml:space="preserve">1.3.4 Unit IV — Characterization, Automation, and Uncertainty (Weeks 9–11)</w:t>
+      </w:r>
+    </w:p>
+    <w:bookmarkStart w:id="32" w:name="week-9-ml-for-characterization-signals"/>
     <w:p>
       <w:pPr>
         <w:pStyle w:val="Heading4"/>
       </w:pPr>
       <w:r>
-        <w:t xml:space="preserve">1.3.3.3 Week 9 – Inverse problems and process maps</w:t>
+        <w:t xml:space="preserve">1.3.4.1 Week 9 – ML for characterization signals</w:t>
       </w:r>
     </w:p>
     <w:p>
@@ -2131,7 +2178,7 @@
       <w:r>
         <w:t xml:space="preserve"> </w:t>
       </w:r>
-      <w:hyperlink r:id="rId29">
+      <w:hyperlink r:id="rId30">
         <w:r>
           <w:rPr>
             <w:rStyle w:val="Hyperlink"/>
@@ -2142,212 +2189,31 @@
     </w:p>
     <w:p>
       <w:pPr>
-        <w:pStyle w:val="Compact"/>
-        <w:numPr>
-          <w:ilvl w:val="0"/>
-          <w:numId w:val="1020"/>
-        </w:numPr>
-      </w:pPr>
-      <w:r>
-        <w:t xml:space="preserve">Process → structure inverse problems.</w:t>
-      </w:r>
-    </w:p>
-    <w:p>
-      <w:pPr>
-        <w:pStyle w:val="Compact"/>
-        <w:numPr>
-          <w:ilvl w:val="0"/>
-          <w:numId w:val="1020"/>
-        </w:numPr>
-      </w:pPr>
-      <w:r>
-        <w:t xml:space="preserve">ML-guided process maps (e.g. AM laser power vs scan speed).</w:t>
-      </w:r>
-    </w:p>
-    <w:p>
-      <w:pPr>
-        <w:pStyle w:val="Compact"/>
-        <w:numPr>
-          <w:ilvl w:val="0"/>
-          <w:numId w:val="1020"/>
-        </w:numPr>
-      </w:pPr>
-      <w:r>
-        <w:t xml:space="preserve">Physics-informed vs unconstrained regression.</w:t>
-      </w:r>
-    </w:p>
-    <w:p>
-      <w:pPr>
-        <w:pStyle w:val="FirstParagraph"/>
-      </w:pPr>
-      <w:r>
-        <w:rPr>
-          <w:b/>
-          <w:bCs/>
-        </w:rPr>
-        <w:t xml:space="preserve">Summary:</w:t>
-      </w:r>
-    </w:p>
-    <w:p>
-      <w:pPr>
-        <w:pStyle w:val="Compact"/>
-        <w:numPr>
-          <w:ilvl w:val="0"/>
-          <w:numId w:val="1021"/>
-        </w:numPr>
-      </w:pPr>
-      <w:r>
-        <w:rPr>
-          <w:b/>
-          <w:bCs/>
-        </w:rPr>
-        <w:t xml:space="preserve">Inverse problems</w:t>
-      </w:r>
-      <w:r>
-        <w:t xml:space="preserve">: target microstructure / performance → processing parameters</w:t>
-      </w:r>
-    </w:p>
-    <w:p>
-      <w:pPr>
-        <w:pStyle w:val="Compact"/>
-        <w:numPr>
-          <w:ilvl w:val="0"/>
-          <w:numId w:val="1021"/>
-        </w:numPr>
-      </w:pPr>
-      <w:r>
-        <w:t xml:space="preserve">Forward (causal) vs. inverse (often ill-posed, multi-valued)</w:t>
-      </w:r>
-    </w:p>
-    <w:p>
-      <w:pPr>
-        <w:pStyle w:val="Compact"/>
-        <w:numPr>
-          <w:ilvl w:val="0"/>
-          <w:numId w:val="1021"/>
-        </w:numPr>
-      </w:pPr>
-      <w:r>
-        <w:rPr>
-          <w:b/>
-          <w:bCs/>
-        </w:rPr>
-        <w:t xml:space="preserve">Physics-informed learning</w:t>
-      </w:r>
-      <w:r>
-        <w:t xml:space="preserve">: physical transformations and constraints</w:t>
-      </w:r>
-    </w:p>
-    <w:p>
-      <w:pPr>
-        <w:pStyle w:val="Compact"/>
-        <w:numPr>
-          <w:ilvl w:val="0"/>
-          <w:numId w:val="1021"/>
-        </w:numPr>
-      </w:pPr>
-      <w:r>
-        <w:rPr>
-          <w:b/>
-          <w:bCs/>
-        </w:rPr>
-        <w:t xml:space="preserve">Process maps</w:t>
-      </w:r>
-      <w:r>
-        <w:t xml:space="preserve"> </w:t>
-      </w:r>
-      <w:r>
-        <w:t xml:space="preserve">and</w:t>
-      </w:r>
-      <w:r>
-        <w:t xml:space="preserve"> </w:t>
-      </w:r>
-      <w:r>
-        <w:rPr>
-          <w:b/>
-          <w:bCs/>
-        </w:rPr>
-        <w:t xml:space="preserve">process corridors</w:t>
-      </w:r>
-      <w:r>
-        <w:t xml:space="preserve"> </w:t>
-      </w:r>
-      <w:r>
-        <w:t xml:space="preserve">for safe operating regions</w:t>
-      </w:r>
-    </w:p>
-    <w:p>
-      <w:pPr>
-        <w:pStyle w:val="FirstParagraph"/>
-      </w:pPr>
-      <w:r>
-        <w:rPr>
-          <w:b/>
-          <w:bCs/>
-        </w:rPr>
-        <w:t xml:space="preserve">Exercise:</w:t>
-      </w:r>
-      <w:r>
-        <w:br/>
-      </w:r>
-      <w:r>
-        <w:t xml:space="preserve">Construct a simple ML-based process map; compare constrained vs unconstrained models.</w:t>
-      </w:r>
-    </w:p>
-    <w:p>
-      <w:r>
-        <w:pict>
-          <v:rect style="width:0;height:1.5pt" o:hralign="center" o:hrstd="t" o:hr="t"/>
-        </w:pict>
-      </w:r>
-    </w:p>
-    <w:bookmarkEnd w:id="30"/>
-    <w:bookmarkEnd w:id="31"/>
-    <w:bookmarkStart w:id="38" w:name="X54a755cfeb27214e1d576f10d5809c3c94c28eb"/>
-    <w:p>
-      <w:pPr>
-        <w:pStyle w:val="Heading3"/>
-      </w:pPr>
-      <w:r>
-        <w:t xml:space="preserve">1.3.4 Unit IV — Uncertainty, Surrogates, and Automation (Weeks 10–12)</w:t>
-      </w:r>
-    </w:p>
-    <w:bookmarkStart w:id="33" w:name="week-10-ml-for-characterization-signals"/>
-    <w:p>
-      <w:pPr>
-        <w:pStyle w:val="Heading4"/>
-      </w:pPr>
-      <w:r>
-        <w:t xml:space="preserve">1.3.4.1 Week 10 – ML for characterization signals</w:t>
-      </w:r>
-    </w:p>
-    <w:p>
-      <w:pPr>
-        <w:pStyle w:val="FirstParagraph"/>
-      </w:pPr>
-      <w:r>
-        <w:rPr>
-          <w:i/>
-          <w:iCs/>
-        </w:rPr>
-        <w:t xml:space="preserve">Lecture: Tuesday, 16.06.2026, 14:15-15:45 | Exercise: Thursday, 18.06.2026, 16:15-17:45</w:t>
-      </w:r>
-    </w:p>
-    <w:p>
-      <w:pPr>
         <w:pStyle w:val="BodyText"/>
       </w:pPr>
       <w:r>
-        <w:rPr>
-          <w:b/>
-          <w:bCs/>
-        </w:rPr>
-        <w:t xml:space="preserve">Slides:</w:t>
-      </w:r>
-      <w:r>
-        <w:t xml:space="preserve"> </w:t>
-      </w:r>
-      <w:hyperlink r:id="rId32">
+        <w:t xml:space="preserve">Companion deck (within Week 9):</w:t>
+      </w:r>
+      <w:r>
+        <w:t xml:space="preserve"> </w:t>
+      </w:r>
+      <w:r>
+        <w:rPr>
+          <w:b/>
+          <w:bCs/>
+        </w:rPr>
+        <w:t xml:space="preserve">Transformers for materials</w:t>
+      </w:r>
+      <w:r>
+        <w:t xml:space="preserve"> </w:t>
+      </w:r>
+      <w:r>
+        <w:t xml:space="preserve">—</w:t>
+      </w:r>
+      <w:r>
+        <w:t xml:space="preserve"> </w:t>
+      </w:r>
+      <w:hyperlink r:id="rId31">
         <w:r>
           <w:rPr>
             <w:rStyle w:val="Hyperlink"/>
@@ -2361,7 +2227,7 @@
         <w:pStyle w:val="Compact"/>
         <w:numPr>
           <w:ilvl w:val="0"/>
-          <w:numId w:val="1022"/>
+          <w:numId w:val="1020"/>
         </w:numPr>
       </w:pPr>
       <w:r>
@@ -2373,7 +2239,7 @@
         <w:pStyle w:val="Compact"/>
         <w:numPr>
           <w:ilvl w:val="0"/>
-          <w:numId w:val="1022"/>
+          <w:numId w:val="1020"/>
         </w:numPr>
       </w:pPr>
       <w:r>
@@ -2385,7 +2251,7 @@
         <w:pStyle w:val="Compact"/>
         <w:numPr>
           <w:ilvl w:val="0"/>
-          <w:numId w:val="1022"/>
+          <w:numId w:val="1020"/>
         </w:numPr>
       </w:pPr>
       <w:r>
@@ -2409,7 +2275,7 @@
         <w:pStyle w:val="Compact"/>
         <w:numPr>
           <w:ilvl w:val="0"/>
-          <w:numId w:val="1023"/>
+          <w:numId w:val="1021"/>
         </w:numPr>
       </w:pPr>
       <w:r>
@@ -2421,7 +2287,7 @@
         <w:pStyle w:val="Compact"/>
         <w:numPr>
           <w:ilvl w:val="0"/>
-          <w:numId w:val="1023"/>
+          <w:numId w:val="1021"/>
         </w:numPr>
       </w:pPr>
       <w:r>
@@ -2459,7 +2325,7 @@
         <w:pStyle w:val="Compact"/>
         <w:numPr>
           <w:ilvl w:val="0"/>
-          <w:numId w:val="1023"/>
+          <w:numId w:val="1021"/>
         </w:numPr>
       </w:pPr>
       <w:r>
@@ -2478,7 +2344,7 @@
         <w:pStyle w:val="Compact"/>
         <w:numPr>
           <w:ilvl w:val="0"/>
-          <w:numId w:val="1023"/>
+          <w:numId w:val="1021"/>
         </w:numPr>
       </w:pPr>
       <w:r>
@@ -2497,7 +2363,7 @@
         <w:t xml:space="preserve">Exercise:</w:t>
       </w:r>
       <w:r>
-        <w:br/>
+        <w:t xml:space="preserve"> </w:t>
       </w:r>
       <w:r>
         <w:t xml:space="preserve">Apply PCA/NMF to spectral datasets; interpret components physically.</w:t>
@@ -2510,14 +2376,14 @@
         </w:pict>
       </w:r>
     </w:p>
-    <w:bookmarkEnd w:id="33"/>
-    <w:bookmarkStart w:id="35" w:name="X38535ab5e2f3e947d4a5b1dadf751b90cdc270e"/>
+    <w:bookmarkEnd w:id="32"/>
+    <w:bookmarkStart w:id="34" w:name="X8dc413152385921e56789f1f50ee826cc2167ec"/>
     <w:p>
       <w:pPr>
         <w:pStyle w:val="Heading4"/>
       </w:pPr>
       <w:r>
-        <w:t xml:space="preserve">1.3.4.2 Week 11 – Automation in microscopy and characterization</w:t>
+        <w:t xml:space="preserve">1.3.4.2 Week 10 – Automation in microscopy and characterization</w:t>
       </w:r>
     </w:p>
     <w:p>
@@ -2529,7 +2395,7 @@
           <w:i/>
           <w:iCs/>
         </w:rPr>
-        <w:t xml:space="preserve">Lecture: Tuesday, 23.06.2026, 14:15-15:45 | Exercise: Thursday, 25.06.2026, 16:15-17:45</w:t>
+        <w:t xml:space="preserve">Lecture: Tuesday, 16.06.2026, 14:15-15:45 | Exercise: Thursday, 18.06.2026, 16:15-17:45</w:t>
       </w:r>
     </w:p>
     <w:p>
@@ -2546,7 +2412,7 @@
       <w:r>
         <w:t xml:space="preserve"> </w:t>
       </w:r>
-      <w:hyperlink r:id="rId34">
+      <w:hyperlink r:id="rId33">
         <w:r>
           <w:rPr>
             <w:rStyle w:val="Hyperlink"/>
@@ -2560,7 +2426,7 @@
         <w:pStyle w:val="Compact"/>
         <w:numPr>
           <w:ilvl w:val="0"/>
-          <w:numId w:val="1024"/>
+          <w:numId w:val="1022"/>
         </w:numPr>
       </w:pPr>
       <w:r>
@@ -2572,7 +2438,7 @@
         <w:pStyle w:val="Compact"/>
         <w:numPr>
           <w:ilvl w:val="0"/>
-          <w:numId w:val="1024"/>
+          <w:numId w:val="1022"/>
         </w:numPr>
       </w:pPr>
       <w:r>
@@ -2596,7 +2462,7 @@
         <w:pStyle w:val="Compact"/>
         <w:numPr>
           <w:ilvl w:val="0"/>
-          <w:numId w:val="1025"/>
+          <w:numId w:val="1023"/>
         </w:numPr>
       </w:pPr>
       <w:r>
@@ -2615,7 +2481,7 @@
         <w:pStyle w:val="Compact"/>
         <w:numPr>
           <w:ilvl w:val="0"/>
-          <w:numId w:val="1025"/>
+          <w:numId w:val="1023"/>
         </w:numPr>
       </w:pPr>
       <w:r>
@@ -2637,7 +2503,7 @@
         <w:pStyle w:val="Compact"/>
         <w:numPr>
           <w:ilvl w:val="0"/>
-          <w:numId w:val="1025"/>
+          <w:numId w:val="1023"/>
         </w:numPr>
       </w:pPr>
       <w:r>
@@ -2659,7 +2525,7 @@
         <w:pStyle w:val="Compact"/>
         <w:numPr>
           <w:ilvl w:val="0"/>
-          <w:numId w:val="1025"/>
+          <w:numId w:val="1023"/>
         </w:numPr>
       </w:pPr>
       <w:r>
@@ -2691,14 +2557,14 @@
         </w:pict>
       </w:r>
     </w:p>
-    <w:bookmarkEnd w:id="35"/>
-    <w:bookmarkStart w:id="37" w:name="X3d98a32356bb91bced29b086ed559b53af5e390"/>
+    <w:bookmarkEnd w:id="34"/>
+    <w:bookmarkStart w:id="36" w:name="Xa193ce59d694d20c5ae623acab0a96d37adadaa"/>
     <w:p>
       <w:pPr>
         <w:pStyle w:val="Heading4"/>
       </w:pPr>
       <w:r>
-        <w:t xml:space="preserve">1.3.4.3 Week 12 – Uncertainty-aware regression &amp; Gaussian Processes</w:t>
+        <w:t xml:space="preserve">1.3.4.3 Week 11 – Uncertainty-aware regression &amp; Gaussian Processes</w:t>
       </w:r>
     </w:p>
     <w:p>
@@ -2710,7 +2576,7 @@
           <w:i/>
           <w:iCs/>
         </w:rPr>
-        <w:t xml:space="preserve">Lecture: Tuesday, 30.06.2026, 14:15-15:45 | Exercise: Thursday, 02.07.2026, 16:15-17:45</w:t>
+        <w:t xml:space="preserve">Lecture: Tuesday, 23.06.2026, 14:15-15:45 | Exercise: Thursday, 25.06.2026, 16:15-17:45</w:t>
       </w:r>
     </w:p>
     <w:p>
@@ -2727,7 +2593,7 @@
       <w:r>
         <w:t xml:space="preserve"> </w:t>
       </w:r>
-      <w:hyperlink r:id="rId36">
+      <w:hyperlink r:id="rId35">
         <w:r>
           <w:rPr>
             <w:rStyle w:val="Hyperlink"/>
@@ -2741,7 +2607,7 @@
         <w:pStyle w:val="Compact"/>
         <w:numPr>
           <w:ilvl w:val="0"/>
-          <w:numId w:val="1026"/>
+          <w:numId w:val="1024"/>
         </w:numPr>
       </w:pPr>
       <w:r>
@@ -2753,7 +2619,7 @@
         <w:pStyle w:val="Compact"/>
         <w:numPr>
           <w:ilvl w:val="0"/>
-          <w:numId w:val="1026"/>
+          <w:numId w:val="1024"/>
         </w:numPr>
       </w:pPr>
       <w:r>
@@ -2765,7 +2631,7 @@
         <w:pStyle w:val="Compact"/>
         <w:numPr>
           <w:ilvl w:val="0"/>
-          <w:numId w:val="1026"/>
+          <w:numId w:val="1024"/>
         </w:numPr>
       </w:pPr>
       <w:r>
@@ -2777,7 +2643,7 @@
         <w:pStyle w:val="Compact"/>
         <w:numPr>
           <w:ilvl w:val="0"/>
-          <w:numId w:val="1026"/>
+          <w:numId w:val="1024"/>
         </w:numPr>
       </w:pPr>
       <w:r>
@@ -2796,7 +2662,7 @@
         <w:t xml:space="preserve">Exercise:</w:t>
       </w:r>
       <w:r>
-        <w:br/>
+        <w:t xml:space="preserve"> </w:t>
       </w:r>
       <w:r>
         <w:t xml:space="preserve">Compare GP regression and NN ensembles for a process-parameter problem.</w:t>
@@ -2809,24 +2675,24 @@
         </w:pict>
       </w:r>
     </w:p>
+    <w:bookmarkEnd w:id="36"/>
     <w:bookmarkEnd w:id="37"/>
-    <w:bookmarkEnd w:id="38"/>
-    <w:bookmarkStart w:id="43" w:name="X02e460dd160f1f3f25087177f7fdb9366ee33c2"/>
+    <w:bookmarkStart w:id="43" w:name="X93cfebd236e55f149bff38cb2d6ea9bb2f7463d"/>
     <w:p>
       <w:pPr>
         <w:pStyle w:val="Heading3"/>
       </w:pPr>
       <w:r>
-        <w:t xml:space="preserve">1.3.5 Unit V — Physics, Trust, and Synthesis (Weeks 13–14)</w:t>
-      </w:r>
-    </w:p>
-    <w:bookmarkStart w:id="40" w:name="Xdce5f6a6cf980586da8195f85284c051463a187"/>
+        <w:t xml:space="preserve">1.3.5 Unit V — Physics, Trust, and Synthesis (Weeks 12–13)</w:t>
+      </w:r>
+    </w:p>
+    <w:bookmarkStart w:id="39" w:name="X205ecae74967bf5eab85306a92bfa3292085963"/>
     <w:p>
       <w:pPr>
         <w:pStyle w:val="Heading4"/>
       </w:pPr>
       <w:r>
-        <w:t xml:space="preserve">1.3.5.1 Week 13 – Physics-informed and constrained ML</w:t>
+        <w:t xml:space="preserve">1.3.5.1 Week 12 – Physics-informed and constrained ML</w:t>
       </w:r>
     </w:p>
     <w:p>
@@ -2838,7 +2704,7 @@
           <w:i/>
           <w:iCs/>
         </w:rPr>
-        <w:t xml:space="preserve">Lecture: Tuesday, 07.07.2026, 14:15-15:45 | Exercise: Thursday, 09.07.2026, 16:15-17:45</w:t>
+        <w:t xml:space="preserve">Lecture: Tuesday, 30.06.2026, 14:15-15:45 | Exercise: Thursday, 02.07.2026, 16:15-17:45</w:t>
       </w:r>
     </w:p>
     <w:p>
@@ -2855,7 +2721,7 @@
       <w:r>
         <w:t xml:space="preserve"> </w:t>
       </w:r>
-      <w:hyperlink r:id="rId39">
+      <w:hyperlink r:id="rId38">
         <w:r>
           <w:rPr>
             <w:rStyle w:val="Hyperlink"/>
@@ -2869,7 +2735,7 @@
         <w:pStyle w:val="Compact"/>
         <w:numPr>
           <w:ilvl w:val="0"/>
-          <w:numId w:val="1027"/>
+          <w:numId w:val="1025"/>
         </w:numPr>
       </w:pPr>
       <w:r>
@@ -2881,7 +2747,7 @@
         <w:pStyle w:val="Compact"/>
         <w:numPr>
           <w:ilvl w:val="0"/>
-          <w:numId w:val="1027"/>
+          <w:numId w:val="1025"/>
         </w:numPr>
       </w:pPr>
       <w:r>
@@ -2893,7 +2759,7 @@
         <w:pStyle w:val="Compact"/>
         <w:numPr>
           <w:ilvl w:val="0"/>
-          <w:numId w:val="1027"/>
+          <w:numId w:val="1025"/>
         </w:numPr>
       </w:pPr>
       <w:r>
@@ -2912,7 +2778,7 @@
         <w:t xml:space="preserve">Exercise:</w:t>
       </w:r>
       <w:r>
-        <w:br/>
+        <w:t xml:space="preserve"> </w:t>
       </w:r>
       <w:r>
         <w:t xml:space="preserve">Train a constrained model for a processing or characterization task.</w:t>
@@ -2925,14 +2791,14 @@
         </w:pict>
       </w:r>
     </w:p>
-    <w:bookmarkEnd w:id="40"/>
-    <w:bookmarkStart w:id="42" w:name="Xb7bd54377565a382257ba886712490910aea32c"/>
+    <w:bookmarkEnd w:id="39"/>
+    <w:bookmarkStart w:id="41" w:name="X5b34bb018432e9cd29a48b5466eee085c53a6ef"/>
     <w:p>
       <w:pPr>
         <w:pStyle w:val="Heading4"/>
       </w:pPr>
       <w:r>
-        <w:t xml:space="preserve">1.3.5.2 Week 14 – Integration, limits, and reflection</w:t>
+        <w:t xml:space="preserve">1.3.5.2 Week 13 – Integration, limits, and reflection</w:t>
       </w:r>
     </w:p>
     <w:p>
@@ -2944,7 +2810,7 @@
           <w:i/>
           <w:iCs/>
         </w:rPr>
-        <w:t xml:space="preserve">Lecture: Tuesday, 14.07.2026, 14:15-15:45 | Exercise: Thursday, 16.07.2026, 16:15-17:45</w:t>
+        <w:t xml:space="preserve">Lecture: Tuesday, 07.07.2026, 14:15-15:45 | Exercise: Thursday, 09.07.2026, 16:15-17:45</w:t>
       </w:r>
     </w:p>
     <w:p>
@@ -2961,7 +2827,7 @@
       <w:r>
         <w:t xml:space="preserve"> </w:t>
       </w:r>
-      <w:hyperlink r:id="rId41">
+      <w:hyperlink r:id="rId40">
         <w:r>
           <w:rPr>
             <w:rStyle w:val="Hyperlink"/>
@@ -2975,7 +2841,7 @@
         <w:pStyle w:val="Compact"/>
         <w:numPr>
           <w:ilvl w:val="0"/>
-          <w:numId w:val="1028"/>
+          <w:numId w:val="1026"/>
         </w:numPr>
       </w:pPr>
       <w:r>
@@ -2987,7 +2853,7 @@
         <w:pStyle w:val="Compact"/>
         <w:numPr>
           <w:ilvl w:val="0"/>
-          <w:numId w:val="1028"/>
+          <w:numId w:val="1026"/>
         </w:numPr>
       </w:pPr>
       <w:r>
@@ -2999,7 +2865,7 @@
         <w:pStyle w:val="Compact"/>
         <w:numPr>
           <w:ilvl w:val="0"/>
-          <w:numId w:val="1028"/>
+          <w:numId w:val="1026"/>
         </w:numPr>
       </w:pPr>
       <w:r>
@@ -3018,10 +2884,47 @@
         <w:t xml:space="preserve">Exercise:</w:t>
       </w:r>
       <w:r>
-        <w:br/>
+        <w:t xml:space="preserve"> </w:t>
       </w:r>
       <w:r>
         <w:t xml:space="preserve">Mini-project presentations and critical discussion.</w:t>
+      </w:r>
+    </w:p>
+    <w:p>
+      <w:r>
+        <w:pict>
+          <v:rect style="width:0;height:1.5pt" o:hralign="center" o:hrstd="t" o:hr="t"/>
+        </w:pict>
+      </w:r>
+    </w:p>
+    <w:bookmarkEnd w:id="41"/>
+    <w:bookmarkStart w:id="42" w:name="X24ca62501099fa7eeef684c58886843d03ec876"/>
+    <w:p>
+      <w:pPr>
+        <w:pStyle w:val="Heading4"/>
+      </w:pPr>
+      <w:r>
+        <w:t xml:space="preserve">1.3.5.3 Week 14 – Buffer, review, and mini-project work</w:t>
+      </w:r>
+    </w:p>
+    <w:p>
+      <w:pPr>
+        <w:pStyle w:val="FirstParagraph"/>
+      </w:pPr>
+      <w:r>
+        <w:rPr>
+          <w:i/>
+          <w:iCs/>
+        </w:rPr>
+        <w:t xml:space="preserve">Tuesday, 14.07.2026, 14:15-15:45 | Thursday, 16.07.2026, 16:15-17:45</w:t>
+      </w:r>
+    </w:p>
+    <w:p>
+      <w:pPr>
+        <w:pStyle w:val="BodyText"/>
+      </w:pPr>
+      <w:r>
+        <w:t xml:space="preserve">No new material. Reserved as a buffer to absorb schedule slippage from the Week 7 / Week 8 public-holiday self-study sessions, for review of difficult topics on request, and for mini-project consultation and presentations.</w:t>
       </w:r>
     </w:p>
     <w:p>
@@ -3056,7 +2959,7 @@
         <w:pStyle w:val="Compact"/>
         <w:numPr>
           <w:ilvl w:val="0"/>
-          <w:numId w:val="1029"/>
+          <w:numId w:val="1027"/>
         </w:numPr>
       </w:pPr>
       <w:r>
@@ -3068,7 +2971,7 @@
         <w:pStyle w:val="Compact"/>
         <w:numPr>
           <w:ilvl w:val="0"/>
-          <w:numId w:val="1029"/>
+          <w:numId w:val="1027"/>
         </w:numPr>
       </w:pPr>
       <w:r>
@@ -3080,7 +2983,7 @@
         <w:pStyle w:val="Compact"/>
         <w:numPr>
           <w:ilvl w:val="0"/>
-          <w:numId w:val="1029"/>
+          <w:numId w:val="1027"/>
         </w:numPr>
       </w:pPr>
       <w:r>
@@ -3092,7 +2995,7 @@
         <w:pStyle w:val="Compact"/>
         <w:numPr>
           <w:ilvl w:val="0"/>
-          <w:numId w:val="1029"/>
+          <w:numId w:val="1027"/>
         </w:numPr>
       </w:pPr>
       <w:r>
@@ -3104,7 +3007,7 @@
         <w:pStyle w:val="Compact"/>
         <w:numPr>
           <w:ilvl w:val="0"/>
-          <w:numId w:val="1029"/>
+          <w:numId w:val="1027"/>
         </w:numPr>
       </w:pPr>
       <w:r>
@@ -3116,7 +3019,7 @@
         <w:pStyle w:val="Compact"/>
         <w:numPr>
           <w:ilvl w:val="0"/>
-          <w:numId w:val="1029"/>
+          <w:numId w:val="1027"/>
         </w:numPr>
       </w:pPr>
       <w:r>
@@ -3128,7 +3031,7 @@
         <w:pStyle w:val="Compact"/>
         <w:numPr>
           <w:ilvl w:val="0"/>
-          <w:numId w:val="1029"/>
+          <w:numId w:val="1027"/>
         </w:numPr>
       </w:pPr>
       <w:r>
@@ -3157,7 +3060,7 @@
         <w:pStyle w:val="Compact"/>
         <w:numPr>
           <w:ilvl w:val="0"/>
-          <w:numId w:val="1030"/>
+          <w:numId w:val="1028"/>
         </w:numPr>
       </w:pPr>
       <w:r>
@@ -3169,7 +3072,7 @@
         <w:pStyle w:val="Compact"/>
         <w:numPr>
           <w:ilvl w:val="0"/>
-          <w:numId w:val="1030"/>
+          <w:numId w:val="1028"/>
         </w:numPr>
       </w:pPr>
       <w:r>
@@ -3181,7 +3084,7 @@
         <w:pStyle w:val="Compact"/>
         <w:numPr>
           <w:ilvl w:val="0"/>
-          <w:numId w:val="1030"/>
+          <w:numId w:val="1028"/>
         </w:numPr>
       </w:pPr>
       <w:r>
@@ -3193,7 +3096,7 @@
         <w:pStyle w:val="Compact"/>
         <w:numPr>
           <w:ilvl w:val="0"/>
-          <w:numId w:val="1030"/>
+          <w:numId w:val="1028"/>
         </w:numPr>
       </w:pPr>
       <w:r>
@@ -3205,7 +3108,7 @@
         <w:pStyle w:val="Compact"/>
         <w:numPr>
           <w:ilvl w:val="0"/>
-          <w:numId w:val="1030"/>
+          <w:numId w:val="1028"/>
         </w:numPr>
       </w:pPr>
       <w:r>
@@ -3217,7 +3120,7 @@
         <w:pStyle w:val="Compact"/>
         <w:numPr>
           <w:ilvl w:val="0"/>
-          <w:numId w:val="1030"/>
+          <w:numId w:val="1028"/>
         </w:numPr>
       </w:pPr>
       <w:r>
@@ -3229,7 +3132,7 @@
         <w:pStyle w:val="Compact"/>
         <w:numPr>
           <w:ilvl w:val="0"/>
-          <w:numId w:val="1030"/>
+          <w:numId w:val="1028"/>
         </w:numPr>
       </w:pPr>
       <w:r>
@@ -3241,7 +3144,7 @@
         <w:pStyle w:val="Compact"/>
         <w:numPr>
           <w:ilvl w:val="0"/>
-          <w:numId w:val="1030"/>
+          <w:numId w:val="1028"/>
         </w:numPr>
       </w:pPr>
       <w:r>
@@ -3253,7 +3156,7 @@
         <w:pStyle w:val="Compact"/>
         <w:numPr>
           <w:ilvl w:val="0"/>
-          <w:numId w:val="1030"/>
+          <w:numId w:val="1028"/>
         </w:numPr>
       </w:pPr>
       <w:r>
@@ -3265,7 +3168,7 @@
         <w:pStyle w:val="Compact"/>
         <w:numPr>
           <w:ilvl w:val="0"/>
-          <w:numId w:val="1030"/>
+          <w:numId w:val="1028"/>
         </w:numPr>
       </w:pPr>
       <w:r>
@@ -3597,12 +3500,6 @@
     <w:abstractNumId w:val="991"/>
   </w:num>
   <w:num w:numId="1028">
-    <w:abstractNumId w:val="991"/>
-  </w:num>
-  <w:num w:numId="1029">
-    <w:abstractNumId w:val="991"/>
-  </w:num>
-  <w:num w:numId="1030">
     <w:abstractNumId w:val="991"/>
   </w:num>
 </w:numbering>

--- a/index.docx
+++ b/index.docx
@@ -86,7 +86,7 @@
         <w:t xml:space="preserve">correlations.</w:t>
       </w:r>
     </w:p>
-    <w:bookmarkStart w:id="49" w:name="X0a56b0bd4838ab784e68624d8ff4509bda60416"/>
+    <w:bookmarkStart w:id="48" w:name="X0a56b0bd4838ab784e68624d8ff4509bda60416"/>
     <w:p>
       <w:pPr>
         <w:pStyle w:val="Heading1"/>
@@ -291,7 +291,7 @@
       </w:r>
     </w:p>
     <w:bookmarkEnd w:id="10"/>
-    <w:bookmarkStart w:id="44" w:name="week-by-week-curriculum-14-weeks"/>
+    <w:bookmarkStart w:id="43" w:name="week-by-week-curriculum-14-weeks"/>
     <w:p>
       <w:pPr>
         <w:pStyle w:val="Heading2"/>
@@ -2134,16 +2134,16 @@
     </w:p>
     <w:bookmarkEnd w:id="28"/>
     <w:bookmarkEnd w:id="29"/>
-    <w:bookmarkStart w:id="37" w:name="Xab4eea3adce8928bf7ebdca9ea8fee6d42f212e"/>
+    <w:bookmarkStart w:id="36" w:name="Xdcabdbcc2a2291044bf217951d667265d477a57"/>
     <w:p>
       <w:pPr>
         <w:pStyle w:val="Heading3"/>
       </w:pPr>
       <w:r>
-        <w:t xml:space="preserve">1.3.4 Unit IV — Characterization, Automation, and Uncertainty (Weeks 9–11)</w:t>
-      </w:r>
-    </w:p>
-    <w:bookmarkStart w:id="32" w:name="week-9-ml-for-characterization-signals"/>
+        <w:t xml:space="preserve">1.3.4 Unit IV — Characterization, Transformers, and Uncertainty (Weeks 9–11)</w:t>
+      </w:r>
+    </w:p>
+    <w:bookmarkStart w:id="31" w:name="week-9-ml-for-characterization-signals"/>
     <w:p>
       <w:pPr>
         <w:pStyle w:val="Heading4"/>
@@ -2189,31 +2189,195 @@
     </w:p>
     <w:p>
       <w:pPr>
+        <w:pStyle w:val="Compact"/>
+        <w:numPr>
+          <w:ilvl w:val="0"/>
+          <w:numId w:val="1020"/>
+        </w:numPr>
+      </w:pPr>
+      <w:r>
+        <w:t xml:space="preserve">Spectral data: XRD, EELS, EDS.</w:t>
+      </w:r>
+    </w:p>
+    <w:p>
+      <w:pPr>
+        <w:pStyle w:val="Compact"/>
+        <w:numPr>
+          <w:ilvl w:val="0"/>
+          <w:numId w:val="1020"/>
+        </w:numPr>
+      </w:pPr>
+      <w:r>
+        <w:t xml:space="preserve">Denoising, peak finding, dimensionality reduction.</w:t>
+      </w:r>
+    </w:p>
+    <w:p>
+      <w:pPr>
+        <w:pStyle w:val="Compact"/>
+        <w:numPr>
+          <w:ilvl w:val="0"/>
+          <w:numId w:val="1020"/>
+        </w:numPr>
+      </w:pPr>
+      <w:r>
+        <w:t xml:space="preserve">Using ML without destroying physical meaning.</w:t>
+      </w:r>
+    </w:p>
+    <w:p>
+      <w:pPr>
+        <w:pStyle w:val="FirstParagraph"/>
+      </w:pPr>
+      <w:r>
+        <w:rPr>
+          <w:b/>
+          <w:bCs/>
+        </w:rPr>
+        <w:t xml:space="preserve">Summary:</w:t>
+      </w:r>
+    </w:p>
+    <w:p>
+      <w:pPr>
+        <w:pStyle w:val="Compact"/>
+        <w:numPr>
+          <w:ilvl w:val="0"/>
+          <w:numId w:val="1021"/>
+        </w:numPr>
+      </w:pPr>
+      <w:r>
+        <w:t xml:space="preserve">Unsupervised ML on high-dimensional spectra (XRD, EDS, EELS)</w:t>
+      </w:r>
+    </w:p>
+    <w:p>
+      <w:pPr>
+        <w:pStyle w:val="Compact"/>
+        <w:numPr>
+          <w:ilvl w:val="0"/>
+          <w:numId w:val="1021"/>
+        </w:numPr>
+      </w:pPr>
+      <w:r>
+        <w:rPr>
+          <w:b/>
+          <w:bCs/>
+        </w:rPr>
+        <w:t xml:space="preserve">K-Means</w:t>
+      </w:r>
+      <w:r>
+        <w:t xml:space="preserve"> </w:t>
+      </w:r>
+      <w:r>
+        <w:t xml:space="preserve">and</w:t>
+      </w:r>
+      <w:r>
+        <w:t xml:space="preserve"> </w:t>
+      </w:r>
+      <w:r>
+        <w:rPr>
+          <w:b/>
+          <w:bCs/>
+        </w:rPr>
+        <w:t xml:space="preserve">t-SNE</w:t>
+      </w:r>
+      <w:r>
+        <w:t xml:space="preserve"> </w:t>
+      </w:r>
+      <w:r>
+        <w:t xml:space="preserve">for phase identification and visualization</w:t>
+      </w:r>
+    </w:p>
+    <w:p>
+      <w:pPr>
+        <w:pStyle w:val="Compact"/>
+        <w:numPr>
+          <w:ilvl w:val="0"/>
+          <w:numId w:val="1021"/>
+        </w:numPr>
+      </w:pPr>
+      <w:r>
+        <w:rPr>
+          <w:b/>
+          <w:bCs/>
+        </w:rPr>
+        <w:t xml:space="preserve">Autoencoders</w:t>
+      </w:r>
+      <w:r>
+        <w:t xml:space="preserve">: compressing spectra into a low-dimensional latent space</w:t>
+      </w:r>
+    </w:p>
+    <w:p>
+      <w:pPr>
+        <w:pStyle w:val="Compact"/>
+        <w:numPr>
+          <w:ilvl w:val="0"/>
+          <w:numId w:val="1021"/>
+        </w:numPr>
+      </w:pPr>
+      <w:r>
+        <w:t xml:space="preserve">Denoising and feature extraction at high throughput without losing physics</w:t>
+      </w:r>
+    </w:p>
+    <w:p>
+      <w:pPr>
+        <w:pStyle w:val="FirstParagraph"/>
+      </w:pPr>
+      <w:r>
+        <w:rPr>
+          <w:b/>
+          <w:bCs/>
+        </w:rPr>
+        <w:t xml:space="preserve">Exercise:</w:t>
+      </w:r>
+      <w:r>
+        <w:t xml:space="preserve"> </w:t>
+      </w:r>
+      <w:r>
+        <w:t xml:space="preserve">Apply PCA/NMF to spectral datasets; interpret components physically.</w:t>
+      </w:r>
+    </w:p>
+    <w:p>
+      <w:r>
+        <w:pict>
+          <v:rect style="width:0;height:1.5pt" o:hralign="center" o:hrstd="t" o:hr="t"/>
+        </w:pict>
+      </w:r>
+    </w:p>
+    <w:bookmarkEnd w:id="31"/>
+    <w:bookmarkStart w:id="33" w:name="X980ec8017aedd4cc4d4fd56160aada762892a89"/>
+    <w:p>
+      <w:pPr>
+        <w:pStyle w:val="Heading4"/>
+      </w:pPr>
+      <w:r>
+        <w:t xml:space="preserve">1.3.4.2 Week 10 – Transformers for materials characterization</w:t>
+      </w:r>
+    </w:p>
+    <w:p>
+      <w:pPr>
+        <w:pStyle w:val="FirstParagraph"/>
+      </w:pPr>
+      <w:r>
+        <w:rPr>
+          <w:i/>
+          <w:iCs/>
+        </w:rPr>
+        <w:t xml:space="preserve">Lecture: Tuesday, 16.06.2026, 14:15-15:45 | Exercise: Thursday, 18.06.2026, 16:15-17:45</w:t>
+      </w:r>
+    </w:p>
+    <w:p>
+      <w:pPr>
         <w:pStyle w:val="BodyText"/>
       </w:pPr>
       <w:r>
-        <w:t xml:space="preserve">Companion deck (within Week 9):</w:t>
-      </w:r>
-      <w:r>
-        <w:t xml:space="preserve"> </w:t>
-      </w:r>
-      <w:r>
-        <w:rPr>
-          <w:b/>
-          <w:bCs/>
-        </w:rPr>
-        <w:t xml:space="preserve">Transformers for materials</w:t>
-      </w:r>
-      <w:r>
-        <w:t xml:space="preserve"> </w:t>
-      </w:r>
-      <w:r>
-        <w:t xml:space="preserve">—</w:t>
-      </w:r>
-      <w:r>
-        <w:t xml:space="preserve"> </w:t>
-      </w:r>
-      <w:hyperlink r:id="rId31">
+        <w:rPr>
+          <w:b/>
+          <w:bCs/>
+        </w:rPr>
+        <w:t xml:space="preserve">Slides:</w:t>
+      </w:r>
+      <w:r>
+        <w:t xml:space="preserve"> </w:t>
+      </w:r>
+      <w:hyperlink r:id="rId32">
         <w:r>
           <w:rPr>
             <w:rStyle w:val="Hyperlink"/>
@@ -2227,35 +2391,35 @@
         <w:pStyle w:val="Compact"/>
         <w:numPr>
           <w:ilvl w:val="0"/>
-          <w:numId w:val="1020"/>
-        </w:numPr>
-      </w:pPr>
-      <w:r>
-        <w:t xml:space="preserve">Spectral data: XRD, EELS, EDS.</w:t>
-      </w:r>
-    </w:p>
-    <w:p>
-      <w:pPr>
-        <w:pStyle w:val="Compact"/>
-        <w:numPr>
-          <w:ilvl w:val="0"/>
-          <w:numId w:val="1020"/>
-        </w:numPr>
-      </w:pPr>
-      <w:r>
-        <w:t xml:space="preserve">Denoising, peak finding, dimensionality reduction.</w:t>
-      </w:r>
-    </w:p>
-    <w:p>
-      <w:pPr>
-        <w:pStyle w:val="Compact"/>
-        <w:numPr>
-          <w:ilvl w:val="0"/>
-          <w:numId w:val="1020"/>
-        </w:numPr>
-      </w:pPr>
-      <w:r>
-        <w:t xml:space="preserve">Using ML without destroying physical meaning.</w:t>
+          <w:numId w:val="1022"/>
+        </w:numPr>
+      </w:pPr>
+      <w:r>
+        <w:t xml:space="preserve">Why attention: long-range correlations beyond CNN receptive fields.</w:t>
+      </w:r>
+    </w:p>
+    <w:p>
+      <w:pPr>
+        <w:pStyle w:val="Compact"/>
+        <w:numPr>
+          <w:ilvl w:val="0"/>
+          <w:numId w:val="1022"/>
+        </w:numPr>
+      </w:pPr>
+      <w:r>
+        <w:t xml:space="preserve">Scaled dot-product attention and the Vision Transformer (ViT).</w:t>
+      </w:r>
+    </w:p>
+    <w:p>
+      <w:pPr>
+        <w:pStyle w:val="Compact"/>
+        <w:numPr>
+          <w:ilvl w:val="0"/>
+          <w:numId w:val="1022"/>
+        </w:numPr>
+      </w:pPr>
+      <w:r>
+        <w:t xml:space="preserve">Flash Attention for tractable long sequences.</w:t>
       </w:r>
     </w:p>
     <w:p>
@@ -2275,80 +2439,122 @@
         <w:pStyle w:val="Compact"/>
         <w:numPr>
           <w:ilvl w:val="0"/>
-          <w:numId w:val="1021"/>
-        </w:numPr>
-      </w:pPr>
-      <w:r>
-        <w:t xml:space="preserve">Unsupervised ML on high-dimensional spectra (XRD, EDS, EELS)</w:t>
-      </w:r>
-    </w:p>
-    <w:p>
-      <w:pPr>
-        <w:pStyle w:val="Compact"/>
-        <w:numPr>
-          <w:ilvl w:val="0"/>
-          <w:numId w:val="1021"/>
-        </w:numPr>
-      </w:pPr>
-      <w:r>
-        <w:rPr>
-          <w:b/>
-          <w:bCs/>
-        </w:rPr>
-        <w:t xml:space="preserve">K-Means</w:t>
-      </w:r>
-      <w:r>
-        <w:t xml:space="preserve"> </w:t>
-      </w:r>
-      <w:r>
-        <w:t xml:space="preserve">and</w:t>
-      </w:r>
-      <w:r>
-        <w:t xml:space="preserve"> </w:t>
-      </w:r>
-      <w:r>
-        <w:rPr>
-          <w:b/>
-          <w:bCs/>
-        </w:rPr>
-        <w:t xml:space="preserve">t-SNE</w:t>
-      </w:r>
-      <w:r>
-        <w:t xml:space="preserve"> </w:t>
-      </w:r>
-      <w:r>
-        <w:t xml:space="preserve">for phase identification and visualization</w:t>
-      </w:r>
-    </w:p>
-    <w:p>
-      <w:pPr>
-        <w:pStyle w:val="Compact"/>
-        <w:numPr>
-          <w:ilvl w:val="0"/>
-          <w:numId w:val="1021"/>
-        </w:numPr>
-      </w:pPr>
-      <w:r>
-        <w:rPr>
-          <w:b/>
-          <w:bCs/>
-        </w:rPr>
-        <w:t xml:space="preserve">Autoencoders</w:t>
-      </w:r>
-      <w:r>
-        <w:t xml:space="preserve">: compressing spectra into a low-dimensional latent space</w:t>
-      </w:r>
-    </w:p>
-    <w:p>
-      <w:pPr>
-        <w:pStyle w:val="Compact"/>
-        <w:numPr>
-          <w:ilvl w:val="0"/>
-          <w:numId w:val="1021"/>
-        </w:numPr>
-      </w:pPr>
-      <w:r>
-        <w:t xml:space="preserve">Denoising and feature extraction at high throughput without losing physics</w:t>
+          <w:numId w:val="1023"/>
+        </w:numPr>
+      </w:pPr>
+      <w:r>
+        <w:rPr>
+          <w:b/>
+          <w:bCs/>
+        </w:rPr>
+        <w:t xml:space="preserve">Self-attention</w:t>
+      </w:r>
+      <w:r>
+        <w:t xml:space="preserve"> </w:t>
+      </w:r>
+      <w:r>
+        <w:t xml:space="preserve">and the</w:t>
+      </w:r>
+      <w:r>
+        <w:t xml:space="preserve"> </w:t>
+      </w:r>
+      <w:r>
+        <w:rPr>
+          <w:b/>
+          <w:bCs/>
+        </w:rPr>
+        <w:t xml:space="preserve">Vision Transformer (ViT)</w:t>
+      </w:r>
+      <w:r>
+        <w:t xml:space="preserve"> </w:t>
+      </w:r>
+      <w:r>
+        <w:t xml:space="preserve">for materials imaging</w:t>
+      </w:r>
+    </w:p>
+    <w:p>
+      <w:pPr>
+        <w:pStyle w:val="Compact"/>
+        <w:numPr>
+          <w:ilvl w:val="0"/>
+          <w:numId w:val="1023"/>
+        </w:numPr>
+      </w:pPr>
+      <w:r>
+        <w:rPr>
+          <w:b/>
+          <w:bCs/>
+        </w:rPr>
+        <w:t xml:space="preserve">Flash Attention</w:t>
+      </w:r>
+      <w:r>
+        <w:t xml:space="preserve">: long sequences without the L×L memory blow-up</w:t>
+      </w:r>
+    </w:p>
+    <w:p>
+      <w:pPr>
+        <w:pStyle w:val="Compact"/>
+        <w:numPr>
+          <w:ilvl w:val="0"/>
+          <w:numId w:val="1023"/>
+        </w:numPr>
+      </w:pPr>
+      <w:r>
+        <w:t xml:space="preserve">Applications:</w:t>
+      </w:r>
+      <w:r>
+        <w:t xml:space="preserve"> </w:t>
+      </w:r>
+      <w:r>
+        <w:rPr>
+          <w:b/>
+          <w:bCs/>
+        </w:rPr>
+        <w:t xml:space="preserve">ViT on 4D-STEM</w:t>
+      </w:r>
+      <w:r>
+        <w:t xml:space="preserve"> </w:t>
+      </w:r>
+      <w:r>
+        <w:t xml:space="preserve">diffraction; cross-attention across LPBF layer stacks</w:t>
+      </w:r>
+    </w:p>
+    <w:p>
+      <w:pPr>
+        <w:pStyle w:val="Compact"/>
+        <w:numPr>
+          <w:ilvl w:val="0"/>
+          <w:numId w:val="1023"/>
+        </w:numPr>
+      </w:pPr>
+      <w:r>
+        <w:t xml:space="preserve">Scaling alternatives (</w:t>
+      </w:r>
+      <w:r>
+        <w:rPr>
+          <w:b/>
+          <w:bCs/>
+        </w:rPr>
+        <w:t xml:space="preserve">Mamba / state-space models</w:t>
+      </w:r>
+      <w:r>
+        <w:t xml:space="preserve">) — and when</w:t>
+      </w:r>
+      <w:r>
+        <w:t xml:space="preserve"> </w:t>
+      </w:r>
+      <w:r>
+        <w:rPr>
+          <w:i/>
+          <w:iCs/>
+        </w:rPr>
+        <w:t xml:space="preserve">not</w:t>
+      </w:r>
+      <w:r>
+        <w:t xml:space="preserve"> </w:t>
+      </w:r>
+      <w:r>
+        <w:t xml:space="preserve">to reach for a transformer</w:t>
       </w:r>
     </w:p>
     <w:p>
@@ -2366,7 +2572,7 @@
         <w:t xml:space="preserve"> </w:t>
       </w:r>
       <w:r>
-        <w:t xml:space="preserve">Apply PCA/NMF to spectral datasets; interpret components physically.</w:t>
+        <w:t xml:space="preserve">Apply a small ViT / attention model to a characterization dataset (e.g. 4D-STEM patches); compare against a CNN baseline.</w:t>
       </w:r>
     </w:p>
     <w:p>
@@ -2376,14 +2582,14 @@
         </w:pict>
       </w:r>
     </w:p>
-    <w:bookmarkEnd w:id="32"/>
-    <w:bookmarkStart w:id="34" w:name="X8dc413152385921e56789f1f50ee826cc2167ec"/>
+    <w:bookmarkEnd w:id="33"/>
+    <w:bookmarkStart w:id="35" w:name="Xa193ce59d694d20c5ae623acab0a96d37adadaa"/>
     <w:p>
       <w:pPr>
         <w:pStyle w:val="Heading4"/>
       </w:pPr>
       <w:r>
-        <w:t xml:space="preserve">1.3.4.2 Week 10 – Automation in microscopy and characterization</w:t>
+        <w:t xml:space="preserve">1.3.4.3 Week 11 – Uncertainty-aware regression &amp; Gaussian Processes</w:t>
       </w:r>
     </w:p>
     <w:p>
@@ -2395,7 +2601,7 @@
           <w:i/>
           <w:iCs/>
         </w:rPr>
-        <w:t xml:space="preserve">Lecture: Tuesday, 16.06.2026, 14:15-15:45 | Exercise: Thursday, 18.06.2026, 16:15-17:45</w:t>
+        <w:t xml:space="preserve">Lecture: Tuesday, 23.06.2026, 14:15-15:45 | Exercise: Thursday, 25.06.2026, 16:15-17:45</w:t>
       </w:r>
     </w:p>
     <w:p>
@@ -2412,7 +2618,7 @@
       <w:r>
         <w:t xml:space="preserve"> </w:t>
       </w:r>
-      <w:hyperlink r:id="rId33">
+      <w:hyperlink r:id="rId34">
         <w:r>
           <w:rPr>
             <w:rStyle w:val="Hyperlink"/>
@@ -2426,23 +2632,47 @@
         <w:pStyle w:val="Compact"/>
         <w:numPr>
           <w:ilvl w:val="0"/>
-          <w:numId w:val="1022"/>
-        </w:numPr>
-      </w:pPr>
-      <w:r>
-        <w:t xml:space="preserve">Autofocus, drift correction, parameter selection.</w:t>
-      </w:r>
-    </w:p>
-    <w:p>
-      <w:pPr>
-        <w:pStyle w:val="Compact"/>
-        <w:numPr>
-          <w:ilvl w:val="0"/>
-          <w:numId w:val="1022"/>
-        </w:numPr>
-      </w:pPr>
-      <w:r>
-        <w:t xml:space="preserve">ML as a control component, not just a predictor.</w:t>
+          <w:numId w:val="1024"/>
+        </w:numPr>
+      </w:pPr>
+      <w:r>
+        <w:t xml:space="preserve">Aleatoric vs epistemic uncertainty in experiments.</w:t>
+      </w:r>
+    </w:p>
+    <w:p>
+      <w:pPr>
+        <w:pStyle w:val="Compact"/>
+        <w:numPr>
+          <w:ilvl w:val="0"/>
+          <w:numId w:val="1024"/>
+        </w:numPr>
+      </w:pPr>
+      <w:r>
+        <w:t xml:space="preserve">Gaussian Processes as uncertainty-aware surrogates.</w:t>
+      </w:r>
+    </w:p>
+    <w:p>
+      <w:pPr>
+        <w:pStyle w:val="Compact"/>
+        <w:numPr>
+          <w:ilvl w:val="0"/>
+          <w:numId w:val="1024"/>
+        </w:numPr>
+      </w:pPr>
+      <w:r>
+        <w:t xml:space="preserve">Exploration vs exploitation in experimental design.</w:t>
+      </w:r>
+    </w:p>
+    <w:p>
+      <w:pPr>
+        <w:pStyle w:val="Compact"/>
+        <w:numPr>
+          <w:ilvl w:val="0"/>
+          <w:numId w:val="1024"/>
+        </w:numPr>
+      </w:pPr>
+      <w:r>
+        <w:t xml:space="preserve">Connection to materials acceleration platforms.</w:t>
       </w:r>
     </w:p>
     <w:p>
@@ -2454,100 +2684,13 @@
           <w:b/>
           <w:bCs/>
         </w:rPr>
-        <w:t xml:space="preserve">Summary:</w:t>
-      </w:r>
-    </w:p>
-    <w:p>
-      <w:pPr>
-        <w:pStyle w:val="Compact"/>
-        <w:numPr>
-          <w:ilvl w:val="0"/>
-          <w:numId w:val="1023"/>
-        </w:numPr>
-      </w:pPr>
-      <w:r>
-        <w:rPr>
-          <w:b/>
-          <w:bCs/>
-        </w:rPr>
-        <w:t xml:space="preserve">Autonomous characterization</w:t>
-      </w:r>
-      <w:r>
-        <w:t xml:space="preserve">: ML moves from passive analysis to active instrument control</w:t>
-      </w:r>
-    </w:p>
-    <w:p>
-      <w:pPr>
-        <w:pStyle w:val="Compact"/>
-        <w:numPr>
-          <w:ilvl w:val="0"/>
-          <w:numId w:val="1023"/>
-        </w:numPr>
-      </w:pPr>
-      <w:r>
-        <w:rPr>
-          <w:b/>
-          <w:bCs/>
-        </w:rPr>
-        <w:t xml:space="preserve">Multi-modal data fusion</w:t>
-      </w:r>
-      <w:r>
-        <w:t xml:space="preserve"> </w:t>
-      </w:r>
-      <w:r>
-        <w:t xml:space="preserve">(SEM + EDS + process logs) via Bayesian frameworks</w:t>
-      </w:r>
-    </w:p>
-    <w:p>
-      <w:pPr>
-        <w:pStyle w:val="Compact"/>
-        <w:numPr>
-          <w:ilvl w:val="0"/>
-          <w:numId w:val="1023"/>
-        </w:numPr>
-      </w:pPr>
-      <w:r>
-        <w:rPr>
-          <w:b/>
-          <w:bCs/>
-        </w:rPr>
-        <w:t xml:space="preserve">Reinforcement learning</w:t>
-      </w:r>
-      <w:r>
-        <w:t xml:space="preserve"> </w:t>
-      </w:r>
-      <w:r>
-        <w:t xml:space="preserve">for instrument tuning and process optimization</w:t>
-      </w:r>
-    </w:p>
-    <w:p>
-      <w:pPr>
-        <w:pStyle w:val="Compact"/>
-        <w:numPr>
-          <w:ilvl w:val="0"/>
-          <w:numId w:val="1023"/>
-        </w:numPr>
-      </w:pPr>
-      <w:r>
-        <w:t xml:space="preserve">Pipelines that autonomously find → characterize → decide the next experiment</w:t>
-      </w:r>
-    </w:p>
-    <w:p>
-      <w:pPr>
-        <w:pStyle w:val="FirstParagraph"/>
-      </w:pPr>
-      <w:r>
-        <w:rPr>
-          <w:b/>
-          <w:bCs/>
-        </w:rPr>
         <w:t xml:space="preserve">Exercise:</w:t>
       </w:r>
       <w:r>
         <w:t xml:space="preserve"> </w:t>
       </w:r>
       <w:r>
-        <w:t xml:space="preserve">Implement a simple ML-assisted autofocus or defect detector.</w:t>
+        <w:t xml:space="preserve">Compare GP regression and NN ensembles for a process-parameter problem.</w:t>
       </w:r>
     </w:p>
     <w:p>
@@ -2557,14 +2700,24 @@
         </w:pict>
       </w:r>
     </w:p>
-    <w:bookmarkEnd w:id="34"/>
-    <w:bookmarkStart w:id="36" w:name="Xa193ce59d694d20c5ae623acab0a96d37adadaa"/>
+    <w:bookmarkEnd w:id="35"/>
+    <w:bookmarkEnd w:id="36"/>
+    <w:bookmarkStart w:id="42" w:name="X93cfebd236e55f149bff38cb2d6ea9bb2f7463d"/>
+    <w:p>
+      <w:pPr>
+        <w:pStyle w:val="Heading3"/>
+      </w:pPr>
+      <w:r>
+        <w:t xml:space="preserve">1.3.5 Unit V — Physics, Trust, and Synthesis (Weeks 12–13)</w:t>
+      </w:r>
+    </w:p>
+    <w:bookmarkStart w:id="38" w:name="X205ecae74967bf5eab85306a92bfa3292085963"/>
     <w:p>
       <w:pPr>
         <w:pStyle w:val="Heading4"/>
       </w:pPr>
       <w:r>
-        <w:t xml:space="preserve">1.3.4.3 Week 11 – Uncertainty-aware regression &amp; Gaussian Processes</w:t>
+        <w:t xml:space="preserve">1.3.5.1 Week 12 – Physics-informed and constrained ML</w:t>
       </w:r>
     </w:p>
     <w:p>
@@ -2576,7 +2729,7 @@
           <w:i/>
           <w:iCs/>
         </w:rPr>
-        <w:t xml:space="preserve">Lecture: Tuesday, 23.06.2026, 14:15-15:45 | Exercise: Thursday, 25.06.2026, 16:15-17:45</w:t>
+        <w:t xml:space="preserve">Lecture: Tuesday, 30.06.2026, 14:15-15:45 | Exercise: Thursday, 02.07.2026, 16:15-17:45</w:t>
       </w:r>
     </w:p>
     <w:p>
@@ -2593,7 +2746,7 @@
       <w:r>
         <w:t xml:space="preserve"> </w:t>
       </w:r>
-      <w:hyperlink r:id="rId35">
+      <w:hyperlink r:id="rId37">
         <w:r>
           <w:rPr>
             <w:rStyle w:val="Hyperlink"/>
@@ -2607,47 +2760,35 @@
         <w:pStyle w:val="Compact"/>
         <w:numPr>
           <w:ilvl w:val="0"/>
-          <w:numId w:val="1024"/>
-        </w:numPr>
-      </w:pPr>
-      <w:r>
-        <w:t xml:space="preserve">Aleatoric vs epistemic uncertainty in experiments.</w:t>
-      </w:r>
-    </w:p>
-    <w:p>
-      <w:pPr>
-        <w:pStyle w:val="Compact"/>
-        <w:numPr>
-          <w:ilvl w:val="0"/>
-          <w:numId w:val="1024"/>
-        </w:numPr>
-      </w:pPr>
-      <w:r>
-        <w:t xml:space="preserve">Gaussian Processes as uncertainty-aware surrogates.</w:t>
-      </w:r>
-    </w:p>
-    <w:p>
-      <w:pPr>
-        <w:pStyle w:val="Compact"/>
-        <w:numPr>
-          <w:ilvl w:val="0"/>
-          <w:numId w:val="1024"/>
-        </w:numPr>
-      </w:pPr>
-      <w:r>
-        <w:t xml:space="preserve">Exploration vs exploitation in experimental design.</w:t>
-      </w:r>
-    </w:p>
-    <w:p>
-      <w:pPr>
-        <w:pStyle w:val="Compact"/>
-        <w:numPr>
-          <w:ilvl w:val="0"/>
-          <w:numId w:val="1024"/>
-        </w:numPr>
-      </w:pPr>
-      <w:r>
-        <w:t xml:space="preserve">Connection to materials acceleration platforms.</w:t>
+          <w:numId w:val="1025"/>
+        </w:numPr>
+      </w:pPr>
+      <w:r>
+        <w:t xml:space="preserve">Embedding physical constraints into ML models.</w:t>
+      </w:r>
+    </w:p>
+    <w:p>
+      <w:pPr>
+        <w:pStyle w:val="Compact"/>
+        <w:numPr>
+          <w:ilvl w:val="0"/>
+          <w:numId w:val="1025"/>
+        </w:numPr>
+      </w:pPr>
+      <w:r>
+        <w:t xml:space="preserve">Penalty terms, soft constraints, hybrid approaches.</w:t>
+      </w:r>
+    </w:p>
+    <w:p>
+      <w:pPr>
+        <w:pStyle w:val="Compact"/>
+        <w:numPr>
+          <w:ilvl w:val="0"/>
+          <w:numId w:val="1025"/>
+        </w:numPr>
+      </w:pPr>
+      <w:r>
+        <w:t xml:space="preserve">Failure modes of unconstrained models.</w:t>
       </w:r>
     </w:p>
     <w:p>
@@ -2665,7 +2806,7 @@
         <w:t xml:space="preserve"> </w:t>
       </w:r>
       <w:r>
-        <w:t xml:space="preserve">Compare GP regression and NN ensembles for a process-parameter problem.</w:t>
+        <w:t xml:space="preserve">Train a constrained model for a processing or characterization task.</w:t>
       </w:r>
     </w:p>
     <w:p>
@@ -2675,24 +2816,14 @@
         </w:pict>
       </w:r>
     </w:p>
-    <w:bookmarkEnd w:id="36"/>
-    <w:bookmarkEnd w:id="37"/>
-    <w:bookmarkStart w:id="43" w:name="X93cfebd236e55f149bff38cb2d6ea9bb2f7463d"/>
-    <w:p>
-      <w:pPr>
-        <w:pStyle w:val="Heading3"/>
-      </w:pPr>
-      <w:r>
-        <w:t xml:space="preserve">1.3.5 Unit V — Physics, Trust, and Synthesis (Weeks 12–13)</w:t>
-      </w:r>
-    </w:p>
-    <w:bookmarkStart w:id="39" w:name="X205ecae74967bf5eab85306a92bfa3292085963"/>
+    <w:bookmarkEnd w:id="38"/>
+    <w:bookmarkStart w:id="40" w:name="X5b34bb018432e9cd29a48b5466eee085c53a6ef"/>
     <w:p>
       <w:pPr>
         <w:pStyle w:val="Heading4"/>
       </w:pPr>
       <w:r>
-        <w:t xml:space="preserve">1.3.5.1 Week 12 – Physics-informed and constrained ML</w:t>
+        <w:t xml:space="preserve">1.3.5.2 Week 13 – Integration, limits, and reflection</w:t>
       </w:r>
     </w:p>
     <w:p>
@@ -2704,7 +2835,7 @@
           <w:i/>
           <w:iCs/>
         </w:rPr>
-        <w:t xml:space="preserve">Lecture: Tuesday, 30.06.2026, 14:15-15:45 | Exercise: Thursday, 02.07.2026, 16:15-17:45</w:t>
+        <w:t xml:space="preserve">Lecture: Tuesday, 07.07.2026, 14:15-15:45 | Exercise: Thursday, 09.07.2026, 16:15-17:45</w:t>
       </w:r>
     </w:p>
     <w:p>
@@ -2721,7 +2852,7 @@
       <w:r>
         <w:t xml:space="preserve"> </w:t>
       </w:r>
-      <w:hyperlink r:id="rId38">
+      <w:hyperlink r:id="rId39">
         <w:r>
           <w:rPr>
             <w:rStyle w:val="Hyperlink"/>
@@ -2735,35 +2866,35 @@
         <w:pStyle w:val="Compact"/>
         <w:numPr>
           <w:ilvl w:val="0"/>
-          <w:numId w:val="1025"/>
-        </w:numPr>
-      </w:pPr>
-      <w:r>
-        <w:t xml:space="preserve">Embedding physical constraints into ML models.</w:t>
-      </w:r>
-    </w:p>
-    <w:p>
-      <w:pPr>
-        <w:pStyle w:val="Compact"/>
-        <w:numPr>
-          <w:ilvl w:val="0"/>
-          <w:numId w:val="1025"/>
-        </w:numPr>
-      </w:pPr>
-      <w:r>
-        <w:t xml:space="preserve">Penalty terms, soft constraints, hybrid approaches.</w:t>
-      </w:r>
-    </w:p>
-    <w:p>
-      <w:pPr>
-        <w:pStyle w:val="Compact"/>
-        <w:numPr>
-          <w:ilvl w:val="0"/>
-          <w:numId w:val="1025"/>
-        </w:numPr>
-      </w:pPr>
-      <w:r>
-        <w:t xml:space="preserve">Failure modes of unconstrained models.</w:t>
+          <w:numId w:val="1026"/>
+        </w:numPr>
+      </w:pPr>
+      <w:r>
+        <w:t xml:space="preserve">Explainability for experimental ML (CAMs, SHAP).</w:t>
+      </w:r>
+    </w:p>
+    <w:p>
+      <w:pPr>
+        <w:pStyle w:val="Compact"/>
+        <w:numPr>
+          <w:ilvl w:val="0"/>
+          <w:numId w:val="1026"/>
+        </w:numPr>
+      </w:pPr>
+      <w:r>
+        <w:t xml:space="preserve">Why ML fails in real labs.</w:t>
+      </w:r>
+    </w:p>
+    <w:p>
+      <w:pPr>
+        <w:pStyle w:val="Compact"/>
+        <w:numPr>
+          <w:ilvl w:val="0"/>
+          <w:numId w:val="1026"/>
+        </w:numPr>
+      </w:pPr>
+      <w:r>
+        <w:t xml:space="preserve">Where ML genuinely changes materials processing.</w:t>
       </w:r>
     </w:p>
     <w:p>
@@ -2781,7 +2912,7 @@
         <w:t xml:space="preserve"> </w:t>
       </w:r>
       <w:r>
-        <w:t xml:space="preserve">Train a constrained model for a processing or characterization task.</w:t>
+        <w:t xml:space="preserve">Mini-project presentations and critical discussion.</w:t>
       </w:r>
     </w:p>
     <w:p>
@@ -2791,14 +2922,14 @@
         </w:pict>
       </w:r>
     </w:p>
-    <w:bookmarkEnd w:id="39"/>
-    <w:bookmarkStart w:id="41" w:name="X5b34bb018432e9cd29a48b5466eee085c53a6ef"/>
+    <w:bookmarkEnd w:id="40"/>
+    <w:bookmarkStart w:id="41" w:name="X24ca62501099fa7eeef684c58886843d03ec876"/>
     <w:p>
       <w:pPr>
         <w:pStyle w:val="Heading4"/>
       </w:pPr>
       <w:r>
-        <w:t xml:space="preserve">1.3.5.2 Week 13 – Integration, limits, and reflection</w:t>
+        <w:t xml:space="preserve">1.3.5.3 Week 14 – Buffer, review, and mini-project work</w:t>
       </w:r>
     </w:p>
     <w:p>
@@ -2810,7 +2941,7 @@
           <w:i/>
           <w:iCs/>
         </w:rPr>
-        <w:t xml:space="preserve">Lecture: Tuesday, 07.07.2026, 14:15-15:45 | Exercise: Thursday, 09.07.2026, 16:15-17:45</w:t>
+        <w:t xml:space="preserve">Tuesday, 14.07.2026, 14:15-15:45 | Thursday, 16.07.2026, 16:15-17:45</w:t>
       </w:r>
     </w:p>
     <w:p>
@@ -2818,76 +2949,7 @@
         <w:pStyle w:val="BodyText"/>
       </w:pPr>
       <w:r>
-        <w:rPr>
-          <w:b/>
-          <w:bCs/>
-        </w:rPr>
-        <w:t xml:space="preserve">Slides:</w:t>
-      </w:r>
-      <w:r>
-        <w:t xml:space="preserve"> </w:t>
-      </w:r>
-      <w:hyperlink r:id="rId40">
-        <w:r>
-          <w:rPr>
-            <w:rStyle w:val="Hyperlink"/>
-          </w:rPr>
-          <w:t xml:space="preserve">Open</w:t>
-        </w:r>
-      </w:hyperlink>
-    </w:p>
-    <w:p>
-      <w:pPr>
-        <w:pStyle w:val="Compact"/>
-        <w:numPr>
-          <w:ilvl w:val="0"/>
-          <w:numId w:val="1026"/>
-        </w:numPr>
-      </w:pPr>
-      <w:r>
-        <w:t xml:space="preserve">Explainability for experimental ML (CAMs, SHAP).</w:t>
-      </w:r>
-    </w:p>
-    <w:p>
-      <w:pPr>
-        <w:pStyle w:val="Compact"/>
-        <w:numPr>
-          <w:ilvl w:val="0"/>
-          <w:numId w:val="1026"/>
-        </w:numPr>
-      </w:pPr>
-      <w:r>
-        <w:t xml:space="preserve">Why ML fails in real labs.</w:t>
-      </w:r>
-    </w:p>
-    <w:p>
-      <w:pPr>
-        <w:pStyle w:val="Compact"/>
-        <w:numPr>
-          <w:ilvl w:val="0"/>
-          <w:numId w:val="1026"/>
-        </w:numPr>
-      </w:pPr>
-      <w:r>
-        <w:t xml:space="preserve">Where ML genuinely changes materials processing.</w:t>
-      </w:r>
-    </w:p>
-    <w:p>
-      <w:pPr>
-        <w:pStyle w:val="FirstParagraph"/>
-      </w:pPr>
-      <w:r>
-        <w:rPr>
-          <w:b/>
-          <w:bCs/>
-        </w:rPr>
-        <w:t xml:space="preserve">Exercise:</w:t>
-      </w:r>
-      <w:r>
-        <w:t xml:space="preserve"> </w:t>
-      </w:r>
-      <w:r>
-        <w:t xml:space="preserve">Mini-project presentations and critical discussion.</w:t>
+        <w:t xml:space="preserve">No new material. Reserved as a buffer to absorb schedule slippage from the Week 7 / Week 8 public-holiday self-study sessions, for review of difficult topics on request, and for mini-project consultation and presentations.</w:t>
       </w:r>
     </w:p>
     <w:p>
@@ -2898,13 +2960,15 @@
       </w:r>
     </w:p>
     <w:bookmarkEnd w:id="41"/>
-    <w:bookmarkStart w:id="42" w:name="X24ca62501099fa7eeef684c58886843d03ec876"/>
-    <w:p>
-      <w:pPr>
-        <w:pStyle w:val="Heading4"/>
-      </w:pPr>
-      <w:r>
-        <w:t xml:space="preserve">1.3.5.3 Week 14 – Buffer, review, and mini-project work</w:t>
+    <w:bookmarkEnd w:id="42"/>
+    <w:bookmarkEnd w:id="43"/>
+    <w:bookmarkStart w:id="44" w:name="learning-outcomes"/>
+    <w:p>
+      <w:pPr>
+        <w:pStyle w:val="Heading2"/>
+      </w:pPr>
+      <w:r>
+        <w:t xml:space="preserve">1.4 Learning Outcomes</w:t>
       </w:r>
     </w:p>
     <w:p>
@@ -2912,19 +2976,91 @@
         <w:pStyle w:val="FirstParagraph"/>
       </w:pPr>
       <w:r>
-        <w:rPr>
-          <w:i/>
-          <w:iCs/>
-        </w:rPr>
-        <w:t xml:space="preserve">Tuesday, 14.07.2026, 14:15-15:45 | Thursday, 16.07.2026, 16:15-17:45</w:t>
-      </w:r>
-    </w:p>
-    <w:p>
-      <w:pPr>
-        <w:pStyle w:val="BodyText"/>
-      </w:pPr>
-      <w:r>
-        <w:t xml:space="preserve">No new material. Reserved as a buffer to absorb schedule slippage from the Week 7 / Week 8 public-holiday self-study sessions, for review of difficult topics on request, and for mini-project consultation and presentations.</w:t>
+        <w:t xml:space="preserve">Students completing this course will be able to:</w:t>
+      </w:r>
+    </w:p>
+    <w:p>
+      <w:pPr>
+        <w:pStyle w:val="Compact"/>
+        <w:numPr>
+          <w:ilvl w:val="0"/>
+          <w:numId w:val="1027"/>
+        </w:numPr>
+      </w:pPr>
+      <w:r>
+        <w:t xml:space="preserve">Interpret materials processing and characterization data as learning problems.</w:t>
+      </w:r>
+    </w:p>
+    <w:p>
+      <w:pPr>
+        <w:pStyle w:val="Compact"/>
+        <w:numPr>
+          <w:ilvl w:val="0"/>
+          <w:numId w:val="1027"/>
+        </w:numPr>
+      </w:pPr>
+      <w:r>
+        <w:t xml:space="preserve">Build ML pipelines for microstructure analysis, process prediction, and spectral data.</w:t>
+      </w:r>
+    </w:p>
+    <w:p>
+      <w:pPr>
+        <w:pStyle w:val="Compact"/>
+        <w:numPr>
+          <w:ilvl w:val="0"/>
+          <w:numId w:val="1027"/>
+        </w:numPr>
+      </w:pPr>
+      <w:r>
+        <w:t xml:space="preserve">Understand the physics of data formation to avoid common ML pitfalls.</w:t>
+      </w:r>
+    </w:p>
+    <w:p>
+      <w:pPr>
+        <w:pStyle w:val="Compact"/>
+        <w:numPr>
+          <w:ilvl w:val="0"/>
+          <w:numId w:val="1027"/>
+        </w:numPr>
+      </w:pPr>
+      <w:r>
+        <w:t xml:space="preserve">Evaluate generalization, robustness, and uncertainty in experimental ML models.</w:t>
+      </w:r>
+    </w:p>
+    <w:p>
+      <w:pPr>
+        <w:pStyle w:val="Compact"/>
+        <w:numPr>
+          <w:ilvl w:val="0"/>
+          <w:numId w:val="1027"/>
+        </w:numPr>
+      </w:pPr>
+      <w:r>
+        <w:t xml:space="preserve">Apply Gaussian Processes and neural networks as surrogate models.</w:t>
+      </w:r>
+    </w:p>
+    <w:p>
+      <w:pPr>
+        <w:pStyle w:val="Compact"/>
+        <w:numPr>
+          <w:ilvl w:val="0"/>
+          <w:numId w:val="1027"/>
+        </w:numPr>
+      </w:pPr>
+      <w:r>
+        <w:t xml:space="preserve">Integrate physical constraints into ML workflows.</w:t>
+      </w:r>
+    </w:p>
+    <w:p>
+      <w:pPr>
+        <w:pStyle w:val="Compact"/>
+        <w:numPr>
+          <w:ilvl w:val="0"/>
+          <w:numId w:val="1027"/>
+        </w:numPr>
+      </w:pPr>
+      <w:r>
+        <w:t xml:space="preserve">Critically assess claims about ML in materials processing and characterization.</w:t>
       </w:r>
     </w:p>
     <w:p>
@@ -2934,124 +3070,13 @@
         </w:pict>
       </w:r>
     </w:p>
-    <w:bookmarkEnd w:id="42"/>
-    <w:bookmarkEnd w:id="43"/>
     <w:bookmarkEnd w:id="44"/>
-    <w:bookmarkStart w:id="45" w:name="learning-outcomes"/>
+    <w:bookmarkStart w:id="47" w:name="lab-possibilities"/>
     <w:p>
       <w:pPr>
         <w:pStyle w:val="Heading2"/>
       </w:pPr>
       <w:r>
-        <w:t xml:space="preserve">1.4 Learning Outcomes</w:t>
-      </w:r>
-    </w:p>
-    <w:p>
-      <w:pPr>
-        <w:pStyle w:val="FirstParagraph"/>
-      </w:pPr>
-      <w:r>
-        <w:t xml:space="preserve">Students completing this course will be able to:</w:t>
-      </w:r>
-    </w:p>
-    <w:p>
-      <w:pPr>
-        <w:pStyle w:val="Compact"/>
-        <w:numPr>
-          <w:ilvl w:val="0"/>
-          <w:numId w:val="1027"/>
-        </w:numPr>
-      </w:pPr>
-      <w:r>
-        <w:t xml:space="preserve">Interpret materials processing and characterization data as learning problems.</w:t>
-      </w:r>
-    </w:p>
-    <w:p>
-      <w:pPr>
-        <w:pStyle w:val="Compact"/>
-        <w:numPr>
-          <w:ilvl w:val="0"/>
-          <w:numId w:val="1027"/>
-        </w:numPr>
-      </w:pPr>
-      <w:r>
-        <w:t xml:space="preserve">Build ML pipelines for microstructure analysis, process prediction, and spectral data.</w:t>
-      </w:r>
-    </w:p>
-    <w:p>
-      <w:pPr>
-        <w:pStyle w:val="Compact"/>
-        <w:numPr>
-          <w:ilvl w:val="0"/>
-          <w:numId w:val="1027"/>
-        </w:numPr>
-      </w:pPr>
-      <w:r>
-        <w:t xml:space="preserve">Understand the physics of data formation to avoid common ML pitfalls.</w:t>
-      </w:r>
-    </w:p>
-    <w:p>
-      <w:pPr>
-        <w:pStyle w:val="Compact"/>
-        <w:numPr>
-          <w:ilvl w:val="0"/>
-          <w:numId w:val="1027"/>
-        </w:numPr>
-      </w:pPr>
-      <w:r>
-        <w:t xml:space="preserve">Evaluate generalization, robustness, and uncertainty in experimental ML models.</w:t>
-      </w:r>
-    </w:p>
-    <w:p>
-      <w:pPr>
-        <w:pStyle w:val="Compact"/>
-        <w:numPr>
-          <w:ilvl w:val="0"/>
-          <w:numId w:val="1027"/>
-        </w:numPr>
-      </w:pPr>
-      <w:r>
-        <w:t xml:space="preserve">Apply Gaussian Processes and neural networks as surrogate models.</w:t>
-      </w:r>
-    </w:p>
-    <w:p>
-      <w:pPr>
-        <w:pStyle w:val="Compact"/>
-        <w:numPr>
-          <w:ilvl w:val="0"/>
-          <w:numId w:val="1027"/>
-        </w:numPr>
-      </w:pPr>
-      <w:r>
-        <w:t xml:space="preserve">Integrate physical constraints into ML workflows.</w:t>
-      </w:r>
-    </w:p>
-    <w:p>
-      <w:pPr>
-        <w:pStyle w:val="Compact"/>
-        <w:numPr>
-          <w:ilvl w:val="0"/>
-          <w:numId w:val="1027"/>
-        </w:numPr>
-      </w:pPr>
-      <w:r>
-        <w:t xml:space="preserve">Critically assess claims about ML in materials processing and characterization.</w:t>
-      </w:r>
-    </w:p>
-    <w:p>
-      <w:r>
-        <w:pict>
-          <v:rect style="width:0;height:1.5pt" o:hralign="center" o:hrstd="t" o:hr="t"/>
-        </w:pict>
-      </w:r>
-    </w:p>
-    <w:bookmarkEnd w:id="45"/>
-    <w:bookmarkStart w:id="48" w:name="lab-possibilities"/>
-    <w:p>
-      <w:pPr>
-        <w:pStyle w:val="Heading2"/>
-      </w:pPr>
-      <w:r>
         <w:t xml:space="preserve">1.5 Lab Possibilities</w:t>
       </w:r>
     </w:p>
@@ -3175,8 +3200,8 @@
         <w:t xml:space="preserve">Multi-modal fusion of images, spectra, and process parameters.</w:t>
       </w:r>
     </w:p>
-    <w:bookmarkStart w:id="47" w:name="refs"/>
-    <w:bookmarkStart w:id="46" w:name="ref-sandfeld2024materials"/>
+    <w:bookmarkStart w:id="46" w:name="refs"/>
+    <w:bookmarkStart w:id="45" w:name="ref-sandfeld2024materials"/>
     <w:p>
       <w:pPr>
         <w:pStyle w:val="Bibliography"/>
@@ -3198,10 +3223,10 @@
         <w:t xml:space="preserve">. Springer Nature.</w:t>
       </w:r>
     </w:p>
+    <w:bookmarkEnd w:id="45"/>
     <w:bookmarkEnd w:id="46"/>
     <w:bookmarkEnd w:id="47"/>
     <w:bookmarkEnd w:id="48"/>
-    <w:bookmarkEnd w:id="49"/>
     <w:sectPr>
       <w:footnotePr>
         <w:numRestart w:val="eachSect"/>

--- a/index.docx
+++ b/index.docx
@@ -31,7 +31,7 @@
         <w:pStyle w:val="Date"/>
       </w:pPr>
       <w:r>
-        <w:t xml:space="preserve">2026-05-19</w:t>
+        <w:t xml:space="preserve">2026-05-24</w:t>
       </w:r>
     </w:p>
     <w:p>
@@ -86,7 +86,7 @@
         <w:t xml:space="preserve">correlations.</w:t>
       </w:r>
     </w:p>
-    <w:bookmarkStart w:id="48" w:name="X0a56b0bd4838ab784e68624d8ff4509bda60416"/>
+    <w:bookmarkStart w:id="51" w:name="X0a56b0bd4838ab784e68624d8ff4509bda60416"/>
     <w:p>
       <w:pPr>
         <w:pStyle w:val="Heading1"/>
@@ -291,7 +291,7 @@
       </w:r>
     </w:p>
     <w:bookmarkEnd w:id="10"/>
-    <w:bookmarkStart w:id="43" w:name="week-by-week-curriculum-14-weeks"/>
+    <w:bookmarkStart w:id="46" w:name="week-by-week-curriculum-14-weeks"/>
     <w:p>
       <w:pPr>
         <w:pStyle w:val="Heading2"/>
@@ -1039,7 +1039,7 @@
     </w:p>
     <w:bookmarkEnd w:id="16"/>
     <w:bookmarkEnd w:id="17"/>
-    <w:bookmarkStart w:id="24" w:name="X2fb6f3dcbe166ecafcf0a6da168c0a768811813"/>
+    <w:bookmarkStart w:id="28" w:name="X2fb6f3dcbe166ecafcf0a6da168c0a768811813"/>
     <w:p>
       <w:pPr>
         <w:pStyle w:val="Heading3"/>
@@ -1661,23 +1661,168 @@
       </w:r>
     </w:p>
     <w:bookmarkEnd w:id="23"/>
-    <w:bookmarkEnd w:id="24"/>
-    <w:bookmarkStart w:id="29" w:name="X573036aa3f167ab9683ebdff2318ea4ca064cdf"/>
+    <w:bookmarkStart w:id="27" w:name="X8330894fcbb4b78f8e5235a778b49b90234472f"/>
+    <w:p>
+      <w:pPr>
+        <w:pStyle w:val="Heading4"/>
+      </w:pPr>
+      <w:r>
+        <w:t xml:space="preserve">1.3.2.4 Week 7 – No lecture (26.05.2026, public holiday)</w:t>
+      </w:r>
+    </w:p>
+    <w:tbl>
+      <w:tblPr>
+        <w:tblStyle w:val="Table"/>
+        <w:tblInd w:w="164" w:type="dxa"/>
+        <w:tblBorders>
+          <w:left w:val="single" w:sz="24" w:space="0" w:color="EB9113"/>
+        </w:tblBorders>
+        <w:tblCellMar>
+          <w:left w:w="0" w:type="dxa"/>
+          <w:right w:w="0" w:type="dxa"/>
+        </w:tblCellMar>
+        <w:tblLook w:firstRow="0" w:lastRow="0" w:firstColumn="0" w:lastColumn="0" w:noHBand="0" w:noVBand="0" w:val="0000"/>
+      </w:tblPr>
+      <w:tblGrid>
+        <w:gridCol w:w="7920"/>
+      </w:tblGrid>
+      <w:tr>
+        <w:trPr>
+          <w:cantSplit/>
+        </w:trPr>
+        <w:tc>
+          <w:tcPr>
+            <w:tcMar>
+              <w:left w:w="144" w:type="dxa"/>
+              <w:right w:w="144" w:type="dxa"/>
+            </w:tcMar>
+          </w:tcPr>
+          <w:p>
+            <w:pPr>
+              <w:pStyle w:val="FirstParagraph"/>
+            </w:pPr>
+            <w:pPr>
+              <w:spacing w:before="0" w:after="8"/>
+              <w:jc w:val="center"/>
+            </w:pPr>
+            <w:r>
+              <w:drawing>
+                <wp:inline>
+                  <wp:extent cx="152400" cy="152400"/>
+                  <wp:effectExtent b="0" l="0" r="0" t="0"/>
+                  <wp:docPr descr="" title="" id="25" name="Picture"/>
+                  <a:graphic>
+                    <a:graphicData uri="http://schemas.openxmlformats.org/drawingml/2006/picture">
+                      <pic:pic>
+                        <pic:nvPicPr>
+                          <pic:cNvPr descr="/opt/quarto/share/formats/docx/warning.png" id="26" name="Picture"/>
+                          <pic:cNvPicPr>
+                            <a:picLocks noChangeArrowheads="1" noChangeAspect="1"/>
+                          </pic:cNvPicPr>
+                        </pic:nvPicPr>
+                        <pic:blipFill>
+                          <a:blip r:embed="rId24"/>
+                          <a:stretch>
+                            <a:fillRect/>
+                          </a:stretch>
+                        </pic:blipFill>
+                        <pic:spPr bwMode="auto">
+                          <a:xfrm>
+                            <a:off x="0" y="0"/>
+                            <a:ext cx="152400" cy="152400"/>
+                          </a:xfrm>
+                          <a:prstGeom prst="rect">
+                            <a:avLst/>
+                          </a:prstGeom>
+                          <a:noFill/>
+                          <a:ln w="9525">
+                            <a:noFill/>
+                            <a:headEnd/>
+                            <a:tailEnd/>
+                          </a:ln>
+                        </pic:spPr>
+                      </pic:pic>
+                    </a:graphicData>
+                  </a:graphic>
+                </wp:inline>
+              </w:drawing>
+            </w:r>
+          </w:p>
+        </w:tc>
+        <w:tc>
+          <w:p>
+            <w:pPr>
+              <w:pStyle w:val="BodyText"/>
+            </w:pPr>
+            <w:pPr>
+              <w:spacing w:before="16" w:after="64"/>
+            </w:pPr>
+          </w:p>
+          <w:p>
+            <w:pPr>
+              <w:pStyle w:val="BodyText"/>
+            </w:pPr>
+            <w:pPr>
+              <w:spacing w:before="16" w:after="16"/>
+            </w:pPr>
+            <w:r>
+              <w:rPr>
+                <w:b/>
+                <w:bCs/>
+              </w:rPr>
+              <w:t xml:space="preserve">Cancelled</w:t>
+            </w:r>
+            <w:r>
+              <w:t xml:space="preserve"> </w:t>
+            </w:r>
+            <w:r>
+              <w:t xml:space="preserve">— no ML-PC lecture or exercise takes place in Week 7 (Pfingstmontag / Pfingstdienstag public holidays, 25–26.05.2026). The</w:t>
+            </w:r>
+            <w:r>
+              <w:t xml:space="preserve"> </w:t>
+            </w:r>
+            <w:r>
+              <w:rPr>
+                <w:i/>
+                <w:iCs/>
+              </w:rPr>
+              <w:t xml:space="preserve">time-series &amp; process monitoring</w:t>
+            </w:r>
+            <w:r>
+              <w:t xml:space="preserve"> </w:t>
+            </w:r>
+            <w:r>
+              <w:t xml:space="preserve">unit moves to Week 8 (02.06.2026); every later unit shifts one week, taking up the former Week-14 buffer slot.</w:t>
+            </w:r>
+          </w:p>
+        </w:tc>
+      </w:tr>
+    </w:tbl>
+    <w:p>
+      <w:r>
+        <w:pict>
+          <v:rect style="width:0;height:1.5pt" o:hralign="center" o:hrstd="t" o:hr="t"/>
+        </w:pict>
+      </w:r>
+    </w:p>
+    <w:bookmarkEnd w:id="27"/>
+    <w:bookmarkEnd w:id="28"/>
+    <w:bookmarkStart w:id="33" w:name="Xae33af27faa727cfcd1d3718bc41c030a93dd4a"/>
     <w:p>
       <w:pPr>
         <w:pStyle w:val="Heading3"/>
       </w:pPr>
       <w:r>
-        <w:t xml:space="preserve">1.3.3 Unit III — Learning from Processing Data (Weeks 7–8)</w:t>
-      </w:r>
-    </w:p>
-    <w:bookmarkStart w:id="26" w:name="Xbb124ebc6c6dce8b1ee3692f0ea7044e53b6cc0"/>
+        <w:t xml:space="preserve">1.3.3 Unit III — Learning from Processing Data (Weeks 8–9)</w:t>
+      </w:r>
+    </w:p>
+    <w:bookmarkStart w:id="30" w:name="X9fc4a9cf403f98ae329406201cb2745117c221a"/>
     <w:p>
       <w:pPr>
         <w:pStyle w:val="Heading4"/>
       </w:pPr>
       <w:r>
-        <w:t xml:space="preserve">1.3.3.1 Week 7 – Time-series and process monitoring</w:t>
+        <w:t xml:space="preserve">1.3.3.1 Week 8 – Time-series and process monitoring</w:t>
       </w:r>
     </w:p>
     <w:p>
@@ -1689,7 +1834,7 @@
           <w:i/>
           <w:iCs/>
         </w:rPr>
-        <w:t xml:space="preserve">Lecture: Tuesday, 26.05.2026, 14:15-15:45 (self-study — Pfingstdienstag public holiday) | Exercise: Thursday, 28.05.2026, 16:15-17:45 (in class)</w:t>
+        <w:t xml:space="preserve">Lecture: Tuesday, 02.06.2026, 14:15-15:45 (in class) | Exercise: Thursday, 04.06.2026, 16:15-17:45 (self-study — Fronleichnam public holiday)</w:t>
       </w:r>
     </w:p>
     <w:p>
@@ -1706,7 +1851,7 @@
       <w:r>
         <w:t xml:space="preserve"> </w:t>
       </w:r>
-      <w:hyperlink r:id="rId25">
+      <w:hyperlink r:id="rId29">
         <w:r>
           <w:rPr>
             <w:rStyle w:val="Hyperlink"/>
@@ -1724,13 +1869,13 @@
           <w:b/>
           <w:bCs/>
         </w:rPr>
-        <w:t xml:space="preserve">Self-study lecture:</w:t>
-      </w:r>
-      <w:r>
-        <w:t xml:space="preserve"> </w:t>
-      </w:r>
-      <w:r>
-        <w:t xml:space="preserve">the Tuesday slot is cancelled (Pfingstdienstag). Work through the slide deck independently; the Thursday exercise runs in class and consolidates the material.</w:t>
+        <w:t xml:space="preserve">Self-study exercise:</w:t>
+      </w:r>
+      <w:r>
+        <w:t xml:space="preserve"> </w:t>
+      </w:r>
+      <w:r>
+        <w:t xml:space="preserve">the Thursday slot is cancelled (Fronleichnam). The exercise is provided for independent work; a solution is released afterwards. The Tuesday lecture takes place in class.</w:t>
       </w:r>
     </w:p>
     <w:p>
@@ -1908,14 +2053,14 @@
         </w:pict>
       </w:r>
     </w:p>
-    <w:bookmarkEnd w:id="26"/>
-    <w:bookmarkStart w:id="28" w:name="week-8-inverse-problems-and-process-maps"/>
+    <w:bookmarkEnd w:id="30"/>
+    <w:bookmarkStart w:id="32" w:name="week-9-inverse-problems-and-process-maps"/>
     <w:p>
       <w:pPr>
         <w:pStyle w:val="Heading4"/>
       </w:pPr>
       <w:r>
-        <w:t xml:space="preserve">1.3.3.2 Week 8 – Inverse problems and process maps</w:t>
+        <w:t xml:space="preserve">1.3.3.2 Week 9 – Inverse problems and process maps</w:t>
       </w:r>
     </w:p>
     <w:p>
@@ -1927,7 +2072,7 @@
           <w:i/>
           <w:iCs/>
         </w:rPr>
-        <w:t xml:space="preserve">Lecture: Tuesday, 02.06.2026, 14:15-15:45 (in class) | Exercise: Thursday, 04.06.2026, 16:15-17:45 (self-study — Fronleichnam public holiday)</w:t>
+        <w:t xml:space="preserve">Lecture: Tuesday, 09.06.2026, 14:15-15:45 | Exercise: Thursday, 11.06.2026, 16:15-17:45</w:t>
       </w:r>
     </w:p>
     <w:p>
@@ -1944,7 +2089,7 @@
       <w:r>
         <w:t xml:space="preserve"> </w:t>
       </w:r>
-      <w:hyperlink r:id="rId27">
+      <w:hyperlink r:id="rId31">
         <w:r>
           <w:rPr>
             <w:rStyle w:val="Hyperlink"/>
@@ -1955,24 +2100,6 @@
     </w:p>
     <w:p>
       <w:pPr>
-        <w:pStyle w:val="BlockText"/>
-      </w:pPr>
-      <w:r>
-        <w:rPr>
-          <w:b/>
-          <w:bCs/>
-        </w:rPr>
-        <w:t xml:space="preserve">Self-study exercise:</w:t>
-      </w:r>
-      <w:r>
-        <w:t xml:space="preserve"> </w:t>
-      </w:r>
-      <w:r>
-        <w:t xml:space="preserve">the Thursday slot is cancelled (Fronleichnam). The exercise is provided for independent work; a solution is released afterwards.</w:t>
-      </w:r>
-    </w:p>
-    <w:p>
-      <w:pPr>
         <w:pStyle w:val="Compact"/>
         <w:numPr>
           <w:ilvl w:val="0"/>
@@ -2132,24 +2259,24 @@
         </w:pict>
       </w:r>
     </w:p>
-    <w:bookmarkEnd w:id="28"/>
-    <w:bookmarkEnd w:id="29"/>
-    <w:bookmarkStart w:id="36" w:name="Xdcabdbcc2a2291044bf217951d667265d477a57"/>
+    <w:bookmarkEnd w:id="32"/>
+    <w:bookmarkEnd w:id="33"/>
+    <w:bookmarkStart w:id="40" w:name="X93632e902881f075e5d0c6e5c876cec872af5c2"/>
     <w:p>
       <w:pPr>
         <w:pStyle w:val="Heading3"/>
       </w:pPr>
       <w:r>
-        <w:t xml:space="preserve">1.3.4 Unit IV — Characterization, Transformers, and Uncertainty (Weeks 9–11)</w:t>
-      </w:r>
-    </w:p>
-    <w:bookmarkStart w:id="31" w:name="week-9-ml-for-characterization-signals"/>
+        <w:t xml:space="preserve">1.3.4 Unit IV — Characterization, Transformers, and Uncertainty (Weeks 10–12)</w:t>
+      </w:r>
+    </w:p>
+    <w:bookmarkStart w:id="35" w:name="week-10-ml-for-characterization-signals"/>
     <w:p>
       <w:pPr>
         <w:pStyle w:val="Heading4"/>
       </w:pPr>
       <w:r>
-        <w:t xml:space="preserve">1.3.4.1 Week 9 – ML for characterization signals</w:t>
+        <w:t xml:space="preserve">1.3.4.1 Week 10 – ML for characterization signals</w:t>
       </w:r>
     </w:p>
     <w:p>
@@ -2161,447 +2288,7 @@
           <w:i/>
           <w:iCs/>
         </w:rPr>
-        <w:t xml:space="preserve">Lecture: Tuesday, 09.06.2026, 14:15-15:45 | Exercise: Thursday, 11.06.2026, 16:15-17:45</w:t>
-      </w:r>
-    </w:p>
-    <w:p>
-      <w:pPr>
-        <w:pStyle w:val="BodyText"/>
-      </w:pPr>
-      <w:r>
-        <w:rPr>
-          <w:b/>
-          <w:bCs/>
-        </w:rPr>
-        <w:t xml:space="preserve">Slides:</w:t>
-      </w:r>
-      <w:r>
-        <w:t xml:space="preserve"> </w:t>
-      </w:r>
-      <w:hyperlink r:id="rId30">
-        <w:r>
-          <w:rPr>
-            <w:rStyle w:val="Hyperlink"/>
-          </w:rPr>
-          <w:t xml:space="preserve">Open</w:t>
-        </w:r>
-      </w:hyperlink>
-    </w:p>
-    <w:p>
-      <w:pPr>
-        <w:pStyle w:val="Compact"/>
-        <w:numPr>
-          <w:ilvl w:val="0"/>
-          <w:numId w:val="1020"/>
-        </w:numPr>
-      </w:pPr>
-      <w:r>
-        <w:t xml:space="preserve">Spectral data: XRD, EELS, EDS.</w:t>
-      </w:r>
-    </w:p>
-    <w:p>
-      <w:pPr>
-        <w:pStyle w:val="Compact"/>
-        <w:numPr>
-          <w:ilvl w:val="0"/>
-          <w:numId w:val="1020"/>
-        </w:numPr>
-      </w:pPr>
-      <w:r>
-        <w:t xml:space="preserve">Denoising, peak finding, dimensionality reduction.</w:t>
-      </w:r>
-    </w:p>
-    <w:p>
-      <w:pPr>
-        <w:pStyle w:val="Compact"/>
-        <w:numPr>
-          <w:ilvl w:val="0"/>
-          <w:numId w:val="1020"/>
-        </w:numPr>
-      </w:pPr>
-      <w:r>
-        <w:t xml:space="preserve">Using ML without destroying physical meaning.</w:t>
-      </w:r>
-    </w:p>
-    <w:p>
-      <w:pPr>
-        <w:pStyle w:val="FirstParagraph"/>
-      </w:pPr>
-      <w:r>
-        <w:rPr>
-          <w:b/>
-          <w:bCs/>
-        </w:rPr>
-        <w:t xml:space="preserve">Summary:</w:t>
-      </w:r>
-    </w:p>
-    <w:p>
-      <w:pPr>
-        <w:pStyle w:val="Compact"/>
-        <w:numPr>
-          <w:ilvl w:val="0"/>
-          <w:numId w:val="1021"/>
-        </w:numPr>
-      </w:pPr>
-      <w:r>
-        <w:t xml:space="preserve">Unsupervised ML on high-dimensional spectra (XRD, EDS, EELS)</w:t>
-      </w:r>
-    </w:p>
-    <w:p>
-      <w:pPr>
-        <w:pStyle w:val="Compact"/>
-        <w:numPr>
-          <w:ilvl w:val="0"/>
-          <w:numId w:val="1021"/>
-        </w:numPr>
-      </w:pPr>
-      <w:r>
-        <w:rPr>
-          <w:b/>
-          <w:bCs/>
-        </w:rPr>
-        <w:t xml:space="preserve">K-Means</w:t>
-      </w:r>
-      <w:r>
-        <w:t xml:space="preserve"> </w:t>
-      </w:r>
-      <w:r>
-        <w:t xml:space="preserve">and</w:t>
-      </w:r>
-      <w:r>
-        <w:t xml:space="preserve"> </w:t>
-      </w:r>
-      <w:r>
-        <w:rPr>
-          <w:b/>
-          <w:bCs/>
-        </w:rPr>
-        <w:t xml:space="preserve">t-SNE</w:t>
-      </w:r>
-      <w:r>
-        <w:t xml:space="preserve"> </w:t>
-      </w:r>
-      <w:r>
-        <w:t xml:space="preserve">for phase identification and visualization</w:t>
-      </w:r>
-    </w:p>
-    <w:p>
-      <w:pPr>
-        <w:pStyle w:val="Compact"/>
-        <w:numPr>
-          <w:ilvl w:val="0"/>
-          <w:numId w:val="1021"/>
-        </w:numPr>
-      </w:pPr>
-      <w:r>
-        <w:rPr>
-          <w:b/>
-          <w:bCs/>
-        </w:rPr>
-        <w:t xml:space="preserve">Autoencoders</w:t>
-      </w:r>
-      <w:r>
-        <w:t xml:space="preserve">: compressing spectra into a low-dimensional latent space</w:t>
-      </w:r>
-    </w:p>
-    <w:p>
-      <w:pPr>
-        <w:pStyle w:val="Compact"/>
-        <w:numPr>
-          <w:ilvl w:val="0"/>
-          <w:numId w:val="1021"/>
-        </w:numPr>
-      </w:pPr>
-      <w:r>
-        <w:t xml:space="preserve">Denoising and feature extraction at high throughput without losing physics</w:t>
-      </w:r>
-    </w:p>
-    <w:p>
-      <w:pPr>
-        <w:pStyle w:val="FirstParagraph"/>
-      </w:pPr>
-      <w:r>
-        <w:rPr>
-          <w:b/>
-          <w:bCs/>
-        </w:rPr>
-        <w:t xml:space="preserve">Exercise:</w:t>
-      </w:r>
-      <w:r>
-        <w:t xml:space="preserve"> </w:t>
-      </w:r>
-      <w:r>
-        <w:t xml:space="preserve">Apply PCA/NMF to spectral datasets; interpret components physically.</w:t>
-      </w:r>
-    </w:p>
-    <w:p>
-      <w:r>
-        <w:pict>
-          <v:rect style="width:0;height:1.5pt" o:hralign="center" o:hrstd="t" o:hr="t"/>
-        </w:pict>
-      </w:r>
-    </w:p>
-    <w:bookmarkEnd w:id="31"/>
-    <w:bookmarkStart w:id="33" w:name="X980ec8017aedd4cc4d4fd56160aada762892a89"/>
-    <w:p>
-      <w:pPr>
-        <w:pStyle w:val="Heading4"/>
-      </w:pPr>
-      <w:r>
-        <w:t xml:space="preserve">1.3.4.2 Week 10 – Transformers for materials characterization</w:t>
-      </w:r>
-    </w:p>
-    <w:p>
-      <w:pPr>
-        <w:pStyle w:val="FirstParagraph"/>
-      </w:pPr>
-      <w:r>
-        <w:rPr>
-          <w:i/>
-          <w:iCs/>
-        </w:rPr>
         <w:t xml:space="preserve">Lecture: Tuesday, 16.06.2026, 14:15-15:45 | Exercise: Thursday, 18.06.2026, 16:15-17:45</w:t>
-      </w:r>
-    </w:p>
-    <w:p>
-      <w:pPr>
-        <w:pStyle w:val="BodyText"/>
-      </w:pPr>
-      <w:r>
-        <w:rPr>
-          <w:b/>
-          <w:bCs/>
-        </w:rPr>
-        <w:t xml:space="preserve">Slides:</w:t>
-      </w:r>
-      <w:r>
-        <w:t xml:space="preserve"> </w:t>
-      </w:r>
-      <w:hyperlink r:id="rId32">
-        <w:r>
-          <w:rPr>
-            <w:rStyle w:val="Hyperlink"/>
-          </w:rPr>
-          <w:t xml:space="preserve">Open</w:t>
-        </w:r>
-      </w:hyperlink>
-    </w:p>
-    <w:p>
-      <w:pPr>
-        <w:pStyle w:val="Compact"/>
-        <w:numPr>
-          <w:ilvl w:val="0"/>
-          <w:numId w:val="1022"/>
-        </w:numPr>
-      </w:pPr>
-      <w:r>
-        <w:t xml:space="preserve">Why attention: long-range correlations beyond CNN receptive fields.</w:t>
-      </w:r>
-    </w:p>
-    <w:p>
-      <w:pPr>
-        <w:pStyle w:val="Compact"/>
-        <w:numPr>
-          <w:ilvl w:val="0"/>
-          <w:numId w:val="1022"/>
-        </w:numPr>
-      </w:pPr>
-      <w:r>
-        <w:t xml:space="preserve">Scaled dot-product attention and the Vision Transformer (ViT).</w:t>
-      </w:r>
-    </w:p>
-    <w:p>
-      <w:pPr>
-        <w:pStyle w:val="Compact"/>
-        <w:numPr>
-          <w:ilvl w:val="0"/>
-          <w:numId w:val="1022"/>
-        </w:numPr>
-      </w:pPr>
-      <w:r>
-        <w:t xml:space="preserve">Flash Attention for tractable long sequences.</w:t>
-      </w:r>
-    </w:p>
-    <w:p>
-      <w:pPr>
-        <w:pStyle w:val="FirstParagraph"/>
-      </w:pPr>
-      <w:r>
-        <w:rPr>
-          <w:b/>
-          <w:bCs/>
-        </w:rPr>
-        <w:t xml:space="preserve">Summary:</w:t>
-      </w:r>
-    </w:p>
-    <w:p>
-      <w:pPr>
-        <w:pStyle w:val="Compact"/>
-        <w:numPr>
-          <w:ilvl w:val="0"/>
-          <w:numId w:val="1023"/>
-        </w:numPr>
-      </w:pPr>
-      <w:r>
-        <w:rPr>
-          <w:b/>
-          <w:bCs/>
-        </w:rPr>
-        <w:t xml:space="preserve">Self-attention</w:t>
-      </w:r>
-      <w:r>
-        <w:t xml:space="preserve"> </w:t>
-      </w:r>
-      <w:r>
-        <w:t xml:space="preserve">and the</w:t>
-      </w:r>
-      <w:r>
-        <w:t xml:space="preserve"> </w:t>
-      </w:r>
-      <w:r>
-        <w:rPr>
-          <w:b/>
-          <w:bCs/>
-        </w:rPr>
-        <w:t xml:space="preserve">Vision Transformer (ViT)</w:t>
-      </w:r>
-      <w:r>
-        <w:t xml:space="preserve"> </w:t>
-      </w:r>
-      <w:r>
-        <w:t xml:space="preserve">for materials imaging</w:t>
-      </w:r>
-    </w:p>
-    <w:p>
-      <w:pPr>
-        <w:pStyle w:val="Compact"/>
-        <w:numPr>
-          <w:ilvl w:val="0"/>
-          <w:numId w:val="1023"/>
-        </w:numPr>
-      </w:pPr>
-      <w:r>
-        <w:rPr>
-          <w:b/>
-          <w:bCs/>
-        </w:rPr>
-        <w:t xml:space="preserve">Flash Attention</w:t>
-      </w:r>
-      <w:r>
-        <w:t xml:space="preserve">: long sequences without the L×L memory blow-up</w:t>
-      </w:r>
-    </w:p>
-    <w:p>
-      <w:pPr>
-        <w:pStyle w:val="Compact"/>
-        <w:numPr>
-          <w:ilvl w:val="0"/>
-          <w:numId w:val="1023"/>
-        </w:numPr>
-      </w:pPr>
-      <w:r>
-        <w:t xml:space="preserve">Applications:</w:t>
-      </w:r>
-      <w:r>
-        <w:t xml:space="preserve"> </w:t>
-      </w:r>
-      <w:r>
-        <w:rPr>
-          <w:b/>
-          <w:bCs/>
-        </w:rPr>
-        <w:t xml:space="preserve">ViT on 4D-STEM</w:t>
-      </w:r>
-      <w:r>
-        <w:t xml:space="preserve"> </w:t>
-      </w:r>
-      <w:r>
-        <w:t xml:space="preserve">diffraction; cross-attention across LPBF layer stacks</w:t>
-      </w:r>
-    </w:p>
-    <w:p>
-      <w:pPr>
-        <w:pStyle w:val="Compact"/>
-        <w:numPr>
-          <w:ilvl w:val="0"/>
-          <w:numId w:val="1023"/>
-        </w:numPr>
-      </w:pPr>
-      <w:r>
-        <w:t xml:space="preserve">Scaling alternatives (</w:t>
-      </w:r>
-      <w:r>
-        <w:rPr>
-          <w:b/>
-          <w:bCs/>
-        </w:rPr>
-        <w:t xml:space="preserve">Mamba / state-space models</w:t>
-      </w:r>
-      <w:r>
-        <w:t xml:space="preserve">) — and when</w:t>
-      </w:r>
-      <w:r>
-        <w:t xml:space="preserve"> </w:t>
-      </w:r>
-      <w:r>
-        <w:rPr>
-          <w:i/>
-          <w:iCs/>
-        </w:rPr>
-        <w:t xml:space="preserve">not</w:t>
-      </w:r>
-      <w:r>
-        <w:t xml:space="preserve"> </w:t>
-      </w:r>
-      <w:r>
-        <w:t xml:space="preserve">to reach for a transformer</w:t>
-      </w:r>
-    </w:p>
-    <w:p>
-      <w:pPr>
-        <w:pStyle w:val="FirstParagraph"/>
-      </w:pPr>
-      <w:r>
-        <w:rPr>
-          <w:b/>
-          <w:bCs/>
-        </w:rPr>
-        <w:t xml:space="preserve">Exercise:</w:t>
-      </w:r>
-      <w:r>
-        <w:t xml:space="preserve"> </w:t>
-      </w:r>
-      <w:r>
-        <w:t xml:space="preserve">Apply a small ViT / attention model to a characterization dataset (e.g. 4D-STEM patches); compare against a CNN baseline.</w:t>
-      </w:r>
-    </w:p>
-    <w:p>
-      <w:r>
-        <w:pict>
-          <v:rect style="width:0;height:1.5pt" o:hralign="center" o:hrstd="t" o:hr="t"/>
-        </w:pict>
-      </w:r>
-    </w:p>
-    <w:bookmarkEnd w:id="33"/>
-    <w:bookmarkStart w:id="35" w:name="Xa193ce59d694d20c5ae623acab0a96d37adadaa"/>
-    <w:p>
-      <w:pPr>
-        <w:pStyle w:val="Heading4"/>
-      </w:pPr>
-      <w:r>
-        <w:t xml:space="preserve">1.3.4.3 Week 11 – Uncertainty-aware regression &amp; Gaussian Processes</w:t>
-      </w:r>
-    </w:p>
-    <w:p>
-      <w:pPr>
-        <w:pStyle w:val="FirstParagraph"/>
-      </w:pPr>
-      <w:r>
-        <w:rPr>
-          <w:i/>
-          <w:iCs/>
-        </w:rPr>
-        <w:t xml:space="preserve">Lecture: Tuesday, 23.06.2026, 14:15-15:45 | Exercise: Thursday, 25.06.2026, 16:15-17:45</w:t>
       </w:r>
     </w:p>
     <w:p>
@@ -2632,47 +2319,35 @@
         <w:pStyle w:val="Compact"/>
         <w:numPr>
           <w:ilvl w:val="0"/>
-          <w:numId w:val="1024"/>
-        </w:numPr>
-      </w:pPr>
-      <w:r>
-        <w:t xml:space="preserve">Aleatoric vs epistemic uncertainty in experiments.</w:t>
-      </w:r>
-    </w:p>
-    <w:p>
-      <w:pPr>
-        <w:pStyle w:val="Compact"/>
-        <w:numPr>
-          <w:ilvl w:val="0"/>
-          <w:numId w:val="1024"/>
-        </w:numPr>
-      </w:pPr>
-      <w:r>
-        <w:t xml:space="preserve">Gaussian Processes as uncertainty-aware surrogates.</w:t>
-      </w:r>
-    </w:p>
-    <w:p>
-      <w:pPr>
-        <w:pStyle w:val="Compact"/>
-        <w:numPr>
-          <w:ilvl w:val="0"/>
-          <w:numId w:val="1024"/>
-        </w:numPr>
-      </w:pPr>
-      <w:r>
-        <w:t xml:space="preserve">Exploration vs exploitation in experimental design.</w:t>
-      </w:r>
-    </w:p>
-    <w:p>
-      <w:pPr>
-        <w:pStyle w:val="Compact"/>
-        <w:numPr>
-          <w:ilvl w:val="0"/>
-          <w:numId w:val="1024"/>
-        </w:numPr>
-      </w:pPr>
-      <w:r>
-        <w:t xml:space="preserve">Connection to materials acceleration platforms.</w:t>
+          <w:numId w:val="1020"/>
+        </w:numPr>
+      </w:pPr>
+      <w:r>
+        <w:t xml:space="preserve">Spectral data: XRD, EELS, EDS.</w:t>
+      </w:r>
+    </w:p>
+    <w:p>
+      <w:pPr>
+        <w:pStyle w:val="Compact"/>
+        <w:numPr>
+          <w:ilvl w:val="0"/>
+          <w:numId w:val="1020"/>
+        </w:numPr>
+      </w:pPr>
+      <w:r>
+        <w:t xml:space="preserve">Denoising, peak finding, dimensionality reduction.</w:t>
+      </w:r>
+    </w:p>
+    <w:p>
+      <w:pPr>
+        <w:pStyle w:val="Compact"/>
+        <w:numPr>
+          <w:ilvl w:val="0"/>
+          <w:numId w:val="1020"/>
+        </w:numPr>
+      </w:pPr>
+      <w:r>
+        <w:t xml:space="preserve">Using ML without destroying physical meaning.</w:t>
       </w:r>
     </w:p>
     <w:p>
@@ -2684,13 +2359,106 @@
           <w:b/>
           <w:bCs/>
         </w:rPr>
+        <w:t xml:space="preserve">Summary:</w:t>
+      </w:r>
+    </w:p>
+    <w:p>
+      <w:pPr>
+        <w:pStyle w:val="Compact"/>
+        <w:numPr>
+          <w:ilvl w:val="0"/>
+          <w:numId w:val="1021"/>
+        </w:numPr>
+      </w:pPr>
+      <w:r>
+        <w:t xml:space="preserve">Unsupervised ML on high-dimensional spectra (XRD, EDS, EELS)</w:t>
+      </w:r>
+    </w:p>
+    <w:p>
+      <w:pPr>
+        <w:pStyle w:val="Compact"/>
+        <w:numPr>
+          <w:ilvl w:val="0"/>
+          <w:numId w:val="1021"/>
+        </w:numPr>
+      </w:pPr>
+      <w:r>
+        <w:rPr>
+          <w:b/>
+          <w:bCs/>
+        </w:rPr>
+        <w:t xml:space="preserve">K-Means</w:t>
+      </w:r>
+      <w:r>
+        <w:t xml:space="preserve"> </w:t>
+      </w:r>
+      <w:r>
+        <w:t xml:space="preserve">and</w:t>
+      </w:r>
+      <w:r>
+        <w:t xml:space="preserve"> </w:t>
+      </w:r>
+      <w:r>
+        <w:rPr>
+          <w:b/>
+          <w:bCs/>
+        </w:rPr>
+        <w:t xml:space="preserve">t-SNE</w:t>
+      </w:r>
+      <w:r>
+        <w:t xml:space="preserve"> </w:t>
+      </w:r>
+      <w:r>
+        <w:t xml:space="preserve">for phase identification and visualization</w:t>
+      </w:r>
+    </w:p>
+    <w:p>
+      <w:pPr>
+        <w:pStyle w:val="Compact"/>
+        <w:numPr>
+          <w:ilvl w:val="0"/>
+          <w:numId w:val="1021"/>
+        </w:numPr>
+      </w:pPr>
+      <w:r>
+        <w:rPr>
+          <w:b/>
+          <w:bCs/>
+        </w:rPr>
+        <w:t xml:space="preserve">Autoencoders</w:t>
+      </w:r>
+      <w:r>
+        <w:t xml:space="preserve">: compressing spectra into a low-dimensional latent space</w:t>
+      </w:r>
+    </w:p>
+    <w:p>
+      <w:pPr>
+        <w:pStyle w:val="Compact"/>
+        <w:numPr>
+          <w:ilvl w:val="0"/>
+          <w:numId w:val="1021"/>
+        </w:numPr>
+      </w:pPr>
+      <w:r>
+        <w:t xml:space="preserve">Denoising and feature extraction at high throughput without losing physics</w:t>
+      </w:r>
+    </w:p>
+    <w:p>
+      <w:pPr>
+        <w:pStyle w:val="FirstParagraph"/>
+      </w:pPr>
+      <w:r>
+        <w:rPr>
+          <w:b/>
+          <w:bCs/>
+        </w:rPr>
         <w:t xml:space="preserve">Exercise:</w:t>
       </w:r>
       <w:r>
         <w:t xml:space="preserve"> </w:t>
       </w:r>
       <w:r>
-        <w:t xml:space="preserve">Compare GP regression and NN ensembles for a process-parameter problem.</w:t>
+        <w:t xml:space="preserve">Apply PCA/NMF to spectral datasets; interpret components physically.</w:t>
       </w:r>
     </w:p>
     <w:p>
@@ -2701,23 +2469,13 @@
       </w:r>
     </w:p>
     <w:bookmarkEnd w:id="35"/>
-    <w:bookmarkEnd w:id="36"/>
-    <w:bookmarkStart w:id="42" w:name="X93cfebd236e55f149bff38cb2d6ea9bb2f7463d"/>
-    <w:p>
-      <w:pPr>
-        <w:pStyle w:val="Heading3"/>
-      </w:pPr>
-      <w:r>
-        <w:t xml:space="preserve">1.3.5 Unit V — Physics, Trust, and Synthesis (Weeks 12–13)</w:t>
-      </w:r>
-    </w:p>
-    <w:bookmarkStart w:id="38" w:name="X205ecae74967bf5eab85306a92bfa3292085963"/>
+    <w:bookmarkStart w:id="37" w:name="Xd62c3ec6c2f1f5c97ef7043345b059eeb912735"/>
     <w:p>
       <w:pPr>
         <w:pStyle w:val="Heading4"/>
       </w:pPr>
       <w:r>
-        <w:t xml:space="preserve">1.3.5.1 Week 12 – Physics-informed and constrained ML</w:t>
+        <w:t xml:space="preserve">1.3.4.2 Week 11 – Transformers for materials characterization</w:t>
       </w:r>
     </w:p>
     <w:p>
@@ -2729,7 +2487,7 @@
           <w:i/>
           <w:iCs/>
         </w:rPr>
-        <w:t xml:space="preserve">Lecture: Tuesday, 30.06.2026, 14:15-15:45 | Exercise: Thursday, 02.07.2026, 16:15-17:45</w:t>
+        <w:t xml:space="preserve">Lecture: Tuesday, 23.06.2026, 14:15-15:45 | Exercise: Thursday, 25.06.2026, 16:15-17:45</w:t>
       </w:r>
     </w:p>
     <w:p>
@@ -2746,7 +2504,7 @@
       <w:r>
         <w:t xml:space="preserve"> </w:t>
       </w:r>
-      <w:hyperlink r:id="rId37">
+      <w:hyperlink r:id="rId36">
         <w:r>
           <w:rPr>
             <w:rStyle w:val="Hyperlink"/>
@@ -2760,35 +2518,35 @@
         <w:pStyle w:val="Compact"/>
         <w:numPr>
           <w:ilvl w:val="0"/>
-          <w:numId w:val="1025"/>
-        </w:numPr>
-      </w:pPr>
-      <w:r>
-        <w:t xml:space="preserve">Embedding physical constraints into ML models.</w:t>
-      </w:r>
-    </w:p>
-    <w:p>
-      <w:pPr>
-        <w:pStyle w:val="Compact"/>
-        <w:numPr>
-          <w:ilvl w:val="0"/>
-          <w:numId w:val="1025"/>
-        </w:numPr>
-      </w:pPr>
-      <w:r>
-        <w:t xml:space="preserve">Penalty terms, soft constraints, hybrid approaches.</w:t>
-      </w:r>
-    </w:p>
-    <w:p>
-      <w:pPr>
-        <w:pStyle w:val="Compact"/>
-        <w:numPr>
-          <w:ilvl w:val="0"/>
-          <w:numId w:val="1025"/>
-        </w:numPr>
-      </w:pPr>
-      <w:r>
-        <w:t xml:space="preserve">Failure modes of unconstrained models.</w:t>
+          <w:numId w:val="1022"/>
+        </w:numPr>
+      </w:pPr>
+      <w:r>
+        <w:t xml:space="preserve">Why attention: long-range correlations beyond CNN receptive fields.</w:t>
+      </w:r>
+    </w:p>
+    <w:p>
+      <w:pPr>
+        <w:pStyle w:val="Compact"/>
+        <w:numPr>
+          <w:ilvl w:val="0"/>
+          <w:numId w:val="1022"/>
+        </w:numPr>
+      </w:pPr>
+      <w:r>
+        <w:t xml:space="preserve">Scaled dot-product attention and the Vision Transformer (ViT).</w:t>
+      </w:r>
+    </w:p>
+    <w:p>
+      <w:pPr>
+        <w:pStyle w:val="Compact"/>
+        <w:numPr>
+          <w:ilvl w:val="0"/>
+          <w:numId w:val="1022"/>
+        </w:numPr>
+      </w:pPr>
+      <w:r>
+        <w:t xml:space="preserve">Flash Attention for tractable long sequences.</w:t>
       </w:r>
     </w:p>
     <w:p>
@@ -2800,13 +2558,148 @@
           <w:b/>
           <w:bCs/>
         </w:rPr>
+        <w:t xml:space="preserve">Summary:</w:t>
+      </w:r>
+    </w:p>
+    <w:p>
+      <w:pPr>
+        <w:pStyle w:val="Compact"/>
+        <w:numPr>
+          <w:ilvl w:val="0"/>
+          <w:numId w:val="1023"/>
+        </w:numPr>
+      </w:pPr>
+      <w:r>
+        <w:rPr>
+          <w:b/>
+          <w:bCs/>
+        </w:rPr>
+        <w:t xml:space="preserve">Self-attention</w:t>
+      </w:r>
+      <w:r>
+        <w:t xml:space="preserve"> </w:t>
+      </w:r>
+      <w:r>
+        <w:t xml:space="preserve">and the</w:t>
+      </w:r>
+      <w:r>
+        <w:t xml:space="preserve"> </w:t>
+      </w:r>
+      <w:r>
+        <w:rPr>
+          <w:b/>
+          <w:bCs/>
+        </w:rPr>
+        <w:t xml:space="preserve">Vision Transformer (ViT)</w:t>
+      </w:r>
+      <w:r>
+        <w:t xml:space="preserve"> </w:t>
+      </w:r>
+      <w:r>
+        <w:t xml:space="preserve">for materials imaging</w:t>
+      </w:r>
+    </w:p>
+    <w:p>
+      <w:pPr>
+        <w:pStyle w:val="Compact"/>
+        <w:numPr>
+          <w:ilvl w:val="0"/>
+          <w:numId w:val="1023"/>
+        </w:numPr>
+      </w:pPr>
+      <w:r>
+        <w:rPr>
+          <w:b/>
+          <w:bCs/>
+        </w:rPr>
+        <w:t xml:space="preserve">Flash Attention</w:t>
+      </w:r>
+      <w:r>
+        <w:t xml:space="preserve">: long sequences without the L×L memory blow-up</w:t>
+      </w:r>
+    </w:p>
+    <w:p>
+      <w:pPr>
+        <w:pStyle w:val="Compact"/>
+        <w:numPr>
+          <w:ilvl w:val="0"/>
+          <w:numId w:val="1023"/>
+        </w:numPr>
+      </w:pPr>
+      <w:r>
+        <w:t xml:space="preserve">Applications:</w:t>
+      </w:r>
+      <w:r>
+        <w:t xml:space="preserve"> </w:t>
+      </w:r>
+      <w:r>
+        <w:rPr>
+          <w:b/>
+          <w:bCs/>
+        </w:rPr>
+        <w:t xml:space="preserve">ViT on 4D-STEM</w:t>
+      </w:r>
+      <w:r>
+        <w:t xml:space="preserve"> </w:t>
+      </w:r>
+      <w:r>
+        <w:t xml:space="preserve">diffraction; cross-attention across LPBF layer stacks</w:t>
+      </w:r>
+    </w:p>
+    <w:p>
+      <w:pPr>
+        <w:pStyle w:val="Compact"/>
+        <w:numPr>
+          <w:ilvl w:val="0"/>
+          <w:numId w:val="1023"/>
+        </w:numPr>
+      </w:pPr>
+      <w:r>
+        <w:t xml:space="preserve">Scaling alternatives (</w:t>
+      </w:r>
+      <w:r>
+        <w:rPr>
+          <w:b/>
+          <w:bCs/>
+        </w:rPr>
+        <w:t xml:space="preserve">Mamba / state-space models</w:t>
+      </w:r>
+      <w:r>
+        <w:t xml:space="preserve">) — and when</w:t>
+      </w:r>
+      <w:r>
+        <w:t xml:space="preserve"> </w:t>
+      </w:r>
+      <w:r>
+        <w:rPr>
+          <w:i/>
+          <w:iCs/>
+        </w:rPr>
+        <w:t xml:space="preserve">not</w:t>
+      </w:r>
+      <w:r>
+        <w:t xml:space="preserve"> </w:t>
+      </w:r>
+      <w:r>
+        <w:t xml:space="preserve">to reach for a transformer</w:t>
+      </w:r>
+    </w:p>
+    <w:p>
+      <w:pPr>
+        <w:pStyle w:val="FirstParagraph"/>
+      </w:pPr>
+      <w:r>
+        <w:rPr>
+          <w:b/>
+          <w:bCs/>
+        </w:rPr>
         <w:t xml:space="preserve">Exercise:</w:t>
       </w:r>
       <w:r>
         <w:t xml:space="preserve"> </w:t>
       </w:r>
       <w:r>
-        <w:t xml:space="preserve">Train a constrained model for a processing or characterization task.</w:t>
+        <w:t xml:space="preserve">Apply a small ViT / attention model to a characterization dataset (e.g. 4D-STEM patches); compare against a CNN baseline.</w:t>
       </w:r>
     </w:p>
     <w:p>
@@ -2816,14 +2709,14 @@
         </w:pict>
       </w:r>
     </w:p>
-    <w:bookmarkEnd w:id="38"/>
-    <w:bookmarkStart w:id="40" w:name="X5b34bb018432e9cd29a48b5466eee085c53a6ef"/>
+    <w:bookmarkEnd w:id="37"/>
+    <w:bookmarkStart w:id="39" w:name="X3d98a32356bb91bced29b086ed559b53af5e390"/>
     <w:p>
       <w:pPr>
         <w:pStyle w:val="Heading4"/>
       </w:pPr>
       <w:r>
-        <w:t xml:space="preserve">1.3.5.2 Week 13 – Integration, limits, and reflection</w:t>
+        <w:t xml:space="preserve">1.3.4.3 Week 12 – Uncertainty-aware regression &amp; Gaussian Processes</w:t>
       </w:r>
     </w:p>
     <w:p>
@@ -2835,7 +2728,7 @@
           <w:i/>
           <w:iCs/>
         </w:rPr>
-        <w:t xml:space="preserve">Lecture: Tuesday, 07.07.2026, 14:15-15:45 | Exercise: Thursday, 09.07.2026, 16:15-17:45</w:t>
+        <w:t xml:space="preserve">Lecture: Tuesday, 30.06.2026, 14:15-15:45 | Exercise: Thursday, 02.07.2026, 16:15-17:45</w:t>
       </w:r>
     </w:p>
     <w:p>
@@ -2852,7 +2745,7 @@
       <w:r>
         <w:t xml:space="preserve"> </w:t>
       </w:r>
-      <w:hyperlink r:id="rId39">
+      <w:hyperlink r:id="rId38">
         <w:r>
           <w:rPr>
             <w:rStyle w:val="Hyperlink"/>
@@ -2866,35 +2759,47 @@
         <w:pStyle w:val="Compact"/>
         <w:numPr>
           <w:ilvl w:val="0"/>
-          <w:numId w:val="1026"/>
-        </w:numPr>
-      </w:pPr>
-      <w:r>
-        <w:t xml:space="preserve">Explainability for experimental ML (CAMs, SHAP).</w:t>
-      </w:r>
-    </w:p>
-    <w:p>
-      <w:pPr>
-        <w:pStyle w:val="Compact"/>
-        <w:numPr>
-          <w:ilvl w:val="0"/>
-          <w:numId w:val="1026"/>
-        </w:numPr>
-      </w:pPr>
-      <w:r>
-        <w:t xml:space="preserve">Why ML fails in real labs.</w:t>
-      </w:r>
-    </w:p>
-    <w:p>
-      <w:pPr>
-        <w:pStyle w:val="Compact"/>
-        <w:numPr>
-          <w:ilvl w:val="0"/>
-          <w:numId w:val="1026"/>
-        </w:numPr>
-      </w:pPr>
-      <w:r>
-        <w:t xml:space="preserve">Where ML genuinely changes materials processing.</w:t>
+          <w:numId w:val="1024"/>
+        </w:numPr>
+      </w:pPr>
+      <w:r>
+        <w:t xml:space="preserve">Aleatoric vs epistemic uncertainty in experiments.</w:t>
+      </w:r>
+    </w:p>
+    <w:p>
+      <w:pPr>
+        <w:pStyle w:val="Compact"/>
+        <w:numPr>
+          <w:ilvl w:val="0"/>
+          <w:numId w:val="1024"/>
+        </w:numPr>
+      </w:pPr>
+      <w:r>
+        <w:t xml:space="preserve">Gaussian Processes as uncertainty-aware surrogates.</w:t>
+      </w:r>
+    </w:p>
+    <w:p>
+      <w:pPr>
+        <w:pStyle w:val="Compact"/>
+        <w:numPr>
+          <w:ilvl w:val="0"/>
+          <w:numId w:val="1024"/>
+        </w:numPr>
+      </w:pPr>
+      <w:r>
+        <w:t xml:space="preserve">Exploration vs exploitation in experimental design.</w:t>
+      </w:r>
+    </w:p>
+    <w:p>
+      <w:pPr>
+        <w:pStyle w:val="Compact"/>
+        <w:numPr>
+          <w:ilvl w:val="0"/>
+          <w:numId w:val="1024"/>
+        </w:numPr>
+      </w:pPr>
+      <w:r>
+        <w:t xml:space="preserve">Connection to materials acceleration platforms.</w:t>
       </w:r>
     </w:p>
     <w:p>
@@ -2912,7 +2817,7 @@
         <w:t xml:space="preserve"> </w:t>
       </w:r>
       <w:r>
-        <w:t xml:space="preserve">Mini-project presentations and critical discussion.</w:t>
+        <w:t xml:space="preserve">Compare GP regression and NN ensembles for a process-parameter problem.</w:t>
       </w:r>
     </w:p>
     <w:p>
@@ -2922,14 +2827,24 @@
         </w:pict>
       </w:r>
     </w:p>
+    <w:bookmarkEnd w:id="39"/>
     <w:bookmarkEnd w:id="40"/>
-    <w:bookmarkStart w:id="41" w:name="X24ca62501099fa7eeef684c58886843d03ec876"/>
+    <w:bookmarkStart w:id="45" w:name="X02e460dd160f1f3f25087177f7fdb9366ee33c2"/>
+    <w:p>
+      <w:pPr>
+        <w:pStyle w:val="Heading3"/>
+      </w:pPr>
+      <w:r>
+        <w:t xml:space="preserve">1.3.5 Unit V — Physics, Trust, and Synthesis (Weeks 13–14)</w:t>
+      </w:r>
+    </w:p>
+    <w:bookmarkStart w:id="42" w:name="Xdce5f6a6cf980586da8195f85284c051463a187"/>
     <w:p>
       <w:pPr>
         <w:pStyle w:val="Heading4"/>
       </w:pPr>
       <w:r>
-        <w:t xml:space="preserve">1.3.5.3 Week 14 – Buffer, review, and mini-project work</w:t>
+        <w:t xml:space="preserve">1.3.5.1 Week 13 – Physics-informed and constrained ML</w:t>
       </w:r>
     </w:p>
     <w:p>
@@ -2941,7 +2856,7 @@
           <w:i/>
           <w:iCs/>
         </w:rPr>
-        <w:t xml:space="preserve">Tuesday, 14.07.2026, 14:15-15:45 | Thursday, 16.07.2026, 16:15-17:45</w:t>
+        <w:t xml:space="preserve">Lecture: Tuesday, 07.07.2026, 14:15-15:45 | Exercise: Thursday, 09.07.2026, 16:15-17:45</w:t>
       </w:r>
     </w:p>
     <w:p>
@@ -2949,7 +2864,76 @@
         <w:pStyle w:val="BodyText"/>
       </w:pPr>
       <w:r>
-        <w:t xml:space="preserve">No new material. Reserved as a buffer to absorb schedule slippage from the Week 7 / Week 8 public-holiday self-study sessions, for review of difficult topics on request, and for mini-project consultation and presentations.</w:t>
+        <w:rPr>
+          <w:b/>
+          <w:bCs/>
+        </w:rPr>
+        <w:t xml:space="preserve">Slides:</w:t>
+      </w:r>
+      <w:r>
+        <w:t xml:space="preserve"> </w:t>
+      </w:r>
+      <w:hyperlink r:id="rId41">
+        <w:r>
+          <w:rPr>
+            <w:rStyle w:val="Hyperlink"/>
+          </w:rPr>
+          <w:t xml:space="preserve">Open</w:t>
+        </w:r>
+      </w:hyperlink>
+    </w:p>
+    <w:p>
+      <w:pPr>
+        <w:pStyle w:val="Compact"/>
+        <w:numPr>
+          <w:ilvl w:val="0"/>
+          <w:numId w:val="1025"/>
+        </w:numPr>
+      </w:pPr>
+      <w:r>
+        <w:t xml:space="preserve">Embedding physical constraints into ML models.</w:t>
+      </w:r>
+    </w:p>
+    <w:p>
+      <w:pPr>
+        <w:pStyle w:val="Compact"/>
+        <w:numPr>
+          <w:ilvl w:val="0"/>
+          <w:numId w:val="1025"/>
+        </w:numPr>
+      </w:pPr>
+      <w:r>
+        <w:t xml:space="preserve">Penalty terms, soft constraints, hybrid approaches.</w:t>
+      </w:r>
+    </w:p>
+    <w:p>
+      <w:pPr>
+        <w:pStyle w:val="Compact"/>
+        <w:numPr>
+          <w:ilvl w:val="0"/>
+          <w:numId w:val="1025"/>
+        </w:numPr>
+      </w:pPr>
+      <w:r>
+        <w:t xml:space="preserve">Failure modes of unconstrained models.</w:t>
+      </w:r>
+    </w:p>
+    <w:p>
+      <w:pPr>
+        <w:pStyle w:val="FirstParagraph"/>
+      </w:pPr>
+      <w:r>
+        <w:rPr>
+          <w:b/>
+          <w:bCs/>
+        </w:rPr>
+        <w:t xml:space="preserve">Exercise:</w:t>
+      </w:r>
+      <w:r>
+        <w:t xml:space="preserve"> </w:t>
+      </w:r>
+      <w:r>
+        <w:t xml:space="preserve">Train a constrained model for a processing or characterization task.</w:t>
       </w:r>
     </w:p>
     <w:p>
@@ -2959,16 +2943,14 @@
         </w:pict>
       </w:r>
     </w:p>
-    <w:bookmarkEnd w:id="41"/>
     <w:bookmarkEnd w:id="42"/>
-    <w:bookmarkEnd w:id="43"/>
-    <w:bookmarkStart w:id="44" w:name="learning-outcomes"/>
-    <w:p>
-      <w:pPr>
-        <w:pStyle w:val="Heading2"/>
-      </w:pPr>
-      <w:r>
-        <w:t xml:space="preserve">1.4 Learning Outcomes</w:t>
+    <w:bookmarkStart w:id="44" w:name="Xb7bd54377565a382257ba886712490910aea32c"/>
+    <w:p>
+      <w:pPr>
+        <w:pStyle w:val="Heading4"/>
+      </w:pPr>
+      <w:r>
+        <w:t xml:space="preserve">1.3.5.2 Week 14 – Integration, limits, and reflection</w:t>
       </w:r>
     </w:p>
     <w:p>
@@ -2976,91 +2958,88 @@
         <w:pStyle w:val="FirstParagraph"/>
       </w:pPr>
       <w:r>
-        <w:t xml:space="preserve">Students completing this course will be able to:</w:t>
-      </w:r>
-    </w:p>
-    <w:p>
-      <w:pPr>
-        <w:pStyle w:val="Compact"/>
-        <w:numPr>
-          <w:ilvl w:val="0"/>
-          <w:numId w:val="1027"/>
-        </w:numPr>
-      </w:pPr>
-      <w:r>
-        <w:t xml:space="preserve">Interpret materials processing and characterization data as learning problems.</w:t>
-      </w:r>
-    </w:p>
-    <w:p>
-      <w:pPr>
-        <w:pStyle w:val="Compact"/>
-        <w:numPr>
-          <w:ilvl w:val="0"/>
-          <w:numId w:val="1027"/>
-        </w:numPr>
-      </w:pPr>
-      <w:r>
-        <w:t xml:space="preserve">Build ML pipelines for microstructure analysis, process prediction, and spectral data.</w:t>
-      </w:r>
-    </w:p>
-    <w:p>
-      <w:pPr>
-        <w:pStyle w:val="Compact"/>
-        <w:numPr>
-          <w:ilvl w:val="0"/>
-          <w:numId w:val="1027"/>
-        </w:numPr>
-      </w:pPr>
-      <w:r>
-        <w:t xml:space="preserve">Understand the physics of data formation to avoid common ML pitfalls.</w:t>
-      </w:r>
-    </w:p>
-    <w:p>
-      <w:pPr>
-        <w:pStyle w:val="Compact"/>
-        <w:numPr>
-          <w:ilvl w:val="0"/>
-          <w:numId w:val="1027"/>
-        </w:numPr>
-      </w:pPr>
-      <w:r>
-        <w:t xml:space="preserve">Evaluate generalization, robustness, and uncertainty in experimental ML models.</w:t>
-      </w:r>
-    </w:p>
-    <w:p>
-      <w:pPr>
-        <w:pStyle w:val="Compact"/>
-        <w:numPr>
-          <w:ilvl w:val="0"/>
-          <w:numId w:val="1027"/>
-        </w:numPr>
-      </w:pPr>
-      <w:r>
-        <w:t xml:space="preserve">Apply Gaussian Processes and neural networks as surrogate models.</w:t>
-      </w:r>
-    </w:p>
-    <w:p>
-      <w:pPr>
-        <w:pStyle w:val="Compact"/>
-        <w:numPr>
-          <w:ilvl w:val="0"/>
-          <w:numId w:val="1027"/>
-        </w:numPr>
-      </w:pPr>
-      <w:r>
-        <w:t xml:space="preserve">Integrate physical constraints into ML workflows.</w:t>
-      </w:r>
-    </w:p>
-    <w:p>
-      <w:pPr>
-        <w:pStyle w:val="Compact"/>
-        <w:numPr>
-          <w:ilvl w:val="0"/>
-          <w:numId w:val="1027"/>
-        </w:numPr>
-      </w:pPr>
-      <w:r>
-        <w:t xml:space="preserve">Critically assess claims about ML in materials processing and characterization.</w:t>
+        <w:rPr>
+          <w:i/>
+          <w:iCs/>
+        </w:rPr>
+        <w:t xml:space="preserve">Lecture: Tuesday, 14.07.2026, 14:15-15:45 | Exercise: Thursday, 16.07.2026, 16:15-17:45</w:t>
+      </w:r>
+    </w:p>
+    <w:p>
+      <w:pPr>
+        <w:pStyle w:val="BodyText"/>
+      </w:pPr>
+      <w:r>
+        <w:rPr>
+          <w:b/>
+          <w:bCs/>
+        </w:rPr>
+        <w:t xml:space="preserve">Slides:</w:t>
+      </w:r>
+      <w:r>
+        <w:t xml:space="preserve"> </w:t>
+      </w:r>
+      <w:hyperlink r:id="rId43">
+        <w:r>
+          <w:rPr>
+            <w:rStyle w:val="Hyperlink"/>
+          </w:rPr>
+          <w:t xml:space="preserve">Open</w:t>
+        </w:r>
+      </w:hyperlink>
+    </w:p>
+    <w:p>
+      <w:pPr>
+        <w:pStyle w:val="Compact"/>
+        <w:numPr>
+          <w:ilvl w:val="0"/>
+          <w:numId w:val="1026"/>
+        </w:numPr>
+      </w:pPr>
+      <w:r>
+        <w:t xml:space="preserve">Explainability for experimental ML (CAMs, SHAP).</w:t>
+      </w:r>
+    </w:p>
+    <w:p>
+      <w:pPr>
+        <w:pStyle w:val="Compact"/>
+        <w:numPr>
+          <w:ilvl w:val="0"/>
+          <w:numId w:val="1026"/>
+        </w:numPr>
+      </w:pPr>
+      <w:r>
+        <w:t xml:space="preserve">Why ML fails in real labs.</w:t>
+      </w:r>
+    </w:p>
+    <w:p>
+      <w:pPr>
+        <w:pStyle w:val="Compact"/>
+        <w:numPr>
+          <w:ilvl w:val="0"/>
+          <w:numId w:val="1026"/>
+        </w:numPr>
+      </w:pPr>
+      <w:r>
+        <w:t xml:space="preserve">Where ML genuinely changes materials processing.</w:t>
+      </w:r>
+    </w:p>
+    <w:p>
+      <w:pPr>
+        <w:pStyle w:val="FirstParagraph"/>
+      </w:pPr>
+      <w:r>
+        <w:rPr>
+          <w:b/>
+          <w:bCs/>
+        </w:rPr>
+        <w:t xml:space="preserve">Exercise:</w:t>
+      </w:r>
+      <w:r>
+        <w:t xml:space="preserve"> </w:t>
+      </w:r>
+      <w:r>
+        <w:t xml:space="preserve">Mini-project presentations and critical discussion.</w:t>
       </w:r>
     </w:p>
     <w:p>
@@ -3071,12 +3050,123 @@
       </w:r>
     </w:p>
     <w:bookmarkEnd w:id="44"/>
-    <w:bookmarkStart w:id="47" w:name="lab-possibilities"/>
+    <w:bookmarkEnd w:id="45"/>
+    <w:bookmarkEnd w:id="46"/>
+    <w:bookmarkStart w:id="47" w:name="learning-outcomes"/>
     <w:p>
       <w:pPr>
         <w:pStyle w:val="Heading2"/>
       </w:pPr>
       <w:r>
+        <w:t xml:space="preserve">1.4 Learning Outcomes</w:t>
+      </w:r>
+    </w:p>
+    <w:p>
+      <w:pPr>
+        <w:pStyle w:val="FirstParagraph"/>
+      </w:pPr>
+      <w:r>
+        <w:t xml:space="preserve">Students completing this course will be able to:</w:t>
+      </w:r>
+    </w:p>
+    <w:p>
+      <w:pPr>
+        <w:pStyle w:val="Compact"/>
+        <w:numPr>
+          <w:ilvl w:val="0"/>
+          <w:numId w:val="1027"/>
+        </w:numPr>
+      </w:pPr>
+      <w:r>
+        <w:t xml:space="preserve">Interpret materials processing and characterization data as learning problems.</w:t>
+      </w:r>
+    </w:p>
+    <w:p>
+      <w:pPr>
+        <w:pStyle w:val="Compact"/>
+        <w:numPr>
+          <w:ilvl w:val="0"/>
+          <w:numId w:val="1027"/>
+        </w:numPr>
+      </w:pPr>
+      <w:r>
+        <w:t xml:space="preserve">Build ML pipelines for microstructure analysis, process prediction, and spectral data.</w:t>
+      </w:r>
+    </w:p>
+    <w:p>
+      <w:pPr>
+        <w:pStyle w:val="Compact"/>
+        <w:numPr>
+          <w:ilvl w:val="0"/>
+          <w:numId w:val="1027"/>
+        </w:numPr>
+      </w:pPr>
+      <w:r>
+        <w:t xml:space="preserve">Understand the physics of data formation to avoid common ML pitfalls.</w:t>
+      </w:r>
+    </w:p>
+    <w:p>
+      <w:pPr>
+        <w:pStyle w:val="Compact"/>
+        <w:numPr>
+          <w:ilvl w:val="0"/>
+          <w:numId w:val="1027"/>
+        </w:numPr>
+      </w:pPr>
+      <w:r>
+        <w:t xml:space="preserve">Evaluate generalization, robustness, and uncertainty in experimental ML models.</w:t>
+      </w:r>
+    </w:p>
+    <w:p>
+      <w:pPr>
+        <w:pStyle w:val="Compact"/>
+        <w:numPr>
+          <w:ilvl w:val="0"/>
+          <w:numId w:val="1027"/>
+        </w:numPr>
+      </w:pPr>
+      <w:r>
+        <w:t xml:space="preserve">Apply Gaussian Processes and neural networks as surrogate models.</w:t>
+      </w:r>
+    </w:p>
+    <w:p>
+      <w:pPr>
+        <w:pStyle w:val="Compact"/>
+        <w:numPr>
+          <w:ilvl w:val="0"/>
+          <w:numId w:val="1027"/>
+        </w:numPr>
+      </w:pPr>
+      <w:r>
+        <w:t xml:space="preserve">Integrate physical constraints into ML workflows.</w:t>
+      </w:r>
+    </w:p>
+    <w:p>
+      <w:pPr>
+        <w:pStyle w:val="Compact"/>
+        <w:numPr>
+          <w:ilvl w:val="0"/>
+          <w:numId w:val="1027"/>
+        </w:numPr>
+      </w:pPr>
+      <w:r>
+        <w:t xml:space="preserve">Critically assess claims about ML in materials processing and characterization.</w:t>
+      </w:r>
+    </w:p>
+    <w:p>
+      <w:r>
+        <w:pict>
+          <v:rect style="width:0;height:1.5pt" o:hralign="center" o:hrstd="t" o:hr="t"/>
+        </w:pict>
+      </w:r>
+    </w:p>
+    <w:bookmarkEnd w:id="47"/>
+    <w:bookmarkStart w:id="50" w:name="lab-possibilities"/>
+    <w:p>
+      <w:pPr>
+        <w:pStyle w:val="Heading2"/>
+      </w:pPr>
+      <w:r>
         <w:t xml:space="preserve">1.5 Lab Possibilities</w:t>
       </w:r>
     </w:p>
@@ -3200,8 +3290,8 @@
         <w:t xml:space="preserve">Multi-modal fusion of images, spectra, and process parameters.</w:t>
       </w:r>
     </w:p>
-    <w:bookmarkStart w:id="46" w:name="refs"/>
-    <w:bookmarkStart w:id="45" w:name="ref-sandfeld2024materials"/>
+    <w:bookmarkStart w:id="49" w:name="refs"/>
+    <w:bookmarkStart w:id="48" w:name="ref-sandfeld2024materials"/>
     <w:p>
       <w:pPr>
         <w:pStyle w:val="Bibliography"/>
@@ -3223,10 +3313,10 @@
         <w:t xml:space="preserve">. Springer Nature.</w:t>
       </w:r>
     </w:p>
-    <w:bookmarkEnd w:id="45"/>
-    <w:bookmarkEnd w:id="46"/>
-    <w:bookmarkEnd w:id="47"/>
     <w:bookmarkEnd w:id="48"/>
+    <w:bookmarkEnd w:id="49"/>
+    <w:bookmarkEnd w:id="50"/>
+    <w:bookmarkEnd w:id="51"/>
     <w:sectPr>
       <w:footnotePr>
         <w:numRestart w:val="eachSect"/>

--- a/index.docx
+++ b/index.docx
@@ -31,7 +31,7 @@
         <w:pStyle w:val="Date"/>
       </w:pPr>
       <w:r>
-        <w:t xml:space="preserve">2026-05-24</w:t>
+        <w:t xml:space="preserve">2026-06-16</w:t>
       </w:r>
     </w:p>
     <w:p>

--- a/index.docx
+++ b/index.docx
@@ -31,7 +31,7 @@
         <w:pStyle w:val="Date"/>
       </w:pPr>
       <w:r>
-        <w:t xml:space="preserve">2026-06-16</w:t>
+        <w:t xml:space="preserve">2026-06-21</w:t>
       </w:r>
     </w:p>
     <w:p>
@@ -86,7 +86,7 @@
         <w:t xml:space="preserve">correlations.</w:t>
       </w:r>
     </w:p>
-    <w:bookmarkStart w:id="51" w:name="X0a56b0bd4838ab784e68624d8ff4509bda60416"/>
+    <w:bookmarkStart w:id="53" w:name="X0a56b0bd4838ab784e68624d8ff4509bda60416"/>
     <w:p>
       <w:pPr>
         <w:pStyle w:val="Heading1"/>
@@ -291,7 +291,7 @@
       </w:r>
     </w:p>
     <w:bookmarkEnd w:id="10"/>
-    <w:bookmarkStart w:id="46" w:name="week-by-week-curriculum-14-weeks"/>
+    <w:bookmarkStart w:id="48" w:name="week-by-week-curriculum-14-weeks"/>
     <w:p>
       <w:pPr>
         <w:pStyle w:val="Heading2"/>
@@ -2829,7 +2829,7 @@
     </w:p>
     <w:bookmarkEnd w:id="39"/>
     <w:bookmarkEnd w:id="40"/>
-    <w:bookmarkStart w:id="45" w:name="X02e460dd160f1f3f25087177f7fdb9366ee33c2"/>
+    <w:bookmarkStart w:id="47" w:name="X02e460dd160f1f3f25087177f7fdb9366ee33c2"/>
     <w:p>
       <w:pPr>
         <w:pStyle w:val="Heading3"/>
@@ -2838,119 +2838,23 @@
         <w:t xml:space="preserve">1.3.5 Unit V — Physics, Trust, and Synthesis (Weeks 13–14)</w:t>
       </w:r>
     </w:p>
-    <w:bookmarkStart w:id="42" w:name="Xdce5f6a6cf980586da8195f85284c051463a187"/>
+    <w:bookmarkStart w:id="44" w:name="X00c3925af46a1faa6e712e79ee85695149f6aaf"/>
     <w:p>
       <w:pPr>
         <w:pStyle w:val="Heading4"/>
       </w:pPr>
       <w:r>
-        <w:t xml:space="preserve">1.3.5.1 Week 13 – Physics-informed and constrained ML</w:t>
-      </w:r>
-    </w:p>
-    <w:p>
-      <w:pPr>
-        <w:pStyle w:val="FirstParagraph"/>
-      </w:pPr>
+        <w:t xml:space="preserve">1.3.5.1 Week 13 – Physics-informed and constrained ML —</w:t>
+      </w:r>
+      <w:r>
+        <w:t xml:space="preserve"> </w:t>
+      </w:r>
       <w:r>
         <w:rPr>
           <w:i/>
           <w:iCs/>
         </w:rPr>
-        <w:t xml:space="preserve">Lecture: Tuesday, 07.07.2026, 14:15-15:45 | Exercise: Thursday, 09.07.2026, 16:15-17:45</w:t>
-      </w:r>
-    </w:p>
-    <w:p>
-      <w:pPr>
-        <w:pStyle w:val="BodyText"/>
-      </w:pPr>
-      <w:r>
-        <w:rPr>
-          <w:b/>
-          <w:bCs/>
-        </w:rPr>
-        <w:t xml:space="preserve">Slides:</w:t>
-      </w:r>
-      <w:r>
-        <w:t xml:space="preserve"> </w:t>
-      </w:r>
-      <w:hyperlink r:id="rId41">
-        <w:r>
-          <w:rPr>
-            <w:rStyle w:val="Hyperlink"/>
-          </w:rPr>
-          <w:t xml:space="preserve">Open</w:t>
-        </w:r>
-      </w:hyperlink>
-    </w:p>
-    <w:p>
-      <w:pPr>
-        <w:pStyle w:val="Compact"/>
-        <w:numPr>
-          <w:ilvl w:val="0"/>
-          <w:numId w:val="1025"/>
-        </w:numPr>
-      </w:pPr>
-      <w:r>
-        <w:t xml:space="preserve">Embedding physical constraints into ML models.</w:t>
-      </w:r>
-    </w:p>
-    <w:p>
-      <w:pPr>
-        <w:pStyle w:val="Compact"/>
-        <w:numPr>
-          <w:ilvl w:val="0"/>
-          <w:numId w:val="1025"/>
-        </w:numPr>
-      </w:pPr>
-      <w:r>
-        <w:t xml:space="preserve">Penalty terms, soft constraints, hybrid approaches.</w:t>
-      </w:r>
-    </w:p>
-    <w:p>
-      <w:pPr>
-        <w:pStyle w:val="Compact"/>
-        <w:numPr>
-          <w:ilvl w:val="0"/>
-          <w:numId w:val="1025"/>
-        </w:numPr>
-      </w:pPr>
-      <w:r>
-        <w:t xml:space="preserve">Failure modes of unconstrained models.</w:t>
-      </w:r>
-    </w:p>
-    <w:p>
-      <w:pPr>
-        <w:pStyle w:val="FirstParagraph"/>
-      </w:pPr>
-      <w:r>
-        <w:rPr>
-          <w:b/>
-          <w:bCs/>
-        </w:rPr>
-        <w:t xml:space="preserve">Exercise:</w:t>
-      </w:r>
-      <w:r>
-        <w:t xml:space="preserve"> </w:t>
-      </w:r>
-      <w:r>
-        <w:t xml:space="preserve">Train a constrained model for a processing or characterization task.</w:t>
-      </w:r>
-    </w:p>
-    <w:p>
-      <w:r>
-        <w:pict>
-          <v:rect style="width:0;height:1.5pt" o:hralign="center" o:hrstd="t" o:hr="t"/>
-        </w:pict>
-      </w:r>
-    </w:p>
-    <w:bookmarkEnd w:id="42"/>
-    <w:bookmarkStart w:id="44" w:name="Xb7bd54377565a382257ba886712490910aea32c"/>
-    <w:p>
-      <w:pPr>
-        <w:pStyle w:val="Heading4"/>
-      </w:pPr>
-      <w:r>
-        <w:t xml:space="preserve">1.3.5.2 Week 14 – Integration, limits, and reflection</w:t>
+        <w:t xml:space="preserve">self-study (lecture cancelled)</w:t>
       </w:r>
     </w:p>
     <w:p>
@@ -2962,9 +2866,169 @@
           <w:i/>
           <w:iCs/>
         </w:rPr>
-        <w:t xml:space="preserve">Lecture: Tuesday, 14.07.2026, 14:15-15:45 | Exercise: Thursday, 16.07.2026, 16:15-17:45</w:t>
-      </w:r>
-    </w:p>
+        <w:t xml:space="preserve">Lecture cancelled (Tuesday, 07.07.2026) — delivered as required self-study. Exercise: Thursday, 09.07.2026, 16:15-17:45 takes place as scheduled.</w:t>
+      </w:r>
+    </w:p>
+    <w:tbl>
+      <w:tblPr>
+        <w:tblStyle w:val="Table"/>
+        <w:tblLook w:firstRow="0" w:lastRow="0" w:firstColumn="0" w:lastColumn="0" w:noHBand="0" w:noVBand="0" w:val="0000"/>
+        <w:tblBorders>
+          <w:top w:val="single" w:sz="4" w:space="0" w:color="EB9113"/>
+          <w:left w:val="single" w:sz="24" w:space="0" w:color="EB9113"/>
+          <w:bottom w:val="single" w:sz="4" w:space="0" w:color="EB9113"/>
+          <w:right w:val="single" w:sz="4" w:space="0" w:color="EB9113"/>
+        </w:tblBorders>
+        <w:tblCellMar>
+          <w:left w:w="144" w:type="dxa"/>
+          <w:right w:w="144" w:type="dxa"/>
+        </w:tblCellMar>
+        <w:tblLook w:firstRow="0" w:lastRow="0" w:firstColumn="0" w:lastColumn="0" w:noHBand="0" w:noVBand="0" w:val="0000"/>
+      </w:tblPr>
+      <w:tr>
+        <w:trPr>
+          <w:cantSplit/>
+        </w:trPr>
+        <w:tc>
+          <w:tcPr>
+            <w:shd w:color="auto" w:fill="fcefdc" w:val="clear"/>
+            <w:tcMar>
+              <w:top w:w="92" w:type="dxa"/>
+              <w:bottom w:w="92" w:type="dxa"/>
+            </w:tcMar>
+          </w:tcPr>
+          <w:p>
+            <w:pPr>
+              <w:pStyle w:val="BodyText"/>
+            </w:pPr>
+            <w:pPr>
+              <w:spacing w:before="0" w:after="0"/>
+              <w:textAlignment w:val="center"/>
+            </w:pPr>
+            <w:r>
+              <w:drawing>
+                <wp:inline>
+                  <wp:extent cx="152400" cy="152400"/>
+                  <wp:effectExtent b="0" l="0" r="0" t="0"/>
+                  <wp:docPr descr="" title="" id="41" name="Picture"/>
+                  <a:graphic>
+                    <a:graphicData uri="http://schemas.openxmlformats.org/drawingml/2006/picture">
+                      <pic:pic>
+                        <pic:nvPicPr>
+                          <pic:cNvPr descr="/opt/quarto/share/formats/docx/warning.png" id="42" name="Picture"/>
+                          <pic:cNvPicPr>
+                            <a:picLocks noChangeArrowheads="1" noChangeAspect="1"/>
+                          </pic:cNvPicPr>
+                        </pic:nvPicPr>
+                        <pic:blipFill>
+                          <a:blip r:embed="rId24"/>
+                          <a:stretch>
+                            <a:fillRect/>
+                          </a:stretch>
+                        </pic:blipFill>
+                        <pic:spPr bwMode="auto">
+                          <a:xfrm>
+                            <a:off x="0" y="0"/>
+                            <a:ext cx="152400" cy="152400"/>
+                          </a:xfrm>
+                          <a:prstGeom prst="rect">
+                            <a:avLst/>
+                          </a:prstGeom>
+                          <a:noFill/>
+                          <a:ln w="9525">
+                            <a:noFill/>
+                            <a:headEnd/>
+                            <a:tailEnd/>
+                          </a:ln>
+                        </pic:spPr>
+                      </pic:pic>
+                    </a:graphicData>
+                  </a:graphic>
+                </wp:inline>
+              </w:drawing>
+            </w:r>
+            <w:r>
+              <w:t xml:space="preserve"> </w:t>
+            </w:r>
+            <w:r>
+              <w:t xml:space="preserve"> </w:t>
+            </w:r>
+            <w:r>
+              <w:t xml:space="preserve">No lecture on 07.07.2026</w:t>
+            </w:r>
+          </w:p>
+        </w:tc>
+      </w:tr>
+      <w:tr>
+        <w:trPr>
+          <w:cantSplit/>
+        </w:trPr>
+        <w:tc>
+          <w:tcPr>
+            <w:tcMar>
+              <w:top w:w="108" w:type="dxa"/>
+              <w:bottom w:w="108" w:type="dxa"/>
+            </w:tcMar>
+          </w:tcPr>
+          <w:p>
+            <w:pPr>
+              <w:pStyle w:val="BodyText"/>
+            </w:pPr>
+            <w:pPr>
+              <w:spacing w:before="16" w:after="16"/>
+            </w:pPr>
+            <w:r>
+              <w:t xml:space="preserve">The Tuesday lecture does not take place. This unit —</w:t>
+            </w:r>
+            <w:r>
+              <w:t xml:space="preserve"> </w:t>
+            </w:r>
+            <w:r>
+              <w:rPr>
+                <w:b/>
+                <w:bCs/>
+              </w:rPr>
+              <w:t xml:space="preserve">physics-informed and constrained ML</w:t>
+            </w:r>
+            <w:r>
+              <w:t xml:space="preserve"> </w:t>
+            </w:r>
+            <w:r>
+              <w:t xml:space="preserve">— is</w:t>
+            </w:r>
+            <w:r>
+              <w:t xml:space="preserve"> </w:t>
+            </w:r>
+            <w:r>
+              <w:rPr>
+                <w:b/>
+                <w:bCs/>
+              </w:rPr>
+              <w:t xml:space="preserve">required self-study</w:t>
+            </w:r>
+            <w:r>
+              <w:t xml:space="preserve"> </w:t>
+            </w:r>
+            <w:r>
+              <w:t xml:space="preserve">from the slide deck below. It remains examinable and is the unit that delivers the</w:t>
+            </w:r>
+            <w:r>
+              <w:t xml:space="preserve"> </w:t>
+            </w:r>
+            <w:r>
+              <w:t xml:space="preserve">“integrate physical constraints into ML workflows”</w:t>
+            </w:r>
+            <w:r>
+              <w:t xml:space="preserve"> </w:t>
+            </w:r>
+            <w:r>
+              <w:t xml:space="preserve">learning outcome. The Thursday exercise runs as normal.</w:t>
+            </w:r>
+          </w:p>
+          <w:p/>
+        </w:tc>
+      </w:tr>
+    </w:tbl>
     <w:p>
       <w:pPr>
         <w:pStyle w:val="BodyText"/>
@@ -2974,7 +3038,7 @@
           <w:b/>
           <w:bCs/>
         </w:rPr>
-        <w:t xml:space="preserve">Slides:</w:t>
+        <w:t xml:space="preserve">Slides (required self-study):</w:t>
       </w:r>
       <w:r>
         <w:t xml:space="preserve"> </w:t>
@@ -2993,35 +3057,35 @@
         <w:pStyle w:val="Compact"/>
         <w:numPr>
           <w:ilvl w:val="0"/>
-          <w:numId w:val="1026"/>
-        </w:numPr>
-      </w:pPr>
-      <w:r>
-        <w:t xml:space="preserve">Explainability for experimental ML (CAMs, SHAP).</w:t>
-      </w:r>
-    </w:p>
-    <w:p>
-      <w:pPr>
-        <w:pStyle w:val="Compact"/>
-        <w:numPr>
-          <w:ilvl w:val="0"/>
-          <w:numId w:val="1026"/>
-        </w:numPr>
-      </w:pPr>
-      <w:r>
-        <w:t xml:space="preserve">Why ML fails in real labs.</w:t>
-      </w:r>
-    </w:p>
-    <w:p>
-      <w:pPr>
-        <w:pStyle w:val="Compact"/>
-        <w:numPr>
-          <w:ilvl w:val="0"/>
-          <w:numId w:val="1026"/>
-        </w:numPr>
-      </w:pPr>
-      <w:r>
-        <w:t xml:space="preserve">Where ML genuinely changes materials processing.</w:t>
+          <w:numId w:val="1025"/>
+        </w:numPr>
+      </w:pPr>
+      <w:r>
+        <w:t xml:space="preserve">Embedding physical constraints into ML models.</w:t>
+      </w:r>
+    </w:p>
+    <w:p>
+      <w:pPr>
+        <w:pStyle w:val="Compact"/>
+        <w:numPr>
+          <w:ilvl w:val="0"/>
+          <w:numId w:val="1025"/>
+        </w:numPr>
+      </w:pPr>
+      <w:r>
+        <w:t xml:space="preserve">Penalty terms, soft constraints, hybrid approaches.</w:t>
+      </w:r>
+    </w:p>
+    <w:p>
+      <w:pPr>
+        <w:pStyle w:val="Compact"/>
+        <w:numPr>
+          <w:ilvl w:val="0"/>
+          <w:numId w:val="1025"/>
+        </w:numPr>
+      </w:pPr>
+      <w:r>
+        <w:t xml:space="preserve">Failure modes of unconstrained models.</w:t>
       </w:r>
     </w:p>
     <w:p>
@@ -3039,7 +3103,7 @@
         <w:t xml:space="preserve"> </w:t>
       </w:r>
       <w:r>
-        <w:t xml:space="preserve">Mini-project presentations and critical discussion.</w:t>
+        <w:t xml:space="preserve">Train a constrained model for a processing or characterization task.</w:t>
       </w:r>
     </w:p>
     <w:p>
@@ -3050,15 +3114,13 @@
       </w:r>
     </w:p>
     <w:bookmarkEnd w:id="44"/>
-    <w:bookmarkEnd w:id="45"/>
-    <w:bookmarkEnd w:id="46"/>
-    <w:bookmarkStart w:id="47" w:name="learning-outcomes"/>
-    <w:p>
-      <w:pPr>
-        <w:pStyle w:val="Heading2"/>
-      </w:pPr>
-      <w:r>
-        <w:t xml:space="preserve">1.4 Learning Outcomes</w:t>
+    <w:bookmarkStart w:id="46" w:name="Xb7bd54377565a382257ba886712490910aea32c"/>
+    <w:p>
+      <w:pPr>
+        <w:pStyle w:val="Heading4"/>
+      </w:pPr>
+      <w:r>
+        <w:t xml:space="preserve">1.3.5.2 Week 14 – Integration, limits, and reflection</w:t>
       </w:r>
     </w:p>
     <w:p>
@@ -3066,91 +3128,88 @@
         <w:pStyle w:val="FirstParagraph"/>
       </w:pPr>
       <w:r>
-        <w:t xml:space="preserve">Students completing this course will be able to:</w:t>
-      </w:r>
-    </w:p>
-    <w:p>
-      <w:pPr>
-        <w:pStyle w:val="Compact"/>
-        <w:numPr>
-          <w:ilvl w:val="0"/>
-          <w:numId w:val="1027"/>
-        </w:numPr>
-      </w:pPr>
-      <w:r>
-        <w:t xml:space="preserve">Interpret materials processing and characterization data as learning problems.</w:t>
-      </w:r>
-    </w:p>
-    <w:p>
-      <w:pPr>
-        <w:pStyle w:val="Compact"/>
-        <w:numPr>
-          <w:ilvl w:val="0"/>
-          <w:numId w:val="1027"/>
-        </w:numPr>
-      </w:pPr>
-      <w:r>
-        <w:t xml:space="preserve">Build ML pipelines for microstructure analysis, process prediction, and spectral data.</w:t>
-      </w:r>
-    </w:p>
-    <w:p>
-      <w:pPr>
-        <w:pStyle w:val="Compact"/>
-        <w:numPr>
-          <w:ilvl w:val="0"/>
-          <w:numId w:val="1027"/>
-        </w:numPr>
-      </w:pPr>
-      <w:r>
-        <w:t xml:space="preserve">Understand the physics of data formation to avoid common ML pitfalls.</w:t>
-      </w:r>
-    </w:p>
-    <w:p>
-      <w:pPr>
-        <w:pStyle w:val="Compact"/>
-        <w:numPr>
-          <w:ilvl w:val="0"/>
-          <w:numId w:val="1027"/>
-        </w:numPr>
-      </w:pPr>
-      <w:r>
-        <w:t xml:space="preserve">Evaluate generalization, robustness, and uncertainty in experimental ML models.</w:t>
-      </w:r>
-    </w:p>
-    <w:p>
-      <w:pPr>
-        <w:pStyle w:val="Compact"/>
-        <w:numPr>
-          <w:ilvl w:val="0"/>
-          <w:numId w:val="1027"/>
-        </w:numPr>
-      </w:pPr>
-      <w:r>
-        <w:t xml:space="preserve">Apply Gaussian Processes and neural networks as surrogate models.</w:t>
-      </w:r>
-    </w:p>
-    <w:p>
-      <w:pPr>
-        <w:pStyle w:val="Compact"/>
-        <w:numPr>
-          <w:ilvl w:val="0"/>
-          <w:numId w:val="1027"/>
-        </w:numPr>
-      </w:pPr>
-      <w:r>
-        <w:t xml:space="preserve">Integrate physical constraints into ML workflows.</w:t>
-      </w:r>
-    </w:p>
-    <w:p>
-      <w:pPr>
-        <w:pStyle w:val="Compact"/>
-        <w:numPr>
-          <w:ilvl w:val="0"/>
-          <w:numId w:val="1027"/>
-        </w:numPr>
-      </w:pPr>
-      <w:r>
-        <w:t xml:space="preserve">Critically assess claims about ML in materials processing and characterization.</w:t>
+        <w:rPr>
+          <w:i/>
+          <w:iCs/>
+        </w:rPr>
+        <w:t xml:space="preserve">Lecture: Tuesday, 14.07.2026, 14:15-15:45 | Exercise: Thursday, 16.07.2026, 16:15-17:45</w:t>
+      </w:r>
+    </w:p>
+    <w:p>
+      <w:pPr>
+        <w:pStyle w:val="BodyText"/>
+      </w:pPr>
+      <w:r>
+        <w:rPr>
+          <w:b/>
+          <w:bCs/>
+        </w:rPr>
+        <w:t xml:space="preserve">Slides:</w:t>
+      </w:r>
+      <w:r>
+        <w:t xml:space="preserve"> </w:t>
+      </w:r>
+      <w:hyperlink r:id="rId45">
+        <w:r>
+          <w:rPr>
+            <w:rStyle w:val="Hyperlink"/>
+          </w:rPr>
+          <w:t xml:space="preserve">Open</w:t>
+        </w:r>
+      </w:hyperlink>
+    </w:p>
+    <w:p>
+      <w:pPr>
+        <w:pStyle w:val="Compact"/>
+        <w:numPr>
+          <w:ilvl w:val="0"/>
+          <w:numId w:val="1026"/>
+        </w:numPr>
+      </w:pPr>
+      <w:r>
+        <w:t xml:space="preserve">Explainability for experimental ML (CAMs, SHAP).</w:t>
+      </w:r>
+    </w:p>
+    <w:p>
+      <w:pPr>
+        <w:pStyle w:val="Compact"/>
+        <w:numPr>
+          <w:ilvl w:val="0"/>
+          <w:numId w:val="1026"/>
+        </w:numPr>
+      </w:pPr>
+      <w:r>
+        <w:t xml:space="preserve">Why ML fails in real labs.</w:t>
+      </w:r>
+    </w:p>
+    <w:p>
+      <w:pPr>
+        <w:pStyle w:val="Compact"/>
+        <w:numPr>
+          <w:ilvl w:val="0"/>
+          <w:numId w:val="1026"/>
+        </w:numPr>
+      </w:pPr>
+      <w:r>
+        <w:t xml:space="preserve">Where ML genuinely changes materials processing.</w:t>
+      </w:r>
+    </w:p>
+    <w:p>
+      <w:pPr>
+        <w:pStyle w:val="FirstParagraph"/>
+      </w:pPr>
+      <w:r>
+        <w:rPr>
+          <w:b/>
+          <w:bCs/>
+        </w:rPr>
+        <w:t xml:space="preserve">Exercise:</w:t>
+      </w:r>
+      <w:r>
+        <w:t xml:space="preserve"> </w:t>
+      </w:r>
+      <w:r>
+        <w:t xml:space="preserve">Mini-project presentations and critical discussion.</w:t>
       </w:r>
     </w:p>
     <w:p>
@@ -3160,13 +3219,124 @@
         </w:pict>
       </w:r>
     </w:p>
+    <w:bookmarkEnd w:id="46"/>
     <w:bookmarkEnd w:id="47"/>
-    <w:bookmarkStart w:id="50" w:name="lab-possibilities"/>
+    <w:bookmarkEnd w:id="48"/>
+    <w:bookmarkStart w:id="49" w:name="learning-outcomes"/>
     <w:p>
       <w:pPr>
         <w:pStyle w:val="Heading2"/>
       </w:pPr>
       <w:r>
+        <w:t xml:space="preserve">1.4 Learning Outcomes</w:t>
+      </w:r>
+    </w:p>
+    <w:p>
+      <w:pPr>
+        <w:pStyle w:val="FirstParagraph"/>
+      </w:pPr>
+      <w:r>
+        <w:t xml:space="preserve">Students completing this course will be able to:</w:t>
+      </w:r>
+    </w:p>
+    <w:p>
+      <w:pPr>
+        <w:pStyle w:val="Compact"/>
+        <w:numPr>
+          <w:ilvl w:val="0"/>
+          <w:numId w:val="1027"/>
+        </w:numPr>
+      </w:pPr>
+      <w:r>
+        <w:t xml:space="preserve">Interpret materials processing and characterization data as learning problems.</w:t>
+      </w:r>
+    </w:p>
+    <w:p>
+      <w:pPr>
+        <w:pStyle w:val="Compact"/>
+        <w:numPr>
+          <w:ilvl w:val="0"/>
+          <w:numId w:val="1027"/>
+        </w:numPr>
+      </w:pPr>
+      <w:r>
+        <w:t xml:space="preserve">Build ML pipelines for microstructure analysis, process prediction, and spectral data.</w:t>
+      </w:r>
+    </w:p>
+    <w:p>
+      <w:pPr>
+        <w:pStyle w:val="Compact"/>
+        <w:numPr>
+          <w:ilvl w:val="0"/>
+          <w:numId w:val="1027"/>
+        </w:numPr>
+      </w:pPr>
+      <w:r>
+        <w:t xml:space="preserve">Understand the physics of data formation to avoid common ML pitfalls.</w:t>
+      </w:r>
+    </w:p>
+    <w:p>
+      <w:pPr>
+        <w:pStyle w:val="Compact"/>
+        <w:numPr>
+          <w:ilvl w:val="0"/>
+          <w:numId w:val="1027"/>
+        </w:numPr>
+      </w:pPr>
+      <w:r>
+        <w:t xml:space="preserve">Evaluate generalization, robustness, and uncertainty in experimental ML models.</w:t>
+      </w:r>
+    </w:p>
+    <w:p>
+      <w:pPr>
+        <w:pStyle w:val="Compact"/>
+        <w:numPr>
+          <w:ilvl w:val="0"/>
+          <w:numId w:val="1027"/>
+        </w:numPr>
+      </w:pPr>
+      <w:r>
+        <w:t xml:space="preserve">Apply Gaussian Processes and neural networks as surrogate models.</w:t>
+      </w:r>
+    </w:p>
+    <w:p>
+      <w:pPr>
+        <w:pStyle w:val="Compact"/>
+        <w:numPr>
+          <w:ilvl w:val="0"/>
+          <w:numId w:val="1027"/>
+        </w:numPr>
+      </w:pPr>
+      <w:r>
+        <w:t xml:space="preserve">Integrate physical constraints into ML workflows.</w:t>
+      </w:r>
+    </w:p>
+    <w:p>
+      <w:pPr>
+        <w:pStyle w:val="Compact"/>
+        <w:numPr>
+          <w:ilvl w:val="0"/>
+          <w:numId w:val="1027"/>
+        </w:numPr>
+      </w:pPr>
+      <w:r>
+        <w:t xml:space="preserve">Critically assess claims about ML in materials processing and characterization.</w:t>
+      </w:r>
+    </w:p>
+    <w:p>
+      <w:r>
+        <w:pict>
+          <v:rect style="width:0;height:1.5pt" o:hralign="center" o:hrstd="t" o:hr="t"/>
+        </w:pict>
+      </w:r>
+    </w:p>
+    <w:bookmarkEnd w:id="49"/>
+    <w:bookmarkStart w:id="52" w:name="lab-possibilities"/>
+    <w:p>
+      <w:pPr>
+        <w:pStyle w:val="Heading2"/>
+      </w:pPr>
+      <w:r>
         <w:t xml:space="preserve">1.5 Lab Possibilities</w:t>
       </w:r>
     </w:p>
@@ -3290,8 +3460,8 @@
         <w:t xml:space="preserve">Multi-modal fusion of images, spectra, and process parameters.</w:t>
       </w:r>
     </w:p>
-    <w:bookmarkStart w:id="49" w:name="refs"/>
-    <w:bookmarkStart w:id="48" w:name="ref-sandfeld2024materials"/>
+    <w:bookmarkStart w:id="51" w:name="refs"/>
+    <w:bookmarkStart w:id="50" w:name="ref-sandfeld2024materials"/>
     <w:p>
       <w:pPr>
         <w:pStyle w:val="Bibliography"/>
@@ -3313,10 +3483,10 @@
         <w:t xml:space="preserve">. Springer Nature.</w:t>
       </w:r>
     </w:p>
-    <w:bookmarkEnd w:id="48"/>
-    <w:bookmarkEnd w:id="49"/>
     <w:bookmarkEnd w:id="50"/>
     <w:bookmarkEnd w:id="51"/>
+    <w:bookmarkEnd w:id="52"/>
+    <w:bookmarkEnd w:id="53"/>
     <w:sectPr>
       <w:footnotePr>
         <w:numRestart w:val="eachSect"/>

--- a/index.docx
+++ b/index.docx
@@ -31,7 +31,7 @@
         <w:pStyle w:val="Date"/>
       </w:pPr>
       <w:r>
-        <w:t xml:space="preserve">2026-06-21</w:t>
+        <w:t xml:space="preserve">2026-07-05</w:t>
       </w:r>
     </w:p>
     <w:p>
@@ -2261,13 +2261,13 @@
     </w:p>
     <w:bookmarkEnd w:id="32"/>
     <w:bookmarkEnd w:id="33"/>
-    <w:bookmarkStart w:id="40" w:name="X93632e902881f075e5d0c6e5c876cec872af5c2"/>
+    <w:bookmarkStart w:id="40" w:name="Xf55a91a6eba0e941c349bfdbbecc1843c601935"/>
     <w:p>
       <w:pPr>
         <w:pStyle w:val="Heading3"/>
       </w:pPr>
       <w:r>
-        <w:t xml:space="preserve">1.3.4 Unit IV — Characterization, Transformers, and Uncertainty (Weeks 10–12)</w:t>
+        <w:t xml:space="preserve">1.3.4 Unit IV — Characterization, Transformers, and Physics (Weeks 10–12)</w:t>
       </w:r>
     </w:p>
     <w:bookmarkStart w:id="35" w:name="week-10-ml-for-characterization-signals"/>
@@ -2710,13 +2710,13 @@
       </w:r>
     </w:p>
     <w:bookmarkEnd w:id="37"/>
-    <w:bookmarkStart w:id="39" w:name="X3d98a32356bb91bced29b086ed559b53af5e390"/>
+    <w:bookmarkStart w:id="39" w:name="X205ecae74967bf5eab85306a92bfa3292085963"/>
     <w:p>
       <w:pPr>
         <w:pStyle w:val="Heading4"/>
       </w:pPr>
       <w:r>
-        <w:t xml:space="preserve">1.3.4.3 Week 12 – Uncertainty-aware regression &amp; Gaussian Processes</w:t>
+        <w:t xml:space="preserve">1.3.4.3 Week 12 – Physics-informed and constrained ML</w:t>
       </w:r>
     </w:p>
     <w:p>
@@ -2763,7 +2763,7 @@
         </w:numPr>
       </w:pPr>
       <w:r>
-        <w:t xml:space="preserve">Aleatoric vs epistemic uncertainty in experiments.</w:t>
+        <w:t xml:space="preserve">Embedding physical constraints into ML models.</w:t>
       </w:r>
     </w:p>
     <w:p>
@@ -2775,7 +2775,7 @@
         </w:numPr>
       </w:pPr>
       <w:r>
-        <w:t xml:space="preserve">Gaussian Processes as uncertainty-aware surrogates.</w:t>
+        <w:t xml:space="preserve">Penalty terms, soft constraints, hybrid approaches.</w:t>
       </w:r>
     </w:p>
     <w:p>
@@ -2787,19 +2787,7 @@
         </w:numPr>
       </w:pPr>
       <w:r>
-        <w:t xml:space="preserve">Exploration vs exploitation in experimental design.</w:t>
-      </w:r>
-    </w:p>
-    <w:p>
-      <w:pPr>
-        <w:pStyle w:val="Compact"/>
-        <w:numPr>
-          <w:ilvl w:val="0"/>
-          <w:numId w:val="1024"/>
-        </w:numPr>
-      </w:pPr>
-      <w:r>
-        <w:t xml:space="preserve">Connection to materials acceleration platforms.</w:t>
+        <w:t xml:space="preserve">Failure modes of unconstrained models.</w:t>
       </w:r>
     </w:p>
     <w:p>
@@ -2817,7 +2805,7 @@
         <w:t xml:space="preserve"> </w:t>
       </w:r>
       <w:r>
-        <w:t xml:space="preserve">Compare GP regression and NN ensembles for a process-parameter problem.</w:t>
+        <w:t xml:space="preserve">Train a constrained model for a processing or characterization task.</w:t>
       </w:r>
     </w:p>
     <w:p>
@@ -2829,22 +2817,22 @@
     </w:p>
     <w:bookmarkEnd w:id="39"/>
     <w:bookmarkEnd w:id="40"/>
-    <w:bookmarkStart w:id="47" w:name="X02e460dd160f1f3f25087177f7fdb9366ee33c2"/>
+    <w:bookmarkStart w:id="47" w:name="Xea84e34c26420a57bebe0f0f9bae40ea862f9e8"/>
     <w:p>
       <w:pPr>
         <w:pStyle w:val="Heading3"/>
       </w:pPr>
       <w:r>
-        <w:t xml:space="preserve">1.3.5 Unit V — Physics, Trust, and Synthesis (Weeks 13–14)</w:t>
-      </w:r>
-    </w:p>
-    <w:bookmarkStart w:id="44" w:name="X00c3925af46a1faa6e712e79ee85695149f6aaf"/>
+        <w:t xml:space="preserve">1.3.5 Unit V — Uncertainty, Trust, and Synthesis (Weeks 13–14)</w:t>
+      </w:r>
+    </w:p>
+    <w:bookmarkStart w:id="44" w:name="X8b1df253ebbd28195044abe2b9d5372243e9037"/>
     <w:p>
       <w:pPr>
         <w:pStyle w:val="Heading4"/>
       </w:pPr>
       <w:r>
-        <w:t xml:space="preserve">1.3.5.1 Week 13 – Physics-informed and constrained ML —</w:t>
+        <w:t xml:space="preserve">1.3.5.1 Week 13 – Uncertainty-aware regression &amp; Gaussian Processes —</w:t>
       </w:r>
       <w:r>
         <w:t xml:space="preserve"> </w:t>
@@ -2988,7 +2976,7 @@
                 <w:b/>
                 <w:bCs/>
               </w:rPr>
-              <w:t xml:space="preserve">physics-informed and constrained ML</w:t>
+              <w:t xml:space="preserve">uncertainty-aware regression &amp; Gaussian Processes</w:t>
             </w:r>
             <w:r>
               <w:t xml:space="preserve"> </w:t>
@@ -3016,7 +3004,7 @@
               <w:t xml:space="preserve"> </w:t>
             </w:r>
             <w:r>
-              <w:t xml:space="preserve">“integrate physical constraints into ML workflows”</w:t>
+              <w:t xml:space="preserve">“quantify and propagate predictive uncertainty”</w:t>
             </w:r>
             <w:r>
               <w:t xml:space="preserve"> </w:t>
@@ -3061,7 +3049,7 @@
         </w:numPr>
       </w:pPr>
       <w:r>
-        <w:t xml:space="preserve">Embedding physical constraints into ML models.</w:t>
+        <w:t xml:space="preserve">Aleatoric vs epistemic uncertainty in experiments.</w:t>
       </w:r>
     </w:p>
     <w:p>
@@ -3073,7 +3061,7 @@
         </w:numPr>
       </w:pPr>
       <w:r>
-        <w:t xml:space="preserve">Penalty terms, soft constraints, hybrid approaches.</w:t>
+        <w:t xml:space="preserve">Gaussian Processes as uncertainty-aware surrogates.</w:t>
       </w:r>
     </w:p>
     <w:p>
@@ -3085,7 +3073,19 @@
         </w:numPr>
       </w:pPr>
       <w:r>
-        <w:t xml:space="preserve">Failure modes of unconstrained models.</w:t>
+        <w:t xml:space="preserve">Exploration vs exploitation in experimental design.</w:t>
+      </w:r>
+    </w:p>
+    <w:p>
+      <w:pPr>
+        <w:pStyle w:val="Compact"/>
+        <w:numPr>
+          <w:ilvl w:val="0"/>
+          <w:numId w:val="1025"/>
+        </w:numPr>
+      </w:pPr>
+      <w:r>
+        <w:t xml:space="preserve">Connection to materials acceleration platforms.</w:t>
       </w:r>
     </w:p>
     <w:p>
@@ -3103,7 +3103,7 @@
         <w:t xml:space="preserve"> </w:t>
       </w:r>
       <w:r>
-        <w:t xml:space="preserve">Train a constrained model for a processing or characterization task.</w:t>
+        <w:t xml:space="preserve">Compare GP regression and NN ensembles for a process-parameter problem.</w:t>
       </w:r>
     </w:p>
     <w:p>

--- a/index.docx
+++ b/index.docx
@@ -31,7 +31,7 @@
         <w:pStyle w:val="Date"/>
       </w:pPr>
       <w:r>
-        <w:t xml:space="preserve">2026-07-05</w:t>
+        <w:t xml:space="preserve">2026-07-11</w:t>
       </w:r>
     </w:p>
     <w:p>
@@ -1259,13 +1259,13 @@
       </w:r>
     </w:p>
     <w:bookmarkEnd w:id="19"/>
-    <w:bookmarkStart w:id="21" w:name="Xa75b8e53448ea520fb31b5b07bcc5a6ae0edfbe"/>
+    <w:bookmarkStart w:id="21" w:name="X8e6a26ce8de7ca0f858a543b438dbd6301eef45"/>
     <w:p>
       <w:pPr>
         <w:pStyle w:val="Heading4"/>
       </w:pPr>
       <w:r>
-        <w:t xml:space="preserve">1.3.2.2 Week 5 – Neural networks for microstructure images</w:t>
+        <w:t xml:space="preserve">1.3.2.2 Week 5 – Unsupervised learning: clustering &amp; autoencoders</w:t>
       </w:r>
     </w:p>
     <w:p>
@@ -1312,7 +1312,7 @@
         </w:numPr>
       </w:pPr>
       <w:r>
-        <w:t xml:space="preserve">CNN intuition: filters as structure detectors.</w:t>
+        <w:t xml:space="preserve">Clustering materials data without labels: k-means and Gaussian mixtures.</w:t>
       </w:r>
     </w:p>
     <w:p>
@@ -1324,13 +1324,7 @@
         </w:numPr>
       </w:pPr>
       <w:r>
-        <w:t xml:space="preserve">Example tasks:</w:t>
-      </w:r>
-      <w:r>
-        <w:t xml:space="preserve"> </w:t>
-      </w:r>
-      <w:r>
-        <w:t xml:space="preserve">phase segmentation, defect detection, porosity identification.</w:t>
+        <w:t xml:space="preserve">CNN embeddings as unsupervised feature spaces for phase discovery.</w:t>
       </w:r>
     </w:p>
     <w:p>
@@ -1342,7 +1336,7 @@
         </w:numPr>
       </w:pPr>
       <w:r>
-        <w:t xml:space="preserve">Overfitting risks with small datasets.</w:t>
+        <w:t xml:space="preserve">Autoencoders for compression, denoising, and anomaly detection.</w:t>
       </w:r>
     </w:p>
     <w:p>
@@ -1370,13 +1364,13 @@
           <w:b/>
           <w:bCs/>
         </w:rPr>
-        <w:t xml:space="preserve">Convolutional Neural Networks (CNNs)</w:t>
-      </w:r>
-      <w:r>
-        <w:t xml:space="preserve"> </w:t>
-      </w:r>
-      <w:r>
-        <w:t xml:space="preserve">for materials characterization</w:t>
+        <w:t xml:space="preserve">K-means and GMM</w:t>
+      </w:r>
+      <w:r>
+        <w:t xml:space="preserve"> </w:t>
+      </w:r>
+      <w:r>
+        <w:t xml:space="preserve">for discovering structure in descriptors and spectra; choosing and defending K</w:t>
       </w:r>
     </w:p>
     <w:p>
@@ -1388,7 +1382,17 @@
         </w:numPr>
       </w:pPr>
       <w:r>
-        <w:t xml:space="preserve">Hierarchical structure detectors: edges → textures → phase morphologies</w:t>
+        <w:rPr>
+          <w:b/>
+          <w:bCs/>
+        </w:rPr>
+        <w:t xml:space="preserve">Frozen CNN embeddings</w:t>
+      </w:r>
+      <w:r>
+        <w:t xml:space="preserve"> </w:t>
+      </w:r>
+      <w:r>
+        <w:t xml:space="preserve">as feature extractors — no labels needed</w:t>
       </w:r>
     </w:p>
     <w:p>
@@ -1400,7 +1404,14 @@
         </w:numPr>
       </w:pPr>
       <w:r>
-        <w:t xml:space="preserve">Filters and pooling; parameter efficiency vs. MLPs</w:t>
+        <w:rPr>
+          <w:b/>
+          <w:bCs/>
+        </w:rPr>
+        <w:t xml:space="preserve">Hyperspectral clustering</w:t>
+      </w:r>
+      <w:r>
+        <w:t xml:space="preserve">: flatten datacubes (EELS/EDS), cluster, re-image as phase maps</w:t>
       </w:r>
     </w:p>
     <w:p>
@@ -1412,7 +1423,14 @@
         </w:numPr>
       </w:pPr>
       <w:r>
-        <w:t xml:space="preserve">Case studies: phase segmentation, defect detection</w:t>
+        <w:rPr>
+          <w:b/>
+          <w:bCs/>
+        </w:rPr>
+        <w:t xml:space="preserve">Autoencoders</w:t>
+      </w:r>
+      <w:r>
+        <w:t xml:space="preserve">: low-dimensional bottleneck representations for materials images</w:t>
       </w:r>
     </w:p>
     <w:p>
@@ -1424,7 +1442,17 @@
         </w:numPr>
       </w:pPr>
       <w:r>
-        <w:t xml:space="preserve">Practical challenges: high-resolution, noisy micrographs</w:t>
+        <w:rPr>
+          <w:b/>
+          <w:bCs/>
+        </w:rPr>
+        <w:t xml:space="preserve">Anomaly detection</w:t>
+      </w:r>
+      <w:r>
+        <w:t xml:space="preserve"> </w:t>
+      </w:r>
+      <w:r>
+        <w:t xml:space="preserve">via reconstruction-error thresholding on nominal data</w:t>
       </w:r>
     </w:p>
     <w:p>
@@ -1439,10 +1467,10 @@
         <w:t xml:space="preserve">Exercise:</w:t>
       </w:r>
       <w:r>
-        <w:br/>
-      </w:r>
-      <w:r>
-        <w:t xml:space="preserve">Train a small CNN on microstructure images; analyze failure cases.</w:t>
+        <w:t xml:space="preserve"> </w:t>
+      </w:r>
+      <w:r>
+        <w:t xml:space="preserve">Cluster materials data with k-means and train a convolutional autoencoder; evaluate clustering quality and anomaly detection.</w:t>
       </w:r>
     </w:p>
     <w:p>
@@ -3114,13 +3142,13 @@
       </w:r>
     </w:p>
     <w:bookmarkEnd w:id="44"/>
-    <w:bookmarkStart w:id="46" w:name="Xb7bd54377565a382257ba886712490910aea32c"/>
+    <w:bookmarkStart w:id="46" w:name="Xa7f4a7e3ab14bcfe17154e16750e4ad95d944de"/>
     <w:p>
       <w:pPr>
         <w:pStyle w:val="Heading4"/>
       </w:pPr>
       <w:r>
-        <w:t xml:space="preserve">1.3.5.2 Week 14 – Integration, limits, and reflection</w:t>
+        <w:t xml:space="preserve">1.3.5.2 Week 14 – Course recap: from materials data to trustworthy models</w:t>
       </w:r>
     </w:p>
     <w:p>
@@ -3167,7 +3195,7 @@
         </w:numPr>
       </w:pPr>
       <w:r>
-        <w:t xml:space="preserve">Explainability for experimental ML (CAMs, SHAP).</w:t>
+        <w:t xml:space="preserve">The course in one map: raw materials data → representations → models → uncertainty and trust.</w:t>
       </w:r>
     </w:p>
     <w:p>
@@ -3179,7 +3207,7 @@
         </w:numPr>
       </w:pPr>
       <w:r>
-        <w:t xml:space="preserve">Why ML fails in real labs.</w:t>
+        <w:t xml:space="preserve">Unit-by-unit recap (Units 1–12), each with four checkpoints: what question, what method &amp; equation, when to reach for it and where it breaks, what you must be able to do in the exam.</w:t>
       </w:r>
     </w:p>
     <w:p>
@@ -3191,7 +3219,55 @@
         </w:numPr>
       </w:pPr>
       <w:r>
-        <w:t xml:space="preserve">Where ML genuinely changes materials processing.</w:t>
+        <w:t xml:space="preserve">Decision guide: twelve real lab scenarios mapped to the right method and unit.</w:t>
+      </w:r>
+    </w:p>
+    <w:p>
+      <w:pPr>
+        <w:pStyle w:val="Compact"/>
+        <w:numPr>
+          <w:ilvl w:val="0"/>
+          <w:numId w:val="1026"/>
+        </w:numPr>
+      </w:pPr>
+      <w:r>
+        <w:t xml:space="preserve">Two questions before any deployment:</w:t>
+      </w:r>
+      <w:r>
+        <w:t xml:space="preserve"> </w:t>
+      </w:r>
+      <w:r>
+        <w:t xml:space="preserve">“Where did this data come from?”</w:t>
+      </w:r>
+      <w:r>
+        <w:t xml:space="preserve"> </w:t>
+      </w:r>
+      <w:r>
+        <w:t xml:space="preserve">(Units 1–3) and</w:t>
+      </w:r>
+      <w:r>
+        <w:t xml:space="preserve"> </w:t>
+      </w:r>
+      <w:r>
+        <w:t xml:space="preserve">“How wrong can I afford to be?”</w:t>
+      </w:r>
+      <w:r>
+        <w:t xml:space="preserve"> </w:t>
+      </w:r>
+      <w:r>
+        <w:t xml:space="preserve">(Unit 12).</w:t>
+      </w:r>
+    </w:p>
+    <w:p>
+      <w:pPr>
+        <w:pStyle w:val="Compact"/>
+        <w:numPr>
+          <w:ilvl w:val="0"/>
+          <w:numId w:val="1026"/>
+        </w:numPr>
+      </w:pPr>
+      <w:r>
+        <w:t xml:space="preserve">Exam scope and mini-project rubric.</w:t>
       </w:r>
     </w:p>
     <w:p>
